--- a/작업일지/25주차.docx
+++ b/작업일지/25주차.docx
@@ -1,6 +1,6 @@
 
 <file path=word/document.xml><?xml version="1.0" encoding="utf-8"?>
-<w:document xmlns:wpc="http://schemas.microsoft.com/office/word/2010/wordprocessingCanvas" xmlns:cx="http://schemas.microsoft.com/office/drawing/2014/chartex" xmlns:cx1="http://schemas.microsoft.com/office/drawing/2015/9/8/chartex" xmlns:cx2="http://schemas.microsoft.com/office/drawing/2015/10/21/chartex" xmlns:cx3="http://schemas.microsoft.com/office/drawing/2016/5/9/chartex" xmlns:cx4="http://schemas.microsoft.com/office/drawing/2016/5/10/chartex" xmlns:cx5="http://schemas.microsoft.com/office/drawing/2016/5/11/chartex" xmlns:cx6="http://schemas.microsoft.com/office/drawing/2016/5/12/chartex" xmlns:cx7="http://schemas.microsoft.com/office/drawing/2016/5/13/chartex" xmlns:cx8="http://schemas.microsoft.com/office/drawing/2016/5/14/chartex" xmlns:mc="http://schemas.openxmlformats.org/markup-compatibility/2006" xmlns:aink="http://schemas.microsoft.com/office/drawing/2016/ink" xmlns:am3d="http://schemas.microsoft.com/office/drawing/2017/model3d" xmlns:o="urn:schemas-microsoft-com:office:office" xmlns:oel="http://schemas.microsoft.com/office/2019/extlst" xmlns:r="http://schemas.openxmlformats.org/officeDocument/2006/relationships" xmlns:m="http://schemas.openxmlformats.org/officeDocument/2006/math" xmlns:v="urn:schemas-microsoft-com:vml" xmlns:wp14="http://schemas.microsoft.com/office/word/2010/wordprocessingDrawing" xmlns:wp="http://schemas.openxmlformats.org/drawingml/2006/wordprocessingDrawing" xmlns:w10="urn:schemas-microsoft-com:office:word" xmlns:w="http://schemas.openxmlformats.org/wordprocessingml/2006/main" xmlns:w14="http://schemas.microsoft.com/office/word/2010/wordml" xmlns:w15="http://schemas.microsoft.com/office/word/2012/wordml" xmlns:w16cex="http://schemas.microsoft.com/office/word/2018/wordml/cex" xmlns:w16cid="http://schemas.microsoft.com/office/word/2016/wordml/cid" xmlns:w16="http://schemas.microsoft.com/office/word/2018/wordml" xmlns:w16du="http://schemas.microsoft.com/office/word/2023/wordml/word16du" xmlns:w16sdtdh="http://schemas.microsoft.com/office/word/2020/wordml/sdtdatahash" xmlns:w16sdtfl="http://schemas.microsoft.com/office/word/2024/wordml/sdtformatlock" xmlns:w16se="http://schemas.microsoft.com/office/word/2015/wordml/symex" xmlns:wpg="http://schemas.microsoft.com/office/word/2010/wordprocessingGroup" xmlns:wpi="http://schemas.microsoft.com/office/word/2010/wordprocessingInk" xmlns:wne="http://schemas.microsoft.com/office/word/2006/wordml" xmlns:wps="http://schemas.microsoft.com/office/word/2010/wordprocessingShape" mc:Ignorable="w14 w15 w16se w16cid w16 w16cex w16sdtdh w16sdtfl w16du wp14">
+<w:document xmlns:wpc="http://schemas.microsoft.com/office/word/2010/wordprocessingCanvas" xmlns:mc="http://schemas.openxmlformats.org/markup-compatibility/2006" xmlns:o="urn:schemas-microsoft-com:office:office" xmlns:r="http://schemas.openxmlformats.org/officeDocument/2006/relationships" xmlns:m="http://schemas.openxmlformats.org/officeDocument/2006/math" xmlns:v="urn:schemas-microsoft-com:vml" xmlns:wp14="http://schemas.microsoft.com/office/word/2010/wordprocessingDrawing" xmlns:wp="http://schemas.openxmlformats.org/drawingml/2006/wordprocessingDrawing" xmlns:w10="urn:schemas-microsoft-com:office:word" xmlns:w="http://schemas.openxmlformats.org/wordprocessingml/2006/main" xmlns:w14="http://schemas.microsoft.com/office/word/2010/wordml" xmlns:w15="http://schemas.microsoft.com/office/word/2012/wordml" xmlns:wpg="http://schemas.microsoft.com/office/word/2010/wordprocessingGroup" xmlns:wpi="http://schemas.microsoft.com/office/word/2010/wordprocessingInk" xmlns:wne="http://schemas.microsoft.com/office/word/2006/wordml" xmlns:wps="http://schemas.microsoft.com/office/word/2010/wordprocessingShape">
   <w:body>
     <w:tbl>
       <w:tblPr>
@@ -19,7 +19,7 @@
       </w:tblGrid>
       <w:tr>
         <w:trPr>
-          <w:trHeight w:val="888"/>
+          <w:trHeight w:val="888" w:hRule="atLeast"/>
         </w:trPr>
         <w:tc>
           <w:tcPr>
@@ -93,6 +93,11 @@
                 <w:szCs w:val="20"/>
               </w:rPr>
               <w:br/>
+            </w:r>
+            <w:r>
+              <w:rPr>
+                <w:szCs w:val="20"/>
+              </w:rPr>
               <w:t>2021180035 임찬진</w:t>
             </w:r>
           </w:p>
@@ -129,23 +134,48 @@
             <w:pPr>
               <w:jc w:val="center"/>
               <w:rPr>
+                <w:lang w:eastAsia="ko-KR"/>
+                <w:rFonts w:hint="eastAsia"/>
                 <w:sz w:val="24"/>
                 <w:szCs w:val="24"/>
+                <w:rtl w:val="off"/>
               </w:rPr>
             </w:pPr>
             <w:r>
               <w:rPr>
+                <w:lang w:eastAsia="ko-KR"/>
                 <w:sz w:val="24"/>
                 <w:szCs w:val="24"/>
-              </w:rPr>
-              <w:t>임박박전설의시작</w:t>
+                <w:rtl w:val="off"/>
+              </w:rPr>
+              <w:t>PIP</w:t>
+            </w:r>
+          </w:p>
+          <w:p>
+            <w:pPr>
+              <w:jc w:val="center"/>
+              <w:rPr>
+                <w:sz w:val="24"/>
+                <w:szCs w:val="24"/>
+              </w:rPr>
+            </w:pPr>
+            <w:r>
+              <w:rPr>
+                <w:lang w:eastAsia="ko-KR"/>
+                <w:b w:val="0"/>
+                <w:bCs w:val="0"/>
+                <w:sz w:val="16"/>
+                <w:szCs w:val="16"/>
+                <w:rtl w:val="off"/>
+              </w:rPr>
+              <w:t>(PARK &amp; IM &amp; PARK)</w:t>
             </w:r>
           </w:p>
         </w:tc>
       </w:tr>
       <w:tr>
         <w:trPr>
-          <w:trHeight w:val="648"/>
+          <w:trHeight w:val="648" w:hRule="atLeast"/>
         </w:trPr>
         <w:tc>
           <w:tcPr>
@@ -318,7 +348,7 @@
       </w:tr>
       <w:tr>
         <w:trPr>
-          <w:trHeight w:val="1266"/>
+          <w:trHeight w:val="1266" w:hRule="atLeast"/>
         </w:trPr>
         <w:tc>
           <w:tcPr>
@@ -351,47 +381,163 @@
           </w:tcPr>
           <w:p>
             <w:pPr>
+              <w:jc w:val="left"/>
               <w:spacing w:after="160"/>
-              <w:jc w:val="left"/>
               <w:rPr>
                 <w:rFonts w:ascii="맑은 고딕" w:eastAsia="맑은 고딕" w:hAnsi="맑은 고딕"/>
                 <w:b/>
                 <w:bCs/>
               </w:rPr>
             </w:pPr>
-            <w:hyperlink r:id="rId7" w:history="1">
-              <w:r>
-                <w:rPr>
-                  <w:rStyle w:val="a6"/>
-                  <w:rFonts w:ascii="맑은 고딕" w:eastAsia="맑은 고딕" w:hAnsi="맑은 고딕"/>
-                  <w:b/>
-                  <w:bCs/>
-                </w:rPr>
-                <w:t>BT도입하고 서버 크러쉬 나던 문제 해결</w:t>
-              </w:r>
-            </w:hyperlink>
+            <w:r>
+              <w:fldChar w:fldCharType="begin"/>
+            </w:r>
+            <w:r>
+              <w:instrText xml:space="preserve"> HYPERLINK "https://github.com/AACHANJINAA/PIP/commit/00d8a240007e983771d6eb0c4d5305b75e4ca3a9" </w:instrText>
+            </w:r>
+            <w:r>
+              <w:fldChar w:fldCharType="separate"/>
+            </w:r>
+            <w:r>
+              <w:rPr>
+                <w:rStyle w:val="a6"/>
+                <w:rFonts w:ascii="맑은 고딕" w:eastAsia="맑은 고딕" w:hAnsi="맑은 고딕"/>
+                <w:b/>
+                <w:bCs/>
+              </w:rPr>
+              <w:t>BT도입하고 서버 크러쉬 나던 문제 해결</w:t>
+            </w:r>
+            <w:r>
+              <w:fldChar w:fldCharType="end"/>
+            </w:r>
           </w:p>
           <w:p>
             <w:pPr>
+              <w:jc w:val="left"/>
               <w:spacing w:after="160"/>
-              <w:jc w:val="left"/>
+              <w:rPr>
+                <w:lang/>
+                <w:rFonts w:ascii="맑은 고딕" w:eastAsia="맑은 고딕" w:hAnsi="맑은 고딕"/>
+                <w:b/>
+                <w:bCs/>
+                <w:rtl w:val="off"/>
+              </w:rPr>
+            </w:pPr>
+            <w:r>
+              <w:fldChar w:fldCharType="begin"/>
+            </w:r>
+            <w:r>
+              <w:instrText xml:space="preserve"> HYPERLINK "https://github.com/AACHANJINAA/PIP/commit/7976888192a89d62ec1d36184b2c44e4d1fd321d" </w:instrText>
+            </w:r>
+            <w:r>
+              <w:fldChar w:fldCharType="separate"/>
+            </w:r>
+            <w:r>
+              <w:rPr>
+                <w:rStyle w:val="aa"/>
+                <w:rFonts w:ascii="맑은 고딕" w:eastAsia="맑은 고딕" w:hAnsi="맑은 고딕"/>
+                <w:b/>
+                <w:bCs/>
+              </w:rPr>
+              <w:t>공격패킷을 Action패킷으로 통합</w:t>
+            </w:r>
+            <w:r>
+              <w:fldChar w:fldCharType="end"/>
+            </w:r>
+          </w:p>
+          <w:p>
+            <w:pPr>
+              <w:rPr>
+                <w:lang w:eastAsia="ko-KR"/>
+                <w:rFonts w:hint="eastAsia"/>
+                <w:b/>
+                <w:bCs/>
+                <w:rtl w:val="off"/>
+              </w:rPr>
+            </w:pPr>
+            <w:r>
+              <w:rPr>
+                <w:b/>
+                <w:bCs/>
+              </w:rPr>
+              <w:fldChar w:fldCharType="begin"/>
+            </w:r>
+            <w:r>
+              <w:rPr>
+                <w:b/>
+                <w:bCs/>
+              </w:rPr>
+              <w:instrText xml:space="preserve"> HYPERLINK "https://github.com/AACHANJINAA/PIP/commit/3ae7e22a7f07894b0441c76c824331232d1abf53" </w:instrText>
+            </w:r>
+            <w:r>
+              <w:rPr>
+                <w:b/>
+                <w:bCs/>
+              </w:rPr>
+              <w:fldChar w:fldCharType="separate"/>
+            </w:r>
+            <w:r>
+              <w:rPr>
+                <w:rStyle w:val="aa"/>
+                <w:rFonts w:ascii="맑은 고딕" w:eastAsia="맑은 고딕" w:hAnsi="맑은 고딕" w:cs="맑은 고딕" w:hint="eastAsia"/>
+                <w:b/>
+                <w:bCs/>
+              </w:rPr>
+              <w:t>WaitForGpuComplete() 전역 펜스값을 사용하도록 설정</w:t>
+            </w:r>
+            <w:r>
+              <w:rPr>
+                <w:b/>
+                <w:bCs/>
+              </w:rPr>
+              <w:fldChar w:fldCharType="end"/>
+            </w:r>
+          </w:p>
+          <w:p>
+            <w:pPr>
               <w:rPr>
                 <w:rFonts w:ascii="맑은 고딕" w:eastAsia="맑은 고딕" w:hAnsi="맑은 고딕" w:hint="eastAsia"/>
                 <w:b/>
                 <w:bCs/>
               </w:rPr>
             </w:pPr>
-            <w:hyperlink r:id="rId8" w:history="1">
-              <w:r>
-                <w:rPr>
-                  <w:rStyle w:val="a6"/>
-                  <w:rFonts w:ascii="맑은 고딕" w:eastAsia="맑은 고딕" w:hAnsi="맑은 고딕"/>
-                  <w:b/>
-                  <w:bCs/>
-                </w:rPr>
-                <w:t>공격패킷을 Action패킷으로 통합</w:t>
-              </w:r>
-            </w:hyperlink>
+            <w:r>
+              <w:rPr>
+                <w:b/>
+                <w:bCs/>
+              </w:rPr>
+              <w:fldChar w:fldCharType="begin"/>
+            </w:r>
+            <w:r>
+              <w:rPr>
+                <w:b/>
+                <w:bCs/>
+              </w:rPr>
+              <w:instrText xml:space="preserve"> HYPERLINK "https://github.com/AACHANJINAA/PIP/commit/a3a97e4833811aca5e1ab8c69a5378e1c1c0e88d" </w:instrText>
+            </w:r>
+            <w:r>
+              <w:rPr>
+                <w:b/>
+                <w:bCs/>
+              </w:rPr>
+              <w:fldChar w:fldCharType="separate"/>
+            </w:r>
+            <w:r>
+              <w:rPr>
+                <w:rStyle w:val="aa"/>
+                <w:rFonts w:ascii="맑은 고딕" w:eastAsia="맑은 고딕" w:hAnsi="맑은 고딕" w:cs="맑은 고딕" w:hint="eastAsia"/>
+                <w:b/>
+                <w:bCs/>
+              </w:rPr>
+              <w:t>링 버퍼 방식으로 동적 디스크립터 힙을 관리하도록 수정하여 깜빡이는 문제 해결</w:t>
+            </w:r>
+            <w:r>
+              <w:rPr>
+                <w:b/>
+                <w:bCs/>
+              </w:rPr>
+              <w:fldChar w:fldCharType="end"/>
+            </w:r>
           </w:p>
         </w:tc>
       </w:tr>
@@ -441,139 +587,137 @@
     <w:p>
       <w:pPr>
         <w:pStyle w:val="a3"/>
+        <w:ind w:leftChars="0"/>
+        <w:jc w:val="left"/>
         <w:numPr>
           <w:ilvl w:val="0"/>
-          <w:numId w:val="12"/>
+          <w:numId w:val="1"/>
         </w:numPr>
+        <w:rPr>
+          <w:b/>
+          <w:sz w:val="22"/>
+        </w:rPr>
+      </w:pPr>
+      <w:r>
+        <w:rPr>
+          <w:rFonts w:hint="eastAsia"/>
+          <w:b/>
+          <w:sz w:val="22"/>
+        </w:rPr>
+        <w:t>BT의 get실패와 그리드 맵의 무한 재귀 호출 문제의 콜라보였음</w:t>
+      </w:r>
+    </w:p>
+    <w:p>
+      <w:pPr>
+        <w:pStyle w:val="a3"/>
         <w:ind w:leftChars="0"/>
         <w:jc w:val="left"/>
-        <w:rPr>
-          <w:b/>
-          <w:sz w:val="22"/>
-        </w:rPr>
-      </w:pPr>
-      <w:r>
-        <w:rPr>
-          <w:rFonts w:hint="eastAsia"/>
-          <w:b/>
-          <w:sz w:val="22"/>
-        </w:rPr>
-        <w:t>BT의 get실패와 그리드 맵의 무한 재귀 호출 문제의 콜라보였음</w:t>
-      </w:r>
-    </w:p>
-    <w:p>
-      <w:pPr>
-        <w:pStyle w:val="a3"/>
         <w:numPr>
           <w:ilvl w:val="0"/>
-          <w:numId w:val="12"/>
+          <w:numId w:val="1"/>
         </w:numPr>
+        <w:rPr>
+          <w:b/>
+          <w:sz w:val="22"/>
+        </w:rPr>
+      </w:pPr>
+      <w:r>
+        <w:rPr>
+          <w:rFonts w:hint="eastAsia"/>
+          <w:b/>
+          <w:sz w:val="22"/>
+        </w:rPr>
+        <w:t>유저가 나갈 때 시야 목록을 초기화 해주고 댕글링 포인터 없게 초기화 하고 유저가 나갈 수 있게 설정</w:t>
+      </w:r>
+    </w:p>
+    <w:p>
+      <w:pPr>
+        <w:pStyle w:val="a3"/>
         <w:ind w:leftChars="0"/>
         <w:jc w:val="left"/>
-        <w:rPr>
-          <w:b/>
-          <w:sz w:val="22"/>
-        </w:rPr>
-      </w:pPr>
-      <w:r>
-        <w:rPr>
-          <w:rFonts w:hint="eastAsia"/>
-          <w:b/>
-          <w:sz w:val="22"/>
-        </w:rPr>
-        <w:t>유저가 나갈 때 시야 목록을 초기화 해주고 댕글링 포인터 없게 초기화 하고 유저가 나갈 수 있게 설정</w:t>
-      </w:r>
-    </w:p>
-    <w:p>
-      <w:pPr>
-        <w:pStyle w:val="a3"/>
         <w:numPr>
           <w:ilvl w:val="0"/>
-          <w:numId w:val="12"/>
+          <w:numId w:val="1"/>
         </w:numPr>
+        <w:rPr>
+          <w:b/>
+          <w:sz w:val="22"/>
+        </w:rPr>
+      </w:pPr>
+      <w:r>
+        <w:rPr>
+          <w:rFonts w:hint="eastAsia"/>
+          <w:b/>
+          <w:sz w:val="22"/>
+        </w:rPr>
+        <w:t xml:space="preserve">NPC가 죽거나 하는 경우 NPC 삭제를 해야 되기 때문에 미리 그리드맵과 연동된 삭제 </w:t>
+      </w:r>
+      <w:r>
+        <w:rPr>
+          <w:rFonts w:hint="eastAsia"/>
+          <w:b/>
+          <w:sz w:val="22"/>
+        </w:rPr>
+        <w:t>함수를  Room</w:t>
+      </w:r>
+      <w:r>
+        <w:rPr>
+          <w:rFonts w:hint="eastAsia"/>
+          <w:b/>
+          <w:sz w:val="22"/>
+        </w:rPr>
+        <w:t>에 만들어 둠</w:t>
+      </w:r>
+    </w:p>
+    <w:p>
+      <w:pPr>
+        <w:jc w:val="left"/>
+        <w:rPr>
+          <w:b/>
+          <w:sz w:val="22"/>
+        </w:rPr>
+      </w:pPr>
+      <w:r>
+        <w:rPr>
+          <w:rFonts w:hint="eastAsia"/>
+          <w:b/>
+          <w:sz w:val="22"/>
+        </w:rPr>
+        <w:t>공격 패킷 Action 패킷으로 통합</w:t>
+      </w:r>
+    </w:p>
+    <w:p>
+      <w:pPr>
+        <w:pStyle w:val="a3"/>
         <w:ind w:leftChars="0"/>
         <w:jc w:val="left"/>
-        <w:rPr>
-          <w:b/>
-          <w:sz w:val="22"/>
-        </w:rPr>
-      </w:pPr>
-      <w:r>
-        <w:rPr>
-          <w:rFonts w:hint="eastAsia"/>
-          <w:b/>
-          <w:sz w:val="22"/>
-        </w:rPr>
-        <w:t xml:space="preserve">NPC가 죽거나 하는 경우 NPC 삭제를 해야 되기 때문에 미리 그리드맵과 연동된 삭제 </w:t>
-      </w:r>
-      <w:proofErr w:type="gramStart"/>
-      <w:r>
-        <w:rPr>
-          <w:rFonts w:hint="eastAsia"/>
-          <w:b/>
-          <w:sz w:val="22"/>
-        </w:rPr>
-        <w:t>함수를  Room</w:t>
-      </w:r>
-      <w:proofErr w:type="gramEnd"/>
-      <w:r>
-        <w:rPr>
-          <w:rFonts w:hint="eastAsia"/>
-          <w:b/>
-          <w:sz w:val="22"/>
-        </w:rPr>
-        <w:t>에 만들어 둠</w:t>
-      </w:r>
-    </w:p>
-    <w:p>
-      <w:pPr>
-        <w:jc w:val="left"/>
-        <w:rPr>
-          <w:b/>
-          <w:sz w:val="22"/>
-        </w:rPr>
-      </w:pPr>
-      <w:r>
-        <w:rPr>
-          <w:rFonts w:hint="eastAsia"/>
-          <w:b/>
-          <w:sz w:val="22"/>
-        </w:rPr>
-        <w:t>공격 패킷 Action 패킷으로 통합</w:t>
-      </w:r>
-    </w:p>
-    <w:p>
-      <w:pPr>
-        <w:pStyle w:val="a3"/>
         <w:numPr>
           <w:ilvl w:val="0"/>
-          <w:numId w:val="12"/>
+          <w:numId w:val="1"/>
         </w:numPr>
+        <w:rPr>
+          <w:b/>
+          <w:sz w:val="22"/>
+        </w:rPr>
+      </w:pPr>
+      <w:r>
+        <w:rPr>
+          <w:rFonts w:hint="eastAsia"/>
+          <w:b/>
+          <w:sz w:val="22"/>
+        </w:rPr>
+        <w:t>기존 공격 패킷은 공격 했다만 알릴 수 있어서 확장이 불가피 했음</w:t>
+      </w:r>
+    </w:p>
+    <w:p>
+      <w:pPr>
+        <w:pStyle w:val="a3"/>
         <w:ind w:leftChars="0"/>
         <w:jc w:val="left"/>
-        <w:rPr>
-          <w:b/>
-          <w:sz w:val="22"/>
-        </w:rPr>
-      </w:pPr>
-      <w:r>
-        <w:rPr>
-          <w:rFonts w:hint="eastAsia"/>
-          <w:b/>
-          <w:sz w:val="22"/>
-        </w:rPr>
-        <w:t>기존 공격 패킷은 공격 했다만 알릴 수 있어서 확장이 불가피 했음</w:t>
-      </w:r>
-    </w:p>
-    <w:p>
-      <w:pPr>
-        <w:pStyle w:val="a3"/>
         <w:numPr>
           <w:ilvl w:val="0"/>
-          <w:numId w:val="12"/>
+          <w:numId w:val="1"/>
         </w:numPr>
-        <w:ind w:leftChars="0"/>
-        <w:jc w:val="left"/>
         <w:rPr>
           <w:b/>
           <w:sz w:val="22"/>
@@ -585,10 +729,10 @@
           <w:sz w:val="22"/>
         </w:rPr>
         <w:drawing>
-          <wp:inline distT="0" distB="0" distL="0" distR="0" wp14:anchorId="172CEF2D" wp14:editId="058BEF82">
+          <wp:inline distT="0" distB="0" distL="0" distR="0">
             <wp:extent cx="4810796" cy="1514686"/>
-            <wp:effectExtent l="0" t="0" r="8890" b="9525"/>
-            <wp:docPr id="1327166786" name="그림 1" descr="텍스트, 스크린샷, 폰트이(가) 표시된 사진&#10;&#10;AI 생성 콘텐츠는 정확하지 않을 수 있습니다."/>
+            <wp:effectExtent l="0" t="0" r="0" b="0"/>
+            <wp:docPr id="1025" name="shape1025" hidden="0"/>
             <wp:cNvGraphicFramePr>
               <a:graphicFrameLocks xmlns:a="http://schemas.openxmlformats.org/drawingml/2006/main" noChangeAspect="1"/>
             </wp:cNvGraphicFramePr>
@@ -596,11 +740,20 @@
               <a:graphicData uri="http://schemas.openxmlformats.org/drawingml/2006/picture">
                 <pic:pic xmlns:pic="http://schemas.openxmlformats.org/drawingml/2006/picture">
                   <pic:nvPicPr>
-                    <pic:cNvPr id="1327166786" name="그림 1" descr="텍스트, 스크린샷, 폰트이(가) 표시된 사진&#10;&#10;AI 생성 콘텐츠는 정확하지 않을 수 있습니다."/>
-                    <pic:cNvPicPr/>
+                    <pic:cNvPr id="0" name="이미지"/>
+                    <pic:cNvPicPr preferRelativeResize="1">
+                      <a:picLocks noChangeAspect="1"/>
+                    </pic:cNvPicPr>
                   </pic:nvPicPr>
                   <pic:blipFill>
-                    <a:blip r:embed="rId9"/>
+                    <a:blip r:embed="rId1">
+                      <a:extLst>
+                        <a:ext uri="{28A0092B-C50C-407E-A947-70E740481C1C}">
+                          <a14:useLocalDpi xmlns:a14="http://schemas.microsoft.com/office/drawing/2010/main" val="0"/>
+                        </a:ext>
+                      </a:extLst>
+                    </a:blip>
+                    <a:srcRect/>
                     <a:stretch>
                       <a:fillRect/>
                     </a:stretch>
@@ -610,9 +763,7 @@
                       <a:off x="0" y="0"/>
                       <a:ext cx="4810796" cy="1514686"/>
                     </a:xfrm>
-                    <a:prstGeom prst="rect">
-                      <a:avLst/>
-                    </a:prstGeom>
+                    <a:prstGeom prst="rect"/>
                   </pic:spPr>
                 </pic:pic>
               </a:graphicData>
@@ -624,136 +775,1209 @@
     <w:p>
       <w:pPr>
         <w:pStyle w:val="a3"/>
+        <w:ind w:leftChars="0"/>
+        <w:jc w:val="left"/>
         <w:numPr>
           <w:ilvl w:val="0"/>
-          <w:numId w:val="12"/>
+          <w:numId w:val="1"/>
         </w:numPr>
+        <w:rPr>
+          <w:b/>
+          <w:sz w:val="22"/>
+        </w:rPr>
+      </w:pPr>
+      <w:r>
+        <w:rPr>
+          <w:rFonts w:hint="eastAsia"/>
+          <w:b/>
+          <w:sz w:val="22"/>
+        </w:rPr>
+        <w:t>공격 타입을 열거형으로 설정</w:t>
+      </w:r>
+    </w:p>
+    <w:p>
+      <w:pPr>
+        <w:pStyle w:val="a3"/>
         <w:ind w:leftChars="0"/>
         <w:jc w:val="left"/>
-        <w:rPr>
-          <w:b/>
-          <w:sz w:val="22"/>
-        </w:rPr>
-      </w:pPr>
-      <w:r>
-        <w:rPr>
-          <w:rFonts w:hint="eastAsia"/>
-          <w:b/>
-          <w:sz w:val="22"/>
-        </w:rPr>
-        <w:t>공격 타입을 열거형으로 설정</w:t>
-      </w:r>
-    </w:p>
-    <w:p>
-      <w:pPr>
-        <w:pStyle w:val="a3"/>
         <w:numPr>
           <w:ilvl w:val="0"/>
-          <w:numId w:val="12"/>
+          <w:numId w:val="1"/>
         </w:numPr>
+        <w:rPr>
+          <w:b/>
+          <w:sz w:val="22"/>
+        </w:rPr>
+      </w:pPr>
+      <w:r>
+        <w:rPr>
+          <w:rFonts w:hint="eastAsia"/>
+          <w:b/>
+          <w:sz w:val="22"/>
+        </w:rPr>
+        <w:t>실제 공격의 번호를 설정</w:t>
+      </w:r>
+    </w:p>
+    <w:p>
+      <w:pPr>
+        <w:pStyle w:val="a3"/>
         <w:ind w:leftChars="0"/>
         <w:jc w:val="left"/>
-        <w:rPr>
-          <w:b/>
-          <w:sz w:val="22"/>
-        </w:rPr>
-      </w:pPr>
-      <w:r>
-        <w:rPr>
-          <w:rFonts w:hint="eastAsia"/>
-          <w:b/>
-          <w:sz w:val="22"/>
-        </w:rPr>
-        <w:t>실제 공격의 번호를 설정</w:t>
-      </w:r>
-    </w:p>
-    <w:p>
-      <w:pPr>
-        <w:pStyle w:val="a3"/>
         <w:numPr>
           <w:ilvl w:val="0"/>
-          <w:numId w:val="12"/>
+          <w:numId w:val="1"/>
         </w:numPr>
+        <w:rPr>
+          <w:b/>
+          <w:sz w:val="22"/>
+        </w:rPr>
+      </w:pPr>
+      <w:r>
+        <w:rPr>
+          <w:rFonts w:hint="eastAsia"/>
+          <w:b/>
+          <w:sz w:val="22"/>
+        </w:rPr>
+        <w:t>타겟이 있으면 타겟 id를 설정</w:t>
+      </w:r>
+    </w:p>
+    <w:p>
+      <w:pPr>
+        <w:pStyle w:val="a3"/>
         <w:ind w:leftChars="0"/>
         <w:jc w:val="left"/>
-        <w:rPr>
-          <w:b/>
-          <w:sz w:val="22"/>
-        </w:rPr>
-      </w:pPr>
-      <w:r>
-        <w:rPr>
-          <w:rFonts w:hint="eastAsia"/>
-          <w:b/>
-          <w:sz w:val="22"/>
-        </w:rPr>
-        <w:t>타겟이 있으면 타겟 id를 설정</w:t>
-      </w:r>
-    </w:p>
-    <w:p>
-      <w:pPr>
-        <w:pStyle w:val="a3"/>
         <w:numPr>
           <w:ilvl w:val="0"/>
-          <w:numId w:val="12"/>
+          <w:numId w:val="1"/>
         </w:numPr>
-        <w:ind w:leftChars="0"/>
+        <w:rPr>
+          <w:b/>
+          <w:sz w:val="22"/>
+        </w:rPr>
+      </w:pPr>
+      <w:r>
+        <w:rPr>
+          <w:rFonts w:hint="eastAsia"/>
+          <w:b/>
+          <w:sz w:val="22"/>
+        </w:rPr>
+        <w:t>공격 발생 위치와 공격 방향 설정</w:t>
+      </w:r>
+    </w:p>
+    <w:p>
+      <w:pPr>
         <w:jc w:val="left"/>
         <w:rPr>
-          <w:b/>
-          <w:sz w:val="22"/>
-        </w:rPr>
-      </w:pPr>
-      <w:r>
-        <w:rPr>
           <w:rFonts w:hint="eastAsia"/>
           <w:b/>
           <w:sz w:val="22"/>
         </w:rPr>
-        <w:t>공격 발생 위치와 공격 방향 설정</w:t>
+      </w:pPr>
+      <w:r>
+        <w:rPr>
+          <w:rFonts w:hint="eastAsia"/>
+          <w:b/>
+          <w:sz w:val="22"/>
+        </w:rPr>
+        <w:t>Server to Client 패킷은 기존의 hit_npcs 패킷을 그대로 사용</w:t>
       </w:r>
     </w:p>
     <w:p>
       <w:pPr>
         <w:jc w:val="left"/>
         <w:rPr>
+          <w:b/>
+          <w:sz w:val="22"/>
+        </w:rPr>
+      </w:pPr>
+      <w:r>
+        <w:rPr>
+          <w:b/>
+          <w:sz w:val="22"/>
+        </w:rPr>
+        <w:t>N</w:t>
+      </w:r>
+      <w:r>
+        <w:rPr>
           <w:rFonts w:hint="eastAsia"/>
           <w:b/>
           <w:sz w:val="22"/>
         </w:rPr>
-      </w:pPr>
-      <w:r>
-        <w:rPr>
+        <w:t xml:space="preserve">pc 피격 패킷은 그 npc를 보고 있는 플레이어 에게만 보냄 </w:t>
+      </w:r>
+    </w:p>
+    <w:p>
+      <w:pPr>
+        <w:jc w:val="left"/>
+        <w:rPr>
+          <w:lang w:eastAsia="ko-KR"/>
           <w:rFonts w:hint="eastAsia"/>
           <w:b/>
           <w:sz w:val="22"/>
-        </w:rPr>
-        <w:t>Server to Client 패킷은 기존의 hit_npcs 패킷을 그대로 사용</w:t>
+          <w:rtl w:val="off"/>
+        </w:rPr>
+      </w:pPr>
+      <w:r>
+        <w:rPr>
+          <w:rFonts w:hint="eastAsia"/>
+          <w:b/>
+          <w:sz w:val="22"/>
+        </w:rPr>
+        <w:t>플레이어 끼리</w:t>
+      </w:r>
+      <w:r>
+        <w:rPr>
+          <w:rFonts w:hint="eastAsia"/>
+          <w:b/>
+          <w:sz w:val="22"/>
+        </w:rPr>
+        <w:t xml:space="preserve"> 데이터는 모든 플레이어에게 전송</w:t>
       </w:r>
     </w:p>
     <w:p>
       <w:pPr>
         <w:jc w:val="left"/>
         <w:rPr>
-          <w:b/>
-          <w:sz w:val="22"/>
-        </w:rPr>
-      </w:pPr>
-      <w:r>
-        <w:rPr>
-          <w:b/>
-          <w:sz w:val="22"/>
-        </w:rPr>
-        <w:t>N</w:t>
-      </w:r>
-      <w:r>
-        <w:rPr>
+          <w:lang w:eastAsia="ko-KR"/>
           <w:rFonts w:hint="eastAsia"/>
           <w:b/>
-          <w:sz w:val="22"/>
-        </w:rPr>
-        <w:t xml:space="preserve">pc 피격 패킷은 그 npc를 보고 있는 플레이어 에게만 보냄 </w:t>
-      </w:r>
+          <w:bCs/>
+          <w:sz w:val="22"/>
+          <w:rtl w:val="off"/>
+        </w:rPr>
+      </w:pPr>
+      <w:r>
+        <w:rPr>
+          <w:b/>
+          <w:bCs/>
+          <w:sz w:val="22"/>
+        </w:rPr>
+        <w:t>WaitForGpuComplete() 전역 펜스값을 사용하도록 설정</w:t>
+      </w:r>
+    </w:p>
+    <w:p>
+      <w:pPr>
+        <w:rPr>
+          <w:lang w:eastAsia="ko-KR"/>
+          <w:rFonts w:hint="eastAsia"/>
+          <w:b/>
+          <w:bCs/>
+          <w:sz w:val="22"/>
+          <w:rtl w:val="off"/>
+        </w:rPr>
+      </w:pPr>
+      <w:r>
+        <w:rPr>
+          <w:b/>
+          <w:bCs/>
+          <w:sz w:val="22"/>
+        </w:rPr>
+        <w:t>지난번 MoveToNextFrame 에서 매 프레임마다 바뀌는 전역 펜스값을 사용하도록 변경</w:t>
+      </w:r>
+      <w:r>
+        <w:rPr>
+          <w:lang w:eastAsia="ko-KR"/>
+          <w:b/>
+          <w:bCs/>
+          <w:sz w:val="22"/>
+          <w:rtl w:val="off"/>
+        </w:rPr>
+        <w:t>함 그러나</w:t>
+      </w:r>
+      <w:r>
+        <w:rPr>
+          <w:b/>
+          <w:bCs/>
+          <w:sz w:val="22"/>
+        </w:rPr>
+        <w:t xml:space="preserve"> 그게 WaitForGpuComplete()함수에는 적용이 되어있지 않아 적용</w:t>
+      </w:r>
+    </w:p>
+    <w:p>
+      <w:pPr>
+        <w:rPr>
+          <w:lang w:eastAsia="ko-KR"/>
+          <w:rFonts w:hint="eastAsia"/>
+          <w:b/>
+          <w:bCs/>
+          <w:sz w:val="22"/>
+          <w:rtl w:val="off"/>
+        </w:rPr>
+      </w:pPr>
+      <w:r>
+        <w:rPr>
+          <w:lang w:eastAsia="ko-KR"/>
+          <w:rFonts w:hint="eastAsia"/>
+          <w:b/>
+          <w:bCs/>
+          <w:sz w:val="22"/>
+          <w:rtl w:val="off"/>
+        </w:rPr>
+        <w:drawing>
+          <wp:inline distT="0" distB="0" distL="180" distR="180">
+            <wp:extent cx="6648450" cy="4538942"/>
+            <wp:effectExtent l="0" t="0" r="0" b="0"/>
+            <wp:docPr id="1026" name="shape1026" hidden="0"/>
+            <wp:cNvGraphicFramePr>
+              <a:graphicFrameLocks xmlns:a="http://schemas.openxmlformats.org/drawingml/2006/main" noChangeAspect="1"/>
+            </wp:cNvGraphicFramePr>
+            <a:graphic xmlns:a="http://schemas.openxmlformats.org/drawingml/2006/main">
+              <a:graphicData uri="http://schemas.openxmlformats.org/drawingml/2006/picture">
+                <pic:pic xmlns:pic="http://schemas.openxmlformats.org/drawingml/2006/picture">
+                  <pic:nvPicPr>
+                    <pic:cNvPr id="0" name="이미지"/>
+                    <pic:cNvPicPr preferRelativeResize="1">
+                      <a:picLocks noChangeAspect="1"/>
+                    </pic:cNvPicPr>
+                  </pic:nvPicPr>
+                  <pic:blipFill>
+                    <a:blip r:embed="rId2">
+                      <a:extLst>
+                        <a:ext uri="{28A0092B-C50C-407E-A947-70E740481C1C}">
+                          <a14:useLocalDpi xmlns:a14="http://schemas.microsoft.com/office/drawing/2010/main" val="0"/>
+                        </a:ext>
+                      </a:extLst>
+                    </a:blip>
+                    <a:srcRect/>
+                    <a:stretch>
+                      <a:fillRect/>
+                    </a:stretch>
+                  </pic:blipFill>
+                  <pic:spPr>
+                    <a:xfrm>
+                      <a:off x="0" y="0"/>
+                      <a:ext cx="6648450" cy="4538942"/>
+                    </a:xfrm>
+                    <a:prstGeom prst="rect"/>
+                  </pic:spPr>
+                </pic:pic>
+              </a:graphicData>
+            </a:graphic>
+          </wp:inline>
+        </w:drawing>
+      </w:r>
+    </w:p>
+    <w:p>
+      <w:pPr>
+        <w:rPr>
+          <w:lang w:eastAsia="ko-KR"/>
+          <w:rFonts w:hint="eastAsia"/>
+          <w:b/>
+          <w:bCs/>
+          <w:sz w:val="22"/>
+          <w:rtl w:val="off"/>
+        </w:rPr>
+      </w:pPr>
+    </w:p>
+    <w:p>
+      <w:pPr>
+        <w:rPr>
+          <w:lang w:eastAsia="ko-KR"/>
+          <w:rFonts w:hint="eastAsia"/>
+          <w:b/>
+          <w:bCs/>
+          <w:sz w:val="22"/>
+          <w:rtl w:val="off"/>
+        </w:rPr>
+      </w:pPr>
+      <w:r>
+        <w:rPr>
+          <w:b/>
+          <w:bCs/>
+          <w:sz w:val="22"/>
+        </w:rPr>
+        <w:t>링 버퍼 방식으로 동적 디스크립터 힙을 관리하도록 수정하여 깜빡이는 문제 해결</w:t>
+      </w:r>
+    </w:p>
+    <w:p>
+      <w:pPr>
+        <w:rPr>
+          <w:b/>
+          <w:bCs/>
+          <w:sz w:val="22"/>
+        </w:rPr>
+      </w:pPr>
+      <w:r>
+        <w:rPr>
+          <w:b/>
+          <w:bCs/>
+          <w:sz w:val="22"/>
+        </w:rPr>
+        <w:t>한 프레임에 바로 기다리는 방식에서 2개의 버퍼를 이용하여 스왑체인 하는 더블 버퍼링 기법을 사용 하는 것이 목적</w:t>
+      </w:r>
+    </w:p>
+    <w:p>
+      <w:pPr>
+        <w:rPr>
+          <w:b/>
+          <w:bCs/>
+          <w:sz w:val="22"/>
+        </w:rPr>
+      </w:pPr>
+      <w:r>
+        <w:rPr>
+          <w:b/>
+          <w:bCs/>
+          <w:sz w:val="22"/>
+        </w:rPr>
+        <w:t xml:space="preserve">이 때 2개의 버퍼를 위한 펜스값이 주어져야 하고 해당 펜스값을 기준으로 2개 각각의 명령이 끝났는지 확인해야 함 → 이 과정을 </w:t>
+      </w:r>
+      <w:r>
+        <w:rPr>
+          <w:b/>
+          <w:bCs/>
+          <w:sz w:val="22"/>
+        </w:rPr>
+        <w:t>MoveToNextFrame</w:t>
+      </w:r>
+      <w:r>
+        <w:rPr>
+          <w:b/>
+          <w:bCs/>
+          <w:sz w:val="22"/>
+        </w:rPr>
+        <w:t>함수에서 해줌</w:t>
+      </w:r>
+    </w:p>
+    <w:p>
+      <w:pPr>
+        <w:rPr>
+          <w:b/>
+          <w:bCs/>
+          <w:sz w:val="22"/>
+        </w:rPr>
+      </w:pPr>
+      <w:r>
+        <w:rPr>
+          <w:b/>
+          <w:bCs/>
+          <w:sz w:val="22"/>
+        </w:rPr>
+        <w:t>이제 명령어는 넘어가서 cpu가 너무 빨리 명령을 보내는 일은 없어짐 → 만약 이게 문제였다면 기존의 명령이 누락되었어야 함</w:t>
+      </w:r>
+    </w:p>
+    <w:p>
+      <w:pPr>
+        <w:rPr/>
+      </w:pPr>
+      <w:r>
+        <w:rPr>
+          <w:b/>
+          <w:bCs/>
+          <w:sz w:val="22"/>
+        </w:rPr>
+        <w:t>그래서 명령이 빨라서 무시되는 것이 아니라 우리가 동적 디스크립터 힙으로 관리해줄 때 접근하는 범위를 2개의 버퍼면 동적 디스크립터 힙을 2개로 나누어 각각 다른 힙 주소에만 접근 가능하도록 해주어야 함 그러나 기존 우리 코드에서는 0프레임에 0번지에 적고 렌더링 할 때 1프레임도 바로 0번지에 텍스쳐 정보를 적어서 덮어씌워짐 명령을 잘 들어가나 접근하는 디스크립터 힙의 위치가 같아 문제였던 것</w:t>
+      </w:r>
+    </w:p>
+    <w:p>
+      <w:pPr>
+        <w:rPr>
+          <w:b/>
+          <w:bCs/>
+          <w:sz w:val="22"/>
+        </w:rPr>
+      </w:pPr>
+      <w:r>
+        <w:rPr>
+          <w:b/>
+          <w:bCs/>
+          <w:sz w:val="22"/>
+        </w:rPr>
+        <w:t>과정을 위해 GameFramework에 렌더링 시작 전에</w:t>
+      </w:r>
+    </w:p>
+    <w:p>
+      <w:pPr>
+        <w:ind w:left="800"/>
+        <w:rPr>
+          <w:b/>
+          <w:bCs/>
+          <w:sz w:val="22"/>
+        </w:rPr>
+      </w:pPr>
+      <w:r>
+        <w:rPr>
+          <w:b/>
+          <w:bCs/>
+          <w:sz w:val="22"/>
+        </w:rPr>
+        <w:t>ResourceManager::instance()-&gt;set_current_command_list(_commandList.Get());</w:t>
+      </w:r>
+    </w:p>
+    <w:p>
+      <w:pPr>
+        <w:rPr>
+          <w:b/>
+          <w:bCs/>
+          <w:sz w:val="22"/>
+        </w:rPr>
+      </w:pPr>
+      <w:r>
+        <w:rPr>
+          <w:b/>
+          <w:bCs/>
+          <w:sz w:val="22"/>
+        </w:rPr>
+        <w:t>이렇게 현재 열려있는 리스트를 리소스 매니저에 알려주었음</w:t>
+      </w:r>
+    </w:p>
+    <w:p>
+      <w:pPr>
+        <w:rPr>
+          <w:b/>
+          <w:bCs/>
+          <w:sz w:val="22"/>
+        </w:rPr>
+      </w:pPr>
+      <w:r>
+        <w:rPr>
+          <w:b/>
+          <w:bCs/>
+          <w:sz w:val="22"/>
+        </w:rPr>
+        <w:t>렌더러에서는 해당 정보를 바탕으로 그리기 명령을 넣는다.</w:t>
+      </w:r>
+    </w:p>
+    <w:p>
+      <w:pPr>
+        <w:rPr>
+          <w:b/>
+          <w:bCs/>
+          <w:sz w:val="22"/>
+        </w:rPr>
+      </w:pPr>
+      <w:r>
+        <w:rPr>
+          <w:b/>
+          <w:bCs/>
+          <w:sz w:val="22"/>
+        </w:rPr>
+        <w:t>이 때 텍스쳐 정보가 문제인데 이 것은 동적 디스크립터 힙을 관리하는 렌더러를 수정해야 했다.</w:t>
+      </w:r>
+    </w:p>
+    <w:p>
+      <w:pPr>
+        <w:rPr>
+          <w:b/>
+          <w:bCs/>
+          <w:sz w:val="22"/>
+        </w:rPr>
+      </w:pPr>
+      <w:r>
+        <w:rPr>
+          <w:b/>
+          <w:bCs/>
+          <w:sz w:val="22"/>
+        </w:rPr>
+        <w:t>그래서 렌더러의 힙을 관리하는 create_dynamic_descriptor_heap 함수 부분을</w:t>
+      </w:r>
+    </w:p>
+    <w:p>
+      <w:pPr>
+        <w:ind w:left="800"/>
+        <w:rPr>
+          <w:b/>
+          <w:bCs/>
+          <w:sz w:val="22"/>
+        </w:rPr>
+      </w:pPr>
+      <w:r>
+        <w:rPr>
+          <w:b/>
+          <w:bCs/>
+          <w:sz w:val="22"/>
+        </w:rPr>
+        <w:t>// 힙을 프레임 별로 구역을 나눔</w:t>
+      </w:r>
+    </w:p>
+    <w:p>
+      <w:pPr>
+        <w:ind w:left="800"/>
+        <w:rPr>
+          <w:b/>
+          <w:bCs/>
+          <w:sz w:val="22"/>
+        </w:rPr>
+      </w:pPr>
+      <w:r>
+        <w:rPr>
+          <w:b/>
+          <w:bCs/>
+          <w:sz w:val="22"/>
+        </w:rPr>
+        <w:t>_max_descriptors_per_frame = capacity / SWAP_CHAIN_BUFFERS;</w:t>
+      </w:r>
+    </w:p>
+    <w:p>
+      <w:pPr>
+        <w:ind w:left="800"/>
+        <w:rPr>
+          <w:b/>
+          <w:bCs/>
+          <w:sz w:val="22"/>
+        </w:rPr>
+      </w:pPr>
+      <w:r>
+        <w:rPr>
+          <w:b/>
+          <w:bCs/>
+          <w:sz w:val="22"/>
+        </w:rPr>
+        <w:t>// 렌더링 시작 시, 현재 프레임 인덱스(0 or 1)에 따라 시작 위치를 점프함</w:t>
+      </w:r>
+    </w:p>
+    <w:p>
+      <w:pPr>
+        <w:ind w:left="800"/>
+        <w:rPr>
+          <w:b/>
+          <w:bCs/>
+          <w:sz w:val="22"/>
+        </w:rPr>
+      </w:pPr>
+      <w:r>
+        <w:rPr>
+          <w:b/>
+          <w:bCs/>
+          <w:sz w:val="22"/>
+        </w:rPr>
+        <w:t>_current_dynamic_descriptor_index = frame_index * _max_descriptors_per_frame;</w:t>
+      </w:r>
+    </w:p>
+    <w:p>
+      <w:pPr>
+        <w:rPr>
+          <w:b/>
+          <w:bCs/>
+          <w:sz w:val="22"/>
+        </w:rPr>
+      </w:pPr>
+      <w:r>
+        <w:rPr>
+          <w:b/>
+          <w:bCs/>
+          <w:sz w:val="22"/>
+        </w:rPr>
+        <w:t>이렇게 SWAP_CHAIN_BUFFERS 값으로 나누어주도록 변경함</w:t>
+      </w:r>
+    </w:p>
+    <w:p>
+      <w:pPr>
+        <w:rPr>
+          <w:b/>
+          <w:bCs/>
+          <w:sz w:val="22"/>
+        </w:rPr>
+      </w:pPr>
+      <w:r>
+        <w:rPr>
+          <w:b/>
+          <w:bCs/>
+          <w:sz w:val="22"/>
+        </w:rPr>
+        <w:t>bind_texture_table 함수도 프레임마다 시작하는 주소에 맞게 수정</w:t>
+      </w:r>
+    </w:p>
+    <w:p>
+      <w:pPr>
+        <w:rPr>
+          <w:b/>
+          <w:bCs/>
+          <w:sz w:val="22"/>
+        </w:rPr>
+      </w:pPr>
+      <w:r>
+        <w:rPr>
+          <w:b/>
+          <w:bCs/>
+          <w:sz w:val="22"/>
+        </w:rPr>
+        <w:t>100000개의 동적 디스크립터 힙을 만들었으면</w:t>
+      </w:r>
+    </w:p>
+    <w:p>
+      <w:pPr>
+        <w:rPr>
+          <w:b/>
+          <w:bCs/>
+          <w:sz w:val="22"/>
+        </w:rPr>
+      </w:pPr>
+      <w:r>
+        <w:rPr>
+          <w:b/>
+          <w:bCs/>
+          <w:sz w:val="22"/>
+        </w:rPr>
+        <w:t>2개의 버퍼일 때 0~49999까지는 0번 버퍼가</w:t>
+      </w:r>
+    </w:p>
+    <w:p>
+      <w:pPr>
+        <w:rPr>
+          <w:b/>
+          <w:bCs/>
+          <w:sz w:val="22"/>
+        </w:rPr>
+      </w:pPr>
+      <w:r>
+        <w:rPr>
+          <w:b/>
+          <w:bCs/>
+          <w:sz w:val="22"/>
+        </w:rPr>
+        <w:t>50000~99999까지는 1번 버퍼가 접근하도록 하여</w:t>
+      </w:r>
+    </w:p>
+    <w:p>
+      <w:pPr>
+        <w:rPr>
+          <w:b/>
+          <w:bCs/>
+          <w:sz w:val="22"/>
+        </w:rPr>
+      </w:pPr>
+      <w:r>
+        <w:rPr>
+          <w:b/>
+          <w:bCs/>
+          <w:sz w:val="22"/>
+        </w:rPr>
+        <w:t>각 버퍼끼리의 텍스쳐 정보 충돌이 발생하지 않도록 해줌</w:t>
+      </w:r>
+    </w:p>
+    <w:p>
+      <w:pPr>
+        <w:rPr>
+          <w:b/>
+          <w:bCs/>
+          <w:sz w:val="22"/>
+        </w:rPr>
+      </w:pPr>
+      <w:r>
+        <w:rPr>
+          <w:b/>
+          <w:bCs/>
+          <w:sz w:val="22"/>
+        </w:rPr>
+        <w:t>이 정보를 바탕으로 limit 정보를 구해서 한계를 넘어갔는지 검사함</w:t>
+      </w:r>
+    </w:p>
+    <w:p>
+      <w:pPr>
+        <w:rPr>
+          <w:b/>
+          <w:bCs/>
+          <w:sz w:val="22"/>
+        </w:rPr>
+      </w:pPr>
+      <w:r>
+        <w:rPr>
+          <w:b/>
+          <w:bCs/>
+          <w:sz w:val="22"/>
+        </w:rPr>
+        <w:t xml:space="preserve">UINT current_frame_start = (_current_dynamic_descriptor_index / _max_descriptors_per_frame) * _max_descriptors_per_frame; </w:t>
+      </w:r>
+    </w:p>
+    <w:p>
+      <w:pPr>
+        <w:rPr>
+          <w:b/>
+          <w:bCs/>
+          <w:sz w:val="22"/>
+        </w:rPr>
+      </w:pPr>
+      <w:r>
+        <w:rPr>
+          <w:b/>
+          <w:bCs/>
+          <w:sz w:val="22"/>
+        </w:rPr>
+        <w:t xml:space="preserve">UINT limit = current_frame_start + _max_descriptors_per_frame; </w:t>
+      </w:r>
+    </w:p>
+    <w:p>
+      <w:pPr>
+        <w:rPr>
+          <w:b/>
+          <w:bCs/>
+          <w:sz w:val="22"/>
+        </w:rPr>
+      </w:pPr>
+      <w:r>
+        <w:rPr>
+          <w:b/>
+          <w:bCs/>
+          <w:sz w:val="22"/>
+        </w:rPr>
+        <w:t xml:space="preserve">if (_current_dynamic_descriptor_index + num_descriptors &gt; limit) </w:t>
+      </w:r>
+    </w:p>
+    <w:p>
+      <w:pPr>
+        <w:rPr>
+          <w:b/>
+          <w:bCs/>
+          <w:sz w:val="22"/>
+        </w:rPr>
+      </w:pPr>
+      <w:r>
+        <w:rPr>
+          <w:b/>
+          <w:bCs/>
+          <w:sz w:val="22"/>
+        </w:rPr>
+        <w:t xml:space="preserve">{ </w:t>
+      </w:r>
+    </w:p>
+    <w:p>
+      <w:pPr>
+        <w:ind w:left="800"/>
+        <w:rPr>
+          <w:b/>
+          <w:bCs/>
+          <w:sz w:val="22"/>
+        </w:rPr>
+      </w:pPr>
+      <w:r>
+        <w:rPr>
+          <w:b/>
+          <w:bCs/>
+          <w:sz w:val="22"/>
+        </w:rPr>
+        <w:t xml:space="preserve">CERROR("Dynamic descriptor heap segment for this frame is full! Increase capacity."); </w:t>
+      </w:r>
+    </w:p>
+    <w:p>
+      <w:pPr>
+        <w:ind w:left="800"/>
+        <w:rPr>
+          <w:b/>
+          <w:bCs/>
+          <w:sz w:val="22"/>
+        </w:rPr>
+      </w:pPr>
+      <w:r>
+        <w:rPr>
+          <w:b/>
+          <w:bCs/>
+          <w:sz w:val="22"/>
+        </w:rPr>
+        <w:t>return;</w:t>
+      </w:r>
+    </w:p>
+    <w:p>
+      <w:pPr>
+        <w:rPr>
+          <w:b/>
+          <w:bCs/>
+          <w:sz w:val="22"/>
+        </w:rPr>
+      </w:pPr>
+      <w:r>
+        <w:rPr>
+          <w:b/>
+          <w:bCs/>
+          <w:sz w:val="22"/>
+        </w:rPr>
+        <w:t>}</w:t>
+      </w:r>
+    </w:p>
+    <w:p>
+      <w:pPr>
+        <w:rPr>
+          <w:b/>
+          <w:bCs/>
+          <w:sz w:val="22"/>
+        </w:rPr>
+      </w:pPr>
+      <w:r>
+        <w:rPr>
+          <w:b/>
+          <w:bCs/>
+          <w:sz w:val="22"/>
+        </w:rPr>
+        <w:t>위 방식으로 현재 위치 + 현재 바인딩 해야하는 텍스쳐의 크기 &gt; 한 버퍼당 주어진 크기</w:t>
+      </w:r>
+    </w:p>
+    <w:p>
+      <w:pPr>
+        <w:rPr>
+          <w:b/>
+          <w:bCs/>
+          <w:sz w:val="22"/>
+        </w:rPr>
+      </w:pPr>
+      <w:r>
+        <w:rPr>
+          <w:b/>
+          <w:bCs/>
+          <w:sz w:val="22"/>
+        </w:rPr>
+        <w:t>위 식이 만족하면 에러를 띄운다. → 그러면 동적 디스크립터의 크기를 키우거나 버퍼의 개수를 낮추면 된다.</w:t>
+      </w:r>
+    </w:p>
+    <w:p>
+      <w:pPr>
+        <w:rPr>
+          <w:lang w:eastAsia="ko-KR"/>
+          <w:rFonts w:hint="eastAsia"/>
+          <w:b/>
+          <w:bCs/>
+          <w:sz w:val="22"/>
+          <w:rtl w:val="off"/>
+        </w:rPr>
+      </w:pPr>
+      <w:r>
+        <w:rPr>
+          <w:b/>
+          <w:bCs/>
+          <w:sz w:val="22"/>
+        </w:rPr>
+        <w:t>마지막으로 Render 함수에서 렌더 시작 시 현재 프레임에 맞는 동적 디스크립터 힙의 첫 주소가 주어진다.</w:t>
+      </w:r>
+    </w:p>
+    <w:p>
+      <w:pPr>
+        <w:rPr>
+          <w:b/>
+          <w:bCs/>
+          <w:sz w:val="22"/>
+        </w:rPr>
+      </w:pPr>
+      <w:r>
+        <w:rPr>
+          <w:b/>
+          <w:bCs/>
+          <w:sz w:val="22"/>
+        </w:rPr>
+        <w:t>마지막으로 Render 함수에서 렌더 시작 시 현재 프레임에 맞는 동적 디스크립터 힙의 첫 주소가 주어진다.</w:t>
+      </w:r>
+    </w:p>
+    <w:p>
+      <w:pPr>
+        <w:rPr>
+          <w:b/>
+          <w:bCs/>
+          <w:sz w:val="22"/>
+        </w:rPr>
+      </w:pPr>
+      <w:r>
+        <w:rPr>
+          <w:b/>
+          <w:bCs/>
+          <w:sz w:val="22"/>
+        </w:rPr>
+        <w:t>void Renderer::render(ID3D12GraphicsCommandList* commandList, UINT frame_index)</w:t>
+      </w:r>
+    </w:p>
+    <w:p>
+      <w:pPr>
+        <w:rPr>
+          <w:b/>
+          <w:bCs/>
+          <w:sz w:val="22"/>
+        </w:rPr>
+      </w:pPr>
+      <w:r>
+        <w:rPr>
+          <w:b/>
+          <w:bCs/>
+          <w:sz w:val="22"/>
+        </w:rPr>
+        <w:t xml:space="preserve">{ </w:t>
+      </w:r>
+    </w:p>
+    <w:p>
+      <w:pPr>
+        <w:ind w:left="800"/>
+        <w:rPr>
+          <w:b/>
+          <w:bCs/>
+          <w:sz w:val="22"/>
+        </w:rPr>
+      </w:pPr>
+      <w:r>
+        <w:rPr>
+          <w:b/>
+          <w:bCs/>
+          <w:sz w:val="22"/>
+        </w:rPr>
+        <w:t>// 프레임 렌더링 시작 시, 동적 디스크립터 힙의 인덱스를 리셋</w:t>
+      </w:r>
+    </w:p>
+    <w:p>
+      <w:pPr>
+        <w:ind w:left="800"/>
+        <w:rPr>
+          <w:b/>
+          <w:bCs/>
+          <w:sz w:val="22"/>
+        </w:rPr>
+      </w:pPr>
+      <w:r>
+        <w:rPr>
+          <w:b/>
+          <w:bCs/>
+          <w:sz w:val="22"/>
+        </w:rPr>
+        <w:t xml:space="preserve">_current_dynamic_descriptor_index = frame_index * _max_descriptors_per_frame; </w:t>
+      </w:r>
+    </w:p>
+    <w:p>
+      <w:pPr>
+        <w:ind w:left="800"/>
+        <w:rPr>
+          <w:b/>
+          <w:bCs/>
+          <w:sz w:val="22"/>
+        </w:rPr>
+      </w:pPr>
+      <w:r>
+        <w:rPr>
+          <w:b/>
+          <w:bCs/>
+          <w:sz w:val="22"/>
+        </w:rPr>
+        <w:t xml:space="preserve">CameraComponent* camera = CameraComponent::get_main(); </w:t>
+      </w:r>
+    </w:p>
+    <w:p>
+      <w:pPr>
+        <w:ind w:left="800"/>
+        <w:rPr>
+          <w:b/>
+          <w:bCs/>
+          <w:sz w:val="22"/>
+        </w:rPr>
+      </w:pPr>
+      <w:r>
+        <w:rPr>
+          <w:b/>
+          <w:bCs/>
+          <w:sz w:val="22"/>
+        </w:rPr>
+        <w:t xml:space="preserve">if (!camera) </w:t>
+      </w:r>
+    </w:p>
+    <w:p>
+      <w:pPr>
+        <w:ind w:left="800"/>
+        <w:rPr>
+          <w:b/>
+          <w:bCs/>
+          <w:sz w:val="22"/>
+        </w:rPr>
+      </w:pPr>
+      <w:r>
+        <w:rPr>
+          <w:b/>
+          <w:bCs/>
+          <w:sz w:val="22"/>
+        </w:rPr>
+        <w:t xml:space="preserve">{ </w:t>
+      </w:r>
+    </w:p>
+    <w:p>
+      <w:pPr>
+        <w:ind w:left="1600"/>
+        <w:rPr>
+          <w:b/>
+          <w:bCs/>
+          <w:sz w:val="22"/>
+        </w:rPr>
+      </w:pPr>
+      <w:r>
+        <w:rPr>
+          <w:b/>
+          <w:bCs/>
+          <w:sz w:val="22"/>
+        </w:rPr>
+        <w:t xml:space="preserve">// 렌더링할 카메라가 없으면 아무것도 하지 않습니다. </w:t>
+      </w:r>
+    </w:p>
+    <w:p>
+      <w:pPr>
+        <w:ind w:left="1600"/>
+        <w:rPr>
+          <w:b/>
+          <w:bCs/>
+          <w:sz w:val="22"/>
+        </w:rPr>
+      </w:pPr>
+      <w:r>
+        <w:rPr>
+          <w:b/>
+          <w:bCs/>
+          <w:sz w:val="22"/>
+        </w:rPr>
+        <w:t xml:space="preserve">CERROR("렌더시에 카메라 1개이상은 필요함") </w:t>
+      </w:r>
+    </w:p>
+    <w:p>
+      <w:pPr>
+        <w:ind w:left="1600"/>
+        <w:rPr>
+          <w:b/>
+          <w:bCs/>
+          <w:sz w:val="22"/>
+        </w:rPr>
+      </w:pPr>
+      <w:r>
+        <w:rPr>
+          <w:b/>
+          <w:bCs/>
+          <w:sz w:val="22"/>
+        </w:rPr>
+        <w:t xml:space="preserve">return; </w:t>
+      </w:r>
+    </w:p>
+    <w:p>
+      <w:pPr>
+        <w:ind w:left="800"/>
+        <w:rPr>
+          <w:b/>
+          <w:bCs/>
+          <w:sz w:val="22"/>
+        </w:rPr>
+      </w:pPr>
+      <w:r>
+        <w:rPr>
+          <w:b/>
+          <w:bCs/>
+          <w:sz w:val="22"/>
+        </w:rPr>
+        <w:t xml:space="preserve">} </w:t>
+      </w:r>
+    </w:p>
+    <w:p>
+      <w:pPr>
+        <w:ind w:left="800"/>
+        <w:rPr>
+          <w:b/>
+          <w:bCs/>
+          <w:sz w:val="22"/>
+        </w:rPr>
+      </w:pPr>
+      <w:r>
+        <w:rPr>
+          <w:b/>
+          <w:bCs/>
+          <w:sz w:val="22"/>
+        </w:rPr>
+        <w:t xml:space="preserve">// 1. 이번 프레임에 그릴 객체들을 추려낸다. </w:t>
+      </w:r>
+    </w:p>
+    <w:p>
+      <w:pPr>
+        <w:ind w:left="800"/>
+        <w:rPr>
+          <w:b/>
+          <w:bCs/>
+          <w:sz w:val="22"/>
+        </w:rPr>
+      </w:pPr>
+      <w:r>
+        <w:rPr>
+          <w:b/>
+          <w:bCs/>
+          <w:sz w:val="22"/>
+        </w:rPr>
+        <w:t xml:space="preserve">build_render_list(camera); </w:t>
+      </w:r>
+    </w:p>
+    <w:p>
+      <w:pPr>
+        <w:ind w:left="800"/>
+        <w:rPr>
+          <w:b/>
+          <w:bCs/>
+          <w:sz w:val="22"/>
+        </w:rPr>
+      </w:pPr>
+      <w:r>
+        <w:rPr>
+          <w:b/>
+          <w:bCs/>
+          <w:sz w:val="22"/>
+        </w:rPr>
+        <w:t xml:space="preserve">// 2. 추려낸 목록을 바탕으로 실제 그리기를 수행한다. </w:t>
+      </w:r>
+    </w:p>
+    <w:p>
+      <w:pPr>
+        <w:ind w:left="800"/>
+        <w:rPr>
+          <w:b/>
+          <w:bCs/>
+          <w:sz w:val="22"/>
+        </w:rPr>
+      </w:pPr>
+      <w:r>
+        <w:rPr>
+          <w:b/>
+          <w:bCs/>
+          <w:sz w:val="22"/>
+        </w:rPr>
+        <w:t>draw_render_list(commandList, camera, frame_index);</w:t>
+      </w:r>
+    </w:p>
+    <w:p>
+      <w:pPr>
+        <w:rPr>
+          <w:b/>
+          <w:bCs/>
+          <w:sz w:val="22"/>
+        </w:rPr>
+      </w:pPr>
+      <w:r>
+        <w:rPr>
+          <w:b/>
+          <w:bCs/>
+          <w:sz w:val="22"/>
+        </w:rPr>
+        <w:t>}</w:t>
+      </w:r>
+    </w:p>
+    <w:p>
+      <w:pPr>
+        <w:rPr>
+          <w:b/>
+          <w:bCs/>
+          <w:sz w:val="22"/>
+        </w:rPr>
+      </w:pPr>
+      <w:r>
+        <w:rPr>
+          <w:b/>
+          <w:bCs/>
+          <w:sz w:val="22"/>
+        </w:rPr>
+        <w:t>위 방식으로 동적 서술자 힙을 링 버퍼 방식으로 구현하여 깜빡임 현상을 해결</w:t>
+      </w:r>
+      <w:r>
+        <w:rPr>
+          <w:lang w:eastAsia="ko-KR"/>
+          <w:b/>
+          <w:bCs/>
+          <w:sz w:val="22"/>
+          <w:rtl w:val="off"/>
+        </w:rPr>
+        <w:t>!</w:t>
+      </w:r>
+    </w:p>
+    <w:p>
+      <w:pPr>
+        <w:rPr/>
+      </w:pPr>
+    </w:p>
+    <w:p>
+      <w:pPr>
+        <w:rPr>
+          <w:sz w:val="22"/>
+        </w:rPr>
+      </w:pPr>
     </w:p>
     <w:p>
       <w:pPr>
@@ -764,24 +1988,6 @@
           <w:sz w:val="22"/>
         </w:rPr>
       </w:pPr>
-      <w:proofErr w:type="gramStart"/>
-      <w:r>
-        <w:rPr>
-          <w:rFonts w:hint="eastAsia"/>
-          <w:b/>
-          <w:sz w:val="22"/>
-        </w:rPr>
-        <w:t>플레이어 끼리</w:t>
-      </w:r>
-      <w:proofErr w:type="gramEnd"/>
-      <w:r>
-        <w:rPr>
-          <w:rFonts w:hint="eastAsia"/>
-          <w:b/>
-          <w:sz w:val="22"/>
-        </w:rPr>
-        <w:t xml:space="preserve"> 데이터는 모든 플레이어에게 전송</w:t>
-      </w:r>
     </w:p>
     <w:tbl>
       <w:tblPr>
@@ -797,7 +2003,7 @@
       </w:tblGrid>
       <w:tr>
         <w:trPr>
-          <w:trHeight w:val="1692"/>
+          <w:trHeight w:val="1692" w:hRule="atLeast"/>
         </w:trPr>
         <w:tc>
           <w:tcPr>
@@ -818,7 +2024,6 @@
                 <w:b/>
                 <w:sz w:val="22"/>
               </w:rPr>
-              <w:lastRenderedPageBreak/>
               <w:t>문제점 정리</w:t>
             </w:r>
           </w:p>
@@ -879,7 +2084,7 @@
       </w:tr>
       <w:tr>
         <w:trPr>
-          <w:trHeight w:val="590"/>
+          <w:trHeight w:val="590" w:hRule="atLeast"/>
         </w:trPr>
         <w:tc>
           <w:tcPr>
@@ -911,8 +2116,8 @@
           </w:tcPr>
           <w:p>
             <w:pPr>
+              <w:jc w:val="center"/>
               <w:spacing w:after="160" w:line="259" w:lineRule="auto"/>
-              <w:jc w:val="center"/>
               <w:rPr>
                 <w:rFonts w:ascii="맑은 고딕" w:eastAsia="맑은 고딕" w:hAnsi="맑은 고딕" w:cs="맑은 고딕"/>
                 <w:b/>
@@ -1037,7 +2242,7 @@
       </w:tr>
       <w:tr>
         <w:trPr>
-          <w:trHeight w:val="1520"/>
+          <w:trHeight w:val="1520" w:hRule="atLeast"/>
         </w:trPr>
         <w:tc>
           <w:tcPr>
@@ -1079,7 +2284,7 @@
       </w:tr>
       <w:tr>
         <w:trPr>
-          <w:trHeight w:val="1963"/>
+          <w:trHeight w:val="1963" w:hRule="atLeast"/>
         </w:trPr>
         <w:tc>
           <w:tcPr>
@@ -1155,1342 +2360,142 @@
 </w:document>
 </file>
 
-<file path=word/endnotes.xml><?xml version="1.0" encoding="utf-8"?>
-<w:endnotes xmlns:wpc="http://schemas.microsoft.com/office/word/2010/wordprocessingCanvas" xmlns:cx="http://schemas.microsoft.com/office/drawing/2014/chartex" xmlns:cx1="http://schemas.microsoft.com/office/drawing/2015/9/8/chartex" xmlns:cx2="http://schemas.microsoft.com/office/drawing/2015/10/21/chartex" xmlns:cx3="http://schemas.microsoft.com/office/drawing/2016/5/9/chartex" xmlns:cx4="http://schemas.microsoft.com/office/drawing/2016/5/10/chartex" xmlns:cx5="http://schemas.microsoft.com/office/drawing/2016/5/11/chartex" xmlns:cx6="http://schemas.microsoft.com/office/drawing/2016/5/12/chartex" xmlns:cx7="http://schemas.microsoft.com/office/drawing/2016/5/13/chartex" xmlns:cx8="http://schemas.microsoft.com/office/drawing/2016/5/14/chartex" xmlns:mc="http://schemas.openxmlformats.org/markup-compatibility/2006" xmlns:aink="http://schemas.microsoft.com/office/drawing/2016/ink" xmlns:am3d="http://schemas.microsoft.com/office/drawing/2017/model3d" xmlns:o="urn:schemas-microsoft-com:office:office" xmlns:oel="http://schemas.microsoft.com/office/2019/extlst" xmlns:r="http://schemas.openxmlformats.org/officeDocument/2006/relationships" xmlns:m="http://schemas.openxmlformats.org/officeDocument/2006/math" xmlns:v="urn:schemas-microsoft-com:vml" xmlns:wp14="http://schemas.microsoft.com/office/word/2010/wordprocessingDrawing" xmlns:wp="http://schemas.openxmlformats.org/drawingml/2006/wordprocessingDrawing" xmlns:w10="urn:schemas-microsoft-com:office:word" xmlns:w="http://schemas.openxmlformats.org/wordprocessingml/2006/main" xmlns:w14="http://schemas.microsoft.com/office/word/2010/wordml" xmlns:w15="http://schemas.microsoft.com/office/word/2012/wordml" xmlns:w16cex="http://schemas.microsoft.com/office/word/2018/wordml/cex" xmlns:w16cid="http://schemas.microsoft.com/office/word/2016/wordml/cid" xmlns:w16="http://schemas.microsoft.com/office/word/2018/wordml" xmlns:w16du="http://schemas.microsoft.com/office/word/2023/wordml/word16du" xmlns:w16sdtdh="http://schemas.microsoft.com/office/word/2020/wordml/sdtdatahash" xmlns:w16sdtfl="http://schemas.microsoft.com/office/word/2024/wordml/sdtformatlock" xmlns:w16se="http://schemas.microsoft.com/office/word/2015/wordml/symex" xmlns:wpg="http://schemas.microsoft.com/office/word/2010/wordprocessingGroup" xmlns:wpi="http://schemas.microsoft.com/office/word/2010/wordprocessingInk" xmlns:wne="http://schemas.microsoft.com/office/word/2006/wordml" xmlns:wps="http://schemas.microsoft.com/office/word/2010/wordprocessingShape" mc:Ignorable="w14 w15 w16se w16cid w16 w16cex w16sdtdh w16sdtfl w16du wp14">
-  <w:endnote w:type="separator" w:id="-1">
-    <w:p>
-      <w:pPr>
-        <w:spacing w:after="0" w:line="240" w:lineRule="auto"/>
-      </w:pPr>
-      <w:r>
-        <w:separator/>
-      </w:r>
-    </w:p>
-  </w:endnote>
-  <w:endnote w:type="continuationSeparator" w:id="0">
-    <w:p>
-      <w:pPr>
-        <w:spacing w:after="0" w:line="240" w:lineRule="auto"/>
-      </w:pPr>
-      <w:r>
-        <w:continuationSeparator/>
-      </w:r>
-    </w:p>
-  </w:endnote>
-</w:endnotes>
-</file>
-
-<file path=word/footnotes.xml><?xml version="1.0" encoding="utf-8"?>
-<w:footnotes xmlns:wpc="http://schemas.microsoft.com/office/word/2010/wordprocessingCanvas" xmlns:cx="http://schemas.microsoft.com/office/drawing/2014/chartex" xmlns:cx1="http://schemas.microsoft.com/office/drawing/2015/9/8/chartex" xmlns:cx2="http://schemas.microsoft.com/office/drawing/2015/10/21/chartex" xmlns:cx3="http://schemas.microsoft.com/office/drawing/2016/5/9/chartex" xmlns:cx4="http://schemas.microsoft.com/office/drawing/2016/5/10/chartex" xmlns:cx5="http://schemas.microsoft.com/office/drawing/2016/5/11/chartex" xmlns:cx6="http://schemas.microsoft.com/office/drawing/2016/5/12/chartex" xmlns:cx7="http://schemas.microsoft.com/office/drawing/2016/5/13/chartex" xmlns:cx8="http://schemas.microsoft.com/office/drawing/2016/5/14/chartex" xmlns:mc="http://schemas.openxmlformats.org/markup-compatibility/2006" xmlns:aink="http://schemas.microsoft.com/office/drawing/2016/ink" xmlns:am3d="http://schemas.microsoft.com/office/drawing/2017/model3d" xmlns:o="urn:schemas-microsoft-com:office:office" xmlns:oel="http://schemas.microsoft.com/office/2019/extlst" xmlns:r="http://schemas.openxmlformats.org/officeDocument/2006/relationships" xmlns:m="http://schemas.openxmlformats.org/officeDocument/2006/math" xmlns:v="urn:schemas-microsoft-com:vml" xmlns:wp14="http://schemas.microsoft.com/office/word/2010/wordprocessingDrawing" xmlns:wp="http://schemas.openxmlformats.org/drawingml/2006/wordprocessingDrawing" xmlns:w10="urn:schemas-microsoft-com:office:word" xmlns:w="http://schemas.openxmlformats.org/wordprocessingml/2006/main" xmlns:w14="http://schemas.microsoft.com/office/word/2010/wordml" xmlns:w15="http://schemas.microsoft.com/office/word/2012/wordml" xmlns:w16cex="http://schemas.microsoft.com/office/word/2018/wordml/cex" xmlns:w16cid="http://schemas.microsoft.com/office/word/2016/wordml/cid" xmlns:w16="http://schemas.microsoft.com/office/word/2018/wordml" xmlns:w16du="http://schemas.microsoft.com/office/word/2023/wordml/word16du" xmlns:w16sdtdh="http://schemas.microsoft.com/office/word/2020/wordml/sdtdatahash" xmlns:w16sdtfl="http://schemas.microsoft.com/office/word/2024/wordml/sdtformatlock" xmlns:w16se="http://schemas.microsoft.com/office/word/2015/wordml/symex" xmlns:wpg="http://schemas.microsoft.com/office/word/2010/wordprocessingGroup" xmlns:wpi="http://schemas.microsoft.com/office/word/2010/wordprocessingInk" xmlns:wne="http://schemas.microsoft.com/office/word/2006/wordml" xmlns:wps="http://schemas.microsoft.com/office/word/2010/wordprocessingShape" mc:Ignorable="w14 w15 w16se w16cid w16 w16cex w16sdtdh w16sdtfl w16du wp14">
-  <w:footnote w:type="separator" w:id="-1">
-    <w:p>
-      <w:pPr>
-        <w:spacing w:after="0" w:line="240" w:lineRule="auto"/>
-      </w:pPr>
-      <w:r>
-        <w:separator/>
-      </w:r>
-    </w:p>
-  </w:footnote>
-  <w:footnote w:type="continuationSeparator" w:id="0">
-    <w:p>
-      <w:pPr>
-        <w:spacing w:after="0" w:line="240" w:lineRule="auto"/>
-      </w:pPr>
-      <w:r>
-        <w:continuationSeparator/>
-      </w:r>
-    </w:p>
-  </w:footnote>
-</w:footnotes>
-</file>
-
 <file path=word/numbering.xml><?xml version="1.0" encoding="utf-8"?>
-<w:numbering xmlns:wpc="http://schemas.microsoft.com/office/word/2010/wordprocessingCanvas" xmlns:cx="http://schemas.microsoft.com/office/drawing/2014/chartex" xmlns:cx1="http://schemas.microsoft.com/office/drawing/2015/9/8/chartex" xmlns:cx2="http://schemas.microsoft.com/office/drawing/2015/10/21/chartex" xmlns:cx3="http://schemas.microsoft.com/office/drawing/2016/5/9/chartex" xmlns:cx4="http://schemas.microsoft.com/office/drawing/2016/5/10/chartex" xmlns:cx5="http://schemas.microsoft.com/office/drawing/2016/5/11/chartex" xmlns:cx6="http://schemas.microsoft.com/office/drawing/2016/5/12/chartex" xmlns:cx7="http://schemas.microsoft.com/office/drawing/2016/5/13/chartex" xmlns:cx8="http://schemas.microsoft.com/office/drawing/2016/5/14/chartex" xmlns:mc="http://schemas.openxmlformats.org/markup-compatibility/2006" xmlns:aink="http://schemas.microsoft.com/office/drawing/2016/ink" xmlns:am3d="http://schemas.microsoft.com/office/drawing/2017/model3d" xmlns:o="urn:schemas-microsoft-com:office:office" xmlns:oel="http://schemas.microsoft.com/office/2019/extlst" xmlns:r="http://schemas.openxmlformats.org/officeDocument/2006/relationships" xmlns:m="http://schemas.openxmlformats.org/officeDocument/2006/math" xmlns:v="urn:schemas-microsoft-com:vml" xmlns:wp14="http://schemas.microsoft.com/office/word/2010/wordprocessingDrawing" xmlns:wp="http://schemas.openxmlformats.org/drawingml/2006/wordprocessingDrawing" xmlns:w10="urn:schemas-microsoft-com:office:word" xmlns:w="http://schemas.openxmlformats.org/wordprocessingml/2006/main" xmlns:w14="http://schemas.microsoft.com/office/word/2010/wordml" xmlns:w15="http://schemas.microsoft.com/office/word/2012/wordml" xmlns:w16cex="http://schemas.microsoft.com/office/word/2018/wordml/cex" xmlns:w16cid="http://schemas.microsoft.com/office/word/2016/wordml/cid" xmlns:w16="http://schemas.microsoft.com/office/word/2018/wordml" xmlns:w16du="http://schemas.microsoft.com/office/word/2023/wordml/word16du" xmlns:w16sdtdh="http://schemas.microsoft.com/office/word/2020/wordml/sdtdatahash" xmlns:w16sdtfl="http://schemas.microsoft.com/office/word/2024/wordml/sdtformatlock" xmlns:w16se="http://schemas.microsoft.com/office/word/2015/wordml/symex" xmlns:wpg="http://schemas.microsoft.com/office/word/2010/wordprocessingGroup" xmlns:wpi="http://schemas.microsoft.com/office/word/2010/wordprocessingInk" xmlns:wne="http://schemas.microsoft.com/office/word/2006/wordml" xmlns:wps="http://schemas.microsoft.com/office/word/2010/wordprocessingShape" mc:Ignorable="w14 w15 w16se w16cid w16 w16cex w16sdtdh w16sdtfl w16du wp14">
-  <w:abstractNum w:abstractNumId="0" w15:restartNumberingAfterBreak="0">
-    <w:nsid w:val="15FE6E1D"/>
+<w:numbering xmlns:ve="http://schemas.openxmlformats.org/markup-compatibility/2006" xmlns:o="urn:schemas-microsoft-com:office:office" xmlns:r="http://schemas.openxmlformats.org/officeDocument/2006/relationships" xmlns:m="http://schemas.openxmlformats.org/officeDocument/2006/math" xmlns:v="urn:schemas-microsoft-com:vml" xmlns:wp="http://schemas.openxmlformats.org/drawingml/2006/wordprocessingDrawing" xmlns:w10="urn:schemas-microsoft-com:office:word" xmlns:w="http://schemas.openxmlformats.org/wordprocessingml/2006/main" xmlns:w14="http://schemas.microsoft.com/office/word/2010/wordml" xmlns:wne="http://schemas.microsoft.com/office/word/2006/wordml">
+  <w:abstractNum w:abstractNumId="0">
+    <w:nsid w:val="167e1ebc"/>
     <w:multiLevelType w:val="hybridMultilevel"/>
-    <w:tmpl w:val="610A2B30"/>
-    <w:lvl w:ilvl="0" w:tplc="6DD60FEE">
+    <w:tmpl w:val="3304a2c8"/>
+    <w:lvl w:ilvl="0" w:tplc="f88cb728">
       <w:start w:val="2026"/>
       <w:numFmt w:val="bullet"/>
-      <w:lvlText w:val="&gt;"/>
+      <w:lvlText w:val=""/>
       <w:lvlJc w:val="left"/>
       <w:pPr>
-        <w:ind w:left="465" w:hanging="360"/>
+        <w:ind w:left="800" w:hanging="360"/>
       </w:pPr>
       <w:rPr>
-        <w:rFonts w:ascii="맑은 고딕" w:eastAsia="맑은 고딕" w:hAnsi="맑은 고딕" w:cstheme="minorEastAsia" w:hint="eastAsia"/>
+        <w:rFonts w:ascii="Wingdings" w:hAnsi="Wingdings" w:hint="default"/>
       </w:rPr>
     </w:lvl>
-    <w:lvl w:ilvl="1" w:tplc="04090003" w:tentative="1">
+    <w:lvl w:ilvl="1" w:tentative="on" w:tplc="4090003">
       <w:start w:val="1"/>
       <w:numFmt w:val="bullet"/>
       <w:lvlText w:val=""/>
       <w:lvlJc w:val="left"/>
       <w:pPr>
-        <w:ind w:left="985" w:hanging="440"/>
+        <w:ind w:left="1320" w:hanging="440"/>
       </w:pPr>
       <w:rPr>
         <w:rFonts w:ascii="Wingdings" w:hAnsi="Wingdings" w:hint="default"/>
       </w:rPr>
     </w:lvl>
-    <w:lvl w:ilvl="2" w:tplc="04090005" w:tentative="1">
+    <w:lvl w:ilvl="2" w:tentative="on" w:tplc="4090005">
       <w:start w:val="1"/>
       <w:numFmt w:val="bullet"/>
       <w:lvlText w:val=""/>
       <w:lvlJc w:val="left"/>
       <w:pPr>
-        <w:ind w:left="1425" w:hanging="440"/>
+        <w:ind w:left="1760" w:hanging="440"/>
       </w:pPr>
       <w:rPr>
         <w:rFonts w:ascii="Wingdings" w:hAnsi="Wingdings" w:hint="default"/>
       </w:rPr>
     </w:lvl>
-    <w:lvl w:ilvl="3" w:tplc="04090001" w:tentative="1">
+    <w:lvl w:ilvl="3" w:tentative="on" w:tplc="4090001">
       <w:start w:val="1"/>
       <w:numFmt w:val="bullet"/>
       <w:lvlText w:val=""/>
       <w:lvlJc w:val="left"/>
       <w:pPr>
-        <w:ind w:left="1865" w:hanging="440"/>
+        <w:ind w:left="2200" w:hanging="440"/>
       </w:pPr>
       <w:rPr>
         <w:rFonts w:ascii="Wingdings" w:hAnsi="Wingdings" w:hint="default"/>
       </w:rPr>
     </w:lvl>
-    <w:lvl w:ilvl="4" w:tplc="04090003" w:tentative="1">
+    <w:lvl w:ilvl="4" w:tentative="on" w:tplc="4090003">
       <w:start w:val="1"/>
       <w:numFmt w:val="bullet"/>
       <w:lvlText w:val=""/>
       <w:lvlJc w:val="left"/>
       <w:pPr>
-        <w:ind w:left="2305" w:hanging="440"/>
+        <w:ind w:left="2640" w:hanging="440"/>
       </w:pPr>
       <w:rPr>
         <w:rFonts w:ascii="Wingdings" w:hAnsi="Wingdings" w:hint="default"/>
       </w:rPr>
     </w:lvl>
-    <w:lvl w:ilvl="5" w:tplc="04090005" w:tentative="1">
+    <w:lvl w:ilvl="5" w:tentative="on" w:tplc="4090005">
       <w:start w:val="1"/>
       <w:numFmt w:val="bullet"/>
       <w:lvlText w:val=""/>
       <w:lvlJc w:val="left"/>
       <w:pPr>
-        <w:ind w:left="2745" w:hanging="440"/>
+        <w:ind w:left="3080" w:hanging="440"/>
       </w:pPr>
       <w:rPr>
         <w:rFonts w:ascii="Wingdings" w:hAnsi="Wingdings" w:hint="default"/>
       </w:rPr>
     </w:lvl>
-    <w:lvl w:ilvl="6" w:tplc="04090001" w:tentative="1">
+    <w:lvl w:ilvl="6" w:tentative="on" w:tplc="4090001">
       <w:start w:val="1"/>
       <w:numFmt w:val="bullet"/>
       <w:lvlText w:val=""/>
       <w:lvlJc w:val="left"/>
       <w:pPr>
-        <w:ind w:left="3185" w:hanging="440"/>
+        <w:ind w:left="3520" w:hanging="440"/>
       </w:pPr>
       <w:rPr>
         <w:rFonts w:ascii="Wingdings" w:hAnsi="Wingdings" w:hint="default"/>
       </w:rPr>
     </w:lvl>
-    <w:lvl w:ilvl="7" w:tplc="04090003" w:tentative="1">
+    <w:lvl w:ilvl="7" w:tentative="on" w:tplc="4090003">
       <w:start w:val="1"/>
       <w:numFmt w:val="bullet"/>
       <w:lvlText w:val=""/>
       <w:lvlJc w:val="left"/>
       <w:pPr>
-        <w:ind w:left="3625" w:hanging="440"/>
+        <w:ind w:left="3960" w:hanging="440"/>
       </w:pPr>
       <w:rPr>
         <w:rFonts w:ascii="Wingdings" w:hAnsi="Wingdings" w:hint="default"/>
       </w:rPr>
     </w:lvl>
-    <w:lvl w:ilvl="8" w:tplc="04090005" w:tentative="1">
+    <w:lvl w:ilvl="8" w:tentative="on" w:tplc="4090005">
       <w:start w:val="1"/>
       <w:numFmt w:val="bullet"/>
       <w:lvlText w:val=""/>
       <w:lvlJc w:val="left"/>
       <w:pPr>
-        <w:ind w:left="4065" w:hanging="440"/>
+        <w:ind w:left="4400" w:hanging="440"/>
       </w:pPr>
       <w:rPr>
         <w:rFonts w:ascii="Wingdings" w:hAnsi="Wingdings" w:hint="default"/>
       </w:rPr>
     </w:lvl>
   </w:abstractNum>
-  <w:abstractNum w:abstractNumId="1" w15:restartNumberingAfterBreak="0">
-    <w:nsid w:val="1629601F"/>
-    <w:multiLevelType w:val="multilevel"/>
-    <w:tmpl w:val="89D431E4"/>
-    <w:lvl w:ilvl="0">
-      <w:start w:val="1"/>
-      <w:numFmt w:val="decimal"/>
-      <w:lvlText w:val="%1."/>
-      <w:lvlJc w:val="left"/>
-      <w:pPr>
-        <w:tabs>
-          <w:tab w:val="num" w:pos="720"/>
-        </w:tabs>
-        <w:ind w:left="720" w:hanging="360"/>
-      </w:pPr>
-    </w:lvl>
-    <w:lvl w:ilvl="1">
-      <w:start w:val="1"/>
-      <w:numFmt w:val="decimal"/>
-      <w:lvlText w:val="%2."/>
-      <w:lvlJc w:val="left"/>
-      <w:pPr>
-        <w:tabs>
-          <w:tab w:val="num" w:pos="1440"/>
-        </w:tabs>
-        <w:ind w:left="1440" w:hanging="360"/>
-      </w:pPr>
-    </w:lvl>
-    <w:lvl w:ilvl="2">
-      <w:start w:val="1"/>
-      <w:numFmt w:val="decimal"/>
-      <w:lvlText w:val="%3."/>
-      <w:lvlJc w:val="left"/>
-      <w:pPr>
-        <w:tabs>
-          <w:tab w:val="num" w:pos="2160"/>
-        </w:tabs>
-        <w:ind w:left="2160" w:hanging="360"/>
-      </w:pPr>
-    </w:lvl>
-    <w:lvl w:ilvl="3">
-      <w:start w:val="1"/>
-      <w:numFmt w:val="decimal"/>
-      <w:lvlText w:val="%4."/>
-      <w:lvlJc w:val="left"/>
-      <w:pPr>
-        <w:tabs>
-          <w:tab w:val="num" w:pos="2880"/>
-        </w:tabs>
-        <w:ind w:left="2880" w:hanging="360"/>
-      </w:pPr>
-    </w:lvl>
-    <w:lvl w:ilvl="4" w:tentative="1">
-      <w:start w:val="1"/>
-      <w:numFmt w:val="decimal"/>
-      <w:lvlText w:val="%5."/>
-      <w:lvlJc w:val="left"/>
-      <w:pPr>
-        <w:tabs>
-          <w:tab w:val="num" w:pos="3600"/>
-        </w:tabs>
-        <w:ind w:left="3600" w:hanging="360"/>
-      </w:pPr>
-    </w:lvl>
-    <w:lvl w:ilvl="5" w:tentative="1">
-      <w:start w:val="1"/>
-      <w:numFmt w:val="decimal"/>
-      <w:lvlText w:val="%6."/>
-      <w:lvlJc w:val="left"/>
-      <w:pPr>
-        <w:tabs>
-          <w:tab w:val="num" w:pos="4320"/>
-        </w:tabs>
-        <w:ind w:left="4320" w:hanging="360"/>
-      </w:pPr>
-    </w:lvl>
-    <w:lvl w:ilvl="6" w:tentative="1">
-      <w:start w:val="1"/>
-      <w:numFmt w:val="decimal"/>
-      <w:lvlText w:val="%7."/>
-      <w:lvlJc w:val="left"/>
-      <w:pPr>
-        <w:tabs>
-          <w:tab w:val="num" w:pos="5040"/>
-        </w:tabs>
-        <w:ind w:left="5040" w:hanging="360"/>
-      </w:pPr>
-    </w:lvl>
-    <w:lvl w:ilvl="7" w:tentative="1">
-      <w:start w:val="1"/>
-      <w:numFmt w:val="decimal"/>
-      <w:lvlText w:val="%8."/>
-      <w:lvlJc w:val="left"/>
-      <w:pPr>
-        <w:tabs>
-          <w:tab w:val="num" w:pos="5760"/>
-        </w:tabs>
-        <w:ind w:left="5760" w:hanging="360"/>
-      </w:pPr>
-    </w:lvl>
-    <w:lvl w:ilvl="8" w:tentative="1">
-      <w:start w:val="1"/>
-      <w:numFmt w:val="decimal"/>
-      <w:lvlText w:val="%9."/>
-      <w:lvlJc w:val="left"/>
-      <w:pPr>
-        <w:tabs>
-          <w:tab w:val="num" w:pos="6480"/>
-        </w:tabs>
-        <w:ind w:left="6480" w:hanging="360"/>
-      </w:pPr>
-    </w:lvl>
-  </w:abstractNum>
-  <w:abstractNum w:abstractNumId="2" w15:restartNumberingAfterBreak="0">
-    <w:nsid w:val="167E1EBC"/>
-    <w:multiLevelType w:val="hybridMultilevel"/>
-    <w:tmpl w:val="3304A2C8"/>
-    <w:lvl w:ilvl="0" w:tplc="F88CB728">
-      <w:start w:val="2026"/>
-      <w:numFmt w:val="bullet"/>
-      <w:lvlText w:val=""/>
-      <w:lvlJc w:val="left"/>
-      <w:pPr>
-        <w:ind w:left="800" w:hanging="360"/>
-      </w:pPr>
-      <w:rPr>
-        <w:rFonts w:ascii="Wingdings" w:eastAsiaTheme="minorEastAsia" w:hAnsi="Wingdings" w:cstheme="minorEastAsia" w:hint="default"/>
-      </w:rPr>
-    </w:lvl>
-    <w:lvl w:ilvl="1" w:tplc="04090003" w:tentative="1">
-      <w:start w:val="1"/>
-      <w:numFmt w:val="bullet"/>
-      <w:lvlText w:val=""/>
-      <w:lvlJc w:val="left"/>
-      <w:pPr>
-        <w:ind w:left="1320" w:hanging="440"/>
-      </w:pPr>
-      <w:rPr>
-        <w:rFonts w:ascii="Wingdings" w:hAnsi="Wingdings" w:hint="default"/>
-      </w:rPr>
-    </w:lvl>
-    <w:lvl w:ilvl="2" w:tplc="04090005" w:tentative="1">
-      <w:start w:val="1"/>
-      <w:numFmt w:val="bullet"/>
-      <w:lvlText w:val=""/>
-      <w:lvlJc w:val="left"/>
-      <w:pPr>
-        <w:ind w:left="1760" w:hanging="440"/>
-      </w:pPr>
-      <w:rPr>
-        <w:rFonts w:ascii="Wingdings" w:hAnsi="Wingdings" w:hint="default"/>
-      </w:rPr>
-    </w:lvl>
-    <w:lvl w:ilvl="3" w:tplc="04090001" w:tentative="1">
-      <w:start w:val="1"/>
-      <w:numFmt w:val="bullet"/>
-      <w:lvlText w:val=""/>
-      <w:lvlJc w:val="left"/>
-      <w:pPr>
-        <w:ind w:left="2200" w:hanging="440"/>
-      </w:pPr>
-      <w:rPr>
-        <w:rFonts w:ascii="Wingdings" w:hAnsi="Wingdings" w:hint="default"/>
-      </w:rPr>
-    </w:lvl>
-    <w:lvl w:ilvl="4" w:tplc="04090003" w:tentative="1">
-      <w:start w:val="1"/>
-      <w:numFmt w:val="bullet"/>
-      <w:lvlText w:val=""/>
-      <w:lvlJc w:val="left"/>
-      <w:pPr>
-        <w:ind w:left="2640" w:hanging="440"/>
-      </w:pPr>
-      <w:rPr>
-        <w:rFonts w:ascii="Wingdings" w:hAnsi="Wingdings" w:hint="default"/>
-      </w:rPr>
-    </w:lvl>
-    <w:lvl w:ilvl="5" w:tplc="04090005" w:tentative="1">
-      <w:start w:val="1"/>
-      <w:numFmt w:val="bullet"/>
-      <w:lvlText w:val=""/>
-      <w:lvlJc w:val="left"/>
-      <w:pPr>
-        <w:ind w:left="3080" w:hanging="440"/>
-      </w:pPr>
-      <w:rPr>
-        <w:rFonts w:ascii="Wingdings" w:hAnsi="Wingdings" w:hint="default"/>
-      </w:rPr>
-    </w:lvl>
-    <w:lvl w:ilvl="6" w:tplc="04090001" w:tentative="1">
-      <w:start w:val="1"/>
-      <w:numFmt w:val="bullet"/>
-      <w:lvlText w:val=""/>
-      <w:lvlJc w:val="left"/>
-      <w:pPr>
-        <w:ind w:left="3520" w:hanging="440"/>
-      </w:pPr>
-      <w:rPr>
-        <w:rFonts w:ascii="Wingdings" w:hAnsi="Wingdings" w:hint="default"/>
-      </w:rPr>
-    </w:lvl>
-    <w:lvl w:ilvl="7" w:tplc="04090003" w:tentative="1">
-      <w:start w:val="1"/>
-      <w:numFmt w:val="bullet"/>
-      <w:lvlText w:val=""/>
-      <w:lvlJc w:val="left"/>
-      <w:pPr>
-        <w:ind w:left="3960" w:hanging="440"/>
-      </w:pPr>
-      <w:rPr>
-        <w:rFonts w:ascii="Wingdings" w:hAnsi="Wingdings" w:hint="default"/>
-      </w:rPr>
-    </w:lvl>
-    <w:lvl w:ilvl="8" w:tplc="04090005" w:tentative="1">
-      <w:start w:val="1"/>
-      <w:numFmt w:val="bullet"/>
-      <w:lvlText w:val=""/>
-      <w:lvlJc w:val="left"/>
-      <w:pPr>
-        <w:ind w:left="4400" w:hanging="440"/>
-      </w:pPr>
-      <w:rPr>
-        <w:rFonts w:ascii="Wingdings" w:hAnsi="Wingdings" w:hint="default"/>
-      </w:rPr>
-    </w:lvl>
-  </w:abstractNum>
-  <w:abstractNum w:abstractNumId="3" w15:restartNumberingAfterBreak="0">
-    <w:nsid w:val="282135B2"/>
-    <w:multiLevelType w:val="hybridMultilevel"/>
-    <w:tmpl w:val="EEC48AF6"/>
-    <w:lvl w:ilvl="0" w:tplc="533A595E">
-      <w:numFmt w:val="bullet"/>
-      <w:lvlText w:val=""/>
-      <w:lvlJc w:val="left"/>
-      <w:pPr>
-        <w:ind w:left="800" w:hanging="360"/>
-      </w:pPr>
-      <w:rPr>
-        <w:rFonts w:ascii="Wingdings" w:eastAsiaTheme="minorEastAsia" w:hAnsi="Wingdings" w:cstheme="minorEastAsia" w:hint="default"/>
-      </w:rPr>
-    </w:lvl>
-    <w:lvl w:ilvl="1" w:tplc="04090003" w:tentative="1">
-      <w:start w:val="1"/>
-      <w:numFmt w:val="bullet"/>
-      <w:lvlText w:val=""/>
-      <w:lvlJc w:val="left"/>
-      <w:pPr>
-        <w:ind w:left="1320" w:hanging="440"/>
-      </w:pPr>
-      <w:rPr>
-        <w:rFonts w:ascii="Wingdings" w:hAnsi="Wingdings" w:hint="default"/>
-      </w:rPr>
-    </w:lvl>
-    <w:lvl w:ilvl="2" w:tplc="04090005" w:tentative="1">
-      <w:start w:val="1"/>
-      <w:numFmt w:val="bullet"/>
-      <w:lvlText w:val=""/>
-      <w:lvlJc w:val="left"/>
-      <w:pPr>
-        <w:ind w:left="1760" w:hanging="440"/>
-      </w:pPr>
-      <w:rPr>
-        <w:rFonts w:ascii="Wingdings" w:hAnsi="Wingdings" w:hint="default"/>
-      </w:rPr>
-    </w:lvl>
-    <w:lvl w:ilvl="3" w:tplc="04090001" w:tentative="1">
-      <w:start w:val="1"/>
-      <w:numFmt w:val="bullet"/>
-      <w:lvlText w:val=""/>
-      <w:lvlJc w:val="left"/>
-      <w:pPr>
-        <w:ind w:left="2200" w:hanging="440"/>
-      </w:pPr>
-      <w:rPr>
-        <w:rFonts w:ascii="Wingdings" w:hAnsi="Wingdings" w:hint="default"/>
-      </w:rPr>
-    </w:lvl>
-    <w:lvl w:ilvl="4" w:tplc="04090003" w:tentative="1">
-      <w:start w:val="1"/>
-      <w:numFmt w:val="bullet"/>
-      <w:lvlText w:val=""/>
-      <w:lvlJc w:val="left"/>
-      <w:pPr>
-        <w:ind w:left="2640" w:hanging="440"/>
-      </w:pPr>
-      <w:rPr>
-        <w:rFonts w:ascii="Wingdings" w:hAnsi="Wingdings" w:hint="default"/>
-      </w:rPr>
-    </w:lvl>
-    <w:lvl w:ilvl="5" w:tplc="04090005" w:tentative="1">
-      <w:start w:val="1"/>
-      <w:numFmt w:val="bullet"/>
-      <w:lvlText w:val=""/>
-      <w:lvlJc w:val="left"/>
-      <w:pPr>
-        <w:ind w:left="3080" w:hanging="440"/>
-      </w:pPr>
-      <w:rPr>
-        <w:rFonts w:ascii="Wingdings" w:hAnsi="Wingdings" w:hint="default"/>
-      </w:rPr>
-    </w:lvl>
-    <w:lvl w:ilvl="6" w:tplc="04090001" w:tentative="1">
-      <w:start w:val="1"/>
-      <w:numFmt w:val="bullet"/>
-      <w:lvlText w:val=""/>
-      <w:lvlJc w:val="left"/>
-      <w:pPr>
-        <w:ind w:left="3520" w:hanging="440"/>
-      </w:pPr>
-      <w:rPr>
-        <w:rFonts w:ascii="Wingdings" w:hAnsi="Wingdings" w:hint="default"/>
-      </w:rPr>
-    </w:lvl>
-    <w:lvl w:ilvl="7" w:tplc="04090003" w:tentative="1">
-      <w:start w:val="1"/>
-      <w:numFmt w:val="bullet"/>
-      <w:lvlText w:val=""/>
-      <w:lvlJc w:val="left"/>
-      <w:pPr>
-        <w:ind w:left="3960" w:hanging="440"/>
-      </w:pPr>
-      <w:rPr>
-        <w:rFonts w:ascii="Wingdings" w:hAnsi="Wingdings" w:hint="default"/>
-      </w:rPr>
-    </w:lvl>
-    <w:lvl w:ilvl="8" w:tplc="04090005" w:tentative="1">
-      <w:start w:val="1"/>
-      <w:numFmt w:val="bullet"/>
-      <w:lvlText w:val=""/>
-      <w:lvlJc w:val="left"/>
-      <w:pPr>
-        <w:ind w:left="4400" w:hanging="440"/>
-      </w:pPr>
-      <w:rPr>
-        <w:rFonts w:ascii="Wingdings" w:hAnsi="Wingdings" w:hint="default"/>
-      </w:rPr>
-    </w:lvl>
-  </w:abstractNum>
-  <w:abstractNum w:abstractNumId="4" w15:restartNumberingAfterBreak="0">
-    <w:nsid w:val="2B5107DA"/>
-    <w:multiLevelType w:val="hybridMultilevel"/>
-    <w:tmpl w:val="C6CADC6C"/>
-    <w:lvl w:ilvl="0" w:tplc="1EBE9F40">
-      <w:start w:val="2026"/>
-      <w:numFmt w:val="bullet"/>
-      <w:lvlText w:val=""/>
-      <w:lvlJc w:val="left"/>
-      <w:pPr>
-        <w:ind w:left="465" w:hanging="360"/>
-      </w:pPr>
-      <w:rPr>
-        <w:rFonts w:ascii="Wingdings" w:eastAsiaTheme="minorEastAsia" w:hAnsi="Wingdings" w:cstheme="minorEastAsia" w:hint="default"/>
-      </w:rPr>
-    </w:lvl>
-    <w:lvl w:ilvl="1" w:tplc="04090003" w:tentative="1">
-      <w:start w:val="1"/>
-      <w:numFmt w:val="bullet"/>
-      <w:lvlText w:val=""/>
-      <w:lvlJc w:val="left"/>
-      <w:pPr>
-        <w:ind w:left="985" w:hanging="440"/>
-      </w:pPr>
-      <w:rPr>
-        <w:rFonts w:ascii="Wingdings" w:hAnsi="Wingdings" w:hint="default"/>
-      </w:rPr>
-    </w:lvl>
-    <w:lvl w:ilvl="2" w:tplc="04090005" w:tentative="1">
-      <w:start w:val="1"/>
-      <w:numFmt w:val="bullet"/>
-      <w:lvlText w:val=""/>
-      <w:lvlJc w:val="left"/>
-      <w:pPr>
-        <w:ind w:left="1425" w:hanging="440"/>
-      </w:pPr>
-      <w:rPr>
-        <w:rFonts w:ascii="Wingdings" w:hAnsi="Wingdings" w:hint="default"/>
-      </w:rPr>
-    </w:lvl>
-    <w:lvl w:ilvl="3" w:tplc="04090001" w:tentative="1">
-      <w:start w:val="1"/>
-      <w:numFmt w:val="bullet"/>
-      <w:lvlText w:val=""/>
-      <w:lvlJc w:val="left"/>
-      <w:pPr>
-        <w:ind w:left="1865" w:hanging="440"/>
-      </w:pPr>
-      <w:rPr>
-        <w:rFonts w:ascii="Wingdings" w:hAnsi="Wingdings" w:hint="default"/>
-      </w:rPr>
-    </w:lvl>
-    <w:lvl w:ilvl="4" w:tplc="04090003" w:tentative="1">
-      <w:start w:val="1"/>
-      <w:numFmt w:val="bullet"/>
-      <w:lvlText w:val=""/>
-      <w:lvlJc w:val="left"/>
-      <w:pPr>
-        <w:ind w:left="2305" w:hanging="440"/>
-      </w:pPr>
-      <w:rPr>
-        <w:rFonts w:ascii="Wingdings" w:hAnsi="Wingdings" w:hint="default"/>
-      </w:rPr>
-    </w:lvl>
-    <w:lvl w:ilvl="5" w:tplc="04090005" w:tentative="1">
-      <w:start w:val="1"/>
-      <w:numFmt w:val="bullet"/>
-      <w:lvlText w:val=""/>
-      <w:lvlJc w:val="left"/>
-      <w:pPr>
-        <w:ind w:left="2745" w:hanging="440"/>
-      </w:pPr>
-      <w:rPr>
-        <w:rFonts w:ascii="Wingdings" w:hAnsi="Wingdings" w:hint="default"/>
-      </w:rPr>
-    </w:lvl>
-    <w:lvl w:ilvl="6" w:tplc="04090001" w:tentative="1">
-      <w:start w:val="1"/>
-      <w:numFmt w:val="bullet"/>
-      <w:lvlText w:val=""/>
-      <w:lvlJc w:val="left"/>
-      <w:pPr>
-        <w:ind w:left="3185" w:hanging="440"/>
-      </w:pPr>
-      <w:rPr>
-        <w:rFonts w:ascii="Wingdings" w:hAnsi="Wingdings" w:hint="default"/>
-      </w:rPr>
-    </w:lvl>
-    <w:lvl w:ilvl="7" w:tplc="04090003" w:tentative="1">
-      <w:start w:val="1"/>
-      <w:numFmt w:val="bullet"/>
-      <w:lvlText w:val=""/>
-      <w:lvlJc w:val="left"/>
-      <w:pPr>
-        <w:ind w:left="3625" w:hanging="440"/>
-      </w:pPr>
-      <w:rPr>
-        <w:rFonts w:ascii="Wingdings" w:hAnsi="Wingdings" w:hint="default"/>
-      </w:rPr>
-    </w:lvl>
-    <w:lvl w:ilvl="8" w:tplc="04090005" w:tentative="1">
-      <w:start w:val="1"/>
-      <w:numFmt w:val="bullet"/>
-      <w:lvlText w:val=""/>
-      <w:lvlJc w:val="left"/>
-      <w:pPr>
-        <w:ind w:left="4065" w:hanging="440"/>
-      </w:pPr>
-      <w:rPr>
-        <w:rFonts w:ascii="Wingdings" w:hAnsi="Wingdings" w:hint="default"/>
-      </w:rPr>
-    </w:lvl>
-  </w:abstractNum>
-  <w:abstractNum w:abstractNumId="5" w15:restartNumberingAfterBreak="0">
-    <w:nsid w:val="43677C03"/>
-    <w:multiLevelType w:val="hybridMultilevel"/>
-    <w:tmpl w:val="44AE5292"/>
-    <w:lvl w:ilvl="0" w:tplc="A114FAD4">
-      <w:start w:val="1"/>
-      <w:numFmt w:val="decimal"/>
-      <w:lvlText w:val="%1."/>
-      <w:lvlJc w:val="left"/>
-      <w:pPr>
-        <w:ind w:left="760" w:hanging="360"/>
-      </w:pPr>
-      <w:rPr>
-        <w:rFonts w:asciiTheme="minorHAnsi" w:eastAsiaTheme="minorEastAsia" w:hAnsiTheme="minorHAnsi" w:cstheme="minorEastAsia" w:hint="default"/>
-      </w:rPr>
-    </w:lvl>
-    <w:lvl w:ilvl="1" w:tplc="04090019" w:tentative="1">
-      <w:start w:val="1"/>
-      <w:numFmt w:val="upperLetter"/>
-      <w:lvlText w:val="%2."/>
-      <w:lvlJc w:val="left"/>
-      <w:pPr>
-        <w:ind w:left="1200" w:hanging="400"/>
-      </w:pPr>
-    </w:lvl>
-    <w:lvl w:ilvl="2" w:tplc="0409001B" w:tentative="1">
-      <w:start w:val="1"/>
-      <w:numFmt w:val="lowerRoman"/>
-      <w:lvlText w:val="%3."/>
-      <w:lvlJc w:val="right"/>
-      <w:pPr>
-        <w:ind w:left="1600" w:hanging="400"/>
-      </w:pPr>
-    </w:lvl>
-    <w:lvl w:ilvl="3" w:tplc="0409000F" w:tentative="1">
-      <w:start w:val="1"/>
-      <w:numFmt w:val="decimal"/>
-      <w:lvlText w:val="%4."/>
-      <w:lvlJc w:val="left"/>
-      <w:pPr>
-        <w:ind w:left="2000" w:hanging="400"/>
-      </w:pPr>
-    </w:lvl>
-    <w:lvl w:ilvl="4" w:tplc="04090019" w:tentative="1">
-      <w:start w:val="1"/>
-      <w:numFmt w:val="upperLetter"/>
-      <w:lvlText w:val="%5."/>
-      <w:lvlJc w:val="left"/>
-      <w:pPr>
-        <w:ind w:left="2400" w:hanging="400"/>
-      </w:pPr>
-    </w:lvl>
-    <w:lvl w:ilvl="5" w:tplc="0409001B" w:tentative="1">
-      <w:start w:val="1"/>
-      <w:numFmt w:val="lowerRoman"/>
-      <w:lvlText w:val="%6."/>
-      <w:lvlJc w:val="right"/>
-      <w:pPr>
-        <w:ind w:left="2800" w:hanging="400"/>
-      </w:pPr>
-    </w:lvl>
-    <w:lvl w:ilvl="6" w:tplc="0409000F" w:tentative="1">
-      <w:start w:val="1"/>
-      <w:numFmt w:val="decimal"/>
-      <w:lvlText w:val="%7."/>
-      <w:lvlJc w:val="left"/>
-      <w:pPr>
-        <w:ind w:left="3200" w:hanging="400"/>
-      </w:pPr>
-    </w:lvl>
-    <w:lvl w:ilvl="7" w:tplc="04090019" w:tentative="1">
-      <w:start w:val="1"/>
-      <w:numFmt w:val="upperLetter"/>
-      <w:lvlText w:val="%8."/>
-      <w:lvlJc w:val="left"/>
-      <w:pPr>
-        <w:ind w:left="3600" w:hanging="400"/>
-      </w:pPr>
-    </w:lvl>
-    <w:lvl w:ilvl="8" w:tplc="0409001B" w:tentative="1">
-      <w:start w:val="1"/>
-      <w:numFmt w:val="lowerRoman"/>
-      <w:lvlText w:val="%9."/>
-      <w:lvlJc w:val="right"/>
-      <w:pPr>
-        <w:ind w:left="4000" w:hanging="400"/>
-      </w:pPr>
-    </w:lvl>
-  </w:abstractNum>
-  <w:abstractNum w:abstractNumId="6" w15:restartNumberingAfterBreak="0">
-    <w:nsid w:val="46E91F52"/>
-    <w:multiLevelType w:val="hybridMultilevel"/>
-    <w:tmpl w:val="6CE4E7C4"/>
-    <w:lvl w:ilvl="0" w:tplc="1982D344">
-      <w:numFmt w:val="bullet"/>
-      <w:lvlText w:val="&gt;"/>
-      <w:lvlJc w:val="left"/>
-      <w:pPr>
-        <w:ind w:left="800" w:hanging="360"/>
-      </w:pPr>
-      <w:rPr>
-        <w:rFonts w:ascii="맑은 고딕" w:eastAsia="맑은 고딕" w:hAnsi="맑은 고딕" w:cstheme="minorEastAsia" w:hint="eastAsia"/>
-      </w:rPr>
-    </w:lvl>
-    <w:lvl w:ilvl="1" w:tplc="04090003" w:tentative="1">
-      <w:start w:val="1"/>
-      <w:numFmt w:val="bullet"/>
-      <w:lvlText w:val=""/>
-      <w:lvlJc w:val="left"/>
-      <w:pPr>
-        <w:ind w:left="1320" w:hanging="440"/>
-      </w:pPr>
-      <w:rPr>
-        <w:rFonts w:ascii="Wingdings" w:hAnsi="Wingdings" w:hint="default"/>
-      </w:rPr>
-    </w:lvl>
-    <w:lvl w:ilvl="2" w:tplc="04090005" w:tentative="1">
-      <w:start w:val="1"/>
-      <w:numFmt w:val="bullet"/>
-      <w:lvlText w:val=""/>
-      <w:lvlJc w:val="left"/>
-      <w:pPr>
-        <w:ind w:left="1760" w:hanging="440"/>
-      </w:pPr>
-      <w:rPr>
-        <w:rFonts w:ascii="Wingdings" w:hAnsi="Wingdings" w:hint="default"/>
-      </w:rPr>
-    </w:lvl>
-    <w:lvl w:ilvl="3" w:tplc="04090001" w:tentative="1">
-      <w:start w:val="1"/>
-      <w:numFmt w:val="bullet"/>
-      <w:lvlText w:val=""/>
-      <w:lvlJc w:val="left"/>
-      <w:pPr>
-        <w:ind w:left="2200" w:hanging="440"/>
-      </w:pPr>
-      <w:rPr>
-        <w:rFonts w:ascii="Wingdings" w:hAnsi="Wingdings" w:hint="default"/>
-      </w:rPr>
-    </w:lvl>
-    <w:lvl w:ilvl="4" w:tplc="04090003" w:tentative="1">
-      <w:start w:val="1"/>
-      <w:numFmt w:val="bullet"/>
-      <w:lvlText w:val=""/>
-      <w:lvlJc w:val="left"/>
-      <w:pPr>
-        <w:ind w:left="2640" w:hanging="440"/>
-      </w:pPr>
-      <w:rPr>
-        <w:rFonts w:ascii="Wingdings" w:hAnsi="Wingdings" w:hint="default"/>
-      </w:rPr>
-    </w:lvl>
-    <w:lvl w:ilvl="5" w:tplc="04090005" w:tentative="1">
-      <w:start w:val="1"/>
-      <w:numFmt w:val="bullet"/>
-      <w:lvlText w:val=""/>
-      <w:lvlJc w:val="left"/>
-      <w:pPr>
-        <w:ind w:left="3080" w:hanging="440"/>
-      </w:pPr>
-      <w:rPr>
-        <w:rFonts w:ascii="Wingdings" w:hAnsi="Wingdings" w:hint="default"/>
-      </w:rPr>
-    </w:lvl>
-    <w:lvl w:ilvl="6" w:tplc="04090001" w:tentative="1">
-      <w:start w:val="1"/>
-      <w:numFmt w:val="bullet"/>
-      <w:lvlText w:val=""/>
-      <w:lvlJc w:val="left"/>
-      <w:pPr>
-        <w:ind w:left="3520" w:hanging="440"/>
-      </w:pPr>
-      <w:rPr>
-        <w:rFonts w:ascii="Wingdings" w:hAnsi="Wingdings" w:hint="default"/>
-      </w:rPr>
-    </w:lvl>
-    <w:lvl w:ilvl="7" w:tplc="04090003" w:tentative="1">
-      <w:start w:val="1"/>
-      <w:numFmt w:val="bullet"/>
-      <w:lvlText w:val=""/>
-      <w:lvlJc w:val="left"/>
-      <w:pPr>
-        <w:ind w:left="3960" w:hanging="440"/>
-      </w:pPr>
-      <w:rPr>
-        <w:rFonts w:ascii="Wingdings" w:hAnsi="Wingdings" w:hint="default"/>
-      </w:rPr>
-    </w:lvl>
-    <w:lvl w:ilvl="8" w:tplc="04090005" w:tentative="1">
-      <w:start w:val="1"/>
-      <w:numFmt w:val="bullet"/>
-      <w:lvlText w:val=""/>
-      <w:lvlJc w:val="left"/>
-      <w:pPr>
-        <w:ind w:left="4400" w:hanging="440"/>
-      </w:pPr>
-      <w:rPr>
-        <w:rFonts w:ascii="Wingdings" w:hAnsi="Wingdings" w:hint="default"/>
-      </w:rPr>
-    </w:lvl>
-  </w:abstractNum>
-  <w:abstractNum w:abstractNumId="7" w15:restartNumberingAfterBreak="0">
-    <w:nsid w:val="665F2354"/>
-    <w:multiLevelType w:val="multilevel"/>
-    <w:tmpl w:val="2DD49488"/>
-    <w:lvl w:ilvl="0">
-      <w:start w:val="1"/>
-      <w:numFmt w:val="decimal"/>
-      <w:lvlText w:val="%1."/>
-      <w:lvlJc w:val="left"/>
-      <w:pPr>
-        <w:tabs>
-          <w:tab w:val="num" w:pos="8865"/>
-        </w:tabs>
-        <w:ind w:left="8865" w:hanging="360"/>
-      </w:pPr>
-    </w:lvl>
-    <w:lvl w:ilvl="1">
-      <w:start w:val="1"/>
-      <w:numFmt w:val="decimal"/>
-      <w:lvlText w:val="%2."/>
-      <w:lvlJc w:val="left"/>
-      <w:pPr>
-        <w:tabs>
-          <w:tab w:val="num" w:pos="9585"/>
-        </w:tabs>
-        <w:ind w:left="9585" w:hanging="360"/>
-      </w:pPr>
-    </w:lvl>
-    <w:lvl w:ilvl="2">
-      <w:start w:val="1"/>
-      <w:numFmt w:val="decimal"/>
-      <w:lvlText w:val="%3."/>
-      <w:lvlJc w:val="left"/>
-      <w:pPr>
-        <w:tabs>
-          <w:tab w:val="num" w:pos="10305"/>
-        </w:tabs>
-        <w:ind w:left="10305" w:hanging="360"/>
-      </w:pPr>
-    </w:lvl>
-    <w:lvl w:ilvl="3" w:tentative="1">
-      <w:start w:val="1"/>
-      <w:numFmt w:val="decimal"/>
-      <w:lvlText w:val="%4."/>
-      <w:lvlJc w:val="left"/>
-      <w:pPr>
-        <w:tabs>
-          <w:tab w:val="num" w:pos="11025"/>
-        </w:tabs>
-        <w:ind w:left="11025" w:hanging="360"/>
-      </w:pPr>
-    </w:lvl>
-    <w:lvl w:ilvl="4" w:tentative="1">
-      <w:start w:val="1"/>
-      <w:numFmt w:val="decimal"/>
-      <w:lvlText w:val="%5."/>
-      <w:lvlJc w:val="left"/>
-      <w:pPr>
-        <w:tabs>
-          <w:tab w:val="num" w:pos="11745"/>
-        </w:tabs>
-        <w:ind w:left="11745" w:hanging="360"/>
-      </w:pPr>
-    </w:lvl>
-    <w:lvl w:ilvl="5" w:tentative="1">
-      <w:start w:val="1"/>
-      <w:numFmt w:val="decimal"/>
-      <w:lvlText w:val="%6."/>
-      <w:lvlJc w:val="left"/>
-      <w:pPr>
-        <w:tabs>
-          <w:tab w:val="num" w:pos="12465"/>
-        </w:tabs>
-        <w:ind w:left="12465" w:hanging="360"/>
-      </w:pPr>
-    </w:lvl>
-    <w:lvl w:ilvl="6" w:tentative="1">
-      <w:start w:val="1"/>
-      <w:numFmt w:val="decimal"/>
-      <w:lvlText w:val="%7."/>
-      <w:lvlJc w:val="left"/>
-      <w:pPr>
-        <w:tabs>
-          <w:tab w:val="num" w:pos="13185"/>
-        </w:tabs>
-        <w:ind w:left="13185" w:hanging="360"/>
-      </w:pPr>
-    </w:lvl>
-    <w:lvl w:ilvl="7" w:tentative="1">
-      <w:start w:val="1"/>
-      <w:numFmt w:val="decimal"/>
-      <w:lvlText w:val="%8."/>
-      <w:lvlJc w:val="left"/>
-      <w:pPr>
-        <w:tabs>
-          <w:tab w:val="num" w:pos="13905"/>
-        </w:tabs>
-        <w:ind w:left="13905" w:hanging="360"/>
-      </w:pPr>
-    </w:lvl>
-    <w:lvl w:ilvl="8" w:tentative="1">
-      <w:start w:val="1"/>
-      <w:numFmt w:val="decimal"/>
-      <w:lvlText w:val="%9."/>
-      <w:lvlJc w:val="left"/>
-      <w:pPr>
-        <w:tabs>
-          <w:tab w:val="num" w:pos="14625"/>
-        </w:tabs>
-        <w:ind w:left="14625" w:hanging="360"/>
-      </w:pPr>
-    </w:lvl>
-  </w:abstractNum>
-  <w:abstractNum w:abstractNumId="8" w15:restartNumberingAfterBreak="0">
-    <w:nsid w:val="6D1D445C"/>
-    <w:multiLevelType w:val="hybridMultilevel"/>
-    <w:tmpl w:val="BAECA624"/>
-    <w:lvl w:ilvl="0" w:tplc="B5BA0D7C">
-      <w:start w:val="1"/>
-      <w:numFmt w:val="decimal"/>
-      <w:lvlText w:val="%1."/>
-      <w:lvlJc w:val="left"/>
-      <w:pPr>
-        <w:ind w:left="760" w:hanging="360"/>
-      </w:pPr>
-      <w:rPr>
-        <w:rFonts w:hint="default"/>
-      </w:rPr>
-    </w:lvl>
-    <w:lvl w:ilvl="1" w:tplc="04090019" w:tentative="1">
-      <w:start w:val="1"/>
-      <w:numFmt w:val="upperLetter"/>
-      <w:lvlText w:val="%2."/>
-      <w:lvlJc w:val="left"/>
-      <w:pPr>
-        <w:ind w:left="1200" w:hanging="400"/>
-      </w:pPr>
-    </w:lvl>
-    <w:lvl w:ilvl="2" w:tplc="0409001B" w:tentative="1">
-      <w:start w:val="1"/>
-      <w:numFmt w:val="lowerRoman"/>
-      <w:lvlText w:val="%3."/>
-      <w:lvlJc w:val="right"/>
-      <w:pPr>
-        <w:ind w:left="1600" w:hanging="400"/>
-      </w:pPr>
-    </w:lvl>
-    <w:lvl w:ilvl="3" w:tplc="0409000F" w:tentative="1">
-      <w:start w:val="1"/>
-      <w:numFmt w:val="decimal"/>
-      <w:lvlText w:val="%4."/>
-      <w:lvlJc w:val="left"/>
-      <w:pPr>
-        <w:ind w:left="2000" w:hanging="400"/>
-      </w:pPr>
-    </w:lvl>
-    <w:lvl w:ilvl="4" w:tplc="04090019" w:tentative="1">
-      <w:start w:val="1"/>
-      <w:numFmt w:val="upperLetter"/>
-      <w:lvlText w:val="%5."/>
-      <w:lvlJc w:val="left"/>
-      <w:pPr>
-        <w:ind w:left="2400" w:hanging="400"/>
-      </w:pPr>
-    </w:lvl>
-    <w:lvl w:ilvl="5" w:tplc="0409001B" w:tentative="1">
-      <w:start w:val="1"/>
-      <w:numFmt w:val="lowerRoman"/>
-      <w:lvlText w:val="%6."/>
-      <w:lvlJc w:val="right"/>
-      <w:pPr>
-        <w:ind w:left="2800" w:hanging="400"/>
-      </w:pPr>
-    </w:lvl>
-    <w:lvl w:ilvl="6" w:tplc="0409000F" w:tentative="1">
-      <w:start w:val="1"/>
-      <w:numFmt w:val="decimal"/>
-      <w:lvlText w:val="%7."/>
-      <w:lvlJc w:val="left"/>
-      <w:pPr>
-        <w:ind w:left="3200" w:hanging="400"/>
-      </w:pPr>
-    </w:lvl>
-    <w:lvl w:ilvl="7" w:tplc="04090019" w:tentative="1">
-      <w:start w:val="1"/>
-      <w:numFmt w:val="upperLetter"/>
-      <w:lvlText w:val="%8."/>
-      <w:lvlJc w:val="left"/>
-      <w:pPr>
-        <w:ind w:left="3600" w:hanging="400"/>
-      </w:pPr>
-    </w:lvl>
-    <w:lvl w:ilvl="8" w:tplc="0409001B" w:tentative="1">
-      <w:start w:val="1"/>
-      <w:numFmt w:val="lowerRoman"/>
-      <w:lvlText w:val="%9."/>
-      <w:lvlJc w:val="right"/>
-      <w:pPr>
-        <w:ind w:left="4000" w:hanging="400"/>
-      </w:pPr>
-    </w:lvl>
-  </w:abstractNum>
-  <w:abstractNum w:abstractNumId="9" w15:restartNumberingAfterBreak="0">
-    <w:nsid w:val="784002C3"/>
-    <w:multiLevelType w:val="multilevel"/>
-    <w:tmpl w:val="511065F2"/>
-    <w:lvl w:ilvl="0">
-      <w:start w:val="1"/>
-      <w:numFmt w:val="decimal"/>
-      <w:lvlText w:val="%1."/>
-      <w:lvlJc w:val="left"/>
-      <w:pPr>
-        <w:tabs>
-          <w:tab w:val="num" w:pos="720"/>
-        </w:tabs>
-        <w:ind w:left="720" w:hanging="360"/>
-      </w:pPr>
-    </w:lvl>
-    <w:lvl w:ilvl="1">
-      <w:start w:val="1"/>
-      <w:numFmt w:val="decimal"/>
-      <w:lvlText w:val="%2."/>
-      <w:lvlJc w:val="left"/>
-      <w:pPr>
-        <w:tabs>
-          <w:tab w:val="num" w:pos="1440"/>
-        </w:tabs>
-        <w:ind w:left="1440" w:hanging="360"/>
-      </w:pPr>
-    </w:lvl>
-    <w:lvl w:ilvl="2">
-      <w:start w:val="1"/>
-      <w:numFmt w:val="decimal"/>
-      <w:lvlText w:val="%3."/>
-      <w:lvlJc w:val="left"/>
-      <w:pPr>
-        <w:tabs>
-          <w:tab w:val="num" w:pos="2160"/>
-        </w:tabs>
-        <w:ind w:left="2160" w:hanging="360"/>
-      </w:pPr>
-    </w:lvl>
-    <w:lvl w:ilvl="3" w:tentative="1">
-      <w:start w:val="1"/>
-      <w:numFmt w:val="decimal"/>
-      <w:lvlText w:val="%4."/>
-      <w:lvlJc w:val="left"/>
-      <w:pPr>
-        <w:tabs>
-          <w:tab w:val="num" w:pos="2880"/>
-        </w:tabs>
-        <w:ind w:left="2880" w:hanging="360"/>
-      </w:pPr>
-    </w:lvl>
-    <w:lvl w:ilvl="4" w:tentative="1">
-      <w:start w:val="1"/>
-      <w:numFmt w:val="decimal"/>
-      <w:lvlText w:val="%5."/>
-      <w:lvlJc w:val="left"/>
-      <w:pPr>
-        <w:tabs>
-          <w:tab w:val="num" w:pos="3600"/>
-        </w:tabs>
-        <w:ind w:left="3600" w:hanging="360"/>
-      </w:pPr>
-    </w:lvl>
-    <w:lvl w:ilvl="5" w:tentative="1">
-      <w:start w:val="1"/>
-      <w:numFmt w:val="decimal"/>
-      <w:lvlText w:val="%6."/>
-      <w:lvlJc w:val="left"/>
-      <w:pPr>
-        <w:tabs>
-          <w:tab w:val="num" w:pos="4320"/>
-        </w:tabs>
-        <w:ind w:left="4320" w:hanging="360"/>
-      </w:pPr>
-    </w:lvl>
-    <w:lvl w:ilvl="6" w:tentative="1">
-      <w:start w:val="1"/>
-      <w:numFmt w:val="decimal"/>
-      <w:lvlText w:val="%7."/>
-      <w:lvlJc w:val="left"/>
-      <w:pPr>
-        <w:tabs>
-          <w:tab w:val="num" w:pos="5040"/>
-        </w:tabs>
-        <w:ind w:left="5040" w:hanging="360"/>
-      </w:pPr>
-    </w:lvl>
-    <w:lvl w:ilvl="7" w:tentative="1">
-      <w:start w:val="1"/>
-      <w:numFmt w:val="decimal"/>
-      <w:lvlText w:val="%8."/>
-      <w:lvlJc w:val="left"/>
-      <w:pPr>
-        <w:tabs>
-          <w:tab w:val="num" w:pos="5760"/>
-        </w:tabs>
-        <w:ind w:left="5760" w:hanging="360"/>
-      </w:pPr>
-    </w:lvl>
-    <w:lvl w:ilvl="8" w:tentative="1">
-      <w:start w:val="1"/>
-      <w:numFmt w:val="decimal"/>
-      <w:lvlText w:val="%9."/>
-      <w:lvlJc w:val="left"/>
-      <w:pPr>
-        <w:tabs>
-          <w:tab w:val="num" w:pos="6480"/>
-        </w:tabs>
-        <w:ind w:left="6480" w:hanging="360"/>
-      </w:pPr>
-    </w:lvl>
-  </w:abstractNum>
-  <w:abstractNum w:abstractNumId="10" w15:restartNumberingAfterBreak="0">
-    <w:nsid w:val="7DF873F7"/>
-    <w:multiLevelType w:val="multilevel"/>
-    <w:tmpl w:val="41C6A66E"/>
-    <w:lvl w:ilvl="0">
-      <w:start w:val="1"/>
-      <w:numFmt w:val="decimal"/>
-      <w:lvlText w:val="%1."/>
-      <w:lvlJc w:val="left"/>
-      <w:pPr>
-        <w:tabs>
-          <w:tab w:val="num" w:pos="720"/>
-        </w:tabs>
-        <w:ind w:left="720" w:hanging="360"/>
-      </w:pPr>
-    </w:lvl>
-    <w:lvl w:ilvl="1">
-      <w:start w:val="1"/>
-      <w:numFmt w:val="decimal"/>
-      <w:lvlText w:val="%2."/>
-      <w:lvlJc w:val="left"/>
-      <w:pPr>
-        <w:tabs>
-          <w:tab w:val="num" w:pos="1440"/>
-        </w:tabs>
-        <w:ind w:left="1440" w:hanging="360"/>
-      </w:pPr>
-    </w:lvl>
-    <w:lvl w:ilvl="2">
-      <w:start w:val="1"/>
-      <w:numFmt w:val="decimal"/>
-      <w:lvlText w:val="%3."/>
-      <w:lvlJc w:val="left"/>
-      <w:pPr>
-        <w:tabs>
-          <w:tab w:val="num" w:pos="2160"/>
-        </w:tabs>
-        <w:ind w:left="2160" w:hanging="360"/>
-      </w:pPr>
-    </w:lvl>
-    <w:lvl w:ilvl="3" w:tentative="1">
-      <w:start w:val="1"/>
-      <w:numFmt w:val="decimal"/>
-      <w:lvlText w:val="%4."/>
-      <w:lvlJc w:val="left"/>
-      <w:pPr>
-        <w:tabs>
-          <w:tab w:val="num" w:pos="2880"/>
-        </w:tabs>
-        <w:ind w:left="2880" w:hanging="360"/>
-      </w:pPr>
-    </w:lvl>
-    <w:lvl w:ilvl="4" w:tentative="1">
-      <w:start w:val="1"/>
-      <w:numFmt w:val="decimal"/>
-      <w:lvlText w:val="%5."/>
-      <w:lvlJc w:val="left"/>
-      <w:pPr>
-        <w:tabs>
-          <w:tab w:val="num" w:pos="3600"/>
-        </w:tabs>
-        <w:ind w:left="3600" w:hanging="360"/>
-      </w:pPr>
-    </w:lvl>
-    <w:lvl w:ilvl="5" w:tentative="1">
-      <w:start w:val="1"/>
-      <w:numFmt w:val="decimal"/>
-      <w:lvlText w:val="%6."/>
-      <w:lvlJc w:val="left"/>
-      <w:pPr>
-        <w:tabs>
-          <w:tab w:val="num" w:pos="4320"/>
-        </w:tabs>
-        <w:ind w:left="4320" w:hanging="360"/>
-      </w:pPr>
-    </w:lvl>
-    <w:lvl w:ilvl="6" w:tentative="1">
-      <w:start w:val="1"/>
-      <w:numFmt w:val="decimal"/>
-      <w:lvlText w:val="%7."/>
-      <w:lvlJc w:val="left"/>
-      <w:pPr>
-        <w:tabs>
-          <w:tab w:val="num" w:pos="5040"/>
-        </w:tabs>
-        <w:ind w:left="5040" w:hanging="360"/>
-      </w:pPr>
-    </w:lvl>
-    <w:lvl w:ilvl="7" w:tentative="1">
-      <w:start w:val="1"/>
-      <w:numFmt w:val="decimal"/>
-      <w:lvlText w:val="%8."/>
-      <w:lvlJc w:val="left"/>
-      <w:pPr>
-        <w:tabs>
-          <w:tab w:val="num" w:pos="5760"/>
-        </w:tabs>
-        <w:ind w:left="5760" w:hanging="360"/>
-      </w:pPr>
-    </w:lvl>
-    <w:lvl w:ilvl="8" w:tentative="1">
-      <w:start w:val="1"/>
-      <w:numFmt w:val="decimal"/>
-      <w:lvlText w:val="%9."/>
-      <w:lvlJc w:val="left"/>
-      <w:pPr>
-        <w:tabs>
-          <w:tab w:val="num" w:pos="6480"/>
-        </w:tabs>
-        <w:ind w:left="6480" w:hanging="360"/>
-      </w:pPr>
-    </w:lvl>
-  </w:abstractNum>
-  <w:num w:numId="1" w16cid:durableId="657854212">
-    <w:abstractNumId w:val="9"/>
-  </w:num>
-  <w:num w:numId="2" w16cid:durableId="444229845">
-    <w:abstractNumId w:val="10"/>
-  </w:num>
-  <w:num w:numId="3" w16cid:durableId="2144106161">
-    <w:abstractNumId w:val="7"/>
-  </w:num>
-  <w:num w:numId="4" w16cid:durableId="19136886">
-    <w:abstractNumId w:val="7"/>
-    <w:lvlOverride w:ilvl="1">
-      <w:lvl w:ilvl="1">
-        <w:numFmt w:val="bullet"/>
-        <w:lvlText w:val="o"/>
-        <w:lvlJc w:val="left"/>
-        <w:pPr>
-          <w:tabs>
-            <w:tab w:val="num" w:pos="1440"/>
-          </w:tabs>
-          <w:ind w:left="1440" w:hanging="360"/>
-        </w:pPr>
-        <w:rPr>
-          <w:rFonts w:ascii="Courier New" w:hAnsi="Courier New" w:hint="default"/>
-          <w:sz w:val="20"/>
-        </w:rPr>
-      </w:lvl>
-    </w:lvlOverride>
-  </w:num>
-  <w:num w:numId="5" w16cid:durableId="1801997696">
-    <w:abstractNumId w:val="7"/>
-    <w:lvlOverride w:ilvl="1">
-      <w:lvl w:ilvl="1">
-        <w:numFmt w:val="bullet"/>
-        <w:lvlText w:val="o"/>
-        <w:lvlJc w:val="left"/>
-        <w:pPr>
-          <w:tabs>
-            <w:tab w:val="num" w:pos="1440"/>
-          </w:tabs>
-          <w:ind w:left="1440" w:hanging="360"/>
-        </w:pPr>
-        <w:rPr>
-          <w:rFonts w:ascii="Courier New" w:hAnsi="Courier New" w:hint="default"/>
-          <w:sz w:val="20"/>
-        </w:rPr>
-      </w:lvl>
-    </w:lvlOverride>
-  </w:num>
-  <w:num w:numId="6" w16cid:durableId="610090970">
-    <w:abstractNumId w:val="5"/>
-  </w:num>
-  <w:num w:numId="7" w16cid:durableId="404767729">
-    <w:abstractNumId w:val="1"/>
-  </w:num>
-  <w:num w:numId="8" w16cid:durableId="1968584602">
-    <w:abstractNumId w:val="8"/>
-  </w:num>
-  <w:num w:numId="9" w16cid:durableId="1298100912">
-    <w:abstractNumId w:val="3"/>
-  </w:num>
-  <w:num w:numId="10" w16cid:durableId="1513957585">
-    <w:abstractNumId w:val="4"/>
-  </w:num>
-  <w:num w:numId="11" w16cid:durableId="187256400">
-    <w:abstractNumId w:val="6"/>
-  </w:num>
-  <w:num w:numId="12" w16cid:durableId="1252161643">
-    <w:abstractNumId w:val="2"/>
-  </w:num>
-  <w:num w:numId="13" w16cid:durableId="833447600">
+  <w:num w:numId="1">
     <w:abstractNumId w:val="0"/>
   </w:num>
 </w:numbering>
 </file>
 
 <file path=word/styles.xml><?xml version="1.0" encoding="utf-8"?>
-<w:styles xmlns:mc="http://schemas.openxmlformats.org/markup-compatibility/2006" xmlns:r="http://schemas.openxmlformats.org/officeDocument/2006/relationships" xmlns:w="http://schemas.openxmlformats.org/wordprocessingml/2006/main" xmlns:w14="http://schemas.microsoft.com/office/word/2010/wordml" xmlns:w15="http://schemas.microsoft.com/office/word/2012/wordml" xmlns:w16cex="http://schemas.microsoft.com/office/word/2018/wordml/cex" xmlns:w16cid="http://schemas.microsoft.com/office/word/2016/wordml/cid" xmlns:w16="http://schemas.microsoft.com/office/word/2018/wordml" xmlns:w16du="http://schemas.microsoft.com/office/word/2023/wordml/word16du" xmlns:w16sdtdh="http://schemas.microsoft.com/office/word/2020/wordml/sdtdatahash" xmlns:w16sdtfl="http://schemas.microsoft.com/office/word/2024/wordml/sdtformatlock" xmlns:w16se="http://schemas.microsoft.com/office/word/2015/wordml/symex" mc:Ignorable="w14 w15 w16se w16cid w16 w16cex w16sdtdh w16sdtfl w16du">
+<w:styles xmlns:r="http://schemas.openxmlformats.org/officeDocument/2006/relationships" xmlns:w="http://schemas.openxmlformats.org/wordprocessingml/2006/main">
   <w:docDefaults>
     <w:rPrDefault>
       <w:rPr>
+        <w:lang w:val="en-US" w:eastAsia="ko-KR" w:bidi="ar-SA"/>
         <w:rFonts w:asciiTheme="minorHAnsi" w:eastAsiaTheme="minorEastAsia" w:hAnsiTheme="minorHAnsi" w:cstheme="minorEastAsia"/>
+        <w:szCs w:val="22"/>
         <w:kern w:val="2"/>
-        <w:szCs w:val="22"/>
-        <w:lang w:val="en-US" w:eastAsia="ko-KR" w:bidi="ar-SA"/>
       </w:rPr>
     </w:rPrDefault>
     <w:pPrDefault>
       <w:pPr>
+        <w:jc w:val="both"/>
         <w:spacing w:after="160" w:line="259" w:lineRule="auto"/>
-        <w:jc w:val="both"/>
       </w:pPr>
     </w:pPrDefault>
   </w:docDefaults>
@@ -2589,7 +2594,7 @@
     <w:lsdException w:name="E-mail Signature" w:semiHidden="1" w:unhideWhenUsed="1"/>
     <w:lsdException w:name="HTML Top of Form" w:semiHidden="1" w:unhideWhenUsed="1"/>
     <w:lsdException w:name="HTML Bottom of Form" w:semiHidden="1" w:unhideWhenUsed="1"/>
-    <w:lsdException w:name="Normal (Web)" w:semiHidden="1" w:uiPriority="99" w:unhideWhenUsed="1"/>
+    <w:lsdException w:name="Normal (Web)" w:semiHidden="1" w:uiPriority="153" w:unhideWhenUsed="1"/>
     <w:lsdException w:name="HTML Acronym" w:semiHidden="1" w:unhideWhenUsed="1"/>
     <w:lsdException w:name="HTML Address" w:semiHidden="1" w:unhideWhenUsed="1"/>
     <w:lsdException w:name="HTML Cite" w:semiHidden="1" w:unhideWhenUsed="1"/>
@@ -2765,17 +2770,16 @@
     <w:lsdException w:name="Smart Hyperlink" w:semiHidden="1" w:unhideWhenUsed="1"/>
     <w:lsdException w:name="Hashtag" w:semiHidden="1" w:unhideWhenUsed="1"/>
     <w:lsdException w:name="Unresolved Mention" w:semiHidden="1" w:unhideWhenUsed="1"/>
-    <w:lsdException w:name="Smart Link" w:semiHidden="1" w:uiPriority="99" w:unhideWhenUsed="1"/>
+    <w:lsdException w:name="Smart Link" w:semiHidden="1" w:uiPriority="153" w:unhideWhenUsed="1"/>
   </w:latentStyles>
   <w:style w:type="paragraph" w:default="1" w:styleId="a">
     <w:name w:val="Normal"/>
     <w:qFormat/>
-    <w:rsid w:val="002E6BA0"/>
     <w:pPr>
-      <w:widowControl w:val="0"/>
-      <w:wordWrap w:val="0"/>
-      <w:autoSpaceDE w:val="0"/>
-      <w:autoSpaceDN w:val="0"/>
+      <w:autoSpaceDE w:val="off"/>
+      <w:autoSpaceDN w:val="off"/>
+      <w:widowControl w:val="off"/>
+      <w:wordWrap w:val="off"/>
     </w:pPr>
   </w:style>
   <w:style w:type="character" w:default="1" w:styleId="a0">
@@ -2807,8 +2811,8 @@
   </w:style>
   <w:style w:type="table" w:customStyle="1" w:styleId="1">
     <w:name w:val="표 구분선1"/>
+    <w:uiPriority w:val="39"/>
     <w:basedOn w:val="a1"/>
-    <w:uiPriority w:val="39"/>
     <w:pPr>
       <w:spacing w:after="0" w:line="240" w:lineRule="auto"/>
     </w:pPr>
@@ -2825,8 +2829,8 @@
   </w:style>
   <w:style w:type="paragraph" w:styleId="a3">
     <w:name w:val="List Paragraph"/>
+    <w:uiPriority w:val="34"/>
     <w:basedOn w:val="a"/>
-    <w:uiPriority w:val="34"/>
     <w:qFormat/>
     <w:pPr>
       <w:ind w:leftChars="400" w:left="800"/>
@@ -2834,43 +2838,43 @@
   </w:style>
   <w:style w:type="paragraph" w:styleId="a4">
     <w:name w:val="header"/>
+    <w:uiPriority w:val="99"/>
     <w:basedOn w:val="a"/>
     <w:link w:val="Char"/>
-    <w:uiPriority w:val="99"/>
     <w:unhideWhenUsed/>
     <w:pPr>
+      <w:snapToGrid w:val="0"/>
       <w:tabs>
         <w:tab w:val="center" w:pos="4513"/>
         <w:tab w:val="right" w:pos="9026"/>
       </w:tabs>
-      <w:snapToGrid w:val="0"/>
     </w:pPr>
   </w:style>
   <w:style w:type="character" w:customStyle="1" w:styleId="Char">
     <w:name w:val="머리글 Char"/>
+    <w:uiPriority w:val="99"/>
     <w:basedOn w:val="a0"/>
     <w:link w:val="a4"/>
-    <w:uiPriority w:val="99"/>
   </w:style>
   <w:style w:type="paragraph" w:styleId="a5">
     <w:name w:val="footer"/>
+    <w:uiPriority w:val="99"/>
     <w:basedOn w:val="a"/>
     <w:link w:val="Char0"/>
-    <w:uiPriority w:val="99"/>
     <w:unhideWhenUsed/>
     <w:pPr>
+      <w:snapToGrid w:val="0"/>
       <w:tabs>
         <w:tab w:val="center" w:pos="4513"/>
         <w:tab w:val="right" w:pos="9026"/>
       </w:tabs>
-      <w:snapToGrid w:val="0"/>
     </w:pPr>
   </w:style>
   <w:style w:type="character" w:customStyle="1" w:styleId="Char0">
     <w:name w:val="바닥글 Char"/>
+    <w:uiPriority w:val="99"/>
     <w:basedOn w:val="a0"/>
     <w:link w:val="a5"/>
-    <w:uiPriority w:val="99"/>
   </w:style>
   <w:style w:type="character" w:styleId="a6">
     <w:name w:val="Hyperlink"/>
@@ -2878,7 +2882,7 @@
     <w:unhideWhenUsed/>
     <w:rPr>
       <w:color w:val="0563C1"/>
-      <w:u w:val="single"/>
+      <w:u w:val="single" w:color="auto"/>
     </w:rPr>
   </w:style>
   <w:style w:type="character" w:customStyle="1" w:styleId="10">
@@ -2893,8 +2897,8 @@
   </w:style>
   <w:style w:type="character" w:styleId="HTML">
     <w:name w:val="HTML Code"/>
+    <w:uiPriority w:val="99"/>
     <w:basedOn w:val="a0"/>
-    <w:uiPriority w:val="99"/>
     <w:semiHidden/>
     <w:unhideWhenUsed/>
     <w:rPr>
@@ -2905,8 +2909,8 @@
   </w:style>
   <w:style w:type="character" w:styleId="a7">
     <w:name w:val="Strong"/>
+    <w:uiPriority w:val="22"/>
     <w:basedOn w:val="a0"/>
-    <w:uiPriority w:val="22"/>
     <w:qFormat/>
     <w:rPr>
       <w:b/>
@@ -2915,8 +2919,8 @@
   </w:style>
   <w:style w:type="paragraph" w:styleId="a8">
     <w:name w:val="Normal (Web)"/>
+    <w:uiPriority w:val="99"/>
     <w:basedOn w:val="a"/>
-    <w:uiPriority w:val="99"/>
     <w:unhideWhenUsed/>
     <w:rPr>
       <w:rFonts w:ascii="Times New Roman" w:hAnsi="Times New Roman" w:cs="Times New Roman"/>
@@ -2928,12 +2932,11 @@
     <w:name w:val="cm-m-clike"/>
     <w:basedOn w:val="a0"/>
   </w:style>
-  <w:style w:type="character" w:styleId="a9">
+  <w:style w:type="character" w:customStyle="1" w:styleId="a9">
     <w:name w:val="Unresolved Mention"/>
     <w:basedOn w:val="a0"/>
     <w:semiHidden/>
     <w:unhideWhenUsed/>
-    <w:rsid w:val="00F54DB1"/>
     <w:rPr>
       <w:color w:val="605E5C"/>
       <w:shd w:val="clear" w:color="auto" w:fill="E1DFDD"/>
@@ -2944,10 +2947,9 @@
     <w:basedOn w:val="a0"/>
     <w:semiHidden/>
     <w:unhideWhenUsed/>
-    <w:rsid w:val="00F54DB1"/>
     <w:rPr>
-      <w:color w:val="954F72" w:themeColor="followedHyperlink"/>
-      <w:u w:val="single"/>
+      <w:color w:val="954F72"/>
+      <w:u w:val="single" w:color="auto"/>
     </w:rPr>
   </w:style>
 </w:styles>

--- a/작업일지/25주차.docx
+++ b/작업일지/25주차.docx
@@ -1,6 +1,6 @@
 
 <file path=word/document.xml><?xml version="1.0" encoding="utf-8"?>
-<w:document xmlns:wpc="http://schemas.microsoft.com/office/word/2010/wordprocessingCanvas" xmlns:mc="http://schemas.openxmlformats.org/markup-compatibility/2006" xmlns:o="urn:schemas-microsoft-com:office:office" xmlns:r="http://schemas.openxmlformats.org/officeDocument/2006/relationships" xmlns:m="http://schemas.openxmlformats.org/officeDocument/2006/math" xmlns:v="urn:schemas-microsoft-com:vml" xmlns:wp14="http://schemas.microsoft.com/office/word/2010/wordprocessingDrawing" xmlns:wp="http://schemas.openxmlformats.org/drawingml/2006/wordprocessingDrawing" xmlns:w10="urn:schemas-microsoft-com:office:word" xmlns:w="http://schemas.openxmlformats.org/wordprocessingml/2006/main" xmlns:w14="http://schemas.microsoft.com/office/word/2010/wordml" xmlns:w15="http://schemas.microsoft.com/office/word/2012/wordml" xmlns:wpg="http://schemas.microsoft.com/office/word/2010/wordprocessingGroup" xmlns:wpi="http://schemas.microsoft.com/office/word/2010/wordprocessingInk" xmlns:wne="http://schemas.microsoft.com/office/word/2006/wordml" xmlns:wps="http://schemas.microsoft.com/office/word/2010/wordprocessingShape">
+<w:document xmlns:wpc="http://schemas.microsoft.com/office/word/2010/wordprocessingCanvas" xmlns:cx="http://schemas.microsoft.com/office/drawing/2014/chartex" xmlns:cx1="http://schemas.microsoft.com/office/drawing/2015/9/8/chartex" xmlns:cx2="http://schemas.microsoft.com/office/drawing/2015/10/21/chartex" xmlns:cx3="http://schemas.microsoft.com/office/drawing/2016/5/9/chartex" xmlns:cx4="http://schemas.microsoft.com/office/drawing/2016/5/10/chartex" xmlns:cx5="http://schemas.microsoft.com/office/drawing/2016/5/11/chartex" xmlns:cx6="http://schemas.microsoft.com/office/drawing/2016/5/12/chartex" xmlns:cx7="http://schemas.microsoft.com/office/drawing/2016/5/13/chartex" xmlns:cx8="http://schemas.microsoft.com/office/drawing/2016/5/14/chartex" xmlns:mc="http://schemas.openxmlformats.org/markup-compatibility/2006" xmlns:aink="http://schemas.microsoft.com/office/drawing/2016/ink" xmlns:am3d="http://schemas.microsoft.com/office/drawing/2017/model3d" xmlns:o="urn:schemas-microsoft-com:office:office" xmlns:oel="http://schemas.microsoft.com/office/2019/extlst" xmlns:r="http://schemas.openxmlformats.org/officeDocument/2006/relationships" xmlns:m="http://schemas.openxmlformats.org/officeDocument/2006/math" xmlns:v="urn:schemas-microsoft-com:vml" xmlns:wp14="http://schemas.microsoft.com/office/word/2010/wordprocessingDrawing" xmlns:wp="http://schemas.openxmlformats.org/drawingml/2006/wordprocessingDrawing" xmlns:w10="urn:schemas-microsoft-com:office:word" xmlns:w="http://schemas.openxmlformats.org/wordprocessingml/2006/main" xmlns:w14="http://schemas.microsoft.com/office/word/2010/wordml" xmlns:w15="http://schemas.microsoft.com/office/word/2012/wordml" xmlns:w16cex="http://schemas.microsoft.com/office/word/2018/wordml/cex" xmlns:w16cid="http://schemas.microsoft.com/office/word/2016/wordml/cid" xmlns:w16="http://schemas.microsoft.com/office/word/2018/wordml" xmlns:w16du="http://schemas.microsoft.com/office/word/2023/wordml/word16du" xmlns:w16sdtdh="http://schemas.microsoft.com/office/word/2020/wordml/sdtdatahash" xmlns:w16sdtfl="http://schemas.microsoft.com/office/word/2024/wordml/sdtformatlock" xmlns:w16se="http://schemas.microsoft.com/office/word/2015/wordml/symex" xmlns:wpg="http://schemas.microsoft.com/office/word/2010/wordprocessingGroup" xmlns:wpi="http://schemas.microsoft.com/office/word/2010/wordprocessingInk" xmlns:wne="http://schemas.microsoft.com/office/word/2006/wordml" xmlns:wps="http://schemas.microsoft.com/office/word/2010/wordprocessingShape" mc:Ignorable="w14 w15 w16se w16cid w16 w16cex w16sdtdh w16sdtfl w16du wp14">
   <w:body>
     <w:tbl>
       <w:tblPr>
@@ -19,7 +19,7 @@
       </w:tblGrid>
       <w:tr>
         <w:trPr>
-          <w:trHeight w:val="888" w:hRule="atLeast"/>
+          <w:trHeight w:val="888"/>
         </w:trPr>
         <w:tc>
           <w:tcPr>
@@ -93,11 +93,6 @@
                 <w:szCs w:val="20"/>
               </w:rPr>
               <w:br/>
-            </w:r>
-            <w:r>
-              <w:rPr>
-                <w:szCs w:val="20"/>
-              </w:rPr>
               <w:t>2021180035 임찬진</w:t>
             </w:r>
           </w:p>
@@ -134,19 +129,14 @@
             <w:pPr>
               <w:jc w:val="center"/>
               <w:rPr>
-                <w:lang w:eastAsia="ko-KR"/>
-                <w:rFonts w:hint="eastAsia"/>
                 <w:sz w:val="24"/>
                 <w:szCs w:val="24"/>
-                <w:rtl w:val="off"/>
               </w:rPr>
             </w:pPr>
             <w:r>
               <w:rPr>
-                <w:lang w:eastAsia="ko-KR"/>
                 <w:sz w:val="24"/>
                 <w:szCs w:val="24"/>
-                <w:rtl w:val="off"/>
               </w:rPr>
               <w:t>PIP</w:t>
             </w:r>
@@ -161,12 +151,8 @@
             </w:pPr>
             <w:r>
               <w:rPr>
-                <w:lang w:eastAsia="ko-KR"/>
-                <w:b w:val="0"/>
-                <w:bCs w:val="0"/>
                 <w:sz w:val="16"/>
                 <w:szCs w:val="16"/>
-                <w:rtl w:val="off"/>
               </w:rPr>
               <w:t>(PARK &amp; IM &amp; PARK)</w:t>
             </w:r>
@@ -175,7 +161,7 @@
       </w:tr>
       <w:tr>
         <w:trPr>
-          <w:trHeight w:val="648" w:hRule="atLeast"/>
+          <w:trHeight w:val="648"/>
         </w:trPr>
         <w:tc>
           <w:tcPr>
@@ -217,14 +203,7 @@
                 <w:rFonts w:hint="eastAsia"/>
                 <w:b/>
               </w:rPr>
-              <w:t>2</w:t>
-            </w:r>
-            <w:r>
-              <w:rPr>
-                <w:rFonts w:hint="eastAsia"/>
-                <w:b/>
-              </w:rPr>
-              <w:t>5</w:t>
+              <w:t>25</w:t>
             </w:r>
           </w:p>
         </w:tc>
@@ -260,7 +239,6 @@
             <w:pPr>
               <w:jc w:val="center"/>
               <w:rPr>
-                <w:rFonts w:hint="eastAsia"/>
                 <w:b/>
               </w:rPr>
             </w:pPr>
@@ -269,28 +247,7 @@
                 <w:rFonts w:hint="eastAsia"/>
                 <w:b/>
               </w:rPr>
-              <w:t>2026.1.</w:t>
-            </w:r>
-            <w:r>
-              <w:rPr>
-                <w:rFonts w:hint="eastAsia"/>
-                <w:b/>
-              </w:rPr>
-              <w:t>26</w:t>
-            </w:r>
-            <w:r>
-              <w:rPr>
-                <w:rFonts w:hint="eastAsia"/>
-                <w:b/>
-              </w:rPr>
-              <w:t xml:space="preserve"> ~ 2026.</w:t>
-            </w:r>
-            <w:r>
-              <w:rPr>
-                <w:rFonts w:hint="eastAsia"/>
-                <w:b/>
-              </w:rPr>
-              <w:t>2.1</w:t>
+              <w:t>2026.1.26 ~ 2026.2.1</w:t>
             </w:r>
           </w:p>
         </w:tc>
@@ -348,7 +305,7 @@
       </w:tr>
       <w:tr>
         <w:trPr>
-          <w:trHeight w:val="1266" w:hRule="atLeast"/>
+          <w:trHeight w:val="1266"/>
         </w:trPr>
         <w:tc>
           <w:tcPr>
@@ -381,163 +338,105 @@
           </w:tcPr>
           <w:p>
             <w:pPr>
+              <w:spacing w:after="160"/>
               <w:jc w:val="left"/>
-              <w:spacing w:after="160"/>
               <w:rPr>
                 <w:rFonts w:ascii="맑은 고딕" w:eastAsia="맑은 고딕" w:hAnsi="맑은 고딕"/>
                 <w:b/>
                 <w:bCs/>
               </w:rPr>
             </w:pPr>
-            <w:r>
-              <w:fldChar w:fldCharType="begin"/>
-            </w:r>
-            <w:r>
-              <w:instrText xml:space="preserve"> HYPERLINK "https://github.com/AACHANJINAA/PIP/commit/00d8a240007e983771d6eb0c4d5305b75e4ca3a9" </w:instrText>
-            </w:r>
-            <w:r>
-              <w:fldChar w:fldCharType="separate"/>
-            </w:r>
-            <w:r>
-              <w:rPr>
-                <w:rStyle w:val="a6"/>
-                <w:rFonts w:ascii="맑은 고딕" w:eastAsia="맑은 고딕" w:hAnsi="맑은 고딕"/>
-                <w:b/>
-                <w:bCs/>
-              </w:rPr>
-              <w:t>BT도입하고 서버 크러쉬 나던 문제 해결</w:t>
-            </w:r>
-            <w:r>
-              <w:fldChar w:fldCharType="end"/>
-            </w:r>
+            <w:hyperlink r:id="rId5" w:history="1">
+              <w:r>
+                <w:rPr>
+                  <w:rStyle w:val="a6"/>
+                  <w:rFonts w:ascii="맑은 고딕" w:eastAsia="맑은 고딕" w:hAnsi="맑은 고딕"/>
+                  <w:b/>
+                  <w:bCs/>
+                </w:rPr>
+                <w:t>BT도입하고 서버 크러쉬 나던 문제 해결</w:t>
+              </w:r>
+            </w:hyperlink>
           </w:p>
           <w:p>
             <w:pPr>
+              <w:spacing w:after="160"/>
               <w:jc w:val="left"/>
-              <w:spacing w:after="160"/>
-              <w:rPr>
-                <w:lang/>
+              <w:rPr>
                 <w:rFonts w:ascii="맑은 고딕" w:eastAsia="맑은 고딕" w:hAnsi="맑은 고딕"/>
                 <w:b/>
                 <w:bCs/>
-                <w:rtl w:val="off"/>
               </w:rPr>
             </w:pPr>
-            <w:r>
-              <w:fldChar w:fldCharType="begin"/>
-            </w:r>
-            <w:r>
-              <w:instrText xml:space="preserve"> HYPERLINK "https://github.com/AACHANJINAA/PIP/commit/7976888192a89d62ec1d36184b2c44e4d1fd321d" </w:instrText>
-            </w:r>
-            <w:r>
-              <w:fldChar w:fldCharType="separate"/>
-            </w:r>
-            <w:r>
-              <w:rPr>
-                <w:rStyle w:val="aa"/>
-                <w:rFonts w:ascii="맑은 고딕" w:eastAsia="맑은 고딕" w:hAnsi="맑은 고딕"/>
-                <w:b/>
-                <w:bCs/>
-              </w:rPr>
-              <w:t>공격패킷을 Action패킷으로 통합</w:t>
-            </w:r>
-            <w:r>
-              <w:fldChar w:fldCharType="end"/>
-            </w:r>
+            <w:hyperlink r:id="rId6" w:history="1">
+              <w:r>
+                <w:rPr>
+                  <w:rStyle w:val="a9"/>
+                  <w:rFonts w:ascii="맑은 고딕" w:eastAsia="맑은 고딕" w:hAnsi="맑은 고딕"/>
+                  <w:b/>
+                  <w:bCs/>
+                </w:rPr>
+                <w:t>공격패킷을 Action패킷으로 통합</w:t>
+              </w:r>
+            </w:hyperlink>
           </w:p>
           <w:p>
             <w:pPr>
               <w:rPr>
-                <w:lang w:eastAsia="ko-KR"/>
-                <w:rFonts w:hint="eastAsia"/>
                 <w:b/>
                 <w:bCs/>
-                <w:rtl w:val="off"/>
               </w:rPr>
             </w:pPr>
-            <w:r>
-              <w:rPr>
-                <w:b/>
-                <w:bCs/>
-              </w:rPr>
-              <w:fldChar w:fldCharType="begin"/>
-            </w:r>
-            <w:r>
-              <w:rPr>
-                <w:b/>
-                <w:bCs/>
-              </w:rPr>
-              <w:instrText xml:space="preserve"> HYPERLINK "https://github.com/AACHANJINAA/PIP/commit/3ae7e22a7f07894b0441c76c824331232d1abf53" </w:instrText>
-            </w:r>
-            <w:r>
-              <w:rPr>
-                <w:b/>
-                <w:bCs/>
-              </w:rPr>
-              <w:fldChar w:fldCharType="separate"/>
-            </w:r>
-            <w:r>
-              <w:rPr>
-                <w:rStyle w:val="aa"/>
-                <w:rFonts w:ascii="맑은 고딕" w:eastAsia="맑은 고딕" w:hAnsi="맑은 고딕" w:cs="맑은 고딕" w:hint="eastAsia"/>
-                <w:b/>
-                <w:bCs/>
-              </w:rPr>
-              <w:t>WaitForGpuComplete() 전역 펜스값을 사용하도록 설정</w:t>
-            </w:r>
-            <w:r>
-              <w:rPr>
-                <w:b/>
-                <w:bCs/>
-              </w:rPr>
-              <w:fldChar w:fldCharType="end"/>
-            </w:r>
+            <w:hyperlink r:id="rId7" w:history="1">
+              <w:r>
+                <w:rPr>
+                  <w:rStyle w:val="a9"/>
+                  <w:rFonts w:ascii="맑은 고딕" w:eastAsia="맑은 고딕" w:hAnsi="맑은 고딕" w:cs="맑은 고딕" w:hint="eastAsia"/>
+                  <w:b/>
+                  <w:bCs/>
+                </w:rPr>
+                <w:t>WaitForGpuComplete() 전역 펜스값을 사용하도록 설정</w:t>
+              </w:r>
+            </w:hyperlink>
           </w:p>
           <w:p>
             <w:pPr>
               <w:rPr>
+                <w:b/>
+                <w:bCs/>
+              </w:rPr>
+            </w:pPr>
+            <w:hyperlink r:id="rId8" w:history="1">
+              <w:r>
+                <w:rPr>
+                  <w:rStyle w:val="a9"/>
+                  <w:rFonts w:ascii="맑은 고딕" w:eastAsia="맑은 고딕" w:hAnsi="맑은 고딕" w:cs="맑은 고딕" w:hint="eastAsia"/>
+                  <w:b/>
+                  <w:bCs/>
+                </w:rPr>
+                <w:t>링 버퍼 방식으로 동적 디스크립터 힙을 관리하도록 수정하여 깜빡이는 문제 해결</w:t>
+              </w:r>
+            </w:hyperlink>
+          </w:p>
+          <w:p>
+            <w:pPr>
+              <w:rPr>
                 <w:rFonts w:ascii="맑은 고딕" w:eastAsia="맑은 고딕" w:hAnsi="맑은 고딕" w:hint="eastAsia"/>
                 <w:b/>
                 <w:bCs/>
               </w:rPr>
             </w:pPr>
-            <w:r>
-              <w:rPr>
-                <w:b/>
-                <w:bCs/>
-              </w:rPr>
-              <w:fldChar w:fldCharType="begin"/>
-            </w:r>
-            <w:r>
-              <w:rPr>
-                <w:b/>
-                <w:bCs/>
-              </w:rPr>
-              <w:instrText xml:space="preserve"> HYPERLINK "https://github.com/AACHANJINAA/PIP/commit/a3a97e4833811aca5e1ab8c69a5378e1c1c0e88d" </w:instrText>
-            </w:r>
-            <w:r>
-              <w:rPr>
-                <w:b/>
-                <w:bCs/>
-              </w:rPr>
-              <w:fldChar w:fldCharType="separate"/>
-            </w:r>
-            <w:r>
-              <w:rPr>
-                <w:rStyle w:val="aa"/>
-                <w:rFonts w:ascii="맑은 고딕" w:eastAsia="맑은 고딕" w:hAnsi="맑은 고딕" w:cs="맑은 고딕" w:hint="eastAsia"/>
-                <w:b/>
-                <w:bCs/>
-              </w:rPr>
-              <w:t>링 버퍼 방식으로 동적 디스크립터 힙을 관리하도록 수정하여 깜빡이는 문제 해결</w:t>
-            </w:r>
-            <w:r>
-              <w:rPr>
-                <w:b/>
-                <w:bCs/>
-              </w:rPr>
-              <w:fldChar w:fldCharType="end"/>
-            </w:r>
+            <w:hyperlink r:id="rId9" w:history="1">
+              <w:r>
+                <w:rPr>
+                  <w:rStyle w:val="a6"/>
+                  <w:rFonts w:ascii="맑은 고딕" w:eastAsia="맑은 고딕" w:hAnsi="맑은 고딕"/>
+                  <w:b/>
+                  <w:bCs/>
+                </w:rPr>
+                <w:t>NPC 애니메이션 동기화</w:t>
+              </w:r>
+            </w:hyperlink>
           </w:p>
         </w:tc>
       </w:tr>
@@ -587,152 +486,137 @@
     <w:p>
       <w:pPr>
         <w:pStyle w:val="a3"/>
-        <w:ind w:leftChars="0"/>
-        <w:jc w:val="left"/>
         <w:numPr>
           <w:ilvl w:val="0"/>
           <w:numId w:val="1"/>
         </w:numPr>
-        <w:rPr>
-          <w:b/>
-          <w:sz w:val="22"/>
-        </w:rPr>
-      </w:pPr>
-      <w:r>
-        <w:rPr>
-          <w:rFonts w:hint="eastAsia"/>
-          <w:b/>
-          <w:sz w:val="22"/>
-        </w:rPr>
-        <w:t>BT의 get실패와 그리드 맵의 무한 재귀 호출 문제의 콜라보였음</w:t>
-      </w:r>
-    </w:p>
-    <w:p>
-      <w:pPr>
-        <w:pStyle w:val="a3"/>
         <w:ind w:leftChars="0"/>
         <w:jc w:val="left"/>
+        <w:rPr>
+          <w:b/>
+          <w:sz w:val="22"/>
+        </w:rPr>
+      </w:pPr>
+      <w:r>
+        <w:rPr>
+          <w:rFonts w:hint="eastAsia"/>
+          <w:b/>
+          <w:sz w:val="22"/>
+        </w:rPr>
+        <w:t>BT의 get실패와 그리드 맵의 무한 재귀 호출 문제의 콜라보였음</w:t>
+      </w:r>
+    </w:p>
+    <w:p>
+      <w:pPr>
+        <w:pStyle w:val="a3"/>
         <w:numPr>
           <w:ilvl w:val="0"/>
           <w:numId w:val="1"/>
         </w:numPr>
-        <w:rPr>
-          <w:b/>
-          <w:sz w:val="22"/>
-        </w:rPr>
-      </w:pPr>
-      <w:r>
-        <w:rPr>
-          <w:rFonts w:hint="eastAsia"/>
-          <w:b/>
-          <w:sz w:val="22"/>
-        </w:rPr>
-        <w:t>유저가 나갈 때 시야 목록을 초기화 해주고 댕글링 포인터 없게 초기화 하고 유저가 나갈 수 있게 설정</w:t>
-      </w:r>
-    </w:p>
-    <w:p>
-      <w:pPr>
-        <w:pStyle w:val="a3"/>
         <w:ind w:leftChars="0"/>
         <w:jc w:val="left"/>
+        <w:rPr>
+          <w:b/>
+          <w:sz w:val="22"/>
+        </w:rPr>
+      </w:pPr>
+      <w:r>
+        <w:rPr>
+          <w:rFonts w:hint="eastAsia"/>
+          <w:b/>
+          <w:sz w:val="22"/>
+        </w:rPr>
+        <w:t>유저가 나갈 때 시야 목록을 초기화 해주고 댕글링 포인터 없게 초기화 하고 유저가 나갈 수 있게 설정</w:t>
+      </w:r>
+    </w:p>
+    <w:p>
+      <w:pPr>
+        <w:pStyle w:val="a3"/>
         <w:numPr>
           <w:ilvl w:val="0"/>
           <w:numId w:val="1"/>
         </w:numPr>
-        <w:rPr>
-          <w:b/>
-          <w:sz w:val="22"/>
-        </w:rPr>
-      </w:pPr>
-      <w:r>
-        <w:rPr>
-          <w:rFonts w:hint="eastAsia"/>
-          <w:b/>
-          <w:sz w:val="22"/>
-        </w:rPr>
-        <w:t xml:space="preserve">NPC가 죽거나 하는 경우 NPC 삭제를 해야 되기 때문에 미리 그리드맵과 연동된 삭제 </w:t>
-      </w:r>
-      <w:r>
-        <w:rPr>
-          <w:rFonts w:hint="eastAsia"/>
-          <w:b/>
-          <w:sz w:val="22"/>
-        </w:rPr>
-        <w:t>함수를  Room</w:t>
-      </w:r>
-      <w:r>
-        <w:rPr>
-          <w:rFonts w:hint="eastAsia"/>
-          <w:b/>
-          <w:sz w:val="22"/>
-        </w:rPr>
-        <w:t>에 만들어 둠</w:t>
-      </w:r>
-    </w:p>
-    <w:p>
-      <w:pPr>
-        <w:jc w:val="left"/>
-        <w:rPr>
-          <w:b/>
-          <w:sz w:val="22"/>
-        </w:rPr>
-      </w:pPr>
-      <w:r>
-        <w:rPr>
-          <w:rFonts w:hint="eastAsia"/>
-          <w:b/>
-          <w:sz w:val="22"/>
-        </w:rPr>
-        <w:t>공격 패킷 Action 패킷으로 통합</w:t>
-      </w:r>
-    </w:p>
-    <w:p>
-      <w:pPr>
-        <w:pStyle w:val="a3"/>
         <w:ind w:leftChars="0"/>
         <w:jc w:val="left"/>
+        <w:rPr>
+          <w:b/>
+          <w:sz w:val="22"/>
+        </w:rPr>
+      </w:pPr>
+      <w:r>
+        <w:rPr>
+          <w:rFonts w:hint="eastAsia"/>
+          <w:b/>
+          <w:sz w:val="22"/>
+        </w:rPr>
+        <w:t>NPC가 죽거나 하는 경우 NPC 삭제를 해야 되기 때문에 미리 그리드맵과 연동된 삭제 함수를  Room에 만들어 둠</w:t>
+      </w:r>
+    </w:p>
+    <w:p>
+      <w:pPr>
+        <w:jc w:val="left"/>
+        <w:rPr>
+          <w:b/>
+          <w:sz w:val="22"/>
+        </w:rPr>
+      </w:pPr>
+      <w:r>
+        <w:rPr>
+          <w:rFonts w:hint="eastAsia"/>
+          <w:b/>
+          <w:sz w:val="22"/>
+        </w:rPr>
+        <w:t>공격 패킷 Action 패킷으로 통합</w:t>
+      </w:r>
+    </w:p>
+    <w:p>
+      <w:pPr>
+        <w:pStyle w:val="a3"/>
         <w:numPr>
           <w:ilvl w:val="0"/>
           <w:numId w:val="1"/>
         </w:numPr>
-        <w:rPr>
-          <w:b/>
-          <w:sz w:val="22"/>
-        </w:rPr>
-      </w:pPr>
-      <w:r>
-        <w:rPr>
-          <w:rFonts w:hint="eastAsia"/>
-          <w:b/>
-          <w:sz w:val="22"/>
-        </w:rPr>
-        <w:t>기존 공격 패킷은 공격 했다만 알릴 수 있어서 확장이 불가피 했음</w:t>
-      </w:r>
-    </w:p>
-    <w:p>
-      <w:pPr>
-        <w:pStyle w:val="a3"/>
         <w:ind w:leftChars="0"/>
         <w:jc w:val="left"/>
+        <w:rPr>
+          <w:b/>
+          <w:sz w:val="22"/>
+        </w:rPr>
+      </w:pPr>
+      <w:r>
+        <w:rPr>
+          <w:rFonts w:hint="eastAsia"/>
+          <w:b/>
+          <w:sz w:val="22"/>
+        </w:rPr>
+        <w:t>기존 공격 패킷은 공격 했다만 알릴 수 있어서 확장이 불가피 했음</w:t>
+      </w:r>
+    </w:p>
+    <w:p>
+      <w:pPr>
+        <w:pStyle w:val="a3"/>
         <w:numPr>
           <w:ilvl w:val="0"/>
           <w:numId w:val="1"/>
         </w:numPr>
-        <w:rPr>
-          <w:b/>
-          <w:sz w:val="22"/>
-        </w:rPr>
-      </w:pPr>
-      <w:r>
-        <w:rPr>
-          <w:b/>
+        <w:ind w:leftChars="0"/>
+        <w:jc w:val="left"/>
+        <w:rPr>
+          <w:b/>
+          <w:sz w:val="22"/>
+        </w:rPr>
+      </w:pPr>
+      <w:r>
+        <w:rPr>
+          <w:b/>
+          <w:noProof/>
           <w:sz w:val="22"/>
         </w:rPr>
         <w:drawing>
-          <wp:inline distT="0" distB="0" distL="0" distR="0">
+          <wp:inline distT="0" distB="0" distL="0" distR="0" wp14:anchorId="68CA44A9" wp14:editId="32B8F038">
             <wp:extent cx="4810796" cy="1514686"/>
             <wp:effectExtent l="0" t="0" r="0" b="0"/>
-            <wp:docPr id="1025" name="shape1025" hidden="0"/>
+            <wp:docPr id="1025" name="shape1025"/>
             <wp:cNvGraphicFramePr>
               <a:graphicFrameLocks xmlns:a="http://schemas.openxmlformats.org/drawingml/2006/main" noChangeAspect="1"/>
             </wp:cNvGraphicFramePr>
@@ -741,12 +625,12 @@
                 <pic:pic xmlns:pic="http://schemas.openxmlformats.org/drawingml/2006/picture">
                   <pic:nvPicPr>
                     <pic:cNvPr id="0" name="이미지"/>
-                    <pic:cNvPicPr preferRelativeResize="1">
+                    <pic:cNvPicPr>
                       <a:picLocks noChangeAspect="1"/>
                     </pic:cNvPicPr>
                   </pic:nvPicPr>
                   <pic:blipFill>
-                    <a:blip r:embed="rId1">
+                    <a:blip r:embed="rId10">
                       <a:extLst>
                         <a:ext uri="{28A0092B-C50C-407E-A947-70E740481C1C}">
                           <a14:useLocalDpi xmlns:a14="http://schemas.microsoft.com/office/drawing/2010/main" val="0"/>
@@ -763,7 +647,9 @@
                       <a:off x="0" y="0"/>
                       <a:ext cx="4810796" cy="1514686"/>
                     </a:xfrm>
-                    <a:prstGeom prst="rect"/>
+                    <a:prstGeom prst="rect">
+                      <a:avLst/>
+                    </a:prstGeom>
                   </pic:spPr>
                 </pic:pic>
               </a:graphicData>
@@ -775,81 +661,81 @@
     <w:p>
       <w:pPr>
         <w:pStyle w:val="a3"/>
-        <w:ind w:leftChars="0"/>
-        <w:jc w:val="left"/>
         <w:numPr>
           <w:ilvl w:val="0"/>
           <w:numId w:val="1"/>
         </w:numPr>
-        <w:rPr>
-          <w:b/>
-          <w:sz w:val="22"/>
-        </w:rPr>
-      </w:pPr>
-      <w:r>
-        <w:rPr>
-          <w:rFonts w:hint="eastAsia"/>
-          <w:b/>
-          <w:sz w:val="22"/>
-        </w:rPr>
-        <w:t>공격 타입을 열거형으로 설정</w:t>
-      </w:r>
-    </w:p>
-    <w:p>
-      <w:pPr>
-        <w:pStyle w:val="a3"/>
         <w:ind w:leftChars="0"/>
         <w:jc w:val="left"/>
+        <w:rPr>
+          <w:b/>
+          <w:sz w:val="22"/>
+        </w:rPr>
+      </w:pPr>
+      <w:r>
+        <w:rPr>
+          <w:rFonts w:hint="eastAsia"/>
+          <w:b/>
+          <w:sz w:val="22"/>
+        </w:rPr>
+        <w:t>공격 타입을 열거형으로 설정</w:t>
+      </w:r>
+    </w:p>
+    <w:p>
+      <w:pPr>
+        <w:pStyle w:val="a3"/>
         <w:numPr>
           <w:ilvl w:val="0"/>
           <w:numId w:val="1"/>
         </w:numPr>
-        <w:rPr>
-          <w:b/>
-          <w:sz w:val="22"/>
-        </w:rPr>
-      </w:pPr>
-      <w:r>
-        <w:rPr>
-          <w:rFonts w:hint="eastAsia"/>
-          <w:b/>
-          <w:sz w:val="22"/>
-        </w:rPr>
-        <w:t>실제 공격의 번호를 설정</w:t>
-      </w:r>
-    </w:p>
-    <w:p>
-      <w:pPr>
-        <w:pStyle w:val="a3"/>
         <w:ind w:leftChars="0"/>
         <w:jc w:val="left"/>
+        <w:rPr>
+          <w:b/>
+          <w:sz w:val="22"/>
+        </w:rPr>
+      </w:pPr>
+      <w:r>
+        <w:rPr>
+          <w:rFonts w:hint="eastAsia"/>
+          <w:b/>
+          <w:sz w:val="22"/>
+        </w:rPr>
+        <w:t>실제 공격의 번호를 설정</w:t>
+      </w:r>
+    </w:p>
+    <w:p>
+      <w:pPr>
+        <w:pStyle w:val="a3"/>
         <w:numPr>
           <w:ilvl w:val="0"/>
           <w:numId w:val="1"/>
         </w:numPr>
-        <w:rPr>
-          <w:b/>
-          <w:sz w:val="22"/>
-        </w:rPr>
-      </w:pPr>
-      <w:r>
-        <w:rPr>
-          <w:rFonts w:hint="eastAsia"/>
-          <w:b/>
-          <w:sz w:val="22"/>
-        </w:rPr>
-        <w:t>타겟이 있으면 타겟 id를 설정</w:t>
-      </w:r>
-    </w:p>
-    <w:p>
-      <w:pPr>
-        <w:pStyle w:val="a3"/>
         <w:ind w:leftChars="0"/>
         <w:jc w:val="left"/>
+        <w:rPr>
+          <w:b/>
+          <w:sz w:val="22"/>
+        </w:rPr>
+      </w:pPr>
+      <w:r>
+        <w:rPr>
+          <w:rFonts w:hint="eastAsia"/>
+          <w:b/>
+          <w:sz w:val="22"/>
+        </w:rPr>
+        <w:t>타겟이 있으면 타겟 id를 설정</w:t>
+      </w:r>
+    </w:p>
+    <w:p>
+      <w:pPr>
+        <w:pStyle w:val="a3"/>
         <w:numPr>
           <w:ilvl w:val="0"/>
           <w:numId w:val="1"/>
         </w:numPr>
+        <w:ind w:leftChars="0"/>
+        <w:jc w:val="left"/>
         <w:rPr>
           <w:b/>
           <w:sz w:val="22"/>
@@ -868,18 +754,41 @@
       <w:pPr>
         <w:jc w:val="left"/>
         <w:rPr>
+          <w:b/>
+          <w:sz w:val="22"/>
+        </w:rPr>
+      </w:pPr>
+      <w:r>
+        <w:rPr>
           <w:rFonts w:hint="eastAsia"/>
           <w:b/>
           <w:sz w:val="22"/>
         </w:rPr>
-      </w:pPr>
+        <w:t>Server to Client 패킷은 기존의 hit_npcs 패킷을 그대로 사용</w:t>
+      </w:r>
+    </w:p>
+    <w:p>
+      <w:pPr>
+        <w:jc w:val="left"/>
+        <w:rPr>
+          <w:b/>
+          <w:sz w:val="22"/>
+        </w:rPr>
+      </w:pPr>
+      <w:r>
+        <w:rPr>
+          <w:b/>
+          <w:sz w:val="22"/>
+        </w:rPr>
+        <w:t>N</w:t>
+      </w:r>
       <w:r>
         <w:rPr>
           <w:rFonts w:hint="eastAsia"/>
           <w:b/>
           <w:sz w:val="22"/>
         </w:rPr>
-        <w:t>Server to Client 패킷은 기존의 hit_npcs 패킷을 그대로 사용</w:t>
+        <w:t xml:space="preserve">pc 피격 패킷은 그 npc를 보고 있는 플레이어 에게만 보냄 </w:t>
       </w:r>
     </w:p>
     <w:p>
@@ -892,132 +801,89 @@
       </w:pPr>
       <w:r>
         <w:rPr>
-          <w:b/>
-          <w:sz w:val="22"/>
-        </w:rPr>
-        <w:t>N</w:t>
-      </w:r>
-      <w:r>
-        <w:rPr>
           <w:rFonts w:hint="eastAsia"/>
           <w:b/>
           <w:sz w:val="22"/>
         </w:rPr>
-        <w:t xml:space="preserve">pc 피격 패킷은 그 npc를 보고 있는 플레이어 에게만 보냄 </w:t>
+        <w:lastRenderedPageBreak/>
+        <w:t>플레이어 끼리 데이터는 모든 플레이어에게 전송</w:t>
       </w:r>
     </w:p>
     <w:p>
       <w:pPr>
         <w:jc w:val="left"/>
         <w:rPr>
-          <w:lang w:eastAsia="ko-KR"/>
+          <w:b/>
+          <w:sz w:val="22"/>
+        </w:rPr>
+      </w:pPr>
+    </w:p>
+    <w:p>
+      <w:pPr>
+        <w:jc w:val="left"/>
+        <w:rPr>
           <w:rFonts w:hint="eastAsia"/>
           <w:b/>
           <w:sz w:val="22"/>
-          <w:rtl w:val="off"/>
+        </w:rPr>
+      </w:pPr>
+    </w:p>
+    <w:p>
+      <w:pPr>
+        <w:jc w:val="left"/>
+        <w:rPr>
+          <w:b/>
+          <w:bCs/>
+          <w:sz w:val="22"/>
+        </w:rPr>
+      </w:pPr>
+      <w:r>
+        <w:rPr>
+          <w:b/>
+          <w:bCs/>
+          <w:sz w:val="22"/>
+        </w:rPr>
+        <w:t>WaitForGpuComplete() 전역 펜스값을 사용하도록 설정</w:t>
+      </w:r>
+    </w:p>
+    <w:p>
+      <w:pPr>
+        <w:rPr>
+          <w:b/>
+          <w:bCs/>
+          <w:sz w:val="22"/>
+        </w:rPr>
+      </w:pPr>
+      <w:r>
+        <w:rPr>
+          <w:b/>
+          <w:bCs/>
+          <w:sz w:val="22"/>
+        </w:rPr>
+        <w:t>지난번 MoveToNextFrame 에서 매 프레임마다 바뀌는 전역 펜스값을 사용하도록 변경함 그러나 그게 WaitForGpuComplete()함수에는 적용이 되어있지 않아 적용</w:t>
+      </w:r>
+    </w:p>
+    <w:p>
+      <w:pPr>
+        <w:rPr>
+          <w:b/>
+          <w:bCs/>
+          <w:sz w:val="22"/>
         </w:rPr>
       </w:pPr>
       <w:r>
         <w:rPr>
           <w:rFonts w:hint="eastAsia"/>
           <w:b/>
-          <w:sz w:val="22"/>
-        </w:rPr>
-        <w:t>플레이어 끼리</w:t>
-      </w:r>
-      <w:r>
-        <w:rPr>
-          <w:rFonts w:hint="eastAsia"/>
-          <w:b/>
-          <w:sz w:val="22"/>
-        </w:rPr>
-        <w:t xml:space="preserve"> 데이터는 모든 플레이어에게 전송</w:t>
-      </w:r>
-    </w:p>
-    <w:p>
-      <w:pPr>
-        <w:jc w:val="left"/>
-        <w:rPr>
-          <w:lang w:eastAsia="ko-KR"/>
-          <w:rFonts w:hint="eastAsia"/>
-          <w:b/>
-          <w:bCs/>
-          <w:sz w:val="22"/>
-          <w:rtl w:val="off"/>
-        </w:rPr>
-      </w:pPr>
-      <w:r>
-        <w:rPr>
-          <w:b/>
-          <w:bCs/>
-          <w:sz w:val="22"/>
-        </w:rPr>
-        <w:t>WaitForGpuComplete() 전역 펜스값을 사용하도록 설정</w:t>
-      </w:r>
-    </w:p>
-    <w:p>
-      <w:pPr>
-        <w:rPr>
-          <w:lang w:eastAsia="ko-KR"/>
-          <w:rFonts w:hint="eastAsia"/>
-          <w:b/>
-          <w:bCs/>
-          <w:sz w:val="22"/>
-          <w:rtl w:val="off"/>
-        </w:rPr>
-      </w:pPr>
-      <w:r>
-        <w:rPr>
-          <w:b/>
-          <w:bCs/>
-          <w:sz w:val="22"/>
-        </w:rPr>
-        <w:t>지난번 MoveToNextFrame 에서 매 프레임마다 바뀌는 전역 펜스값을 사용하도록 변경</w:t>
-      </w:r>
-      <w:r>
-        <w:rPr>
-          <w:lang w:eastAsia="ko-KR"/>
-          <w:b/>
-          <w:bCs/>
-          <w:sz w:val="22"/>
-          <w:rtl w:val="off"/>
-        </w:rPr>
-        <w:t>함 그러나</w:t>
-      </w:r>
-      <w:r>
-        <w:rPr>
-          <w:b/>
-          <w:bCs/>
-          <w:sz w:val="22"/>
-        </w:rPr>
-        <w:t xml:space="preserve"> 그게 WaitForGpuComplete()함수에는 적용이 되어있지 않아 적용</w:t>
-      </w:r>
-    </w:p>
-    <w:p>
-      <w:pPr>
-        <w:rPr>
-          <w:lang w:eastAsia="ko-KR"/>
-          <w:rFonts w:hint="eastAsia"/>
-          <w:b/>
-          <w:bCs/>
-          <w:sz w:val="22"/>
-          <w:rtl w:val="off"/>
-        </w:rPr>
-      </w:pPr>
-      <w:r>
-        <w:rPr>
-          <w:lang w:eastAsia="ko-KR"/>
-          <w:rFonts w:hint="eastAsia"/>
-          <w:b/>
-          <w:bCs/>
-          <w:sz w:val="22"/>
-          <w:rtl w:val="off"/>
+          <w:bCs/>
+          <w:noProof/>
+          <w:sz w:val="22"/>
         </w:rPr>
         <w:drawing>
-          <wp:inline distT="0" distB="0" distL="180" distR="180">
+          <wp:inline distT="0" distB="0" distL="180" distR="180" wp14:anchorId="7BE4729A" wp14:editId="060D6B1F">
             <wp:extent cx="6648450" cy="4538942"/>
             <wp:effectExtent l="0" t="0" r="0" b="0"/>
-            <wp:docPr id="1026" name="shape1026" hidden="0"/>
+            <wp:docPr id="1026" name="shape1026"/>
             <wp:cNvGraphicFramePr>
               <a:graphicFrameLocks xmlns:a="http://schemas.openxmlformats.org/drawingml/2006/main" noChangeAspect="1"/>
             </wp:cNvGraphicFramePr>
@@ -1026,12 +892,12 @@
                 <pic:pic xmlns:pic="http://schemas.openxmlformats.org/drawingml/2006/picture">
                   <pic:nvPicPr>
                     <pic:cNvPr id="0" name="이미지"/>
-                    <pic:cNvPicPr preferRelativeResize="1">
+                    <pic:cNvPicPr>
                       <a:picLocks noChangeAspect="1"/>
                     </pic:cNvPicPr>
                   </pic:nvPicPr>
                   <pic:blipFill>
-                    <a:blip r:embed="rId2">
+                    <a:blip r:embed="rId11">
                       <a:extLst>
                         <a:ext uri="{28A0092B-C50C-407E-A947-70E740481C1C}">
                           <a14:useLocalDpi xmlns:a14="http://schemas.microsoft.com/office/drawing/2010/main" val="0"/>
@@ -1048,7 +914,9 @@
                       <a:off x="0" y="0"/>
                       <a:ext cx="6648450" cy="4538942"/>
                     </a:xfrm>
-                    <a:prstGeom prst="rect"/>
+                    <a:prstGeom prst="rect">
+                      <a:avLst/>
+                    </a:prstGeom>
                   </pic:spPr>
                 </pic:pic>
               </a:graphicData>
@@ -1060,927 +928,968 @@
     <w:p>
       <w:pPr>
         <w:rPr>
-          <w:lang w:eastAsia="ko-KR"/>
+          <w:b/>
+          <w:bCs/>
+          <w:sz w:val="22"/>
+        </w:rPr>
+      </w:pPr>
+    </w:p>
+    <w:p>
+      <w:pPr>
+        <w:rPr>
+          <w:b/>
+          <w:bCs/>
+          <w:sz w:val="22"/>
+        </w:rPr>
+      </w:pPr>
+      <w:r>
+        <w:rPr>
+          <w:b/>
+          <w:bCs/>
+          <w:sz w:val="22"/>
+        </w:rPr>
+        <w:t>링 버퍼 방식으로 동적 디스크립터 힙을 관리하도록 수정하여 깜빡이는 문제 해결</w:t>
+      </w:r>
+    </w:p>
+    <w:p>
+      <w:pPr>
+        <w:rPr>
+          <w:b/>
+          <w:bCs/>
+          <w:sz w:val="22"/>
+        </w:rPr>
+      </w:pPr>
+      <w:r>
+        <w:rPr>
+          <w:b/>
+          <w:bCs/>
+          <w:sz w:val="22"/>
+        </w:rPr>
+        <w:t>한 프레임에 바로 기다리는 방식에서 2개의 버퍼를 이용하여 스왑체인 하는 더블 버퍼링 기법을 사용 하는 것이 목적</w:t>
+      </w:r>
+    </w:p>
+    <w:p>
+      <w:pPr>
+        <w:rPr>
+          <w:b/>
+          <w:bCs/>
+          <w:sz w:val="22"/>
+        </w:rPr>
+      </w:pPr>
+      <w:r>
+        <w:rPr>
+          <w:b/>
+          <w:bCs/>
+          <w:sz w:val="22"/>
+        </w:rPr>
+        <w:t>이 때 2개의 버퍼를 위한 펜스값이 주어져야 하고 해당 펜스값을 기준으로 2개 각각의 명령이 끝났는지 확인해야 함 → 이 과정을 MoveToNextFrame함수에서 해줌</w:t>
+      </w:r>
+    </w:p>
+    <w:p>
+      <w:pPr>
+        <w:rPr>
+          <w:b/>
+          <w:bCs/>
+          <w:sz w:val="22"/>
+        </w:rPr>
+      </w:pPr>
+      <w:r>
+        <w:rPr>
+          <w:b/>
+          <w:bCs/>
+          <w:sz w:val="22"/>
+        </w:rPr>
+        <w:t>이제 명령어는 넘어가서 cpu가 너무 빨리 명령을 보내는 일은 없어짐 → 만약 이게 문제였다면 기존의 명령이 누락되었어야 함</w:t>
+      </w:r>
+    </w:p>
+    <w:p>
+      <w:r>
+        <w:rPr>
+          <w:b/>
+          <w:bCs/>
+          <w:sz w:val="22"/>
+        </w:rPr>
+        <w:t>그래서 명령이 빨라서 무시되는 것이 아니라 우리가 동적 디스크립터 힙으로 관리해줄 때 접근하는 범</w:t>
+      </w:r>
+      <w:r>
+        <w:rPr>
+          <w:b/>
+          <w:bCs/>
+          <w:sz w:val="22"/>
+        </w:rPr>
+        <w:lastRenderedPageBreak/>
+        <w:t>위를 2개의 버퍼면 동적 디스크립터 힙을 2개로 나누어 각각 다른 힙 주소에만 접근 가능하도록 해주어야 함 그러나 기존 우리 코드에서는 0프레임에 0번지에 적고 렌더링 할 때 1프레임도 바로 0번지에 텍스쳐 정보를 적어서 덮어씌워짐 명령을 잘 들어가나 접근하는 디스크립터 힙의 위치가 같아 문제였던 것</w:t>
+      </w:r>
+    </w:p>
+    <w:p>
+      <w:pPr>
+        <w:rPr>
+          <w:b/>
+          <w:bCs/>
+          <w:sz w:val="22"/>
+        </w:rPr>
+      </w:pPr>
+      <w:r>
+        <w:rPr>
+          <w:b/>
+          <w:bCs/>
+          <w:sz w:val="22"/>
+        </w:rPr>
+        <w:t>과정을 위해 GameFramework에 렌더링 시작 전에</w:t>
+      </w:r>
+    </w:p>
+    <w:p>
+      <w:pPr>
+        <w:ind w:left="800"/>
+        <w:rPr>
+          <w:b/>
+          <w:bCs/>
+          <w:sz w:val="22"/>
+        </w:rPr>
+      </w:pPr>
+      <w:r>
+        <w:rPr>
+          <w:b/>
+          <w:bCs/>
+          <w:sz w:val="22"/>
+        </w:rPr>
+        <w:t>ResourceManager::instance()-&gt;set_current_command_list(_commandList.Get());</w:t>
+      </w:r>
+    </w:p>
+    <w:p>
+      <w:pPr>
+        <w:rPr>
+          <w:b/>
+          <w:bCs/>
+          <w:sz w:val="22"/>
+        </w:rPr>
+      </w:pPr>
+      <w:r>
+        <w:rPr>
+          <w:b/>
+          <w:bCs/>
+          <w:sz w:val="22"/>
+        </w:rPr>
+        <w:t>이렇게 현재 열려있는 리스트를 리소스 매니저에 알려주었음</w:t>
+      </w:r>
+    </w:p>
+    <w:p>
+      <w:pPr>
+        <w:rPr>
+          <w:b/>
+          <w:bCs/>
+          <w:sz w:val="22"/>
+        </w:rPr>
+      </w:pPr>
+      <w:r>
+        <w:rPr>
+          <w:b/>
+          <w:bCs/>
+          <w:sz w:val="22"/>
+        </w:rPr>
+        <w:t>렌더러에서는 해당 정보를 바탕으로 그리기 명령을 넣는다.</w:t>
+      </w:r>
+    </w:p>
+    <w:p>
+      <w:pPr>
+        <w:rPr>
+          <w:b/>
+          <w:bCs/>
+          <w:sz w:val="22"/>
+        </w:rPr>
+      </w:pPr>
+      <w:r>
+        <w:rPr>
+          <w:b/>
+          <w:bCs/>
+          <w:sz w:val="22"/>
+        </w:rPr>
+        <w:t>이 때 텍스쳐 정보가 문제인데 이 것은 동적 디스크립터 힙을 관리하는 렌더러를 수정해야 했다.</w:t>
+      </w:r>
+    </w:p>
+    <w:p>
+      <w:pPr>
+        <w:rPr>
+          <w:b/>
+          <w:bCs/>
+          <w:sz w:val="22"/>
+        </w:rPr>
+      </w:pPr>
+      <w:r>
+        <w:rPr>
+          <w:b/>
+          <w:bCs/>
+          <w:sz w:val="22"/>
+        </w:rPr>
+        <w:t>그래서 렌더러의 힙을 관리하는 create_dynamic_descriptor_heap 함수 부분을</w:t>
+      </w:r>
+    </w:p>
+    <w:p>
+      <w:pPr>
+        <w:ind w:left="800"/>
+        <w:rPr>
+          <w:b/>
+          <w:bCs/>
+          <w:sz w:val="22"/>
+        </w:rPr>
+      </w:pPr>
+      <w:r>
+        <w:rPr>
+          <w:b/>
+          <w:bCs/>
+          <w:sz w:val="22"/>
+        </w:rPr>
+        <w:t>// 힙을 프레임 별로 구역을 나눔</w:t>
+      </w:r>
+    </w:p>
+    <w:p>
+      <w:pPr>
+        <w:ind w:left="800"/>
+        <w:rPr>
+          <w:b/>
+          <w:bCs/>
+          <w:sz w:val="22"/>
+        </w:rPr>
+      </w:pPr>
+      <w:r>
+        <w:rPr>
+          <w:b/>
+          <w:bCs/>
+          <w:sz w:val="22"/>
+        </w:rPr>
+        <w:t>_max_descriptors_per_frame = capacity / SWAP_CHAIN_BUFFERS;</w:t>
+      </w:r>
+    </w:p>
+    <w:p>
+      <w:pPr>
+        <w:ind w:left="800"/>
+        <w:rPr>
+          <w:b/>
+          <w:bCs/>
+          <w:sz w:val="22"/>
+        </w:rPr>
+      </w:pPr>
+      <w:r>
+        <w:rPr>
+          <w:b/>
+          <w:bCs/>
+          <w:sz w:val="22"/>
+        </w:rPr>
+        <w:t>// 렌더링 시작 시, 현재 프레임 인덱스(0 or 1)에 따라 시작 위치를 점프함</w:t>
+      </w:r>
+    </w:p>
+    <w:p>
+      <w:pPr>
+        <w:ind w:left="800"/>
+        <w:rPr>
+          <w:b/>
+          <w:bCs/>
+          <w:sz w:val="22"/>
+        </w:rPr>
+      </w:pPr>
+      <w:r>
+        <w:rPr>
+          <w:b/>
+          <w:bCs/>
+          <w:sz w:val="22"/>
+        </w:rPr>
+        <w:t>_current_dynamic_descriptor_index = frame_index * _max_descriptors_per_frame;</w:t>
+      </w:r>
+    </w:p>
+    <w:p>
+      <w:pPr>
+        <w:rPr>
+          <w:b/>
+          <w:bCs/>
+          <w:sz w:val="22"/>
+        </w:rPr>
+      </w:pPr>
+      <w:r>
+        <w:rPr>
+          <w:b/>
+          <w:bCs/>
+          <w:sz w:val="22"/>
+        </w:rPr>
+        <w:t>이렇게 SWAP_CHAIN_BUFFERS 값으로 나누어주도록 변경함</w:t>
+      </w:r>
+    </w:p>
+    <w:p>
+      <w:pPr>
+        <w:rPr>
+          <w:b/>
+          <w:bCs/>
+          <w:sz w:val="22"/>
+        </w:rPr>
+      </w:pPr>
+      <w:r>
+        <w:rPr>
+          <w:b/>
+          <w:bCs/>
+          <w:sz w:val="22"/>
+        </w:rPr>
+        <w:t>bind_texture_table 함수도 프레임마다 시작하는 주소에 맞게 수정</w:t>
+      </w:r>
+    </w:p>
+    <w:p>
+      <w:pPr>
+        <w:rPr>
+          <w:b/>
+          <w:bCs/>
+          <w:sz w:val="22"/>
+        </w:rPr>
+      </w:pPr>
+      <w:r>
+        <w:rPr>
+          <w:b/>
+          <w:bCs/>
+          <w:sz w:val="22"/>
+        </w:rPr>
+        <w:t>100000개의 동적 디스크립터 힙을 만들었으면</w:t>
+      </w:r>
+    </w:p>
+    <w:p>
+      <w:pPr>
+        <w:rPr>
+          <w:b/>
+          <w:bCs/>
+          <w:sz w:val="22"/>
+        </w:rPr>
+      </w:pPr>
+      <w:r>
+        <w:rPr>
+          <w:b/>
+          <w:bCs/>
+          <w:sz w:val="22"/>
+        </w:rPr>
+        <w:t>2개의 버퍼일 때 0~49999까지는 0번 버퍼가</w:t>
+      </w:r>
+    </w:p>
+    <w:p>
+      <w:pPr>
+        <w:rPr>
+          <w:b/>
+          <w:bCs/>
+          <w:sz w:val="22"/>
+        </w:rPr>
+      </w:pPr>
+      <w:r>
+        <w:rPr>
+          <w:b/>
+          <w:bCs/>
+          <w:sz w:val="22"/>
+        </w:rPr>
+        <w:t>50000~99999까지는 1번 버퍼가 접근하도록 하여</w:t>
+      </w:r>
+    </w:p>
+    <w:p>
+      <w:pPr>
+        <w:rPr>
+          <w:b/>
+          <w:bCs/>
+          <w:sz w:val="22"/>
+        </w:rPr>
+      </w:pPr>
+      <w:r>
+        <w:rPr>
+          <w:b/>
+          <w:bCs/>
+          <w:sz w:val="22"/>
+        </w:rPr>
+        <w:t>각 버퍼끼리의 텍스쳐 정보 충돌이 발생하지 않도록 해줌</w:t>
+      </w:r>
+    </w:p>
+    <w:p>
+      <w:pPr>
+        <w:rPr>
+          <w:b/>
+          <w:bCs/>
+          <w:sz w:val="22"/>
+        </w:rPr>
+      </w:pPr>
+      <w:r>
+        <w:rPr>
+          <w:b/>
+          <w:bCs/>
+          <w:sz w:val="22"/>
+        </w:rPr>
+        <w:t>이 정보를 바탕으로 limit 정보를 구해서 한계를 넘어갔는지 검사함</w:t>
+      </w:r>
+    </w:p>
+    <w:p>
+      <w:pPr>
+        <w:rPr>
+          <w:b/>
+          <w:bCs/>
+          <w:sz w:val="22"/>
+        </w:rPr>
+      </w:pPr>
+      <w:r>
+        <w:rPr>
+          <w:b/>
+          <w:bCs/>
+          <w:sz w:val="22"/>
+        </w:rPr>
+        <w:t xml:space="preserve">UINT current_frame_start = (_current_dynamic_descriptor_index / _max_descriptors_per_frame) * _max_descriptors_per_frame; </w:t>
+      </w:r>
+    </w:p>
+    <w:p>
+      <w:pPr>
+        <w:rPr>
+          <w:b/>
+          <w:bCs/>
+          <w:sz w:val="22"/>
+        </w:rPr>
+      </w:pPr>
+      <w:r>
+        <w:rPr>
+          <w:b/>
+          <w:bCs/>
+          <w:sz w:val="22"/>
+        </w:rPr>
+        <w:t xml:space="preserve">UINT limit = current_frame_start + _max_descriptors_per_frame; </w:t>
+      </w:r>
+    </w:p>
+    <w:p>
+      <w:pPr>
+        <w:rPr>
+          <w:b/>
+          <w:bCs/>
+          <w:sz w:val="22"/>
+        </w:rPr>
+      </w:pPr>
+      <w:r>
+        <w:rPr>
+          <w:b/>
+          <w:bCs/>
+          <w:sz w:val="22"/>
+        </w:rPr>
+        <w:t xml:space="preserve">if (_current_dynamic_descriptor_index + num_descriptors &gt; limit) </w:t>
+      </w:r>
+    </w:p>
+    <w:p>
+      <w:pPr>
+        <w:rPr>
+          <w:b/>
+          <w:bCs/>
+          <w:sz w:val="22"/>
+        </w:rPr>
+      </w:pPr>
+      <w:r>
+        <w:rPr>
+          <w:b/>
+          <w:bCs/>
+          <w:sz w:val="22"/>
+        </w:rPr>
+        <w:t xml:space="preserve">{ </w:t>
+      </w:r>
+    </w:p>
+    <w:p>
+      <w:pPr>
+        <w:ind w:left="800"/>
+        <w:rPr>
+          <w:b/>
+          <w:bCs/>
+          <w:sz w:val="22"/>
+        </w:rPr>
+      </w:pPr>
+      <w:r>
+        <w:rPr>
+          <w:b/>
+          <w:bCs/>
+          <w:sz w:val="22"/>
+        </w:rPr>
+        <w:t xml:space="preserve">CERROR("Dynamic descriptor heap segment for this frame is full! Increase capacity."); </w:t>
+      </w:r>
+    </w:p>
+    <w:p>
+      <w:pPr>
+        <w:ind w:left="800"/>
+        <w:rPr>
+          <w:b/>
+          <w:bCs/>
+          <w:sz w:val="22"/>
+        </w:rPr>
+      </w:pPr>
+      <w:r>
+        <w:rPr>
+          <w:b/>
+          <w:bCs/>
+          <w:sz w:val="22"/>
+        </w:rPr>
+        <w:t>return;</w:t>
+      </w:r>
+    </w:p>
+    <w:p>
+      <w:pPr>
+        <w:rPr>
+          <w:b/>
+          <w:bCs/>
+          <w:sz w:val="22"/>
+        </w:rPr>
+      </w:pPr>
+      <w:r>
+        <w:rPr>
+          <w:b/>
+          <w:bCs/>
+          <w:sz w:val="22"/>
+        </w:rPr>
+        <w:lastRenderedPageBreak/>
+        <w:t>}</w:t>
+      </w:r>
+    </w:p>
+    <w:p>
+      <w:pPr>
+        <w:rPr>
+          <w:b/>
+          <w:bCs/>
+          <w:sz w:val="22"/>
+        </w:rPr>
+      </w:pPr>
+      <w:r>
+        <w:rPr>
+          <w:b/>
+          <w:bCs/>
+          <w:sz w:val="22"/>
+        </w:rPr>
+        <w:t>위 방식으로 현재 위치 + 현재 바인딩 해야하는 텍스쳐의 크기 &gt; 한 버퍼당 주어진 크기</w:t>
+      </w:r>
+    </w:p>
+    <w:p>
+      <w:pPr>
+        <w:rPr>
+          <w:b/>
+          <w:bCs/>
+          <w:sz w:val="22"/>
+        </w:rPr>
+      </w:pPr>
+      <w:r>
+        <w:rPr>
+          <w:b/>
+          <w:bCs/>
+          <w:sz w:val="22"/>
+        </w:rPr>
+        <w:t>위 식이 만족하면 에러를 띄운다. → 그러면 동적 디스크립터의 크기를 키우거나 버퍼의 개수를 낮추면 된다.</w:t>
+      </w:r>
+    </w:p>
+    <w:p>
+      <w:pPr>
+        <w:rPr>
+          <w:b/>
+          <w:bCs/>
+          <w:sz w:val="22"/>
+        </w:rPr>
+      </w:pPr>
+      <w:r>
+        <w:rPr>
+          <w:b/>
+          <w:bCs/>
+          <w:sz w:val="22"/>
+        </w:rPr>
+        <w:t>마지막으로 Render 함수에서 렌더 시작 시 현재 프레임에 맞는 동적 디스크립터 힙의 첫 주소가 주어진다.</w:t>
+      </w:r>
+    </w:p>
+    <w:p>
+      <w:pPr>
+        <w:rPr>
+          <w:b/>
+          <w:bCs/>
+          <w:sz w:val="22"/>
+        </w:rPr>
+      </w:pPr>
+      <w:r>
+        <w:rPr>
+          <w:b/>
+          <w:bCs/>
+          <w:sz w:val="22"/>
+        </w:rPr>
+        <w:t>마지막으로 Render 함수에서 렌더 시작 시 현재 프레임에 맞는 동적 디스크립터 힙의 첫 주소가 주어진다.</w:t>
+      </w:r>
+    </w:p>
+    <w:p>
+      <w:pPr>
+        <w:rPr>
+          <w:b/>
+          <w:bCs/>
+          <w:sz w:val="22"/>
+        </w:rPr>
+      </w:pPr>
+      <w:r>
+        <w:rPr>
+          <w:b/>
+          <w:bCs/>
+          <w:sz w:val="22"/>
+        </w:rPr>
+        <w:t>void Renderer::render(ID3D12GraphicsCommandList* commandList, UINT frame_index)</w:t>
+      </w:r>
+    </w:p>
+    <w:p>
+      <w:pPr>
+        <w:rPr>
+          <w:b/>
+          <w:bCs/>
+          <w:sz w:val="22"/>
+        </w:rPr>
+      </w:pPr>
+      <w:r>
+        <w:rPr>
+          <w:b/>
+          <w:bCs/>
+          <w:sz w:val="22"/>
+        </w:rPr>
+        <w:t xml:space="preserve">{ </w:t>
+      </w:r>
+    </w:p>
+    <w:p>
+      <w:pPr>
+        <w:ind w:left="800"/>
+        <w:rPr>
+          <w:b/>
+          <w:bCs/>
+          <w:sz w:val="22"/>
+        </w:rPr>
+      </w:pPr>
+      <w:r>
+        <w:rPr>
+          <w:b/>
+          <w:bCs/>
+          <w:sz w:val="22"/>
+        </w:rPr>
+        <w:t>// 프레임 렌더링 시작 시, 동적 디스크립터 힙의 인덱스를 리셋</w:t>
+      </w:r>
+    </w:p>
+    <w:p>
+      <w:pPr>
+        <w:ind w:left="800"/>
+        <w:rPr>
+          <w:b/>
+          <w:bCs/>
+          <w:sz w:val="22"/>
+        </w:rPr>
+      </w:pPr>
+      <w:r>
+        <w:rPr>
+          <w:b/>
+          <w:bCs/>
+          <w:sz w:val="22"/>
+        </w:rPr>
+        <w:t xml:space="preserve">_current_dynamic_descriptor_index = frame_index * _max_descriptors_per_frame; </w:t>
+      </w:r>
+    </w:p>
+    <w:p>
+      <w:pPr>
+        <w:ind w:left="800"/>
+        <w:rPr>
+          <w:b/>
+          <w:bCs/>
+          <w:sz w:val="22"/>
+        </w:rPr>
+      </w:pPr>
+      <w:r>
+        <w:rPr>
+          <w:b/>
+          <w:bCs/>
+          <w:sz w:val="22"/>
+        </w:rPr>
+        <w:t xml:space="preserve">CameraComponent* camera = CameraComponent::get_main(); </w:t>
+      </w:r>
+    </w:p>
+    <w:p>
+      <w:pPr>
+        <w:ind w:left="800"/>
+        <w:rPr>
+          <w:b/>
+          <w:bCs/>
+          <w:sz w:val="22"/>
+        </w:rPr>
+      </w:pPr>
+      <w:r>
+        <w:rPr>
+          <w:b/>
+          <w:bCs/>
+          <w:sz w:val="22"/>
+        </w:rPr>
+        <w:t xml:space="preserve">if (!camera) </w:t>
+      </w:r>
+    </w:p>
+    <w:p>
+      <w:pPr>
+        <w:ind w:left="800"/>
+        <w:rPr>
+          <w:b/>
+          <w:bCs/>
+          <w:sz w:val="22"/>
+        </w:rPr>
+      </w:pPr>
+      <w:r>
+        <w:rPr>
+          <w:b/>
+          <w:bCs/>
+          <w:sz w:val="22"/>
+        </w:rPr>
+        <w:t xml:space="preserve">{ </w:t>
+      </w:r>
+    </w:p>
+    <w:p>
+      <w:pPr>
+        <w:ind w:left="1600"/>
+        <w:rPr>
+          <w:b/>
+          <w:bCs/>
+          <w:sz w:val="22"/>
+        </w:rPr>
+      </w:pPr>
+      <w:r>
+        <w:rPr>
+          <w:b/>
+          <w:bCs/>
+          <w:sz w:val="22"/>
+        </w:rPr>
+        <w:t xml:space="preserve">// 렌더링할 카메라가 없으면 아무것도 하지 않습니다. </w:t>
+      </w:r>
+    </w:p>
+    <w:p>
+      <w:pPr>
+        <w:ind w:left="1600"/>
+        <w:rPr>
+          <w:b/>
+          <w:bCs/>
+          <w:sz w:val="22"/>
+        </w:rPr>
+      </w:pPr>
+      <w:r>
+        <w:rPr>
+          <w:b/>
+          <w:bCs/>
+          <w:sz w:val="22"/>
+        </w:rPr>
+        <w:t xml:space="preserve">CERROR("렌더시에 카메라 1개이상은 필요함") </w:t>
+      </w:r>
+    </w:p>
+    <w:p>
+      <w:pPr>
+        <w:ind w:left="1600"/>
+        <w:rPr>
+          <w:b/>
+          <w:bCs/>
+          <w:sz w:val="22"/>
+        </w:rPr>
+      </w:pPr>
+      <w:r>
+        <w:rPr>
+          <w:b/>
+          <w:bCs/>
+          <w:sz w:val="22"/>
+        </w:rPr>
+        <w:t xml:space="preserve">return; </w:t>
+      </w:r>
+    </w:p>
+    <w:p>
+      <w:pPr>
+        <w:ind w:left="800"/>
+        <w:rPr>
+          <w:b/>
+          <w:bCs/>
+          <w:sz w:val="22"/>
+        </w:rPr>
+      </w:pPr>
+      <w:r>
+        <w:rPr>
+          <w:b/>
+          <w:bCs/>
+          <w:sz w:val="22"/>
+        </w:rPr>
+        <w:t xml:space="preserve">} </w:t>
+      </w:r>
+    </w:p>
+    <w:p>
+      <w:pPr>
+        <w:ind w:left="800"/>
+        <w:rPr>
+          <w:b/>
+          <w:bCs/>
+          <w:sz w:val="22"/>
+        </w:rPr>
+      </w:pPr>
+      <w:r>
+        <w:rPr>
+          <w:b/>
+          <w:bCs/>
+          <w:sz w:val="22"/>
+        </w:rPr>
+        <w:t xml:space="preserve">// 1. 이번 프레임에 그릴 객체들을 추려낸다. </w:t>
+      </w:r>
+    </w:p>
+    <w:p>
+      <w:pPr>
+        <w:ind w:left="800"/>
+        <w:rPr>
+          <w:b/>
+          <w:bCs/>
+          <w:sz w:val="22"/>
+        </w:rPr>
+      </w:pPr>
+      <w:r>
+        <w:rPr>
+          <w:b/>
+          <w:bCs/>
+          <w:sz w:val="22"/>
+        </w:rPr>
+        <w:t xml:space="preserve">build_render_list(camera); </w:t>
+      </w:r>
+    </w:p>
+    <w:p>
+      <w:pPr>
+        <w:ind w:left="800"/>
+        <w:rPr>
+          <w:b/>
+          <w:bCs/>
+          <w:sz w:val="22"/>
+        </w:rPr>
+      </w:pPr>
+      <w:r>
+        <w:rPr>
+          <w:b/>
+          <w:bCs/>
+          <w:sz w:val="22"/>
+        </w:rPr>
+        <w:t xml:space="preserve">// 2. 추려낸 목록을 바탕으로 실제 그리기를 수행한다. </w:t>
+      </w:r>
+    </w:p>
+    <w:p>
+      <w:pPr>
+        <w:ind w:left="800"/>
+        <w:rPr>
+          <w:b/>
+          <w:bCs/>
+          <w:sz w:val="22"/>
+        </w:rPr>
+      </w:pPr>
+      <w:r>
+        <w:rPr>
+          <w:b/>
+          <w:bCs/>
+          <w:sz w:val="22"/>
+        </w:rPr>
+        <w:t>draw_render_list(commandList, camera, frame_index);</w:t>
+      </w:r>
+    </w:p>
+    <w:p>
+      <w:pPr>
+        <w:rPr>
+          <w:b/>
+          <w:bCs/>
+          <w:sz w:val="22"/>
+        </w:rPr>
+      </w:pPr>
+      <w:r>
+        <w:rPr>
+          <w:b/>
+          <w:bCs/>
+          <w:sz w:val="22"/>
+        </w:rPr>
+        <w:t>}</w:t>
+      </w:r>
+    </w:p>
+    <w:p>
+      <w:pPr>
+        <w:rPr>
+          <w:b/>
+          <w:bCs/>
+          <w:sz w:val="22"/>
+        </w:rPr>
+      </w:pPr>
+      <w:r>
+        <w:rPr>
+          <w:b/>
+          <w:bCs/>
+          <w:sz w:val="22"/>
+        </w:rPr>
+        <w:t>위 방식으로 동적 서술자 힙을 링 버퍼 방식으로 구현하여 깜빡임 현상을 해결!</w:t>
+      </w:r>
+    </w:p>
+    <w:p/>
+    <w:p>
+      <w:pPr>
+        <w:rPr>
+          <w:sz w:val="22"/>
+        </w:rPr>
+      </w:pPr>
+    </w:p>
+    <w:p>
+      <w:pPr>
+        <w:jc w:val="left"/>
+        <w:rPr>
+          <w:b/>
+          <w:sz w:val="22"/>
+        </w:rPr>
+      </w:pPr>
+    </w:p>
+    <w:p>
+      <w:pPr>
+        <w:jc w:val="left"/>
+        <w:rPr>
+          <w:b/>
+          <w:sz w:val="22"/>
+        </w:rPr>
+      </w:pPr>
+      <w:r>
+        <w:rPr>
           <w:rFonts w:hint="eastAsia"/>
           <w:b/>
-          <w:bCs/>
-          <w:sz w:val="22"/>
-          <w:rtl w:val="off"/>
-        </w:rPr>
-      </w:pPr>
-    </w:p>
-    <w:p>
-      <w:pPr>
-        <w:rPr>
-          <w:lang w:eastAsia="ko-KR"/>
+          <w:sz w:val="22"/>
+        </w:rPr>
+        <w:lastRenderedPageBreak/>
+        <w:t>NPC 애니메이션 동기화</w:t>
+      </w:r>
+    </w:p>
+    <w:p>
+      <w:pPr>
+        <w:jc w:val="left"/>
+        <w:rPr>
+          <w:b/>
+          <w:sz w:val="22"/>
+        </w:rPr>
+      </w:pPr>
+      <w:r>
+        <w:rPr>
           <w:rFonts w:hint="eastAsia"/>
           <w:b/>
-          <w:bCs/>
-          <w:sz w:val="22"/>
-          <w:rtl w:val="off"/>
-        </w:rPr>
-      </w:pPr>
-      <w:r>
-        <w:rPr>
-          <w:b/>
-          <w:bCs/>
-          <w:sz w:val="22"/>
-        </w:rPr>
-        <w:t>링 버퍼 방식으로 동적 디스크립터 힙을 관리하도록 수정하여 깜빡이는 문제 해결</w:t>
-      </w:r>
-    </w:p>
-    <w:p>
-      <w:pPr>
-        <w:rPr>
-          <w:b/>
-          <w:bCs/>
-          <w:sz w:val="22"/>
-        </w:rPr>
-      </w:pPr>
-      <w:r>
-        <w:rPr>
-          <w:b/>
-          <w:bCs/>
-          <w:sz w:val="22"/>
-        </w:rPr>
-        <w:t>한 프레임에 바로 기다리는 방식에서 2개의 버퍼를 이용하여 스왑체인 하는 더블 버퍼링 기법을 사용 하는 것이 목적</w:t>
-      </w:r>
-    </w:p>
-    <w:p>
-      <w:pPr>
-        <w:rPr>
-          <w:b/>
-          <w:bCs/>
-          <w:sz w:val="22"/>
-        </w:rPr>
-      </w:pPr>
-      <w:r>
-        <w:rPr>
-          <w:b/>
-          <w:bCs/>
-          <w:sz w:val="22"/>
-        </w:rPr>
-        <w:t xml:space="preserve">이 때 2개의 버퍼를 위한 펜스값이 주어져야 하고 해당 펜스값을 기준으로 2개 각각의 명령이 끝났는지 확인해야 함 → 이 과정을 </w:t>
-      </w:r>
-      <w:r>
-        <w:rPr>
-          <w:b/>
-          <w:bCs/>
-          <w:sz w:val="22"/>
-        </w:rPr>
-        <w:t>MoveToNextFrame</w:t>
-      </w:r>
-      <w:r>
-        <w:rPr>
-          <w:b/>
-          <w:bCs/>
-          <w:sz w:val="22"/>
-        </w:rPr>
-        <w:t>함수에서 해줌</w:t>
-      </w:r>
-    </w:p>
-    <w:p>
-      <w:pPr>
-        <w:rPr>
-          <w:b/>
-          <w:bCs/>
-          <w:sz w:val="22"/>
-        </w:rPr>
-      </w:pPr>
-      <w:r>
-        <w:rPr>
-          <w:b/>
-          <w:bCs/>
-          <w:sz w:val="22"/>
-        </w:rPr>
-        <w:t>이제 명령어는 넘어가서 cpu가 너무 빨리 명령을 보내는 일은 없어짐 → 만약 이게 문제였다면 기존의 명령이 누락되었어야 함</w:t>
-      </w:r>
-    </w:p>
-    <w:p>
-      <w:pPr>
-        <w:rPr/>
-      </w:pPr>
-      <w:r>
-        <w:rPr>
-          <w:b/>
-          <w:bCs/>
-          <w:sz w:val="22"/>
-        </w:rPr>
-        <w:t>그래서 명령이 빨라서 무시되는 것이 아니라 우리가 동적 디스크립터 힙으로 관리해줄 때 접근하는 범위를 2개의 버퍼면 동적 디스크립터 힙을 2개로 나누어 각각 다른 힙 주소에만 접근 가능하도록 해주어야 함 그러나 기존 우리 코드에서는 0프레임에 0번지에 적고 렌더링 할 때 1프레임도 바로 0번지에 텍스쳐 정보를 적어서 덮어씌워짐 명령을 잘 들어가나 접근하는 디스크립터 힙의 위치가 같아 문제였던 것</w:t>
-      </w:r>
-    </w:p>
-    <w:p>
-      <w:pPr>
-        <w:rPr>
-          <w:b/>
-          <w:bCs/>
-          <w:sz w:val="22"/>
-        </w:rPr>
-      </w:pPr>
-      <w:r>
-        <w:rPr>
-          <w:b/>
-          <w:bCs/>
-          <w:sz w:val="22"/>
-        </w:rPr>
-        <w:t>과정을 위해 GameFramework에 렌더링 시작 전에</w:t>
-      </w:r>
-    </w:p>
-    <w:p>
-      <w:pPr>
-        <w:ind w:left="800"/>
-        <w:rPr>
-          <w:b/>
-          <w:bCs/>
-          <w:sz w:val="22"/>
-        </w:rPr>
-      </w:pPr>
-      <w:r>
-        <w:rPr>
-          <w:b/>
-          <w:bCs/>
-          <w:sz w:val="22"/>
-        </w:rPr>
-        <w:t>ResourceManager::instance()-&gt;set_current_command_list(_commandList.Get());</w:t>
-      </w:r>
-    </w:p>
-    <w:p>
-      <w:pPr>
-        <w:rPr>
-          <w:b/>
-          <w:bCs/>
-          <w:sz w:val="22"/>
-        </w:rPr>
-      </w:pPr>
-      <w:r>
-        <w:rPr>
-          <w:b/>
-          <w:bCs/>
-          <w:sz w:val="22"/>
-        </w:rPr>
-        <w:t>이렇게 현재 열려있는 리스트를 리소스 매니저에 알려주었음</w:t>
-      </w:r>
-    </w:p>
-    <w:p>
-      <w:pPr>
-        <w:rPr>
-          <w:b/>
-          <w:bCs/>
-          <w:sz w:val="22"/>
-        </w:rPr>
-      </w:pPr>
-      <w:r>
-        <w:rPr>
-          <w:b/>
-          <w:bCs/>
-          <w:sz w:val="22"/>
-        </w:rPr>
-        <w:t>렌더러에서는 해당 정보를 바탕으로 그리기 명령을 넣는다.</w:t>
-      </w:r>
-    </w:p>
-    <w:p>
-      <w:pPr>
-        <w:rPr>
-          <w:b/>
-          <w:bCs/>
-          <w:sz w:val="22"/>
-        </w:rPr>
-      </w:pPr>
-      <w:r>
-        <w:rPr>
-          <w:b/>
-          <w:bCs/>
-          <w:sz w:val="22"/>
-        </w:rPr>
-        <w:t>이 때 텍스쳐 정보가 문제인데 이 것은 동적 디스크립터 힙을 관리하는 렌더러를 수정해야 했다.</w:t>
-      </w:r>
-    </w:p>
-    <w:p>
-      <w:pPr>
-        <w:rPr>
-          <w:b/>
-          <w:bCs/>
-          <w:sz w:val="22"/>
-        </w:rPr>
-      </w:pPr>
-      <w:r>
-        <w:rPr>
-          <w:b/>
-          <w:bCs/>
-          <w:sz w:val="22"/>
-        </w:rPr>
-        <w:t>그래서 렌더러의 힙을 관리하는 create_dynamic_descriptor_heap 함수 부분을</w:t>
-      </w:r>
-    </w:p>
-    <w:p>
-      <w:pPr>
-        <w:ind w:left="800"/>
-        <w:rPr>
-          <w:b/>
-          <w:bCs/>
-          <w:sz w:val="22"/>
-        </w:rPr>
-      </w:pPr>
-      <w:r>
-        <w:rPr>
-          <w:b/>
-          <w:bCs/>
-          <w:sz w:val="22"/>
-        </w:rPr>
-        <w:t>// 힙을 프레임 별로 구역을 나눔</w:t>
-      </w:r>
-    </w:p>
-    <w:p>
-      <w:pPr>
-        <w:ind w:left="800"/>
-        <w:rPr>
-          <w:b/>
-          <w:bCs/>
-          <w:sz w:val="22"/>
-        </w:rPr>
-      </w:pPr>
-      <w:r>
-        <w:rPr>
-          <w:b/>
-          <w:bCs/>
-          <w:sz w:val="22"/>
-        </w:rPr>
-        <w:t>_max_descriptors_per_frame = capacity / SWAP_CHAIN_BUFFERS;</w:t>
-      </w:r>
-    </w:p>
-    <w:p>
-      <w:pPr>
-        <w:ind w:left="800"/>
-        <w:rPr>
-          <w:b/>
-          <w:bCs/>
-          <w:sz w:val="22"/>
-        </w:rPr>
-      </w:pPr>
-      <w:r>
-        <w:rPr>
-          <w:b/>
-          <w:bCs/>
-          <w:sz w:val="22"/>
-        </w:rPr>
-        <w:t>// 렌더링 시작 시, 현재 프레임 인덱스(0 or 1)에 따라 시작 위치를 점프함</w:t>
-      </w:r>
-    </w:p>
-    <w:p>
-      <w:pPr>
-        <w:ind w:left="800"/>
-        <w:rPr>
-          <w:b/>
-          <w:bCs/>
-          <w:sz w:val="22"/>
-        </w:rPr>
-      </w:pPr>
-      <w:r>
-        <w:rPr>
-          <w:b/>
-          <w:bCs/>
-          <w:sz w:val="22"/>
-        </w:rPr>
-        <w:t>_current_dynamic_descriptor_index = frame_index * _max_descriptors_per_frame;</w:t>
-      </w:r>
-    </w:p>
-    <w:p>
-      <w:pPr>
-        <w:rPr>
-          <w:b/>
-          <w:bCs/>
-          <w:sz w:val="22"/>
-        </w:rPr>
-      </w:pPr>
-      <w:r>
-        <w:rPr>
-          <w:b/>
-          <w:bCs/>
-          <w:sz w:val="22"/>
-        </w:rPr>
-        <w:t>이렇게 SWAP_CHAIN_BUFFERS 값으로 나누어주도록 변경함</w:t>
-      </w:r>
-    </w:p>
-    <w:p>
-      <w:pPr>
-        <w:rPr>
-          <w:b/>
-          <w:bCs/>
-          <w:sz w:val="22"/>
-        </w:rPr>
-      </w:pPr>
-      <w:r>
-        <w:rPr>
-          <w:b/>
-          <w:bCs/>
-          <w:sz w:val="22"/>
-        </w:rPr>
-        <w:t>bind_texture_table 함수도 프레임마다 시작하는 주소에 맞게 수정</w:t>
-      </w:r>
-    </w:p>
-    <w:p>
-      <w:pPr>
-        <w:rPr>
-          <w:b/>
-          <w:bCs/>
-          <w:sz w:val="22"/>
-        </w:rPr>
-      </w:pPr>
-      <w:r>
-        <w:rPr>
-          <w:b/>
-          <w:bCs/>
-          <w:sz w:val="22"/>
-        </w:rPr>
-        <w:t>100000개의 동적 디스크립터 힙을 만들었으면</w:t>
-      </w:r>
-    </w:p>
-    <w:p>
-      <w:pPr>
-        <w:rPr>
-          <w:b/>
-          <w:bCs/>
-          <w:sz w:val="22"/>
-        </w:rPr>
-      </w:pPr>
-      <w:r>
-        <w:rPr>
-          <w:b/>
-          <w:bCs/>
-          <w:sz w:val="22"/>
-        </w:rPr>
-        <w:t>2개의 버퍼일 때 0~49999까지는 0번 버퍼가</w:t>
-      </w:r>
-    </w:p>
-    <w:p>
-      <w:pPr>
-        <w:rPr>
-          <w:b/>
-          <w:bCs/>
-          <w:sz w:val="22"/>
-        </w:rPr>
-      </w:pPr>
-      <w:r>
-        <w:rPr>
-          <w:b/>
-          <w:bCs/>
-          <w:sz w:val="22"/>
-        </w:rPr>
-        <w:t>50000~99999까지는 1번 버퍼가 접근하도록 하여</w:t>
-      </w:r>
-    </w:p>
-    <w:p>
-      <w:pPr>
-        <w:rPr>
-          <w:b/>
-          <w:bCs/>
-          <w:sz w:val="22"/>
-        </w:rPr>
-      </w:pPr>
-      <w:r>
-        <w:rPr>
-          <w:b/>
-          <w:bCs/>
-          <w:sz w:val="22"/>
-        </w:rPr>
-        <w:t>각 버퍼끼리의 텍스쳐 정보 충돌이 발생하지 않도록 해줌</w:t>
-      </w:r>
-    </w:p>
-    <w:p>
-      <w:pPr>
-        <w:rPr>
-          <w:b/>
-          <w:bCs/>
-          <w:sz w:val="22"/>
-        </w:rPr>
-      </w:pPr>
-      <w:r>
-        <w:rPr>
-          <w:b/>
-          <w:bCs/>
-          <w:sz w:val="22"/>
-        </w:rPr>
-        <w:t>이 정보를 바탕으로 limit 정보를 구해서 한계를 넘어갔는지 검사함</w:t>
-      </w:r>
-    </w:p>
-    <w:p>
-      <w:pPr>
-        <w:rPr>
-          <w:b/>
-          <w:bCs/>
-          <w:sz w:val="22"/>
-        </w:rPr>
-      </w:pPr>
-      <w:r>
-        <w:rPr>
-          <w:b/>
-          <w:bCs/>
-          <w:sz w:val="22"/>
-        </w:rPr>
-        <w:t xml:space="preserve">UINT current_frame_start = (_current_dynamic_descriptor_index / _max_descriptors_per_frame) * _max_descriptors_per_frame; </w:t>
-      </w:r>
-    </w:p>
-    <w:p>
-      <w:pPr>
-        <w:rPr>
-          <w:b/>
-          <w:bCs/>
-          <w:sz w:val="22"/>
-        </w:rPr>
-      </w:pPr>
-      <w:r>
-        <w:rPr>
-          <w:b/>
-          <w:bCs/>
-          <w:sz w:val="22"/>
-        </w:rPr>
-        <w:t xml:space="preserve">UINT limit = current_frame_start + _max_descriptors_per_frame; </w:t>
-      </w:r>
-    </w:p>
-    <w:p>
-      <w:pPr>
-        <w:rPr>
-          <w:b/>
-          <w:bCs/>
-          <w:sz w:val="22"/>
-        </w:rPr>
-      </w:pPr>
-      <w:r>
-        <w:rPr>
-          <w:b/>
-          <w:bCs/>
-          <w:sz w:val="22"/>
-        </w:rPr>
-        <w:t xml:space="preserve">if (_current_dynamic_descriptor_index + num_descriptors &gt; limit) </w:t>
-      </w:r>
-    </w:p>
-    <w:p>
-      <w:pPr>
-        <w:rPr>
-          <w:b/>
-          <w:bCs/>
-          <w:sz w:val="22"/>
-        </w:rPr>
-      </w:pPr>
-      <w:r>
-        <w:rPr>
-          <w:b/>
-          <w:bCs/>
-          <w:sz w:val="22"/>
-        </w:rPr>
-        <w:t xml:space="preserve">{ </w:t>
-      </w:r>
-    </w:p>
-    <w:p>
-      <w:pPr>
-        <w:ind w:left="800"/>
-        <w:rPr>
-          <w:b/>
-          <w:bCs/>
-          <w:sz w:val="22"/>
-        </w:rPr>
-      </w:pPr>
-      <w:r>
-        <w:rPr>
-          <w:b/>
-          <w:bCs/>
-          <w:sz w:val="22"/>
-        </w:rPr>
-        <w:t xml:space="preserve">CERROR("Dynamic descriptor heap segment for this frame is full! Increase capacity."); </w:t>
-      </w:r>
-    </w:p>
-    <w:p>
-      <w:pPr>
-        <w:ind w:left="800"/>
-        <w:rPr>
-          <w:b/>
-          <w:bCs/>
-          <w:sz w:val="22"/>
-        </w:rPr>
-      </w:pPr>
-      <w:r>
-        <w:rPr>
-          <w:b/>
-          <w:bCs/>
-          <w:sz w:val="22"/>
-        </w:rPr>
-        <w:t>return;</w:t>
-      </w:r>
-    </w:p>
-    <w:p>
-      <w:pPr>
-        <w:rPr>
-          <w:b/>
-          <w:bCs/>
-          <w:sz w:val="22"/>
-        </w:rPr>
-      </w:pPr>
-      <w:r>
-        <w:rPr>
-          <w:b/>
-          <w:bCs/>
-          <w:sz w:val="22"/>
-        </w:rPr>
-        <w:t>}</w:t>
-      </w:r>
-    </w:p>
-    <w:p>
-      <w:pPr>
-        <w:rPr>
-          <w:b/>
-          <w:bCs/>
-          <w:sz w:val="22"/>
-        </w:rPr>
-      </w:pPr>
-      <w:r>
-        <w:rPr>
-          <w:b/>
-          <w:bCs/>
-          <w:sz w:val="22"/>
-        </w:rPr>
-        <w:t>위 방식으로 현재 위치 + 현재 바인딩 해야하는 텍스쳐의 크기 &gt; 한 버퍼당 주어진 크기</w:t>
-      </w:r>
-    </w:p>
-    <w:p>
-      <w:pPr>
-        <w:rPr>
-          <w:b/>
-          <w:bCs/>
-          <w:sz w:val="22"/>
-        </w:rPr>
-      </w:pPr>
-      <w:r>
-        <w:rPr>
-          <w:b/>
-          <w:bCs/>
-          <w:sz w:val="22"/>
-        </w:rPr>
-        <w:t>위 식이 만족하면 에러를 띄운다. → 그러면 동적 디스크립터의 크기를 키우거나 버퍼의 개수를 낮추면 된다.</w:t>
-      </w:r>
-    </w:p>
-    <w:p>
-      <w:pPr>
-        <w:rPr>
-          <w:lang w:eastAsia="ko-KR"/>
+          <w:sz w:val="22"/>
+        </w:rPr>
+        <w:t>무브 패킷에 이미 state 항목이 있어서 서버의 npc의 BTNode중 움직임을 담당하는 노드의 로직을 수정해서 state를 동기화해서 보내고 클라에서 받게끔 설정</w:t>
+      </w:r>
+    </w:p>
+    <w:p>
+      <w:pPr>
+        <w:pStyle w:val="a3"/>
+        <w:numPr>
+          <w:ilvl w:val="0"/>
+          <w:numId w:val="1"/>
+        </w:numPr>
+        <w:ind w:leftChars="0"/>
+        <w:jc w:val="left"/>
+        <w:rPr>
+          <w:b/>
+          <w:sz w:val="22"/>
+        </w:rPr>
+      </w:pPr>
+      <w:r>
+        <w:rPr>
           <w:rFonts w:hint="eastAsia"/>
           <w:b/>
-          <w:bCs/>
-          <w:sz w:val="22"/>
-          <w:rtl w:val="off"/>
-        </w:rPr>
-      </w:pPr>
-      <w:r>
-        <w:rPr>
-          <w:b/>
-          <w:bCs/>
-          <w:sz w:val="22"/>
-        </w:rPr>
-        <w:t>마지막으로 Render 함수에서 렌더 시작 시 현재 프레임에 맞는 동적 디스크립터 힙의 첫 주소가 주어진다.</w:t>
-      </w:r>
-    </w:p>
-    <w:p>
-      <w:pPr>
-        <w:rPr>
-          <w:b/>
-          <w:bCs/>
-          <w:sz w:val="22"/>
-        </w:rPr>
-      </w:pPr>
-      <w:r>
-        <w:rPr>
-          <w:b/>
-          <w:bCs/>
-          <w:sz w:val="22"/>
-        </w:rPr>
-        <w:t>마지막으로 Render 함수에서 렌더 시작 시 현재 프레임에 맞는 동적 디스크립터 힙의 첫 주소가 주어진다.</w:t>
-      </w:r>
-    </w:p>
-    <w:p>
-      <w:pPr>
-        <w:rPr>
-          <w:b/>
-          <w:bCs/>
-          <w:sz w:val="22"/>
-        </w:rPr>
-      </w:pPr>
-      <w:r>
-        <w:rPr>
-          <w:b/>
-          <w:bCs/>
-          <w:sz w:val="22"/>
-        </w:rPr>
-        <w:t>void Renderer::render(ID3D12GraphicsCommandList* commandList, UINT frame_index)</w:t>
-      </w:r>
-    </w:p>
-    <w:p>
-      <w:pPr>
-        <w:rPr>
-          <w:b/>
-          <w:bCs/>
-          <w:sz w:val="22"/>
-        </w:rPr>
-      </w:pPr>
-      <w:r>
-        <w:rPr>
-          <w:b/>
-          <w:bCs/>
-          <w:sz w:val="22"/>
-        </w:rPr>
-        <w:t xml:space="preserve">{ </w:t>
-      </w:r>
-    </w:p>
-    <w:p>
-      <w:pPr>
-        <w:ind w:left="800"/>
-        <w:rPr>
-          <w:b/>
-          <w:bCs/>
-          <w:sz w:val="22"/>
-        </w:rPr>
-      </w:pPr>
-      <w:r>
-        <w:rPr>
-          <w:b/>
-          <w:bCs/>
-          <w:sz w:val="22"/>
-        </w:rPr>
-        <w:t>// 프레임 렌더링 시작 시, 동적 디스크립터 힙의 인덱스를 리셋</w:t>
-      </w:r>
-    </w:p>
-    <w:p>
-      <w:pPr>
-        <w:ind w:left="800"/>
-        <w:rPr>
-          <w:b/>
-          <w:bCs/>
-          <w:sz w:val="22"/>
-        </w:rPr>
-      </w:pPr>
-      <w:r>
-        <w:rPr>
-          <w:b/>
-          <w:bCs/>
-          <w:sz w:val="22"/>
-        </w:rPr>
-        <w:t xml:space="preserve">_current_dynamic_descriptor_index = frame_index * _max_descriptors_per_frame; </w:t>
-      </w:r>
-    </w:p>
-    <w:p>
-      <w:pPr>
-        <w:ind w:left="800"/>
-        <w:rPr>
-          <w:b/>
-          <w:bCs/>
-          <w:sz w:val="22"/>
-        </w:rPr>
-      </w:pPr>
-      <w:r>
-        <w:rPr>
-          <w:b/>
-          <w:bCs/>
-          <w:sz w:val="22"/>
-        </w:rPr>
-        <w:t xml:space="preserve">CameraComponent* camera = CameraComponent::get_main(); </w:t>
-      </w:r>
-    </w:p>
-    <w:p>
-      <w:pPr>
-        <w:ind w:left="800"/>
-        <w:rPr>
-          <w:b/>
-          <w:bCs/>
-          <w:sz w:val="22"/>
-        </w:rPr>
-      </w:pPr>
-      <w:r>
-        <w:rPr>
-          <w:b/>
-          <w:bCs/>
-          <w:sz w:val="22"/>
-        </w:rPr>
-        <w:t xml:space="preserve">if (!camera) </w:t>
-      </w:r>
-    </w:p>
-    <w:p>
-      <w:pPr>
-        <w:ind w:left="800"/>
-        <w:rPr>
-          <w:b/>
-          <w:bCs/>
-          <w:sz w:val="22"/>
-        </w:rPr>
-      </w:pPr>
-      <w:r>
-        <w:rPr>
-          <w:b/>
-          <w:bCs/>
-          <w:sz w:val="22"/>
-        </w:rPr>
-        <w:t xml:space="preserve">{ </w:t>
-      </w:r>
-    </w:p>
-    <w:p>
-      <w:pPr>
-        <w:ind w:left="1600"/>
-        <w:rPr>
-          <w:b/>
-          <w:bCs/>
-          <w:sz w:val="22"/>
-        </w:rPr>
-      </w:pPr>
-      <w:r>
-        <w:rPr>
-          <w:b/>
-          <w:bCs/>
-          <w:sz w:val="22"/>
-        </w:rPr>
-        <w:t xml:space="preserve">// 렌더링할 카메라가 없으면 아무것도 하지 않습니다. </w:t>
-      </w:r>
-    </w:p>
-    <w:p>
-      <w:pPr>
-        <w:ind w:left="1600"/>
-        <w:rPr>
-          <w:b/>
-          <w:bCs/>
-          <w:sz w:val="22"/>
-        </w:rPr>
-      </w:pPr>
-      <w:r>
-        <w:rPr>
-          <w:b/>
-          <w:bCs/>
-          <w:sz w:val="22"/>
-        </w:rPr>
-        <w:t xml:space="preserve">CERROR("렌더시에 카메라 1개이상은 필요함") </w:t>
-      </w:r>
-    </w:p>
-    <w:p>
-      <w:pPr>
-        <w:ind w:left="1600"/>
-        <w:rPr>
-          <w:b/>
-          <w:bCs/>
-          <w:sz w:val="22"/>
-        </w:rPr>
-      </w:pPr>
-      <w:r>
-        <w:rPr>
-          <w:b/>
-          <w:bCs/>
-          <w:sz w:val="22"/>
-        </w:rPr>
-        <w:t xml:space="preserve">return; </w:t>
-      </w:r>
-    </w:p>
-    <w:p>
-      <w:pPr>
-        <w:ind w:left="800"/>
-        <w:rPr>
-          <w:b/>
-          <w:bCs/>
-          <w:sz w:val="22"/>
-        </w:rPr>
-      </w:pPr>
-      <w:r>
-        <w:rPr>
-          <w:b/>
-          <w:bCs/>
-          <w:sz w:val="22"/>
-        </w:rPr>
-        <w:t xml:space="preserve">} </w:t>
-      </w:r>
-    </w:p>
-    <w:p>
-      <w:pPr>
-        <w:ind w:left="800"/>
-        <w:rPr>
-          <w:b/>
-          <w:bCs/>
-          <w:sz w:val="22"/>
-        </w:rPr>
-      </w:pPr>
-      <w:r>
-        <w:rPr>
-          <w:b/>
-          <w:bCs/>
-          <w:sz w:val="22"/>
-        </w:rPr>
-        <w:t xml:space="preserve">// 1. 이번 프레임에 그릴 객체들을 추려낸다. </w:t>
-      </w:r>
-    </w:p>
-    <w:p>
-      <w:pPr>
-        <w:ind w:left="800"/>
-        <w:rPr>
-          <w:b/>
-          <w:bCs/>
-          <w:sz w:val="22"/>
-        </w:rPr>
-      </w:pPr>
-      <w:r>
-        <w:rPr>
-          <w:b/>
-          <w:bCs/>
-          <w:sz w:val="22"/>
-        </w:rPr>
-        <w:t xml:space="preserve">build_render_list(camera); </w:t>
-      </w:r>
-    </w:p>
-    <w:p>
-      <w:pPr>
-        <w:ind w:left="800"/>
-        <w:rPr>
-          <w:b/>
-          <w:bCs/>
-          <w:sz w:val="22"/>
-        </w:rPr>
-      </w:pPr>
-      <w:r>
-        <w:rPr>
-          <w:b/>
-          <w:bCs/>
-          <w:sz w:val="22"/>
-        </w:rPr>
-        <w:t xml:space="preserve">// 2. 추려낸 목록을 바탕으로 실제 그리기를 수행한다. </w:t>
-      </w:r>
-    </w:p>
-    <w:p>
-      <w:pPr>
-        <w:ind w:left="800"/>
-        <w:rPr>
-          <w:b/>
-          <w:bCs/>
-          <w:sz w:val="22"/>
-        </w:rPr>
-      </w:pPr>
-      <w:r>
-        <w:rPr>
-          <w:b/>
-          <w:bCs/>
-          <w:sz w:val="22"/>
-        </w:rPr>
-        <w:t>draw_render_list(commandList, camera, frame_index);</w:t>
-      </w:r>
-    </w:p>
-    <w:p>
-      <w:pPr>
-        <w:rPr>
-          <w:b/>
-          <w:bCs/>
-          <w:sz w:val="22"/>
-        </w:rPr>
-      </w:pPr>
-      <w:r>
-        <w:rPr>
-          <w:b/>
-          <w:bCs/>
-          <w:sz w:val="22"/>
-        </w:rPr>
-        <w:t>}</w:t>
-      </w:r>
-    </w:p>
-    <w:p>
-      <w:pPr>
-        <w:rPr>
-          <w:b/>
-          <w:bCs/>
-          <w:sz w:val="22"/>
-        </w:rPr>
-      </w:pPr>
-      <w:r>
-        <w:rPr>
-          <w:b/>
-          <w:bCs/>
-          <w:sz w:val="22"/>
-        </w:rPr>
-        <w:t>위 방식으로 동적 서술자 힙을 링 버퍼 방식으로 구현하여 깜빡임 현상을 해결</w:t>
-      </w:r>
-      <w:r>
-        <w:rPr>
-          <w:lang w:eastAsia="ko-KR"/>
-          <w:b/>
-          <w:bCs/>
-          <w:sz w:val="22"/>
-          <w:rtl w:val="off"/>
-        </w:rPr>
-        <w:t>!</w:t>
-      </w:r>
-    </w:p>
-    <w:p>
-      <w:pPr>
-        <w:rPr/>
-      </w:pPr>
-    </w:p>
-    <w:p>
-      <w:pPr>
-        <w:rPr>
-          <w:sz w:val="22"/>
-        </w:rPr>
-      </w:pPr>
-    </w:p>
-    <w:p>
-      <w:pPr>
+          <w:sz w:val="22"/>
+        </w:rPr>
+        <w:t>문제 : npc 애니메이션과 플레이어 애니메이션 모두 같은 메쉬를 공유하는데 오브젝트가 여러 개 되니깐 애니메이션 때문에 바뀐 행렬 때문에 다른 오브젝트에게도 영향이 가는 문제 발생</w:t>
+      </w:r>
+    </w:p>
+    <w:p>
+      <w:pPr>
+        <w:pStyle w:val="a3"/>
+        <w:numPr>
+          <w:ilvl w:val="0"/>
+          <w:numId w:val="1"/>
+        </w:numPr>
+        <w:ind w:leftChars="0"/>
         <w:jc w:val="left"/>
         <w:rPr>
           <w:rFonts w:hint="eastAsia"/>
@@ -1988,6 +1897,14 @@
           <w:sz w:val="22"/>
         </w:rPr>
       </w:pPr>
+      <w:r>
+        <w:rPr>
+          <w:rFonts w:hint="eastAsia"/>
+          <w:b/>
+          <w:sz w:val="22"/>
+        </w:rPr>
+        <w:t>애니메이션 컴포넌트가 본행렬을 따로 들고 있도록 수정해야할 듯</w:t>
+      </w:r>
     </w:p>
     <w:tbl>
       <w:tblPr>
@@ -2003,7 +1920,7 @@
       </w:tblGrid>
       <w:tr>
         <w:trPr>
-          <w:trHeight w:val="1692" w:hRule="atLeast"/>
+          <w:trHeight w:val="1692"/>
         </w:trPr>
         <w:tc>
           <w:tcPr>
@@ -2043,6 +1960,16 @@
                 <w:szCs w:val="28"/>
               </w:rPr>
             </w:pPr>
+            <w:r>
+              <w:rPr>
+                <w:rFonts w:hint="eastAsia"/>
+                <w:b/>
+                <w:bCs/>
+                <w:sz w:val="24"/>
+                <w:szCs w:val="28"/>
+              </w:rPr>
+              <w:t>메쉬 애니메이션 공유 문제</w:t>
+            </w:r>
           </w:p>
         </w:tc>
         <w:tc>
@@ -2079,12 +2006,19 @@
                 <w:szCs w:val="20"/>
               </w:rPr>
             </w:pPr>
+            <w:r>
+              <w:rPr>
+                <w:rFonts w:hint="eastAsia"/>
+                <w:szCs w:val="20"/>
+              </w:rPr>
+              <w:t>애니메이션 컴포넌트 별로 따로 들고 있게끔 설정 필요</w:t>
+            </w:r>
           </w:p>
         </w:tc>
       </w:tr>
       <w:tr>
         <w:trPr>
-          <w:trHeight w:val="590" w:hRule="atLeast"/>
+          <w:trHeight w:val="590"/>
         </w:trPr>
         <w:tc>
           <w:tcPr>
@@ -2116,8 +2050,8 @@
           </w:tcPr>
           <w:p>
             <w:pPr>
+              <w:spacing w:after="160" w:line="259" w:lineRule="auto"/>
               <w:jc w:val="center"/>
-              <w:spacing w:after="160" w:line="259" w:lineRule="auto"/>
               <w:rPr>
                 <w:rFonts w:ascii="맑은 고딕" w:eastAsia="맑은 고딕" w:hAnsi="맑은 고딕" w:cs="맑은 고딕"/>
                 <w:b/>
@@ -2130,15 +2064,7 @@
                 <w:b/>
                 <w:sz w:val="22"/>
               </w:rPr>
-              <w:t>2</w:t>
-            </w:r>
-            <w:r>
-              <w:rPr>
-                <w:rFonts w:ascii="맑은 고딕" w:eastAsia="맑은 고딕" w:hAnsi="맑은 고딕" w:cs="맑은 고딕" w:hint="eastAsia"/>
-                <w:b/>
-                <w:sz w:val="22"/>
-              </w:rPr>
-              <w:t>6</w:t>
+              <w:t>26</w:t>
             </w:r>
           </w:p>
         </w:tc>
@@ -2179,70 +2105,14 @@
                 <w:rFonts w:hint="eastAsia"/>
                 <w:b/>
               </w:rPr>
-              <w:t>202</w:t>
-            </w:r>
-            <w:r>
-              <w:rPr>
-                <w:rFonts w:hint="eastAsia"/>
-                <w:b/>
-              </w:rPr>
-              <w:t>6</w:t>
-            </w:r>
-            <w:r>
-              <w:rPr>
-                <w:rFonts w:hint="eastAsia"/>
-                <w:b/>
-              </w:rPr>
-              <w:t>.</w:t>
-            </w:r>
-            <w:r>
-              <w:rPr>
-                <w:rFonts w:hint="eastAsia"/>
-                <w:b/>
-              </w:rPr>
-              <w:t>2.2</w:t>
-            </w:r>
-            <w:r>
-              <w:rPr>
-                <w:rFonts w:hint="eastAsia"/>
-                <w:b/>
-              </w:rPr>
-              <w:t xml:space="preserve"> ~ 202</w:t>
-            </w:r>
-            <w:r>
-              <w:rPr>
-                <w:rFonts w:hint="eastAsia"/>
-                <w:b/>
-              </w:rPr>
-              <w:t>6</w:t>
-            </w:r>
-            <w:r>
-              <w:rPr>
-                <w:rFonts w:hint="eastAsia"/>
-                <w:b/>
-              </w:rPr>
-              <w:t>.</w:t>
-            </w:r>
-            <w:r>
-              <w:rPr>
-                <w:rFonts w:hint="eastAsia"/>
-                <w:b/>
-              </w:rPr>
-              <w:t>2.</w:t>
-            </w:r>
-            <w:r>
-              <w:rPr>
-                <w:rFonts w:hint="eastAsia"/>
-                <w:b/>
-              </w:rPr>
-              <w:t>8</w:t>
+              <w:t>2026.2.2 ~ 2026.2.8</w:t>
             </w:r>
           </w:p>
         </w:tc>
       </w:tr>
       <w:tr>
         <w:trPr>
-          <w:trHeight w:val="1520" w:hRule="atLeast"/>
+          <w:trHeight w:val="1520"/>
         </w:trPr>
         <w:tc>
           <w:tcPr>
@@ -2284,7 +2154,7 @@
       </w:tr>
       <w:tr>
         <w:trPr>
-          <w:trHeight w:val="1963" w:hRule="atLeast"/>
+          <w:trHeight w:val="1963"/>
         </w:trPr>
         <w:tc>
           <w:tcPr>
@@ -2361,12 +2231,12 @@
 </file>
 
 <file path=word/numbering.xml><?xml version="1.0" encoding="utf-8"?>
-<w:numbering xmlns:ve="http://schemas.openxmlformats.org/markup-compatibility/2006" xmlns:o="urn:schemas-microsoft-com:office:office" xmlns:r="http://schemas.openxmlformats.org/officeDocument/2006/relationships" xmlns:m="http://schemas.openxmlformats.org/officeDocument/2006/math" xmlns:v="urn:schemas-microsoft-com:vml" xmlns:wp="http://schemas.openxmlformats.org/drawingml/2006/wordprocessingDrawing" xmlns:w10="urn:schemas-microsoft-com:office:word" xmlns:w="http://schemas.openxmlformats.org/wordprocessingml/2006/main" xmlns:w14="http://schemas.microsoft.com/office/word/2010/wordml" xmlns:wne="http://schemas.microsoft.com/office/word/2006/wordml">
-  <w:abstractNum w:abstractNumId="0">
-    <w:nsid w:val="167e1ebc"/>
+<w:numbering xmlns:wpc="http://schemas.microsoft.com/office/word/2010/wordprocessingCanvas" xmlns:cx="http://schemas.microsoft.com/office/drawing/2014/chartex" xmlns:cx1="http://schemas.microsoft.com/office/drawing/2015/9/8/chartex" xmlns:cx2="http://schemas.microsoft.com/office/drawing/2015/10/21/chartex" xmlns:cx3="http://schemas.microsoft.com/office/drawing/2016/5/9/chartex" xmlns:cx4="http://schemas.microsoft.com/office/drawing/2016/5/10/chartex" xmlns:cx5="http://schemas.microsoft.com/office/drawing/2016/5/11/chartex" xmlns:cx6="http://schemas.microsoft.com/office/drawing/2016/5/12/chartex" xmlns:cx7="http://schemas.microsoft.com/office/drawing/2016/5/13/chartex" xmlns:cx8="http://schemas.microsoft.com/office/drawing/2016/5/14/chartex" xmlns:mc="http://schemas.openxmlformats.org/markup-compatibility/2006" xmlns:aink="http://schemas.microsoft.com/office/drawing/2016/ink" xmlns:am3d="http://schemas.microsoft.com/office/drawing/2017/model3d" xmlns:o="urn:schemas-microsoft-com:office:office" xmlns:oel="http://schemas.microsoft.com/office/2019/extlst" xmlns:r="http://schemas.openxmlformats.org/officeDocument/2006/relationships" xmlns:m="http://schemas.openxmlformats.org/officeDocument/2006/math" xmlns:v="urn:schemas-microsoft-com:vml" xmlns:wp14="http://schemas.microsoft.com/office/word/2010/wordprocessingDrawing" xmlns:wp="http://schemas.openxmlformats.org/drawingml/2006/wordprocessingDrawing" xmlns:w10="urn:schemas-microsoft-com:office:word" xmlns:w="http://schemas.openxmlformats.org/wordprocessingml/2006/main" xmlns:w14="http://schemas.microsoft.com/office/word/2010/wordml" xmlns:w15="http://schemas.microsoft.com/office/word/2012/wordml" xmlns:w16cex="http://schemas.microsoft.com/office/word/2018/wordml/cex" xmlns:w16cid="http://schemas.microsoft.com/office/word/2016/wordml/cid" xmlns:w16="http://schemas.microsoft.com/office/word/2018/wordml" xmlns:w16du="http://schemas.microsoft.com/office/word/2023/wordml/word16du" xmlns:w16sdtdh="http://schemas.microsoft.com/office/word/2020/wordml/sdtdatahash" xmlns:w16sdtfl="http://schemas.microsoft.com/office/word/2024/wordml/sdtformatlock" xmlns:w16se="http://schemas.microsoft.com/office/word/2015/wordml/symex" xmlns:wpg="http://schemas.microsoft.com/office/word/2010/wordprocessingGroup" xmlns:wpi="http://schemas.microsoft.com/office/word/2010/wordprocessingInk" xmlns:wne="http://schemas.microsoft.com/office/word/2006/wordml" xmlns:wps="http://schemas.microsoft.com/office/word/2010/wordprocessingShape" mc:Ignorable="w14 w15 w16se w16cid w16 w16cex w16sdtdh w16sdtfl w16du wp14">
+  <w:abstractNum w:abstractNumId="0" w15:restartNumberingAfterBreak="0">
+    <w:nsid w:val="167E1EBC"/>
     <w:multiLevelType w:val="hybridMultilevel"/>
-    <w:tmpl w:val="3304a2c8"/>
-    <w:lvl w:ilvl="0" w:tplc="f88cb728">
+    <w:tmpl w:val="3304A2C8"/>
+    <w:lvl w:ilvl="0" w:tplc="F88CB728">
       <w:start w:val="2026"/>
       <w:numFmt w:val="bullet"/>
       <w:lvlText w:val=""/>
@@ -2378,7 +2248,7 @@
         <w:rFonts w:ascii="Wingdings" w:hAnsi="Wingdings" w:hint="default"/>
       </w:rPr>
     </w:lvl>
-    <w:lvl w:ilvl="1" w:tentative="on" w:tplc="4090003">
+    <w:lvl w:ilvl="1" w:tplc="04090003" w:tentative="1">
       <w:start w:val="1"/>
       <w:numFmt w:val="bullet"/>
       <w:lvlText w:val=""/>
@@ -2390,7 +2260,7 @@
         <w:rFonts w:ascii="Wingdings" w:hAnsi="Wingdings" w:hint="default"/>
       </w:rPr>
     </w:lvl>
-    <w:lvl w:ilvl="2" w:tentative="on" w:tplc="4090005">
+    <w:lvl w:ilvl="2" w:tplc="04090005" w:tentative="1">
       <w:start w:val="1"/>
       <w:numFmt w:val="bullet"/>
       <w:lvlText w:val=""/>
@@ -2402,7 +2272,7 @@
         <w:rFonts w:ascii="Wingdings" w:hAnsi="Wingdings" w:hint="default"/>
       </w:rPr>
     </w:lvl>
-    <w:lvl w:ilvl="3" w:tentative="on" w:tplc="4090001">
+    <w:lvl w:ilvl="3" w:tplc="04090001" w:tentative="1">
       <w:start w:val="1"/>
       <w:numFmt w:val="bullet"/>
       <w:lvlText w:val=""/>
@@ -2414,7 +2284,7 @@
         <w:rFonts w:ascii="Wingdings" w:hAnsi="Wingdings" w:hint="default"/>
       </w:rPr>
     </w:lvl>
-    <w:lvl w:ilvl="4" w:tentative="on" w:tplc="4090003">
+    <w:lvl w:ilvl="4" w:tplc="04090003" w:tentative="1">
       <w:start w:val="1"/>
       <w:numFmt w:val="bullet"/>
       <w:lvlText w:val=""/>
@@ -2426,7 +2296,7 @@
         <w:rFonts w:ascii="Wingdings" w:hAnsi="Wingdings" w:hint="default"/>
       </w:rPr>
     </w:lvl>
-    <w:lvl w:ilvl="5" w:tentative="on" w:tplc="4090005">
+    <w:lvl w:ilvl="5" w:tplc="04090005" w:tentative="1">
       <w:start w:val="1"/>
       <w:numFmt w:val="bullet"/>
       <w:lvlText w:val=""/>
@@ -2438,7 +2308,7 @@
         <w:rFonts w:ascii="Wingdings" w:hAnsi="Wingdings" w:hint="default"/>
       </w:rPr>
     </w:lvl>
-    <w:lvl w:ilvl="6" w:tentative="on" w:tplc="4090001">
+    <w:lvl w:ilvl="6" w:tplc="04090001" w:tentative="1">
       <w:start w:val="1"/>
       <w:numFmt w:val="bullet"/>
       <w:lvlText w:val=""/>
@@ -2450,7 +2320,7 @@
         <w:rFonts w:ascii="Wingdings" w:hAnsi="Wingdings" w:hint="default"/>
       </w:rPr>
     </w:lvl>
-    <w:lvl w:ilvl="7" w:tentative="on" w:tplc="4090003">
+    <w:lvl w:ilvl="7" w:tplc="04090003" w:tentative="1">
       <w:start w:val="1"/>
       <w:numFmt w:val="bullet"/>
       <w:lvlText w:val=""/>
@@ -2462,7 +2332,7 @@
         <w:rFonts w:ascii="Wingdings" w:hAnsi="Wingdings" w:hint="default"/>
       </w:rPr>
     </w:lvl>
-    <w:lvl w:ilvl="8" w:tentative="on" w:tplc="4090005">
+    <w:lvl w:ilvl="8" w:tplc="04090005" w:tentative="1">
       <w:start w:val="1"/>
       <w:numFmt w:val="bullet"/>
       <w:lvlText w:val=""/>
@@ -2475,27 +2345,27 @@
       </w:rPr>
     </w:lvl>
   </w:abstractNum>
-  <w:num w:numId="1">
+  <w:num w:numId="1" w16cid:durableId="34624845">
     <w:abstractNumId w:val="0"/>
   </w:num>
 </w:numbering>
 </file>
 
 <file path=word/styles.xml><?xml version="1.0" encoding="utf-8"?>
-<w:styles xmlns:r="http://schemas.openxmlformats.org/officeDocument/2006/relationships" xmlns:w="http://schemas.openxmlformats.org/wordprocessingml/2006/main">
+<w:styles xmlns:mc="http://schemas.openxmlformats.org/markup-compatibility/2006" xmlns:r="http://schemas.openxmlformats.org/officeDocument/2006/relationships" xmlns:w="http://schemas.openxmlformats.org/wordprocessingml/2006/main" xmlns:w14="http://schemas.microsoft.com/office/word/2010/wordml" xmlns:w15="http://schemas.microsoft.com/office/word/2012/wordml" xmlns:w16cex="http://schemas.microsoft.com/office/word/2018/wordml/cex" xmlns:w16cid="http://schemas.microsoft.com/office/word/2016/wordml/cid" xmlns:w16="http://schemas.microsoft.com/office/word/2018/wordml" xmlns:w16du="http://schemas.microsoft.com/office/word/2023/wordml/word16du" xmlns:w16sdtdh="http://schemas.microsoft.com/office/word/2020/wordml/sdtdatahash" xmlns:w16sdtfl="http://schemas.microsoft.com/office/word/2024/wordml/sdtformatlock" xmlns:w16se="http://schemas.microsoft.com/office/word/2015/wordml/symex" mc:Ignorable="w14 w15 w16se w16cid w16 w16cex w16sdtdh w16sdtfl w16du">
   <w:docDefaults>
     <w:rPrDefault>
       <w:rPr>
+        <w:rFonts w:asciiTheme="minorHAnsi" w:eastAsiaTheme="minorEastAsia" w:hAnsiTheme="minorHAnsi" w:cstheme="minorEastAsia"/>
+        <w:kern w:val="2"/>
+        <w:szCs w:val="22"/>
         <w:lang w:val="en-US" w:eastAsia="ko-KR" w:bidi="ar-SA"/>
-        <w:rFonts w:asciiTheme="minorHAnsi" w:eastAsiaTheme="minorEastAsia" w:hAnsiTheme="minorHAnsi" w:cstheme="minorEastAsia"/>
-        <w:szCs w:val="22"/>
-        <w:kern w:val="2"/>
       </w:rPr>
     </w:rPrDefault>
     <w:pPrDefault>
       <w:pPr>
+        <w:spacing w:after="160" w:line="259" w:lineRule="auto"/>
         <w:jc w:val="both"/>
-        <w:spacing w:after="160" w:line="259" w:lineRule="auto"/>
       </w:pPr>
     </w:pPrDefault>
   </w:docDefaults>
@@ -2594,7 +2464,7 @@
     <w:lsdException w:name="E-mail Signature" w:semiHidden="1" w:unhideWhenUsed="1"/>
     <w:lsdException w:name="HTML Top of Form" w:semiHidden="1" w:unhideWhenUsed="1"/>
     <w:lsdException w:name="HTML Bottom of Form" w:semiHidden="1" w:unhideWhenUsed="1"/>
-    <w:lsdException w:name="Normal (Web)" w:semiHidden="1" w:uiPriority="153" w:unhideWhenUsed="1"/>
+    <w:lsdException w:name="Normal (Web)" w:semiHidden="1" w:unhideWhenUsed="1"/>
     <w:lsdException w:name="HTML Acronym" w:semiHidden="1" w:unhideWhenUsed="1"/>
     <w:lsdException w:name="HTML Address" w:semiHidden="1" w:unhideWhenUsed="1"/>
     <w:lsdException w:name="HTML Cite" w:semiHidden="1" w:unhideWhenUsed="1"/>
@@ -2770,16 +2640,16 @@
     <w:lsdException w:name="Smart Hyperlink" w:semiHidden="1" w:unhideWhenUsed="1"/>
     <w:lsdException w:name="Hashtag" w:semiHidden="1" w:unhideWhenUsed="1"/>
     <w:lsdException w:name="Unresolved Mention" w:semiHidden="1" w:unhideWhenUsed="1"/>
-    <w:lsdException w:name="Smart Link" w:semiHidden="1" w:uiPriority="153" w:unhideWhenUsed="1"/>
+    <w:lsdException w:name="Smart Link" w:semiHidden="1" w:unhideWhenUsed="1"/>
   </w:latentStyles>
   <w:style w:type="paragraph" w:default="1" w:styleId="a">
     <w:name w:val="Normal"/>
     <w:qFormat/>
     <w:pPr>
-      <w:autoSpaceDE w:val="off"/>
-      <w:autoSpaceDN w:val="off"/>
-      <w:widowControl w:val="off"/>
-      <w:wordWrap w:val="off"/>
+      <w:widowControl w:val="0"/>
+      <w:wordWrap w:val="0"/>
+      <w:autoSpaceDE w:val="0"/>
+      <w:autoSpaceDN w:val="0"/>
     </w:pPr>
   </w:style>
   <w:style w:type="character" w:default="1" w:styleId="a0">
@@ -2811,8 +2681,8 @@
   </w:style>
   <w:style w:type="table" w:customStyle="1" w:styleId="1">
     <w:name w:val="표 구분선1"/>
+    <w:basedOn w:val="a1"/>
     <w:uiPriority w:val="39"/>
-    <w:basedOn w:val="a1"/>
     <w:pPr>
       <w:spacing w:after="0" w:line="240" w:lineRule="auto"/>
     </w:pPr>
@@ -2829,8 +2699,8 @@
   </w:style>
   <w:style w:type="paragraph" w:styleId="a3">
     <w:name w:val="List Paragraph"/>
+    <w:basedOn w:val="a"/>
     <w:uiPriority w:val="34"/>
-    <w:basedOn w:val="a"/>
     <w:qFormat/>
     <w:pPr>
       <w:ind w:leftChars="400" w:left="800"/>
@@ -2838,43 +2708,43 @@
   </w:style>
   <w:style w:type="paragraph" w:styleId="a4">
     <w:name w:val="header"/>
-    <w:uiPriority w:val="99"/>
     <w:basedOn w:val="a"/>
     <w:link w:val="Char"/>
+    <w:uiPriority w:val="99"/>
     <w:unhideWhenUsed/>
     <w:pPr>
-      <w:snapToGrid w:val="0"/>
       <w:tabs>
         <w:tab w:val="center" w:pos="4513"/>
         <w:tab w:val="right" w:pos="9026"/>
       </w:tabs>
+      <w:snapToGrid w:val="0"/>
     </w:pPr>
   </w:style>
   <w:style w:type="character" w:customStyle="1" w:styleId="Char">
     <w:name w:val="머리글 Char"/>
-    <w:uiPriority w:val="99"/>
     <w:basedOn w:val="a0"/>
     <w:link w:val="a4"/>
+    <w:uiPriority w:val="99"/>
   </w:style>
   <w:style w:type="paragraph" w:styleId="a5">
     <w:name w:val="footer"/>
-    <w:uiPriority w:val="99"/>
     <w:basedOn w:val="a"/>
     <w:link w:val="Char0"/>
+    <w:uiPriority w:val="99"/>
     <w:unhideWhenUsed/>
     <w:pPr>
-      <w:snapToGrid w:val="0"/>
       <w:tabs>
         <w:tab w:val="center" w:pos="4513"/>
         <w:tab w:val="right" w:pos="9026"/>
       </w:tabs>
+      <w:snapToGrid w:val="0"/>
     </w:pPr>
   </w:style>
   <w:style w:type="character" w:customStyle="1" w:styleId="Char0">
     <w:name w:val="바닥글 Char"/>
-    <w:uiPriority w:val="99"/>
     <w:basedOn w:val="a0"/>
     <w:link w:val="a5"/>
+    <w:uiPriority w:val="99"/>
   </w:style>
   <w:style w:type="character" w:styleId="a6">
     <w:name w:val="Hyperlink"/>
@@ -2882,7 +2752,7 @@
     <w:unhideWhenUsed/>
     <w:rPr>
       <w:color w:val="0563C1"/>
-      <w:u w:val="single" w:color="auto"/>
+      <w:u w:val="single"/>
     </w:rPr>
   </w:style>
   <w:style w:type="character" w:customStyle="1" w:styleId="10">
@@ -2897,8 +2767,8 @@
   </w:style>
   <w:style w:type="character" w:styleId="HTML">
     <w:name w:val="HTML Code"/>
+    <w:basedOn w:val="a0"/>
     <w:uiPriority w:val="99"/>
-    <w:basedOn w:val="a0"/>
     <w:semiHidden/>
     <w:unhideWhenUsed/>
     <w:rPr>
@@ -2909,8 +2779,8 @@
   </w:style>
   <w:style w:type="character" w:styleId="a7">
     <w:name w:val="Strong"/>
+    <w:basedOn w:val="a0"/>
     <w:uiPriority w:val="22"/>
-    <w:basedOn w:val="a0"/>
     <w:qFormat/>
     <w:rPr>
       <w:b/>
@@ -2919,8 +2789,8 @@
   </w:style>
   <w:style w:type="paragraph" w:styleId="a8">
     <w:name w:val="Normal (Web)"/>
+    <w:basedOn w:val="a"/>
     <w:uiPriority w:val="99"/>
-    <w:basedOn w:val="a"/>
     <w:unhideWhenUsed/>
     <w:rPr>
       <w:rFonts w:ascii="Times New Roman" w:hAnsi="Times New Roman" w:cs="Times New Roman"/>
@@ -2932,8 +2802,8 @@
     <w:name w:val="cm-m-clike"/>
     <w:basedOn w:val="a0"/>
   </w:style>
-  <w:style w:type="character" w:customStyle="1" w:styleId="a9">
-    <w:name w:val="Unresolved Mention"/>
+  <w:style w:type="character" w:customStyle="1" w:styleId="2">
+    <w:name w:val="확인되지 않은 멘션2"/>
     <w:basedOn w:val="a0"/>
     <w:semiHidden/>
     <w:unhideWhenUsed/>
@@ -2942,14 +2812,25 @@
       <w:shd w:val="clear" w:color="auto" w:fill="E1DFDD"/>
     </w:rPr>
   </w:style>
-  <w:style w:type="character" w:styleId="aa">
+  <w:style w:type="character" w:styleId="a9">
     <w:name w:val="FollowedHyperlink"/>
     <w:basedOn w:val="a0"/>
     <w:semiHidden/>
     <w:unhideWhenUsed/>
     <w:rPr>
       <w:color w:val="954F72"/>
-      <w:u w:val="single" w:color="auto"/>
+      <w:u w:val="single"/>
+    </w:rPr>
+  </w:style>
+  <w:style w:type="character" w:styleId="aa">
+    <w:name w:val="Unresolved Mention"/>
+    <w:basedOn w:val="a0"/>
+    <w:semiHidden/>
+    <w:unhideWhenUsed/>
+    <w:rsid w:val="000D75E0"/>
+    <w:rPr>
+      <w:color w:val="605E5C"/>
+      <w:shd w:val="clear" w:color="auto" w:fill="E1DFDD"/>
     </w:rPr>
   </w:style>
 </w:styles>

--- a/작업일지/25주차.docx
+++ b/작업일지/25주차.docx
@@ -73,8 +73,17 @@
                 <w:rFonts w:hint="eastAsia"/>
                 <w:szCs w:val="20"/>
               </w:rPr>
-              <w:t>2021180009 박경준</w:t>
+              <w:t xml:space="preserve">2021180009 </w:t>
             </w:r>
+            <w:proofErr w:type="spellStart"/>
+            <w:r>
+              <w:rPr>
+                <w:rFonts w:hint="eastAsia"/>
+                <w:szCs w:val="20"/>
+              </w:rPr>
+              <w:t>박경준</w:t>
+            </w:r>
+            <w:proofErr w:type="spellEnd"/>
             <w:r>
               <w:rPr>
                 <w:szCs w:val="20"/>
@@ -110,6 +119,7 @@
                 <w:sz w:val="22"/>
               </w:rPr>
             </w:pPr>
+            <w:proofErr w:type="spellStart"/>
             <w:r>
               <w:rPr>
                 <w:rFonts w:hint="eastAsia"/>
@@ -118,6 +128,7 @@
               </w:rPr>
               <w:t>팀명</w:t>
             </w:r>
+            <w:proofErr w:type="spellEnd"/>
           </w:p>
         </w:tc>
         <w:tc>
@@ -419,13 +430,6 @@
             </w:hyperlink>
           </w:p>
           <w:p>
-            <w:pPr>
-              <w:rPr>
-                <w:rFonts w:ascii="맑은 고딕" w:eastAsia="맑은 고딕" w:hAnsi="맑은 고딕" w:hint="eastAsia"/>
-                <w:b/>
-                <w:bCs/>
-              </w:rPr>
-            </w:pPr>
             <w:hyperlink r:id="rId9" w:history="1">
               <w:r>
                 <w:rPr>
@@ -438,6 +442,81 @@
               </w:r>
             </w:hyperlink>
           </w:p>
+          <w:p>
+            <w:pPr>
+              <w:rPr>
+                <w:rFonts w:ascii="맑은 고딕" w:eastAsia="맑은 고딕" w:hAnsi="맑은 고딕"/>
+                <w:b/>
+                <w:bCs/>
+                <w:color w:val="538135" w:themeColor="accent6" w:themeShade="BF"/>
+                <w:u w:val="single"/>
+              </w:rPr>
+            </w:pPr>
+            <w:proofErr w:type="spellStart"/>
+            <w:r>
+              <w:rPr>
+                <w:rFonts w:ascii="맑은 고딕" w:eastAsia="맑은 고딕" w:hAnsi="맑은 고딕" w:hint="eastAsia"/>
+                <w:b/>
+                <w:bCs/>
+                <w:color w:val="538135" w:themeColor="accent6" w:themeShade="BF"/>
+                <w:u w:val="single"/>
+              </w:rPr>
+              <w:t>스카이박스</w:t>
+            </w:r>
+            <w:proofErr w:type="spellEnd"/>
+            <w:r>
+              <w:rPr>
+                <w:rFonts w:ascii="맑은 고딕" w:eastAsia="맑은 고딕" w:hAnsi="맑은 고딕" w:hint="eastAsia"/>
+                <w:b/>
+                <w:bCs/>
+                <w:color w:val="538135" w:themeColor="accent6" w:themeShade="BF"/>
+                <w:u w:val="single"/>
+              </w:rPr>
+              <w:t xml:space="preserve"> 문제 해결</w:t>
+            </w:r>
+          </w:p>
+          <w:p>
+            <w:pPr>
+              <w:rPr>
+                <w:rFonts w:ascii="맑은 고딕" w:eastAsia="맑은 고딕" w:hAnsi="맑은 고딕" w:hint="eastAsia"/>
+                <w:b/>
+                <w:bCs/>
+                <w:u w:val="single"/>
+              </w:rPr>
+            </w:pPr>
+            <w:r>
+              <w:rPr>
+                <w:rFonts w:ascii="맑은 고딕" w:eastAsia="맑은 고딕" w:hAnsi="맑은 고딕" w:hint="eastAsia"/>
+                <w:b/>
+                <w:bCs/>
+                <w:color w:val="538135" w:themeColor="accent6" w:themeShade="BF"/>
+                <w:u w:val="single"/>
+              </w:rPr>
+              <w:t xml:space="preserve">IBL을 위한 </w:t>
+            </w:r>
+            <w:proofErr w:type="spellStart"/>
+            <w:r>
+              <w:rPr>
+                <w:rFonts w:ascii="맑은 고딕" w:eastAsia="맑은 고딕" w:hAnsi="맑은 고딕" w:hint="eastAsia"/>
+                <w:b/>
+                <w:bCs/>
+                <w:color w:val="538135" w:themeColor="accent6" w:themeShade="BF"/>
+                <w:u w:val="single"/>
+              </w:rPr>
+              <w:t>텍스쳐</w:t>
+            </w:r>
+            <w:proofErr w:type="spellEnd"/>
+            <w:r>
+              <w:rPr>
+                <w:rFonts w:ascii="맑은 고딕" w:eastAsia="맑은 고딕" w:hAnsi="맑은 고딕" w:hint="eastAsia"/>
+                <w:b/>
+                <w:bCs/>
+                <w:color w:val="538135" w:themeColor="accent6" w:themeShade="BF"/>
+                <w:u w:val="single"/>
+              </w:rPr>
+              <w:t xml:space="preserve"> 제작 및 사용</w:t>
+            </w:r>
+          </w:p>
         </w:tc>
       </w:tr>
     </w:tbl>
@@ -480,7 +559,25 @@
           <w:b/>
           <w:sz w:val="22"/>
         </w:rPr>
-        <w:t>서버 두번 접속하면 터지는 문제가 존재했음</w:t>
+        <w:t xml:space="preserve">서버 </w:t>
+      </w:r>
+      <w:proofErr w:type="spellStart"/>
+      <w:r>
+        <w:rPr>
+          <w:rFonts w:hint="eastAsia"/>
+          <w:b/>
+          <w:sz w:val="22"/>
+        </w:rPr>
+        <w:t>두번</w:t>
+      </w:r>
+      <w:proofErr w:type="spellEnd"/>
+      <w:r>
+        <w:rPr>
+          <w:rFonts w:hint="eastAsia"/>
+          <w:b/>
+          <w:sz w:val="22"/>
+        </w:rPr>
+        <w:t xml:space="preserve"> 접속하면 터지는 문제가 존재했음</w:t>
       </w:r>
     </w:p>
     <w:p>
@@ -503,8 +600,36 @@
           <w:b/>
           <w:sz w:val="22"/>
         </w:rPr>
-        <w:t>BT의 get실패와 그리드 맵의 무한 재귀 호출 문제의 콜라보였음</w:t>
-      </w:r>
+        <w:t xml:space="preserve">BT의 get실패와 그리드 </w:t>
+      </w:r>
+      <w:proofErr w:type="spellStart"/>
+      <w:r>
+        <w:rPr>
+          <w:rFonts w:hint="eastAsia"/>
+          <w:b/>
+          <w:sz w:val="22"/>
+        </w:rPr>
+        <w:t>맵의</w:t>
+      </w:r>
+      <w:proofErr w:type="spellEnd"/>
+      <w:r>
+        <w:rPr>
+          <w:rFonts w:hint="eastAsia"/>
+          <w:b/>
+          <w:sz w:val="22"/>
+        </w:rPr>
+        <w:t xml:space="preserve"> 무한 재귀 호출 문제의 </w:t>
+      </w:r>
+      <w:proofErr w:type="spellStart"/>
+      <w:r>
+        <w:rPr>
+          <w:rFonts w:hint="eastAsia"/>
+          <w:b/>
+          <w:sz w:val="22"/>
+        </w:rPr>
+        <w:t>콜라보였음</w:t>
+      </w:r>
+      <w:proofErr w:type="spellEnd"/>
     </w:p>
     <w:p>
       <w:pPr>
@@ -526,7 +651,25 @@
           <w:b/>
           <w:sz w:val="22"/>
         </w:rPr>
-        <w:t>유저가 나갈 때 시야 목록을 초기화 해주고 댕글링 포인터 없게 초기화 하고 유저가 나갈 수 있게 설정</w:t>
+        <w:t xml:space="preserve">유저가 나갈 때 시야 목록을 초기화 해주고 </w:t>
+      </w:r>
+      <w:proofErr w:type="spellStart"/>
+      <w:r>
+        <w:rPr>
+          <w:rFonts w:hint="eastAsia"/>
+          <w:b/>
+          <w:sz w:val="22"/>
+        </w:rPr>
+        <w:t>댕글링</w:t>
+      </w:r>
+      <w:proofErr w:type="spellEnd"/>
+      <w:r>
+        <w:rPr>
+          <w:rFonts w:hint="eastAsia"/>
+          <w:b/>
+          <w:sz w:val="22"/>
+        </w:rPr>
+        <w:t xml:space="preserve"> 포인터 없게 초기화 하고 유저가 나갈 수 있게 설정</w:t>
       </w:r>
     </w:p>
     <w:p>
@@ -549,7 +692,43 @@
           <w:b/>
           <w:sz w:val="22"/>
         </w:rPr>
-        <w:t>NPC가 죽거나 하는 경우 NPC 삭제를 해야 되기 때문에 미리 그리드맵과 연동된 삭제 함수를  Room에 만들어 둠</w:t>
+        <w:t xml:space="preserve">NPC가 죽거나 하는 경우 NPC 삭제를 해야 되기 때문에 미리 </w:t>
+      </w:r>
+      <w:proofErr w:type="spellStart"/>
+      <w:r>
+        <w:rPr>
+          <w:rFonts w:hint="eastAsia"/>
+          <w:b/>
+          <w:sz w:val="22"/>
+        </w:rPr>
+        <w:t>그리드맵과</w:t>
+      </w:r>
+      <w:proofErr w:type="spellEnd"/>
+      <w:r>
+        <w:rPr>
+          <w:rFonts w:hint="eastAsia"/>
+          <w:b/>
+          <w:sz w:val="22"/>
+        </w:rPr>
+        <w:t xml:space="preserve"> 연동된 삭제 </w:t>
+      </w:r>
+      <w:proofErr w:type="gramStart"/>
+      <w:r>
+        <w:rPr>
+          <w:rFonts w:hint="eastAsia"/>
+          <w:b/>
+          <w:sz w:val="22"/>
+        </w:rPr>
+        <w:t>함수를  Room</w:t>
+      </w:r>
+      <w:proofErr w:type="gramEnd"/>
+      <w:r>
+        <w:rPr>
+          <w:rFonts w:hint="eastAsia"/>
+          <w:b/>
+          <w:sz w:val="22"/>
+        </w:rPr>
+        <w:t>에 만들어 둠</w:t>
       </w:r>
     </w:p>
     <w:p>
@@ -589,7 +768,25 @@
           <w:b/>
           <w:sz w:val="22"/>
         </w:rPr>
-        <w:t>기존 공격 패킷은 공격 했다만 알릴 수 있어서 확장이 불가피 했음</w:t>
+        <w:t xml:space="preserve">기존 공격 패킷은 공격 </w:t>
+      </w:r>
+      <w:proofErr w:type="spellStart"/>
+      <w:r>
+        <w:rPr>
+          <w:rFonts w:hint="eastAsia"/>
+          <w:b/>
+          <w:sz w:val="22"/>
+        </w:rPr>
+        <w:t>했다만</w:t>
+      </w:r>
+      <w:proofErr w:type="spellEnd"/>
+      <w:r>
+        <w:rPr>
+          <w:rFonts w:hint="eastAsia"/>
+          <w:b/>
+          <w:sz w:val="22"/>
+        </w:rPr>
+        <w:t xml:space="preserve"> 알릴 수 있어서 확장이 불가피 했음</w:t>
       </w:r>
     </w:p>
     <w:p>
@@ -764,22 +961,42 @@
           <w:b/>
           <w:sz w:val="22"/>
         </w:rPr>
-        <w:t>Server to Client 패킷은 기존의 hit_npcs 패킷을 그대로 사용</w:t>
-      </w:r>
-    </w:p>
-    <w:p>
-      <w:pPr>
-        <w:jc w:val="left"/>
-        <w:rPr>
-          <w:b/>
-          <w:sz w:val="22"/>
-        </w:rPr>
-      </w:pPr>
-      <w:r>
-        <w:rPr>
-          <w:b/>
-          <w:sz w:val="22"/>
-        </w:rPr>
+        <w:t xml:space="preserve">Server to Client 패킷은 기존의 </w:t>
+      </w:r>
+      <w:proofErr w:type="spellStart"/>
+      <w:r>
+        <w:rPr>
+          <w:rFonts w:hint="eastAsia"/>
+          <w:b/>
+          <w:sz w:val="22"/>
+        </w:rPr>
+        <w:t>hit_npcs</w:t>
+      </w:r>
+      <w:proofErr w:type="spellEnd"/>
+      <w:r>
+        <w:rPr>
+          <w:rFonts w:hint="eastAsia"/>
+          <w:b/>
+          <w:sz w:val="22"/>
+        </w:rPr>
+        <w:t xml:space="preserve"> 패킷을 그대로 사용</w:t>
+      </w:r>
+    </w:p>
+    <w:p>
+      <w:pPr>
+        <w:jc w:val="left"/>
+        <w:rPr>
+          <w:b/>
+          <w:sz w:val="22"/>
+        </w:rPr>
+      </w:pPr>
+      <w:proofErr w:type="spellStart"/>
+      <w:r>
+        <w:rPr>
+          <w:b/>
+          <w:sz w:val="22"/>
+        </w:rPr>
+        <w:lastRenderedPageBreak/>
         <w:t>N</w:t>
       </w:r>
       <w:r>
@@ -788,79 +1005,206 @@
           <w:b/>
           <w:sz w:val="22"/>
         </w:rPr>
-        <w:t xml:space="preserve">pc 피격 패킷은 그 npc를 보고 있는 플레이어 에게만 보냄 </w:t>
-      </w:r>
-    </w:p>
-    <w:p>
-      <w:pPr>
-        <w:jc w:val="left"/>
-        <w:rPr>
-          <w:b/>
-          <w:sz w:val="22"/>
-        </w:rPr>
-      </w:pPr>
-      <w:r>
-        <w:rPr>
-          <w:rFonts w:hint="eastAsia"/>
-          <w:b/>
-          <w:sz w:val="22"/>
-        </w:rPr>
-        <w:lastRenderedPageBreak/>
-        <w:t>플레이어 끼리 데이터는 모든 플레이어에게 전송</w:t>
-      </w:r>
-    </w:p>
-    <w:p>
-      <w:pPr>
-        <w:jc w:val="left"/>
-        <w:rPr>
-          <w:b/>
-          <w:sz w:val="22"/>
-        </w:rPr>
-      </w:pPr>
-    </w:p>
-    <w:p>
-      <w:pPr>
-        <w:jc w:val="left"/>
-        <w:rPr>
-          <w:rFonts w:hint="eastAsia"/>
-          <w:b/>
-          <w:sz w:val="22"/>
-        </w:rPr>
-      </w:pPr>
-    </w:p>
-    <w:p>
-      <w:pPr>
-        <w:jc w:val="left"/>
-        <w:rPr>
-          <w:b/>
-          <w:bCs/>
-          <w:sz w:val="22"/>
-        </w:rPr>
-      </w:pPr>
-      <w:r>
-        <w:rPr>
-          <w:b/>
-          <w:bCs/>
-          <w:sz w:val="22"/>
-        </w:rPr>
-        <w:t>WaitForGpuComplete() 전역 펜스값을 사용하도록 설정</w:t>
-      </w:r>
-    </w:p>
-    <w:p>
-      <w:pPr>
-        <w:rPr>
-          <w:b/>
-          <w:bCs/>
-          <w:sz w:val="22"/>
-        </w:rPr>
-      </w:pPr>
-      <w:r>
-        <w:rPr>
-          <w:b/>
-          <w:bCs/>
-          <w:sz w:val="22"/>
-        </w:rPr>
-        <w:t>지난번 MoveToNextFrame 에서 매 프레임마다 바뀌는 전역 펜스값을 사용하도록 변경함 그러나 그게 WaitForGpuComplete()함수에는 적용이 되어있지 않아 적용</w:t>
+        <w:t>pc</w:t>
+      </w:r>
+      <w:proofErr w:type="spellEnd"/>
+      <w:r>
+        <w:rPr>
+          <w:rFonts w:hint="eastAsia"/>
+          <w:b/>
+          <w:sz w:val="22"/>
+        </w:rPr>
+        <w:t xml:space="preserve"> 피격 패킷은 그 </w:t>
+      </w:r>
+      <w:proofErr w:type="spellStart"/>
+      <w:r>
+        <w:rPr>
+          <w:rFonts w:hint="eastAsia"/>
+          <w:b/>
+          <w:sz w:val="22"/>
+        </w:rPr>
+        <w:t>npc</w:t>
+      </w:r>
+      <w:proofErr w:type="spellEnd"/>
+      <w:r>
+        <w:rPr>
+          <w:rFonts w:hint="eastAsia"/>
+          <w:b/>
+          <w:sz w:val="22"/>
+        </w:rPr>
+        <w:t xml:space="preserve">를 보고 있는 플레이어 에게만 보냄 </w:t>
+      </w:r>
+    </w:p>
+    <w:p>
+      <w:pPr>
+        <w:jc w:val="left"/>
+        <w:rPr>
+          <w:b/>
+          <w:sz w:val="22"/>
+        </w:rPr>
+      </w:pPr>
+      <w:proofErr w:type="gramStart"/>
+      <w:r>
+        <w:rPr>
+          <w:rFonts w:hint="eastAsia"/>
+          <w:b/>
+          <w:sz w:val="22"/>
+        </w:rPr>
+        <w:t>플레이어 끼리</w:t>
+      </w:r>
+      <w:proofErr w:type="gramEnd"/>
+      <w:r>
+        <w:rPr>
+          <w:rFonts w:hint="eastAsia"/>
+          <w:b/>
+          <w:sz w:val="22"/>
+        </w:rPr>
+        <w:t xml:space="preserve"> 데이터는 모든 플레이어에게 전송</w:t>
+      </w:r>
+    </w:p>
+    <w:p>
+      <w:pPr>
+        <w:jc w:val="left"/>
+        <w:rPr>
+          <w:b/>
+          <w:sz w:val="22"/>
+        </w:rPr>
+      </w:pPr>
+    </w:p>
+    <w:p>
+      <w:pPr>
+        <w:jc w:val="left"/>
+        <w:rPr>
+          <w:b/>
+          <w:sz w:val="22"/>
+        </w:rPr>
+      </w:pPr>
+    </w:p>
+    <w:p>
+      <w:pPr>
+        <w:jc w:val="left"/>
+        <w:rPr>
+          <w:b/>
+          <w:bCs/>
+          <w:sz w:val="22"/>
+        </w:rPr>
+      </w:pPr>
+      <w:proofErr w:type="spellStart"/>
+      <w:r>
+        <w:rPr>
+          <w:b/>
+          <w:bCs/>
+          <w:sz w:val="22"/>
+        </w:rPr>
+        <w:t>WaitForGpuComplete</w:t>
+      </w:r>
+      <w:proofErr w:type="spellEnd"/>
+      <w:r>
+        <w:rPr>
+          <w:b/>
+          <w:bCs/>
+          <w:sz w:val="22"/>
+        </w:rPr>
+        <w:t xml:space="preserve">() 전역 </w:t>
+      </w:r>
+      <w:proofErr w:type="spellStart"/>
+      <w:r>
+        <w:rPr>
+          <w:b/>
+          <w:bCs/>
+          <w:sz w:val="22"/>
+        </w:rPr>
+        <w:t>펜스값을</w:t>
+      </w:r>
+      <w:proofErr w:type="spellEnd"/>
+      <w:r>
+        <w:rPr>
+          <w:b/>
+          <w:bCs/>
+          <w:sz w:val="22"/>
+        </w:rPr>
+        <w:t xml:space="preserve"> 사용하도록 설정</w:t>
+      </w:r>
+    </w:p>
+    <w:p>
+      <w:pPr>
+        <w:rPr>
+          <w:b/>
+          <w:bCs/>
+          <w:sz w:val="22"/>
+        </w:rPr>
+      </w:pPr>
+      <w:r>
+        <w:rPr>
+          <w:b/>
+          <w:bCs/>
+          <w:sz w:val="22"/>
+        </w:rPr>
+        <w:t xml:space="preserve">지난번 </w:t>
+      </w:r>
+      <w:proofErr w:type="spellStart"/>
+      <w:proofErr w:type="gramStart"/>
+      <w:r>
+        <w:rPr>
+          <w:b/>
+          <w:bCs/>
+          <w:sz w:val="22"/>
+        </w:rPr>
+        <w:t>MoveToNextFrame</w:t>
+      </w:r>
+      <w:proofErr w:type="spellEnd"/>
+      <w:r>
+        <w:rPr>
+          <w:b/>
+          <w:bCs/>
+          <w:sz w:val="22"/>
+        </w:rPr>
+        <w:t xml:space="preserve"> 에서</w:t>
+      </w:r>
+      <w:proofErr w:type="gramEnd"/>
+      <w:r>
+        <w:rPr>
+          <w:b/>
+          <w:bCs/>
+          <w:sz w:val="22"/>
+        </w:rPr>
+        <w:t xml:space="preserve"> 매 프레임마다 바뀌는 전역 </w:t>
+      </w:r>
+      <w:proofErr w:type="spellStart"/>
+      <w:r>
+        <w:rPr>
+          <w:b/>
+          <w:bCs/>
+          <w:sz w:val="22"/>
+        </w:rPr>
+        <w:t>펜스값을</w:t>
+      </w:r>
+      <w:proofErr w:type="spellEnd"/>
+      <w:r>
+        <w:rPr>
+          <w:b/>
+          <w:bCs/>
+          <w:sz w:val="22"/>
+        </w:rPr>
+        <w:t xml:space="preserve"> 사용하도록 변경함 그러나 그게 </w:t>
+      </w:r>
+      <w:proofErr w:type="spellStart"/>
+      <w:r>
+        <w:rPr>
+          <w:b/>
+          <w:bCs/>
+          <w:sz w:val="22"/>
+        </w:rPr>
+        <w:t>WaitForGpuComplete</w:t>
+      </w:r>
+      <w:proofErr w:type="spellEnd"/>
+      <w:r>
+        <w:rPr>
+          <w:b/>
+          <w:bCs/>
+          <w:sz w:val="22"/>
+        </w:rPr>
+        <w:t>()함수에는 적용이 되어있지 않아 적용</w:t>
       </w:r>
     </w:p>
     <w:p>
@@ -948,69 +1292,251 @@
           <w:bCs/>
           <w:sz w:val="22"/>
         </w:rPr>
-        <w:t>링 버퍼 방식으로 동적 디스크립터 힙을 관리하도록 수정하여 깜빡이는 문제 해결</w:t>
-      </w:r>
-    </w:p>
-    <w:p>
-      <w:pPr>
-        <w:rPr>
-          <w:b/>
-          <w:bCs/>
-          <w:sz w:val="22"/>
-        </w:rPr>
-      </w:pPr>
-      <w:r>
-        <w:rPr>
-          <w:b/>
-          <w:bCs/>
-          <w:sz w:val="22"/>
-        </w:rPr>
-        <w:t>한 프레임에 바로 기다리는 방식에서 2개의 버퍼를 이용하여 스왑체인 하는 더블 버퍼링 기법을 사용 하는 것이 목적</w:t>
-      </w:r>
-    </w:p>
-    <w:p>
-      <w:pPr>
-        <w:rPr>
-          <w:b/>
-          <w:bCs/>
-          <w:sz w:val="22"/>
-        </w:rPr>
-      </w:pPr>
-      <w:r>
-        <w:rPr>
-          <w:b/>
-          <w:bCs/>
-          <w:sz w:val="22"/>
-        </w:rPr>
-        <w:t>이 때 2개의 버퍼를 위한 펜스값이 주어져야 하고 해당 펜스값을 기준으로 2개 각각의 명령이 끝났는지 확인해야 함 → 이 과정을 MoveToNextFrame함수에서 해줌</w:t>
-      </w:r>
-    </w:p>
-    <w:p>
-      <w:pPr>
-        <w:rPr>
-          <w:b/>
-          <w:bCs/>
-          <w:sz w:val="22"/>
-        </w:rPr>
-      </w:pPr>
-      <w:r>
-        <w:rPr>
-          <w:b/>
-          <w:bCs/>
-          <w:sz w:val="22"/>
-        </w:rPr>
-        <w:t>이제 명령어는 넘어가서 cpu가 너무 빨리 명령을 보내는 일은 없어짐 → 만약 이게 문제였다면 기존의 명령이 누락되었어야 함</w:t>
-      </w:r>
-    </w:p>
-    <w:p>
-      <w:r>
-        <w:rPr>
-          <w:b/>
-          <w:bCs/>
-          <w:sz w:val="22"/>
-        </w:rPr>
-        <w:t>그래서 명령이 빨라서 무시되는 것이 아니라 우리가 동적 디스크립터 힙으로 관리해줄 때 접근하는 범</w:t>
-      </w:r>
+        <w:t xml:space="preserve">링 버퍼 방식으로 동적 </w:t>
+      </w:r>
+      <w:proofErr w:type="spellStart"/>
+      <w:r>
+        <w:rPr>
+          <w:b/>
+          <w:bCs/>
+          <w:sz w:val="22"/>
+        </w:rPr>
+        <w:t>디스크립터</w:t>
+      </w:r>
+      <w:proofErr w:type="spellEnd"/>
+      <w:r>
+        <w:rPr>
+          <w:b/>
+          <w:bCs/>
+          <w:sz w:val="22"/>
+        </w:rPr>
+        <w:t xml:space="preserve"> </w:t>
+      </w:r>
+      <w:proofErr w:type="spellStart"/>
+      <w:r>
+        <w:rPr>
+          <w:b/>
+          <w:bCs/>
+          <w:sz w:val="22"/>
+        </w:rPr>
+        <w:t>힙을</w:t>
+      </w:r>
+      <w:proofErr w:type="spellEnd"/>
+      <w:r>
+        <w:rPr>
+          <w:b/>
+          <w:bCs/>
+          <w:sz w:val="22"/>
+        </w:rPr>
+        <w:t xml:space="preserve"> 관리하도록 수정하여 깜빡이는 문제 해결</w:t>
+      </w:r>
+    </w:p>
+    <w:p>
+      <w:pPr>
+        <w:rPr>
+          <w:b/>
+          <w:bCs/>
+          <w:sz w:val="22"/>
+        </w:rPr>
+      </w:pPr>
+      <w:r>
+        <w:rPr>
+          <w:b/>
+          <w:bCs/>
+          <w:sz w:val="22"/>
+        </w:rPr>
+        <w:t xml:space="preserve">한 프레임에 바로 기다리는 방식에서 2개의 버퍼를 이용하여 </w:t>
+      </w:r>
+      <w:proofErr w:type="spellStart"/>
+      <w:r>
+        <w:rPr>
+          <w:b/>
+          <w:bCs/>
+          <w:sz w:val="22"/>
+        </w:rPr>
+        <w:t>스왑체인</w:t>
+      </w:r>
+      <w:proofErr w:type="spellEnd"/>
+      <w:r>
+        <w:rPr>
+          <w:b/>
+          <w:bCs/>
+          <w:sz w:val="22"/>
+        </w:rPr>
+        <w:t xml:space="preserve"> 하는 더블 </w:t>
+      </w:r>
+      <w:proofErr w:type="spellStart"/>
+      <w:r>
+        <w:rPr>
+          <w:b/>
+          <w:bCs/>
+          <w:sz w:val="22"/>
+        </w:rPr>
+        <w:t>버퍼링</w:t>
+      </w:r>
+      <w:proofErr w:type="spellEnd"/>
+      <w:r>
+        <w:rPr>
+          <w:b/>
+          <w:bCs/>
+          <w:sz w:val="22"/>
+        </w:rPr>
+        <w:t xml:space="preserve"> 기법을 </w:t>
+      </w:r>
+      <w:proofErr w:type="gramStart"/>
+      <w:r>
+        <w:rPr>
+          <w:b/>
+          <w:bCs/>
+          <w:sz w:val="22"/>
+        </w:rPr>
+        <w:t>사용 하는</w:t>
+      </w:r>
+      <w:proofErr w:type="gramEnd"/>
+      <w:r>
+        <w:rPr>
+          <w:b/>
+          <w:bCs/>
+          <w:sz w:val="22"/>
+        </w:rPr>
+        <w:t xml:space="preserve"> 것이 목적</w:t>
+      </w:r>
+    </w:p>
+    <w:p>
+      <w:pPr>
+        <w:rPr>
+          <w:b/>
+          <w:bCs/>
+          <w:sz w:val="22"/>
+        </w:rPr>
+      </w:pPr>
+      <w:r>
+        <w:rPr>
+          <w:b/>
+          <w:bCs/>
+          <w:sz w:val="22"/>
+        </w:rPr>
+        <w:t xml:space="preserve">이 때 2개의 버퍼를 위한 </w:t>
+      </w:r>
+      <w:proofErr w:type="spellStart"/>
+      <w:r>
+        <w:rPr>
+          <w:b/>
+          <w:bCs/>
+          <w:sz w:val="22"/>
+        </w:rPr>
+        <w:t>펜스값이</w:t>
+      </w:r>
+      <w:proofErr w:type="spellEnd"/>
+      <w:r>
+        <w:rPr>
+          <w:b/>
+          <w:bCs/>
+          <w:sz w:val="22"/>
+        </w:rPr>
+        <w:t xml:space="preserve"> 주어져야 하고 해당 </w:t>
+      </w:r>
+      <w:proofErr w:type="spellStart"/>
+      <w:r>
+        <w:rPr>
+          <w:b/>
+          <w:bCs/>
+          <w:sz w:val="22"/>
+        </w:rPr>
+        <w:t>펜스값을</w:t>
+      </w:r>
+      <w:proofErr w:type="spellEnd"/>
+      <w:r>
+        <w:rPr>
+          <w:b/>
+          <w:bCs/>
+          <w:sz w:val="22"/>
+        </w:rPr>
+        <w:t xml:space="preserve"> 기준으로 2개 각각의 명령이 끝났는지 확인해야 함 → 이 과정을 </w:t>
+      </w:r>
+      <w:proofErr w:type="spellStart"/>
+      <w:r>
+        <w:rPr>
+          <w:b/>
+          <w:bCs/>
+          <w:sz w:val="22"/>
+        </w:rPr>
+        <w:t>MoveToNextFrame</w:t>
+      </w:r>
+      <w:proofErr w:type="spellEnd"/>
+      <w:r>
+        <w:rPr>
+          <w:b/>
+          <w:bCs/>
+          <w:sz w:val="22"/>
+        </w:rPr>
+        <w:t xml:space="preserve">함수에서 </w:t>
+      </w:r>
+      <w:proofErr w:type="spellStart"/>
+      <w:r>
+        <w:rPr>
+          <w:b/>
+          <w:bCs/>
+          <w:sz w:val="22"/>
+        </w:rPr>
+        <w:t>해줌</w:t>
+      </w:r>
+      <w:proofErr w:type="spellEnd"/>
+    </w:p>
+    <w:p>
+      <w:pPr>
+        <w:rPr>
+          <w:b/>
+          <w:bCs/>
+          <w:sz w:val="22"/>
+        </w:rPr>
+      </w:pPr>
+      <w:r>
+        <w:rPr>
+          <w:b/>
+          <w:bCs/>
+          <w:sz w:val="22"/>
+        </w:rPr>
+        <w:t xml:space="preserve">이제 명령어는 넘어가서 </w:t>
+      </w:r>
+      <w:proofErr w:type="spellStart"/>
+      <w:r>
+        <w:rPr>
+          <w:b/>
+          <w:bCs/>
+          <w:sz w:val="22"/>
+        </w:rPr>
+        <w:t>cpu</w:t>
+      </w:r>
+      <w:proofErr w:type="spellEnd"/>
+      <w:r>
+        <w:rPr>
+          <w:b/>
+          <w:bCs/>
+          <w:sz w:val="22"/>
+        </w:rPr>
+        <w:t xml:space="preserve">가 너무 빨리 명령을 보내는 일은 없어짐 → 만약 이게 문제였다면 기존의 명령이 </w:t>
+      </w:r>
+      <w:proofErr w:type="spellStart"/>
+      <w:r>
+        <w:rPr>
+          <w:b/>
+          <w:bCs/>
+          <w:sz w:val="22"/>
+        </w:rPr>
+        <w:t>누락되었어야</w:t>
+      </w:r>
+      <w:proofErr w:type="spellEnd"/>
+      <w:r>
+        <w:rPr>
+          <w:b/>
+          <w:bCs/>
+          <w:sz w:val="22"/>
+        </w:rPr>
+        <w:t xml:space="preserve"> 함</w:t>
+      </w:r>
+    </w:p>
+    <w:p>
       <w:r>
         <w:rPr>
           <w:b/>
@@ -1018,24 +1544,204 @@
           <w:sz w:val="22"/>
         </w:rPr>
         <w:lastRenderedPageBreak/>
-        <w:t>위를 2개의 버퍼면 동적 디스크립터 힙을 2개로 나누어 각각 다른 힙 주소에만 접근 가능하도록 해주어야 함 그러나 기존 우리 코드에서는 0프레임에 0번지에 적고 렌더링 할 때 1프레임도 바로 0번지에 텍스쳐 정보를 적어서 덮어씌워짐 명령을 잘 들어가나 접근하는 디스크립터 힙의 위치가 같아 문제였던 것</w:t>
-      </w:r>
-    </w:p>
-    <w:p>
-      <w:pPr>
-        <w:rPr>
-          <w:b/>
-          <w:bCs/>
-          <w:sz w:val="22"/>
-        </w:rPr>
-      </w:pPr>
-      <w:r>
-        <w:rPr>
-          <w:b/>
-          <w:bCs/>
-          <w:sz w:val="22"/>
-        </w:rPr>
-        <w:t>과정을 위해 GameFramework에 렌더링 시작 전에</w:t>
+        <w:t xml:space="preserve">그래서 명령이 빨라서 무시되는 것이 아니라 우리가 동적 </w:t>
+      </w:r>
+      <w:proofErr w:type="spellStart"/>
+      <w:r>
+        <w:rPr>
+          <w:b/>
+          <w:bCs/>
+          <w:sz w:val="22"/>
+        </w:rPr>
+        <w:t>디스크립터</w:t>
+      </w:r>
+      <w:proofErr w:type="spellEnd"/>
+      <w:r>
+        <w:rPr>
+          <w:b/>
+          <w:bCs/>
+          <w:sz w:val="22"/>
+        </w:rPr>
+        <w:t xml:space="preserve"> </w:t>
+      </w:r>
+      <w:proofErr w:type="spellStart"/>
+      <w:r>
+        <w:rPr>
+          <w:b/>
+          <w:bCs/>
+          <w:sz w:val="22"/>
+        </w:rPr>
+        <w:t>힙으로</w:t>
+      </w:r>
+      <w:proofErr w:type="spellEnd"/>
+      <w:r>
+        <w:rPr>
+          <w:b/>
+          <w:bCs/>
+          <w:sz w:val="22"/>
+        </w:rPr>
+        <w:t xml:space="preserve"> 관리해줄 때 접근하는 범위를 2개의 버퍼면 동적 </w:t>
+      </w:r>
+      <w:proofErr w:type="spellStart"/>
+      <w:r>
+        <w:rPr>
+          <w:b/>
+          <w:bCs/>
+          <w:sz w:val="22"/>
+        </w:rPr>
+        <w:t>디스크립터</w:t>
+      </w:r>
+      <w:proofErr w:type="spellEnd"/>
+      <w:r>
+        <w:rPr>
+          <w:b/>
+          <w:bCs/>
+          <w:sz w:val="22"/>
+        </w:rPr>
+        <w:t xml:space="preserve"> </w:t>
+      </w:r>
+      <w:proofErr w:type="spellStart"/>
+      <w:r>
+        <w:rPr>
+          <w:b/>
+          <w:bCs/>
+          <w:sz w:val="22"/>
+        </w:rPr>
+        <w:t>힙을</w:t>
+      </w:r>
+      <w:proofErr w:type="spellEnd"/>
+      <w:r>
+        <w:rPr>
+          <w:b/>
+          <w:bCs/>
+          <w:sz w:val="22"/>
+        </w:rPr>
+        <w:t xml:space="preserve"> 2개로 나누어 각각 다른 </w:t>
+      </w:r>
+      <w:proofErr w:type="spellStart"/>
+      <w:r>
+        <w:rPr>
+          <w:b/>
+          <w:bCs/>
+          <w:sz w:val="22"/>
+        </w:rPr>
+        <w:t>힙</w:t>
+      </w:r>
+      <w:proofErr w:type="spellEnd"/>
+      <w:r>
+        <w:rPr>
+          <w:b/>
+          <w:bCs/>
+          <w:sz w:val="22"/>
+        </w:rPr>
+        <w:t xml:space="preserve"> 주소에만 접근 가능하도록 해주어야 함 그러나 기존 우리 코드에서는 0프레임에 0번지에 적고 렌더링 할 때 1프레임도 바로 0번지에 </w:t>
+      </w:r>
+      <w:proofErr w:type="spellStart"/>
+      <w:r>
+        <w:rPr>
+          <w:b/>
+          <w:bCs/>
+          <w:sz w:val="22"/>
+        </w:rPr>
+        <w:t>텍스쳐</w:t>
+      </w:r>
+      <w:proofErr w:type="spellEnd"/>
+      <w:r>
+        <w:rPr>
+          <w:b/>
+          <w:bCs/>
+          <w:sz w:val="22"/>
+        </w:rPr>
+        <w:t xml:space="preserve"> 정보를 적어서 </w:t>
+      </w:r>
+      <w:proofErr w:type="spellStart"/>
+      <w:r>
+        <w:rPr>
+          <w:b/>
+          <w:bCs/>
+          <w:sz w:val="22"/>
+        </w:rPr>
+        <w:t>덮어씌워짐</w:t>
+      </w:r>
+      <w:proofErr w:type="spellEnd"/>
+      <w:r>
+        <w:rPr>
+          <w:b/>
+          <w:bCs/>
+          <w:sz w:val="22"/>
+        </w:rPr>
+        <w:t xml:space="preserve"> 명령을 잘 들어가나 접근하는 </w:t>
+      </w:r>
+      <w:proofErr w:type="spellStart"/>
+      <w:r>
+        <w:rPr>
+          <w:b/>
+          <w:bCs/>
+          <w:sz w:val="22"/>
+        </w:rPr>
+        <w:t>디스크립터</w:t>
+      </w:r>
+      <w:proofErr w:type="spellEnd"/>
+      <w:r>
+        <w:rPr>
+          <w:b/>
+          <w:bCs/>
+          <w:sz w:val="22"/>
+        </w:rPr>
+        <w:t xml:space="preserve"> </w:t>
+      </w:r>
+      <w:proofErr w:type="spellStart"/>
+      <w:r>
+        <w:rPr>
+          <w:b/>
+          <w:bCs/>
+          <w:sz w:val="22"/>
+        </w:rPr>
+        <w:t>힙의</w:t>
+      </w:r>
+      <w:proofErr w:type="spellEnd"/>
+      <w:r>
+        <w:rPr>
+          <w:b/>
+          <w:bCs/>
+          <w:sz w:val="22"/>
+        </w:rPr>
+        <w:t xml:space="preserve"> 위치가 같아 문제였던 것</w:t>
+      </w:r>
+    </w:p>
+    <w:p>
+      <w:pPr>
+        <w:rPr>
+          <w:b/>
+          <w:bCs/>
+          <w:sz w:val="22"/>
+        </w:rPr>
+      </w:pPr>
+      <w:r>
+        <w:rPr>
+          <w:b/>
+          <w:bCs/>
+          <w:sz w:val="22"/>
+        </w:rPr>
+        <w:t xml:space="preserve">과정을 위해 </w:t>
+      </w:r>
+      <w:proofErr w:type="spellStart"/>
+      <w:r>
+        <w:rPr>
+          <w:b/>
+          <w:bCs/>
+          <w:sz w:val="22"/>
+        </w:rPr>
+        <w:t>GameFramework</w:t>
+      </w:r>
+      <w:proofErr w:type="spellEnd"/>
+      <w:r>
+        <w:rPr>
+          <w:b/>
+          <w:bCs/>
+          <w:sz w:val="22"/>
+        </w:rPr>
+        <w:t>에 렌더링 시작 전에</w:t>
       </w:r>
     </w:p>
     <w:p>
@@ -1047,81 +1753,291 @@
           <w:sz w:val="22"/>
         </w:rPr>
       </w:pPr>
-      <w:r>
-        <w:rPr>
-          <w:b/>
-          <w:bCs/>
-          <w:sz w:val="22"/>
-        </w:rPr>
-        <w:t>ResourceManager::instance()-&gt;set_current_command_list(_commandList.Get());</w:t>
-      </w:r>
-    </w:p>
-    <w:p>
-      <w:pPr>
-        <w:rPr>
-          <w:b/>
-          <w:bCs/>
-          <w:sz w:val="22"/>
-        </w:rPr>
-      </w:pPr>
-      <w:r>
-        <w:rPr>
-          <w:b/>
-          <w:bCs/>
-          <w:sz w:val="22"/>
-        </w:rPr>
-        <w:t>이렇게 현재 열려있는 리스트를 리소스 매니저에 알려주었음</w:t>
-      </w:r>
-    </w:p>
-    <w:p>
-      <w:pPr>
-        <w:rPr>
-          <w:b/>
-          <w:bCs/>
-          <w:sz w:val="22"/>
-        </w:rPr>
-      </w:pPr>
-      <w:r>
-        <w:rPr>
-          <w:b/>
-          <w:bCs/>
-          <w:sz w:val="22"/>
-        </w:rPr>
-        <w:t>렌더러에서는 해당 정보를 바탕으로 그리기 명령을 넣는다.</w:t>
-      </w:r>
-    </w:p>
-    <w:p>
-      <w:pPr>
-        <w:rPr>
-          <w:b/>
-          <w:bCs/>
-          <w:sz w:val="22"/>
-        </w:rPr>
-      </w:pPr>
-      <w:r>
-        <w:rPr>
-          <w:b/>
-          <w:bCs/>
-          <w:sz w:val="22"/>
-        </w:rPr>
-        <w:t>이 때 텍스쳐 정보가 문제인데 이 것은 동적 디스크립터 힙을 관리하는 렌더러를 수정해야 했다.</w:t>
-      </w:r>
-    </w:p>
-    <w:p>
-      <w:pPr>
-        <w:rPr>
-          <w:b/>
-          <w:bCs/>
-          <w:sz w:val="22"/>
-        </w:rPr>
-      </w:pPr>
-      <w:r>
-        <w:rPr>
-          <w:b/>
-          <w:bCs/>
-          <w:sz w:val="22"/>
-        </w:rPr>
-        <w:t>그래서 렌더러의 힙을 관리하는 create_dynamic_descriptor_heap 함수 부분을</w:t>
+      <w:proofErr w:type="gramStart"/>
+      <w:r>
+        <w:rPr>
+          <w:b/>
+          <w:bCs/>
+          <w:sz w:val="22"/>
+        </w:rPr>
+        <w:t>ResourceManager::</w:t>
+      </w:r>
+      <w:proofErr w:type="gramEnd"/>
+      <w:r>
+        <w:rPr>
+          <w:b/>
+          <w:bCs/>
+          <w:sz w:val="22"/>
+        </w:rPr>
+        <w:t>instance()-&gt;set_current_command_</w:t>
+      </w:r>
+      <w:proofErr w:type="gramStart"/>
+      <w:r>
+        <w:rPr>
+          <w:b/>
+          <w:bCs/>
+          <w:sz w:val="22"/>
+        </w:rPr>
+        <w:t>list(</w:t>
+      </w:r>
+      <w:proofErr w:type="gramEnd"/>
+      <w:r>
+        <w:rPr>
+          <w:b/>
+          <w:bCs/>
+          <w:sz w:val="22"/>
+        </w:rPr>
+        <w:t>_commandList.Get()</w:t>
+      </w:r>
+      <w:proofErr w:type="gramStart"/>
+      <w:r>
+        <w:rPr>
+          <w:b/>
+          <w:bCs/>
+          <w:sz w:val="22"/>
+        </w:rPr>
+        <w:t>);</w:t>
+      </w:r>
+      <w:proofErr w:type="gramEnd"/>
+    </w:p>
+    <w:p>
+      <w:pPr>
+        <w:rPr>
+          <w:b/>
+          <w:bCs/>
+          <w:sz w:val="22"/>
+        </w:rPr>
+      </w:pPr>
+      <w:r>
+        <w:rPr>
+          <w:b/>
+          <w:bCs/>
+          <w:sz w:val="22"/>
+        </w:rPr>
+        <w:t xml:space="preserve">이렇게 현재 </w:t>
+      </w:r>
+      <w:proofErr w:type="spellStart"/>
+      <w:r>
+        <w:rPr>
+          <w:b/>
+          <w:bCs/>
+          <w:sz w:val="22"/>
+        </w:rPr>
+        <w:t>열려있는</w:t>
+      </w:r>
+      <w:proofErr w:type="spellEnd"/>
+      <w:r>
+        <w:rPr>
+          <w:b/>
+          <w:bCs/>
+          <w:sz w:val="22"/>
+        </w:rPr>
+        <w:t xml:space="preserve"> 리스트를 리소스 매니저에 알려주었음</w:t>
+      </w:r>
+    </w:p>
+    <w:p>
+      <w:pPr>
+        <w:rPr>
+          <w:b/>
+          <w:bCs/>
+          <w:sz w:val="22"/>
+        </w:rPr>
+      </w:pPr>
+      <w:proofErr w:type="spellStart"/>
+      <w:r>
+        <w:rPr>
+          <w:b/>
+          <w:bCs/>
+          <w:sz w:val="22"/>
+        </w:rPr>
+        <w:t>렌더러에서는</w:t>
+      </w:r>
+      <w:proofErr w:type="spellEnd"/>
+      <w:r>
+        <w:rPr>
+          <w:b/>
+          <w:bCs/>
+          <w:sz w:val="22"/>
+        </w:rPr>
+        <w:t xml:space="preserve"> 해당 정보를 바탕으로 그리기 명령을 넣는다.</w:t>
+      </w:r>
+    </w:p>
+    <w:p>
+      <w:pPr>
+        <w:rPr>
+          <w:b/>
+          <w:bCs/>
+          <w:sz w:val="22"/>
+        </w:rPr>
+      </w:pPr>
+      <w:r>
+        <w:rPr>
+          <w:b/>
+          <w:bCs/>
+          <w:sz w:val="22"/>
+        </w:rPr>
+        <w:t xml:space="preserve">이 때 </w:t>
+      </w:r>
+      <w:proofErr w:type="spellStart"/>
+      <w:r>
+        <w:rPr>
+          <w:b/>
+          <w:bCs/>
+          <w:sz w:val="22"/>
+        </w:rPr>
+        <w:t>텍스쳐</w:t>
+      </w:r>
+      <w:proofErr w:type="spellEnd"/>
+      <w:r>
+        <w:rPr>
+          <w:b/>
+          <w:bCs/>
+          <w:sz w:val="22"/>
+        </w:rPr>
+        <w:t xml:space="preserve"> 정보가 문제인데 </w:t>
+      </w:r>
+      <w:proofErr w:type="gramStart"/>
+      <w:r>
+        <w:rPr>
+          <w:b/>
+          <w:bCs/>
+          <w:sz w:val="22"/>
+        </w:rPr>
+        <w:t>이 것은</w:t>
+      </w:r>
+      <w:proofErr w:type="gramEnd"/>
+      <w:r>
+        <w:rPr>
+          <w:b/>
+          <w:bCs/>
+          <w:sz w:val="22"/>
+        </w:rPr>
+        <w:t xml:space="preserve"> 동적 </w:t>
+      </w:r>
+      <w:proofErr w:type="spellStart"/>
+      <w:r>
+        <w:rPr>
+          <w:b/>
+          <w:bCs/>
+          <w:sz w:val="22"/>
+        </w:rPr>
+        <w:t>디스크립터</w:t>
+      </w:r>
+      <w:proofErr w:type="spellEnd"/>
+      <w:r>
+        <w:rPr>
+          <w:b/>
+          <w:bCs/>
+          <w:sz w:val="22"/>
+        </w:rPr>
+        <w:t xml:space="preserve"> </w:t>
+      </w:r>
+      <w:proofErr w:type="spellStart"/>
+      <w:r>
+        <w:rPr>
+          <w:b/>
+          <w:bCs/>
+          <w:sz w:val="22"/>
+        </w:rPr>
+        <w:t>힙을</w:t>
+      </w:r>
+      <w:proofErr w:type="spellEnd"/>
+      <w:r>
+        <w:rPr>
+          <w:b/>
+          <w:bCs/>
+          <w:sz w:val="22"/>
+        </w:rPr>
+        <w:t xml:space="preserve"> 관리하는 </w:t>
+      </w:r>
+      <w:proofErr w:type="spellStart"/>
+      <w:r>
+        <w:rPr>
+          <w:b/>
+          <w:bCs/>
+          <w:sz w:val="22"/>
+        </w:rPr>
+        <w:t>렌더러를</w:t>
+      </w:r>
+      <w:proofErr w:type="spellEnd"/>
+      <w:r>
+        <w:rPr>
+          <w:b/>
+          <w:bCs/>
+          <w:sz w:val="22"/>
+        </w:rPr>
+        <w:t xml:space="preserve"> 수정해야 했다.</w:t>
+      </w:r>
+    </w:p>
+    <w:p>
+      <w:pPr>
+        <w:rPr>
+          <w:b/>
+          <w:bCs/>
+          <w:sz w:val="22"/>
+        </w:rPr>
+      </w:pPr>
+      <w:r>
+        <w:rPr>
+          <w:b/>
+          <w:bCs/>
+          <w:sz w:val="22"/>
+        </w:rPr>
+        <w:t xml:space="preserve">그래서 </w:t>
+      </w:r>
+      <w:proofErr w:type="spellStart"/>
+      <w:r>
+        <w:rPr>
+          <w:b/>
+          <w:bCs/>
+          <w:sz w:val="22"/>
+        </w:rPr>
+        <w:t>렌더러의</w:t>
+      </w:r>
+      <w:proofErr w:type="spellEnd"/>
+      <w:r>
+        <w:rPr>
+          <w:b/>
+          <w:bCs/>
+          <w:sz w:val="22"/>
+        </w:rPr>
+        <w:t xml:space="preserve"> </w:t>
+      </w:r>
+      <w:proofErr w:type="spellStart"/>
+      <w:r>
+        <w:rPr>
+          <w:b/>
+          <w:bCs/>
+          <w:sz w:val="22"/>
+        </w:rPr>
+        <w:t>힙을</w:t>
+      </w:r>
+      <w:proofErr w:type="spellEnd"/>
+      <w:r>
+        <w:rPr>
+          <w:b/>
+          <w:bCs/>
+          <w:sz w:val="22"/>
+        </w:rPr>
+        <w:t xml:space="preserve"> 관리하는 </w:t>
+      </w:r>
+      <w:proofErr w:type="spellStart"/>
+      <w:r>
+        <w:rPr>
+          <w:b/>
+          <w:bCs/>
+          <w:sz w:val="22"/>
+        </w:rPr>
+        <w:t>create_dynamic_descriptor_heap</w:t>
+      </w:r>
+      <w:proofErr w:type="spellEnd"/>
+      <w:r>
+        <w:rPr>
+          <w:b/>
+          <w:bCs/>
+          <w:sz w:val="22"/>
+        </w:rPr>
+        <w:t xml:space="preserve"> 함수 부분을</w:t>
       </w:r>
     </w:p>
     <w:p>
@@ -1133,13 +2049,33 @@
           <w:sz w:val="22"/>
         </w:rPr>
       </w:pPr>
-      <w:r>
-        <w:rPr>
-          <w:b/>
-          <w:bCs/>
-          <w:sz w:val="22"/>
-        </w:rPr>
-        <w:t>// 힙을 프레임 별로 구역을 나눔</w:t>
+      <w:proofErr w:type="gramStart"/>
+      <w:r>
+        <w:rPr>
+          <w:b/>
+          <w:bCs/>
+          <w:sz w:val="22"/>
+        </w:rPr>
+        <w:t xml:space="preserve">// </w:t>
+      </w:r>
+      <w:proofErr w:type="spellStart"/>
+      <w:r>
+        <w:rPr>
+          <w:b/>
+          <w:bCs/>
+          <w:sz w:val="22"/>
+        </w:rPr>
+        <w:t>힙을</w:t>
+      </w:r>
+      <w:proofErr w:type="spellEnd"/>
+      <w:proofErr w:type="gramEnd"/>
+      <w:r>
+        <w:rPr>
+          <w:b/>
+          <w:bCs/>
+          <w:sz w:val="22"/>
+        </w:rPr>
+        <w:t xml:space="preserve"> 프레임 별로 구역을 나눔</w:t>
       </w:r>
     </w:p>
     <w:p>
@@ -1157,8 +2093,36 @@
           <w:bCs/>
           <w:sz w:val="22"/>
         </w:rPr>
-        <w:t>_max_descriptors_per_frame = capacity / SWAP_CHAIN_BUFFERS;</w:t>
-      </w:r>
+        <w:t>_</w:t>
+      </w:r>
+      <w:proofErr w:type="spellStart"/>
+      <w:r>
+        <w:rPr>
+          <w:b/>
+          <w:bCs/>
+          <w:sz w:val="22"/>
+        </w:rPr>
+        <w:t>max_descriptors_per_frame</w:t>
+      </w:r>
+      <w:proofErr w:type="spellEnd"/>
+      <w:r>
+        <w:rPr>
+          <w:b/>
+          <w:bCs/>
+          <w:sz w:val="22"/>
+        </w:rPr>
+        <w:t xml:space="preserve"> = capacity / SWAP_CHAIN_</w:t>
+      </w:r>
+      <w:proofErr w:type="gramStart"/>
+      <w:r>
+        <w:rPr>
+          <w:b/>
+          <w:bCs/>
+          <w:sz w:val="22"/>
+        </w:rPr>
+        <w:t>BUFFERS;</w:t>
+      </w:r>
+      <w:proofErr w:type="gramEnd"/>
     </w:p>
     <w:p>
       <w:pPr>
@@ -1169,13 +2133,23 @@
           <w:sz w:val="22"/>
         </w:rPr>
       </w:pPr>
-      <w:r>
-        <w:rPr>
-          <w:b/>
-          <w:bCs/>
-          <w:sz w:val="22"/>
-        </w:rPr>
-        <w:t>// 렌더링 시작 시, 현재 프레임 인덱스(0 or 1)에 따라 시작 위치를 점프함</w:t>
+      <w:proofErr w:type="gramStart"/>
+      <w:r>
+        <w:rPr>
+          <w:b/>
+          <w:bCs/>
+          <w:sz w:val="22"/>
+        </w:rPr>
+        <w:t>// 렌더링</w:t>
+      </w:r>
+      <w:proofErr w:type="gramEnd"/>
+      <w:r>
+        <w:rPr>
+          <w:b/>
+          <w:bCs/>
+          <w:sz w:val="22"/>
+        </w:rPr>
+        <w:t xml:space="preserve"> 시작 시, 현재 프레임 인덱스(0 or 1)에 따라 시작 위치를 점프함</w:t>
       </w:r>
     </w:p>
     <w:p>
@@ -1193,58 +2167,186 @@
           <w:bCs/>
           <w:sz w:val="22"/>
         </w:rPr>
-        <w:t>_current_dynamic_descriptor_index = frame_index * _max_descriptors_per_frame;</w:t>
-      </w:r>
-    </w:p>
-    <w:p>
-      <w:pPr>
-        <w:rPr>
-          <w:b/>
-          <w:bCs/>
-          <w:sz w:val="22"/>
-        </w:rPr>
-      </w:pPr>
-      <w:r>
-        <w:rPr>
-          <w:b/>
-          <w:bCs/>
-          <w:sz w:val="22"/>
-        </w:rPr>
-        <w:t>이렇게 SWAP_CHAIN_BUFFERS 값으로 나누어주도록 변경함</w:t>
-      </w:r>
-    </w:p>
-    <w:p>
-      <w:pPr>
-        <w:rPr>
-          <w:b/>
-          <w:bCs/>
-          <w:sz w:val="22"/>
-        </w:rPr>
-      </w:pPr>
-      <w:r>
-        <w:rPr>
-          <w:b/>
-          <w:bCs/>
-          <w:sz w:val="22"/>
-        </w:rPr>
-        <w:t>bind_texture_table 함수도 프레임마다 시작하는 주소에 맞게 수정</w:t>
-      </w:r>
-    </w:p>
-    <w:p>
-      <w:pPr>
-        <w:rPr>
-          <w:b/>
-          <w:bCs/>
-          <w:sz w:val="22"/>
-        </w:rPr>
-      </w:pPr>
-      <w:r>
-        <w:rPr>
-          <w:b/>
-          <w:bCs/>
-          <w:sz w:val="22"/>
-        </w:rPr>
-        <w:t>100000개의 동적 디스크립터 힙을 만들었으면</w:t>
+        <w:t>_</w:t>
+      </w:r>
+      <w:proofErr w:type="spellStart"/>
+      <w:r>
+        <w:rPr>
+          <w:b/>
+          <w:bCs/>
+          <w:sz w:val="22"/>
+        </w:rPr>
+        <w:t>current_dynamic_descriptor_index</w:t>
+      </w:r>
+      <w:proofErr w:type="spellEnd"/>
+      <w:r>
+        <w:rPr>
+          <w:b/>
+          <w:bCs/>
+          <w:sz w:val="22"/>
+        </w:rPr>
+        <w:t xml:space="preserve"> = </w:t>
+      </w:r>
+      <w:proofErr w:type="spellStart"/>
+      <w:r>
+        <w:rPr>
+          <w:b/>
+          <w:bCs/>
+          <w:sz w:val="22"/>
+        </w:rPr>
+        <w:t>frame_index</w:t>
+      </w:r>
+      <w:proofErr w:type="spellEnd"/>
+      <w:r>
+        <w:rPr>
+          <w:b/>
+          <w:bCs/>
+          <w:sz w:val="22"/>
+        </w:rPr>
+        <w:t xml:space="preserve"> * _</w:t>
+      </w:r>
+      <w:proofErr w:type="spellStart"/>
+      <w:r>
+        <w:rPr>
+          <w:b/>
+          <w:bCs/>
+          <w:sz w:val="22"/>
+        </w:rPr>
+        <w:t>max_descriptors_per_</w:t>
+      </w:r>
+      <w:proofErr w:type="gramStart"/>
+      <w:r>
+        <w:rPr>
+          <w:b/>
+          <w:bCs/>
+          <w:sz w:val="22"/>
+        </w:rPr>
+        <w:t>frame</w:t>
+      </w:r>
+      <w:proofErr w:type="spellEnd"/>
+      <w:r>
+        <w:rPr>
+          <w:b/>
+          <w:bCs/>
+          <w:sz w:val="22"/>
+        </w:rPr>
+        <w:t>;</w:t>
+      </w:r>
+      <w:proofErr w:type="gramEnd"/>
+    </w:p>
+    <w:p>
+      <w:pPr>
+        <w:rPr>
+          <w:b/>
+          <w:bCs/>
+          <w:sz w:val="22"/>
+        </w:rPr>
+      </w:pPr>
+      <w:r>
+        <w:rPr>
+          <w:b/>
+          <w:bCs/>
+          <w:sz w:val="22"/>
+        </w:rPr>
+        <w:t xml:space="preserve">이렇게 SWAP_CHAIN_BUFFERS 값으로 </w:t>
+      </w:r>
+      <w:proofErr w:type="spellStart"/>
+      <w:r>
+        <w:rPr>
+          <w:b/>
+          <w:bCs/>
+          <w:sz w:val="22"/>
+        </w:rPr>
+        <w:t>나누어주도록</w:t>
+      </w:r>
+      <w:proofErr w:type="spellEnd"/>
+      <w:r>
+        <w:rPr>
+          <w:b/>
+          <w:bCs/>
+          <w:sz w:val="22"/>
+        </w:rPr>
+        <w:t xml:space="preserve"> 변경함</w:t>
+      </w:r>
+    </w:p>
+    <w:p>
+      <w:pPr>
+        <w:rPr>
+          <w:b/>
+          <w:bCs/>
+          <w:sz w:val="22"/>
+        </w:rPr>
+      </w:pPr>
+      <w:proofErr w:type="spellStart"/>
+      <w:r>
+        <w:rPr>
+          <w:b/>
+          <w:bCs/>
+          <w:sz w:val="22"/>
+        </w:rPr>
+        <w:t>bind_texture_table</w:t>
+      </w:r>
+      <w:proofErr w:type="spellEnd"/>
+      <w:r>
+        <w:rPr>
+          <w:b/>
+          <w:bCs/>
+          <w:sz w:val="22"/>
+        </w:rPr>
+        <w:t xml:space="preserve"> 함수도 프레임마다 시작하는 주소에 맞게 수정</w:t>
+      </w:r>
+    </w:p>
+    <w:p>
+      <w:pPr>
+        <w:rPr>
+          <w:b/>
+          <w:bCs/>
+          <w:sz w:val="22"/>
+        </w:rPr>
+      </w:pPr>
+      <w:r>
+        <w:rPr>
+          <w:b/>
+          <w:bCs/>
+          <w:sz w:val="22"/>
+        </w:rPr>
+        <w:t xml:space="preserve">100000개의 동적 </w:t>
+      </w:r>
+      <w:proofErr w:type="spellStart"/>
+      <w:r>
+        <w:rPr>
+          <w:b/>
+          <w:bCs/>
+          <w:sz w:val="22"/>
+        </w:rPr>
+        <w:t>디스크립터</w:t>
+      </w:r>
+      <w:proofErr w:type="spellEnd"/>
+      <w:r>
+        <w:rPr>
+          <w:b/>
+          <w:bCs/>
+          <w:sz w:val="22"/>
+        </w:rPr>
+        <w:t xml:space="preserve"> </w:t>
+      </w:r>
+      <w:proofErr w:type="spellStart"/>
+      <w:r>
+        <w:rPr>
+          <w:b/>
+          <w:bCs/>
+          <w:sz w:val="22"/>
+        </w:rPr>
+        <w:t>힙을</w:t>
+      </w:r>
+      <w:proofErr w:type="spellEnd"/>
+      <w:r>
+        <w:rPr>
+          <w:b/>
+          <w:bCs/>
+          <w:sz w:val="22"/>
+        </w:rPr>
+        <w:t xml:space="preserve"> 만들었으면</w:t>
       </w:r>
     </w:p>
     <w:p>
@@ -1295,8 +2397,54 @@
           <w:bCs/>
           <w:sz w:val="22"/>
         </w:rPr>
-        <w:t>각 버퍼끼리의 텍스쳐 정보 충돌이 발생하지 않도록 해줌</w:t>
-      </w:r>
+        <w:t xml:space="preserve">각 </w:t>
+      </w:r>
+      <w:proofErr w:type="spellStart"/>
+      <w:r>
+        <w:rPr>
+          <w:b/>
+          <w:bCs/>
+          <w:sz w:val="22"/>
+        </w:rPr>
+        <w:t>버퍼끼리의</w:t>
+      </w:r>
+      <w:proofErr w:type="spellEnd"/>
+      <w:r>
+        <w:rPr>
+          <w:b/>
+          <w:bCs/>
+          <w:sz w:val="22"/>
+        </w:rPr>
+        <w:t xml:space="preserve"> </w:t>
+      </w:r>
+      <w:proofErr w:type="spellStart"/>
+      <w:r>
+        <w:rPr>
+          <w:b/>
+          <w:bCs/>
+          <w:sz w:val="22"/>
+        </w:rPr>
+        <w:t>텍스쳐</w:t>
+      </w:r>
+      <w:proofErr w:type="spellEnd"/>
+      <w:r>
+        <w:rPr>
+          <w:b/>
+          <w:bCs/>
+          <w:sz w:val="22"/>
+        </w:rPr>
+        <w:t xml:space="preserve"> 정보 충돌이 발생하지 않도록 </w:t>
+      </w:r>
+      <w:proofErr w:type="spellStart"/>
+      <w:r>
+        <w:rPr>
+          <w:b/>
+          <w:bCs/>
+          <w:sz w:val="22"/>
+        </w:rPr>
+        <w:t>해줌</w:t>
+      </w:r>
+      <w:proofErr w:type="spellEnd"/>
     </w:p>
     <w:p>
       <w:pPr>
@@ -1329,41 +2477,221 @@
           <w:bCs/>
           <w:sz w:val="22"/>
         </w:rPr>
-        <w:t xml:space="preserve">UINT current_frame_start = (_current_dynamic_descriptor_index / _max_descriptors_per_frame) * _max_descriptors_per_frame; </w:t>
-      </w:r>
-    </w:p>
-    <w:p>
-      <w:pPr>
-        <w:rPr>
-          <w:b/>
-          <w:bCs/>
-          <w:sz w:val="22"/>
-        </w:rPr>
-      </w:pPr>
-      <w:r>
-        <w:rPr>
-          <w:b/>
-          <w:bCs/>
-          <w:sz w:val="22"/>
-        </w:rPr>
-        <w:t xml:space="preserve">UINT limit = current_frame_start + _max_descriptors_per_frame; </w:t>
-      </w:r>
-    </w:p>
-    <w:p>
-      <w:pPr>
-        <w:rPr>
-          <w:b/>
-          <w:bCs/>
-          <w:sz w:val="22"/>
-        </w:rPr>
-      </w:pPr>
-      <w:r>
-        <w:rPr>
-          <w:b/>
-          <w:bCs/>
-          <w:sz w:val="22"/>
-        </w:rPr>
-        <w:t xml:space="preserve">if (_current_dynamic_descriptor_index + num_descriptors &gt; limit) </w:t>
+        <w:t xml:space="preserve">UINT </w:t>
+      </w:r>
+      <w:proofErr w:type="spellStart"/>
+      <w:r>
+        <w:rPr>
+          <w:b/>
+          <w:bCs/>
+          <w:sz w:val="22"/>
+        </w:rPr>
+        <w:t>current_frame_start</w:t>
+      </w:r>
+      <w:proofErr w:type="spellEnd"/>
+      <w:r>
+        <w:rPr>
+          <w:b/>
+          <w:bCs/>
+          <w:sz w:val="22"/>
+        </w:rPr>
+        <w:t xml:space="preserve"> = (_</w:t>
+      </w:r>
+      <w:proofErr w:type="spellStart"/>
+      <w:r>
+        <w:rPr>
+          <w:b/>
+          <w:bCs/>
+          <w:sz w:val="22"/>
+        </w:rPr>
+        <w:t>current_dynamic_descriptor_index</w:t>
+      </w:r>
+      <w:proofErr w:type="spellEnd"/>
+      <w:r>
+        <w:rPr>
+          <w:b/>
+          <w:bCs/>
+          <w:sz w:val="22"/>
+        </w:rPr>
+        <w:t xml:space="preserve"> / _</w:t>
+      </w:r>
+      <w:proofErr w:type="spellStart"/>
+      <w:r>
+        <w:rPr>
+          <w:b/>
+          <w:bCs/>
+          <w:sz w:val="22"/>
+        </w:rPr>
+        <w:t>max_descriptors_per_frame</w:t>
+      </w:r>
+      <w:proofErr w:type="spellEnd"/>
+      <w:r>
+        <w:rPr>
+          <w:b/>
+          <w:bCs/>
+          <w:sz w:val="22"/>
+        </w:rPr>
+        <w:t>) * _</w:t>
+      </w:r>
+      <w:proofErr w:type="spellStart"/>
+      <w:r>
+        <w:rPr>
+          <w:b/>
+          <w:bCs/>
+          <w:sz w:val="22"/>
+        </w:rPr>
+        <w:t>max_descriptors_per_</w:t>
+      </w:r>
+      <w:proofErr w:type="gramStart"/>
+      <w:r>
+        <w:rPr>
+          <w:b/>
+          <w:bCs/>
+          <w:sz w:val="22"/>
+        </w:rPr>
+        <w:t>frame</w:t>
+      </w:r>
+      <w:proofErr w:type="spellEnd"/>
+      <w:r>
+        <w:rPr>
+          <w:b/>
+          <w:bCs/>
+          <w:sz w:val="22"/>
+        </w:rPr>
+        <w:t>;</w:t>
+      </w:r>
+      <w:proofErr w:type="gramEnd"/>
+      <w:r>
+        <w:rPr>
+          <w:b/>
+          <w:bCs/>
+          <w:sz w:val="22"/>
+        </w:rPr>
+        <w:t xml:space="preserve"> </w:t>
+      </w:r>
+    </w:p>
+    <w:p>
+      <w:pPr>
+        <w:rPr>
+          <w:b/>
+          <w:bCs/>
+          <w:sz w:val="22"/>
+        </w:rPr>
+      </w:pPr>
+      <w:r>
+        <w:rPr>
+          <w:b/>
+          <w:bCs/>
+          <w:sz w:val="22"/>
+        </w:rPr>
+        <w:t xml:space="preserve">UINT limit = </w:t>
+      </w:r>
+      <w:proofErr w:type="spellStart"/>
+      <w:r>
+        <w:rPr>
+          <w:b/>
+          <w:bCs/>
+          <w:sz w:val="22"/>
+        </w:rPr>
+        <w:t>current_frame_start</w:t>
+      </w:r>
+      <w:proofErr w:type="spellEnd"/>
+      <w:r>
+        <w:rPr>
+          <w:b/>
+          <w:bCs/>
+          <w:sz w:val="22"/>
+        </w:rPr>
+        <w:t xml:space="preserve"> + _</w:t>
+      </w:r>
+      <w:proofErr w:type="spellStart"/>
+      <w:r>
+        <w:rPr>
+          <w:b/>
+          <w:bCs/>
+          <w:sz w:val="22"/>
+        </w:rPr>
+        <w:t>max_descriptors_per_</w:t>
+      </w:r>
+      <w:proofErr w:type="gramStart"/>
+      <w:r>
+        <w:rPr>
+          <w:b/>
+          <w:bCs/>
+          <w:sz w:val="22"/>
+        </w:rPr>
+        <w:t>frame</w:t>
+      </w:r>
+      <w:proofErr w:type="spellEnd"/>
+      <w:r>
+        <w:rPr>
+          <w:b/>
+          <w:bCs/>
+          <w:sz w:val="22"/>
+        </w:rPr>
+        <w:t>;</w:t>
+      </w:r>
+      <w:proofErr w:type="gramEnd"/>
+      <w:r>
+        <w:rPr>
+          <w:b/>
+          <w:bCs/>
+          <w:sz w:val="22"/>
+        </w:rPr>
+        <w:t xml:space="preserve"> </w:t>
+      </w:r>
+    </w:p>
+    <w:p>
+      <w:pPr>
+        <w:rPr>
+          <w:b/>
+          <w:bCs/>
+          <w:sz w:val="22"/>
+        </w:rPr>
+      </w:pPr>
+      <w:r>
+        <w:rPr>
+          <w:b/>
+          <w:bCs/>
+          <w:sz w:val="22"/>
+        </w:rPr>
+        <w:t>if (_</w:t>
+      </w:r>
+      <w:proofErr w:type="spellStart"/>
+      <w:r>
+        <w:rPr>
+          <w:b/>
+          <w:bCs/>
+          <w:sz w:val="22"/>
+        </w:rPr>
+        <w:t>current_dynamic_descriptor_index</w:t>
+      </w:r>
+      <w:proofErr w:type="spellEnd"/>
+      <w:r>
+        <w:rPr>
+          <w:b/>
+          <w:bCs/>
+          <w:sz w:val="22"/>
+        </w:rPr>
+        <w:t xml:space="preserve"> + </w:t>
+      </w:r>
+      <w:proofErr w:type="spellStart"/>
+      <w:r>
+        <w:rPr>
+          <w:b/>
+          <w:bCs/>
+          <w:sz w:val="22"/>
+        </w:rPr>
+        <w:t>num_descriptors</w:t>
+      </w:r>
+      <w:proofErr w:type="spellEnd"/>
+      <w:r>
+        <w:rPr>
+          <w:b/>
+          <w:bCs/>
+          <w:sz w:val="22"/>
+        </w:rPr>
+        <w:t xml:space="preserve"> &gt; limit) </w:t>
       </w:r>
     </w:p>
     <w:p>
@@ -1392,13 +2720,41 @@
           <w:sz w:val="22"/>
         </w:rPr>
       </w:pPr>
-      <w:r>
-        <w:rPr>
-          <w:b/>
-          <w:bCs/>
-          <w:sz w:val="22"/>
-        </w:rPr>
-        <w:t xml:space="preserve">CERROR("Dynamic descriptor heap segment for this frame is full! Increase capacity."); </w:t>
+      <w:proofErr w:type="gramStart"/>
+      <w:r>
+        <w:rPr>
+          <w:b/>
+          <w:bCs/>
+          <w:sz w:val="22"/>
+        </w:rPr>
+        <w:t>CERROR(</w:t>
+      </w:r>
+      <w:proofErr w:type="gramEnd"/>
+      <w:r>
+        <w:rPr>
+          <w:b/>
+          <w:bCs/>
+          <w:sz w:val="22"/>
+        </w:rPr>
+        <w:t>"Dynamic descriptor heap segment for this frame is full! Increase capacity."</w:t>
+      </w:r>
+      <w:proofErr w:type="gramStart"/>
+      <w:r>
+        <w:rPr>
+          <w:b/>
+          <w:bCs/>
+          <w:sz w:val="22"/>
+        </w:rPr>
+        <w:t>);</w:t>
+      </w:r>
+      <w:proofErr w:type="gramEnd"/>
+      <w:r>
+        <w:rPr>
+          <w:b/>
+          <w:bCs/>
+          <w:sz w:val="22"/>
+        </w:rPr>
+        <w:t xml:space="preserve"> </w:t>
       </w:r>
     </w:p>
     <w:p>
@@ -1410,30 +2766,32 @@
           <w:sz w:val="22"/>
         </w:rPr>
       </w:pPr>
-      <w:r>
-        <w:rPr>
-          <w:b/>
-          <w:bCs/>
-          <w:sz w:val="22"/>
-        </w:rPr>
+      <w:proofErr w:type="gramStart"/>
+      <w:r>
+        <w:rPr>
+          <w:b/>
+          <w:bCs/>
+          <w:sz w:val="22"/>
+        </w:rPr>
+        <w:lastRenderedPageBreak/>
         <w:t>return;</w:t>
       </w:r>
-    </w:p>
-    <w:p>
-      <w:pPr>
-        <w:rPr>
-          <w:b/>
-          <w:bCs/>
-          <w:sz w:val="22"/>
-        </w:rPr>
-      </w:pPr>
-      <w:r>
-        <w:rPr>
-          <w:b/>
-          <w:bCs/>
-          <w:sz w:val="22"/>
-        </w:rPr>
-        <w:lastRenderedPageBreak/>
+      <w:proofErr w:type="gramEnd"/>
+    </w:p>
+    <w:p>
+      <w:pPr>
+        <w:rPr>
+          <w:b/>
+          <w:bCs/>
+          <w:sz w:val="22"/>
+        </w:rPr>
+      </w:pPr>
+      <w:r>
+        <w:rPr>
+          <w:b/>
+          <w:bCs/>
+          <w:sz w:val="22"/>
+        </w:rPr>
         <w:t>}</w:t>
       </w:r>
     </w:p>
@@ -1451,75 +2809,309 @@
           <w:bCs/>
           <w:sz w:val="22"/>
         </w:rPr>
-        <w:t>위 방식으로 현재 위치 + 현재 바인딩 해야하는 텍스쳐의 크기 &gt; 한 버퍼당 주어진 크기</w:t>
-      </w:r>
-    </w:p>
-    <w:p>
-      <w:pPr>
-        <w:rPr>
-          <w:b/>
-          <w:bCs/>
-          <w:sz w:val="22"/>
-        </w:rPr>
-      </w:pPr>
-      <w:r>
-        <w:rPr>
-          <w:b/>
-          <w:bCs/>
-          <w:sz w:val="22"/>
-        </w:rPr>
-        <w:t>위 식이 만족하면 에러를 띄운다. → 그러면 동적 디스크립터의 크기를 키우거나 버퍼의 개수를 낮추면 된다.</w:t>
-      </w:r>
-    </w:p>
-    <w:p>
-      <w:pPr>
-        <w:rPr>
-          <w:b/>
-          <w:bCs/>
-          <w:sz w:val="22"/>
-        </w:rPr>
-      </w:pPr>
-      <w:r>
-        <w:rPr>
-          <w:b/>
-          <w:bCs/>
-          <w:sz w:val="22"/>
-        </w:rPr>
-        <w:t>마지막으로 Render 함수에서 렌더 시작 시 현재 프레임에 맞는 동적 디스크립터 힙의 첫 주소가 주어진다.</w:t>
-      </w:r>
-    </w:p>
-    <w:p>
-      <w:pPr>
-        <w:rPr>
-          <w:b/>
-          <w:bCs/>
-          <w:sz w:val="22"/>
-        </w:rPr>
-      </w:pPr>
-      <w:r>
-        <w:rPr>
-          <w:b/>
-          <w:bCs/>
-          <w:sz w:val="22"/>
-        </w:rPr>
-        <w:t>마지막으로 Render 함수에서 렌더 시작 시 현재 프레임에 맞는 동적 디스크립터 힙의 첫 주소가 주어진다.</w:t>
-      </w:r>
-    </w:p>
-    <w:p>
-      <w:pPr>
-        <w:rPr>
-          <w:b/>
-          <w:bCs/>
-          <w:sz w:val="22"/>
-        </w:rPr>
-      </w:pPr>
-      <w:r>
-        <w:rPr>
-          <w:b/>
-          <w:bCs/>
-          <w:sz w:val="22"/>
-        </w:rPr>
-        <w:t>void Renderer::render(ID3D12GraphicsCommandList* commandList, UINT frame_index)</w:t>
+        <w:t xml:space="preserve">위 방식으로 현재 위치 + 현재 바인딩 </w:t>
+      </w:r>
+      <w:proofErr w:type="spellStart"/>
+      <w:r>
+        <w:rPr>
+          <w:b/>
+          <w:bCs/>
+          <w:sz w:val="22"/>
+        </w:rPr>
+        <w:t>해야하는</w:t>
+      </w:r>
+      <w:proofErr w:type="spellEnd"/>
+      <w:r>
+        <w:rPr>
+          <w:b/>
+          <w:bCs/>
+          <w:sz w:val="22"/>
+        </w:rPr>
+        <w:t xml:space="preserve"> </w:t>
+      </w:r>
+      <w:proofErr w:type="spellStart"/>
+      <w:r>
+        <w:rPr>
+          <w:b/>
+          <w:bCs/>
+          <w:sz w:val="22"/>
+        </w:rPr>
+        <w:t>텍스쳐의</w:t>
+      </w:r>
+      <w:proofErr w:type="spellEnd"/>
+      <w:r>
+        <w:rPr>
+          <w:b/>
+          <w:bCs/>
+          <w:sz w:val="22"/>
+        </w:rPr>
+        <w:t xml:space="preserve"> </w:t>
+      </w:r>
+      <w:proofErr w:type="gramStart"/>
+      <w:r>
+        <w:rPr>
+          <w:b/>
+          <w:bCs/>
+          <w:sz w:val="22"/>
+        </w:rPr>
+        <w:t>크기 &gt;</w:t>
+      </w:r>
+      <w:proofErr w:type="gramEnd"/>
+      <w:r>
+        <w:rPr>
+          <w:b/>
+          <w:bCs/>
+          <w:sz w:val="22"/>
+        </w:rPr>
+        <w:t xml:space="preserve"> 한 버퍼당 주어진 크기</w:t>
+      </w:r>
+    </w:p>
+    <w:p>
+      <w:pPr>
+        <w:rPr>
+          <w:b/>
+          <w:bCs/>
+          <w:sz w:val="22"/>
+        </w:rPr>
+      </w:pPr>
+      <w:r>
+        <w:rPr>
+          <w:b/>
+          <w:bCs/>
+          <w:sz w:val="22"/>
+        </w:rPr>
+        <w:t xml:space="preserve">위 식이 만족하면 에러를 띄운다. → 그러면 동적 </w:t>
+      </w:r>
+      <w:proofErr w:type="spellStart"/>
+      <w:r>
+        <w:rPr>
+          <w:b/>
+          <w:bCs/>
+          <w:sz w:val="22"/>
+        </w:rPr>
+        <w:t>디스크립터의</w:t>
+      </w:r>
+      <w:proofErr w:type="spellEnd"/>
+      <w:r>
+        <w:rPr>
+          <w:b/>
+          <w:bCs/>
+          <w:sz w:val="22"/>
+        </w:rPr>
+        <w:t xml:space="preserve"> 크기를 키우거나 버퍼의 개수를 낮추면 된다.</w:t>
+      </w:r>
+    </w:p>
+    <w:p>
+      <w:pPr>
+        <w:rPr>
+          <w:b/>
+          <w:bCs/>
+          <w:sz w:val="22"/>
+        </w:rPr>
+      </w:pPr>
+      <w:r>
+        <w:rPr>
+          <w:b/>
+          <w:bCs/>
+          <w:sz w:val="22"/>
+        </w:rPr>
+        <w:t xml:space="preserve">마지막으로 Render 함수에서 </w:t>
+      </w:r>
+      <w:proofErr w:type="spellStart"/>
+      <w:r>
+        <w:rPr>
+          <w:b/>
+          <w:bCs/>
+          <w:sz w:val="22"/>
+        </w:rPr>
+        <w:t>렌더</w:t>
+      </w:r>
+      <w:proofErr w:type="spellEnd"/>
+      <w:r>
+        <w:rPr>
+          <w:b/>
+          <w:bCs/>
+          <w:sz w:val="22"/>
+        </w:rPr>
+        <w:t xml:space="preserve"> 시작 시 현재 프레임에 맞는 동적 </w:t>
+      </w:r>
+      <w:proofErr w:type="spellStart"/>
+      <w:r>
+        <w:rPr>
+          <w:b/>
+          <w:bCs/>
+          <w:sz w:val="22"/>
+        </w:rPr>
+        <w:t>디스크립터</w:t>
+      </w:r>
+      <w:proofErr w:type="spellEnd"/>
+      <w:r>
+        <w:rPr>
+          <w:b/>
+          <w:bCs/>
+          <w:sz w:val="22"/>
+        </w:rPr>
+        <w:t xml:space="preserve"> </w:t>
+      </w:r>
+      <w:proofErr w:type="spellStart"/>
+      <w:r>
+        <w:rPr>
+          <w:b/>
+          <w:bCs/>
+          <w:sz w:val="22"/>
+        </w:rPr>
+        <w:t>힙의</w:t>
+      </w:r>
+      <w:proofErr w:type="spellEnd"/>
+      <w:r>
+        <w:rPr>
+          <w:b/>
+          <w:bCs/>
+          <w:sz w:val="22"/>
+        </w:rPr>
+        <w:t xml:space="preserve"> 첫 주소가 주어진다.</w:t>
+      </w:r>
+    </w:p>
+    <w:p>
+      <w:pPr>
+        <w:rPr>
+          <w:b/>
+          <w:bCs/>
+          <w:sz w:val="22"/>
+        </w:rPr>
+      </w:pPr>
+      <w:r>
+        <w:rPr>
+          <w:b/>
+          <w:bCs/>
+          <w:sz w:val="22"/>
+        </w:rPr>
+        <w:t xml:space="preserve">마지막으로 Render 함수에서 </w:t>
+      </w:r>
+      <w:proofErr w:type="spellStart"/>
+      <w:r>
+        <w:rPr>
+          <w:b/>
+          <w:bCs/>
+          <w:sz w:val="22"/>
+        </w:rPr>
+        <w:t>렌더</w:t>
+      </w:r>
+      <w:proofErr w:type="spellEnd"/>
+      <w:r>
+        <w:rPr>
+          <w:b/>
+          <w:bCs/>
+          <w:sz w:val="22"/>
+        </w:rPr>
+        <w:t xml:space="preserve"> 시작 시 현재 프레임에 맞는 동적 </w:t>
+      </w:r>
+      <w:proofErr w:type="spellStart"/>
+      <w:r>
+        <w:rPr>
+          <w:b/>
+          <w:bCs/>
+          <w:sz w:val="22"/>
+        </w:rPr>
+        <w:t>디스크립터</w:t>
+      </w:r>
+      <w:proofErr w:type="spellEnd"/>
+      <w:r>
+        <w:rPr>
+          <w:b/>
+          <w:bCs/>
+          <w:sz w:val="22"/>
+        </w:rPr>
+        <w:t xml:space="preserve"> </w:t>
+      </w:r>
+      <w:proofErr w:type="spellStart"/>
+      <w:r>
+        <w:rPr>
+          <w:b/>
+          <w:bCs/>
+          <w:sz w:val="22"/>
+        </w:rPr>
+        <w:t>힙의</w:t>
+      </w:r>
+      <w:proofErr w:type="spellEnd"/>
+      <w:r>
+        <w:rPr>
+          <w:b/>
+          <w:bCs/>
+          <w:sz w:val="22"/>
+        </w:rPr>
+        <w:t xml:space="preserve"> 첫 주소가 주어진다.</w:t>
+      </w:r>
+    </w:p>
+    <w:p>
+      <w:pPr>
+        <w:rPr>
+          <w:b/>
+          <w:bCs/>
+          <w:sz w:val="22"/>
+        </w:rPr>
+      </w:pPr>
+      <w:r>
+        <w:rPr>
+          <w:b/>
+          <w:bCs/>
+          <w:sz w:val="22"/>
+        </w:rPr>
+        <w:t xml:space="preserve">void </w:t>
+      </w:r>
+      <w:proofErr w:type="gramStart"/>
+      <w:r>
+        <w:rPr>
+          <w:b/>
+          <w:bCs/>
+          <w:sz w:val="22"/>
+        </w:rPr>
+        <w:t>Renderer::render(</w:t>
+      </w:r>
+      <w:proofErr w:type="gramEnd"/>
+      <w:r>
+        <w:rPr>
+          <w:b/>
+          <w:bCs/>
+          <w:sz w:val="22"/>
+        </w:rPr>
+        <w:t xml:space="preserve">ID3D12GraphicsCommandList* </w:t>
+      </w:r>
+      <w:proofErr w:type="spellStart"/>
+      <w:r>
+        <w:rPr>
+          <w:b/>
+          <w:bCs/>
+          <w:sz w:val="22"/>
+        </w:rPr>
+        <w:t>commandList</w:t>
+      </w:r>
+      <w:proofErr w:type="spellEnd"/>
+      <w:r>
+        <w:rPr>
+          <w:b/>
+          <w:bCs/>
+          <w:sz w:val="22"/>
+        </w:rPr>
+        <w:t xml:space="preserve">, UINT </w:t>
+      </w:r>
+      <w:proofErr w:type="spellStart"/>
+      <w:r>
+        <w:rPr>
+          <w:b/>
+          <w:bCs/>
+          <w:sz w:val="22"/>
+        </w:rPr>
+        <w:t>frame_index</w:t>
+      </w:r>
+      <w:proofErr w:type="spellEnd"/>
+      <w:r>
+        <w:rPr>
+          <w:b/>
+          <w:bCs/>
+          <w:sz w:val="22"/>
+        </w:rPr>
+        <w:t>)</w:t>
       </w:r>
     </w:p>
     <w:p>
@@ -1548,13 +3140,59 @@
           <w:sz w:val="22"/>
         </w:rPr>
       </w:pPr>
-      <w:r>
-        <w:rPr>
-          <w:b/>
-          <w:bCs/>
-          <w:sz w:val="22"/>
-        </w:rPr>
-        <w:t>// 프레임 렌더링 시작 시, 동적 디스크립터 힙의 인덱스를 리셋</w:t>
+      <w:proofErr w:type="gramStart"/>
+      <w:r>
+        <w:rPr>
+          <w:b/>
+          <w:bCs/>
+          <w:sz w:val="22"/>
+        </w:rPr>
+        <w:t>// 프레임</w:t>
+      </w:r>
+      <w:proofErr w:type="gramEnd"/>
+      <w:r>
+        <w:rPr>
+          <w:b/>
+          <w:bCs/>
+          <w:sz w:val="22"/>
+        </w:rPr>
+        <w:t xml:space="preserve"> 렌더링 시작 시, 동적 </w:t>
+      </w:r>
+      <w:proofErr w:type="spellStart"/>
+      <w:r>
+        <w:rPr>
+          <w:b/>
+          <w:bCs/>
+          <w:sz w:val="22"/>
+        </w:rPr>
+        <w:t>디스크립터</w:t>
+      </w:r>
+      <w:proofErr w:type="spellEnd"/>
+      <w:r>
+        <w:rPr>
+          <w:b/>
+          <w:bCs/>
+          <w:sz w:val="22"/>
+        </w:rPr>
+        <w:t xml:space="preserve"> </w:t>
+      </w:r>
+      <w:proofErr w:type="spellStart"/>
+      <w:r>
+        <w:rPr>
+          <w:b/>
+          <w:bCs/>
+          <w:sz w:val="22"/>
+        </w:rPr>
+        <w:t>힙의</w:t>
+      </w:r>
+      <w:proofErr w:type="spellEnd"/>
+      <w:r>
+        <w:rPr>
+          <w:b/>
+          <w:bCs/>
+          <w:sz w:val="22"/>
+        </w:rPr>
+        <w:t xml:space="preserve"> 인덱스를 리셋</w:t>
       </w:r>
     </w:p>
     <w:p>
@@ -1572,7 +3210,79 @@
           <w:bCs/>
           <w:sz w:val="22"/>
         </w:rPr>
-        <w:t xml:space="preserve">_current_dynamic_descriptor_index = frame_index * _max_descriptors_per_frame; </w:t>
+        <w:t>_</w:t>
+      </w:r>
+      <w:proofErr w:type="spellStart"/>
+      <w:r>
+        <w:rPr>
+          <w:b/>
+          <w:bCs/>
+          <w:sz w:val="22"/>
+        </w:rPr>
+        <w:t>current_dynamic_descriptor_index</w:t>
+      </w:r>
+      <w:proofErr w:type="spellEnd"/>
+      <w:r>
+        <w:rPr>
+          <w:b/>
+          <w:bCs/>
+          <w:sz w:val="22"/>
+        </w:rPr>
+        <w:t xml:space="preserve"> = </w:t>
+      </w:r>
+      <w:proofErr w:type="spellStart"/>
+      <w:r>
+        <w:rPr>
+          <w:b/>
+          <w:bCs/>
+          <w:sz w:val="22"/>
+        </w:rPr>
+        <w:t>frame_index</w:t>
+      </w:r>
+      <w:proofErr w:type="spellEnd"/>
+      <w:r>
+        <w:rPr>
+          <w:b/>
+          <w:bCs/>
+          <w:sz w:val="22"/>
+        </w:rPr>
+        <w:t xml:space="preserve"> * _</w:t>
+      </w:r>
+      <w:proofErr w:type="spellStart"/>
+      <w:r>
+        <w:rPr>
+          <w:b/>
+          <w:bCs/>
+          <w:sz w:val="22"/>
+        </w:rPr>
+        <w:t>max_descriptors_per_</w:t>
+      </w:r>
+      <w:proofErr w:type="gramStart"/>
+      <w:r>
+        <w:rPr>
+          <w:b/>
+          <w:bCs/>
+          <w:sz w:val="22"/>
+        </w:rPr>
+        <w:t>frame</w:t>
+      </w:r>
+      <w:proofErr w:type="spellEnd"/>
+      <w:r>
+        <w:rPr>
+          <w:b/>
+          <w:bCs/>
+          <w:sz w:val="22"/>
+        </w:rPr>
+        <w:t>;</w:t>
+      </w:r>
+      <w:proofErr w:type="gramEnd"/>
+      <w:r>
+        <w:rPr>
+          <w:b/>
+          <w:bCs/>
+          <w:sz w:val="22"/>
+        </w:rPr>
+        <w:t xml:space="preserve"> </w:t>
       </w:r>
     </w:p>
     <w:p>
@@ -1584,13 +3294,79 @@
           <w:sz w:val="22"/>
         </w:rPr>
       </w:pPr>
-      <w:r>
-        <w:rPr>
-          <w:b/>
-          <w:bCs/>
-          <w:sz w:val="22"/>
-        </w:rPr>
-        <w:t xml:space="preserve">CameraComponent* camera = CameraComponent::get_main(); </w:t>
+      <w:proofErr w:type="spellStart"/>
+      <w:r>
+        <w:rPr>
+          <w:b/>
+          <w:bCs/>
+          <w:sz w:val="22"/>
+        </w:rPr>
+        <w:t>CameraComponent</w:t>
+      </w:r>
+      <w:proofErr w:type="spellEnd"/>
+      <w:r>
+        <w:rPr>
+          <w:b/>
+          <w:bCs/>
+          <w:sz w:val="22"/>
+        </w:rPr>
+        <w:t xml:space="preserve">* camera = </w:t>
+      </w:r>
+      <w:proofErr w:type="spellStart"/>
+      <w:proofErr w:type="gramStart"/>
+      <w:r>
+        <w:rPr>
+          <w:b/>
+          <w:bCs/>
+          <w:sz w:val="22"/>
+        </w:rPr>
+        <w:t>CameraComponent</w:t>
+      </w:r>
+      <w:proofErr w:type="spellEnd"/>
+      <w:r>
+        <w:rPr>
+          <w:b/>
+          <w:bCs/>
+          <w:sz w:val="22"/>
+        </w:rPr>
+        <w:t>::</w:t>
+      </w:r>
+      <w:proofErr w:type="spellStart"/>
+      <w:proofErr w:type="gramEnd"/>
+      <w:r>
+        <w:rPr>
+          <w:b/>
+          <w:bCs/>
+          <w:sz w:val="22"/>
+        </w:rPr>
+        <w:t>get_</w:t>
+      </w:r>
+      <w:proofErr w:type="gramStart"/>
+      <w:r>
+        <w:rPr>
+          <w:b/>
+          <w:bCs/>
+          <w:sz w:val="22"/>
+        </w:rPr>
+        <w:t>main</w:t>
+      </w:r>
+      <w:proofErr w:type="spellEnd"/>
+      <w:r>
+        <w:rPr>
+          <w:b/>
+          <w:bCs/>
+          <w:sz w:val="22"/>
+        </w:rPr>
+        <w:t>();</w:t>
+      </w:r>
+      <w:proofErr w:type="gramEnd"/>
+      <w:r>
+        <w:rPr>
+          <w:b/>
+          <w:bCs/>
+          <w:sz w:val="22"/>
+        </w:rPr>
+        <w:t xml:space="preserve"> </w:t>
       </w:r>
     </w:p>
     <w:p>
@@ -1608,7 +3384,25 @@
           <w:bCs/>
           <w:sz w:val="22"/>
         </w:rPr>
-        <w:t xml:space="preserve">if (!camera) </w:t>
+        <w:t xml:space="preserve">if </w:t>
+      </w:r>
+      <w:proofErr w:type="gramStart"/>
+      <w:r>
+        <w:rPr>
+          <w:b/>
+          <w:bCs/>
+          <w:sz w:val="22"/>
+        </w:rPr>
+        <w:t>(!camera</w:t>
+      </w:r>
+      <w:proofErr w:type="gramEnd"/>
+      <w:r>
+        <w:rPr>
+          <w:b/>
+          <w:bCs/>
+          <w:sz w:val="22"/>
+        </w:rPr>
+        <w:t xml:space="preserve">) </w:t>
       </w:r>
     </w:p>
     <w:p>
@@ -1638,13 +3432,23 @@
           <w:sz w:val="22"/>
         </w:rPr>
       </w:pPr>
-      <w:r>
-        <w:rPr>
-          <w:b/>
-          <w:bCs/>
-          <w:sz w:val="22"/>
-        </w:rPr>
-        <w:t xml:space="preserve">// 렌더링할 카메라가 없으면 아무것도 하지 않습니다. </w:t>
+      <w:proofErr w:type="gramStart"/>
+      <w:r>
+        <w:rPr>
+          <w:b/>
+          <w:bCs/>
+          <w:sz w:val="22"/>
+        </w:rPr>
+        <w:t>// 렌더링할</w:t>
+      </w:r>
+      <w:proofErr w:type="gramEnd"/>
+      <w:r>
+        <w:rPr>
+          <w:b/>
+          <w:bCs/>
+          <w:sz w:val="22"/>
+        </w:rPr>
+        <w:t xml:space="preserve"> 카메라가 없으면 아무것도 하지 않습니다. </w:t>
       </w:r>
     </w:p>
     <w:p>
@@ -1662,7 +3466,25 @@
           <w:bCs/>
           <w:sz w:val="22"/>
         </w:rPr>
-        <w:t xml:space="preserve">CERROR("렌더시에 카메라 1개이상은 필요함") </w:t>
+        <w:t>CERROR("</w:t>
+      </w:r>
+      <w:proofErr w:type="spellStart"/>
+      <w:r>
+        <w:rPr>
+          <w:b/>
+          <w:bCs/>
+          <w:sz w:val="22"/>
+        </w:rPr>
+        <w:t>렌더시에</w:t>
+      </w:r>
+      <w:proofErr w:type="spellEnd"/>
+      <w:r>
+        <w:rPr>
+          <w:b/>
+          <w:bCs/>
+          <w:sz w:val="22"/>
+        </w:rPr>
+        <w:t xml:space="preserve"> 카메라 1개이상은 필요함") </w:t>
       </w:r>
     </w:p>
     <w:p>
@@ -1674,13 +3496,23 @@
           <w:sz w:val="22"/>
         </w:rPr>
       </w:pPr>
-      <w:r>
-        <w:rPr>
-          <w:b/>
-          <w:bCs/>
-          <w:sz w:val="22"/>
-        </w:rPr>
-        <w:t xml:space="preserve">return; </w:t>
+      <w:proofErr w:type="gramStart"/>
+      <w:r>
+        <w:rPr>
+          <w:b/>
+          <w:bCs/>
+          <w:sz w:val="22"/>
+        </w:rPr>
+        <w:t>return;</w:t>
+      </w:r>
+      <w:proofErr w:type="gramEnd"/>
+      <w:r>
+        <w:rPr>
+          <w:b/>
+          <w:bCs/>
+          <w:sz w:val="22"/>
+        </w:rPr>
+        <w:t xml:space="preserve"> </w:t>
       </w:r>
     </w:p>
     <w:p>
@@ -1710,13 +3542,23 @@
           <w:sz w:val="22"/>
         </w:rPr>
       </w:pPr>
-      <w:r>
-        <w:rPr>
-          <w:b/>
-          <w:bCs/>
-          <w:sz w:val="22"/>
-        </w:rPr>
-        <w:t xml:space="preserve">// 1. 이번 프레임에 그릴 객체들을 추려낸다. </w:t>
+      <w:proofErr w:type="gramStart"/>
+      <w:r>
+        <w:rPr>
+          <w:b/>
+          <w:bCs/>
+          <w:sz w:val="22"/>
+        </w:rPr>
+        <w:t>// 1</w:t>
+      </w:r>
+      <w:proofErr w:type="gramEnd"/>
+      <w:r>
+        <w:rPr>
+          <w:b/>
+          <w:bCs/>
+          <w:sz w:val="22"/>
+        </w:rPr>
+        <w:t xml:space="preserve">. 이번 프레임에 그릴 객체들을 추려낸다. </w:t>
       </w:r>
     </w:p>
     <w:p>
@@ -1728,13 +3570,41 @@
           <w:sz w:val="22"/>
         </w:rPr>
       </w:pPr>
-      <w:r>
-        <w:rPr>
-          <w:b/>
-          <w:bCs/>
-          <w:sz w:val="22"/>
-        </w:rPr>
-        <w:t xml:space="preserve">build_render_list(camera); </w:t>
+      <w:proofErr w:type="spellStart"/>
+      <w:r>
+        <w:rPr>
+          <w:b/>
+          <w:bCs/>
+          <w:sz w:val="22"/>
+        </w:rPr>
+        <w:t>build_render_list</w:t>
+      </w:r>
+      <w:proofErr w:type="spellEnd"/>
+      <w:r>
+        <w:rPr>
+          <w:b/>
+          <w:bCs/>
+          <w:sz w:val="22"/>
+        </w:rPr>
+        <w:t>(camera</w:t>
+      </w:r>
+      <w:proofErr w:type="gramStart"/>
+      <w:r>
+        <w:rPr>
+          <w:b/>
+          <w:bCs/>
+          <w:sz w:val="22"/>
+        </w:rPr>
+        <w:t>);</w:t>
+      </w:r>
+      <w:proofErr w:type="gramEnd"/>
+      <w:r>
+        <w:rPr>
+          <w:b/>
+          <w:bCs/>
+          <w:sz w:val="22"/>
+        </w:rPr>
+        <w:t xml:space="preserve"> </w:t>
       </w:r>
     </w:p>
     <w:p>
@@ -1746,13 +3616,23 @@
           <w:sz w:val="22"/>
         </w:rPr>
       </w:pPr>
-      <w:r>
-        <w:rPr>
-          <w:b/>
-          <w:bCs/>
-          <w:sz w:val="22"/>
-        </w:rPr>
-        <w:t xml:space="preserve">// 2. 추려낸 목록을 바탕으로 실제 그리기를 수행한다. </w:t>
+      <w:proofErr w:type="gramStart"/>
+      <w:r>
+        <w:rPr>
+          <w:b/>
+          <w:bCs/>
+          <w:sz w:val="22"/>
+        </w:rPr>
+        <w:t>// 2</w:t>
+      </w:r>
+      <w:proofErr w:type="gramEnd"/>
+      <w:r>
+        <w:rPr>
+          <w:b/>
+          <w:bCs/>
+          <w:sz w:val="22"/>
+        </w:rPr>
+        <w:t xml:space="preserve">. 추려낸 목록을 바탕으로 실제 그리기를 수행한다. </w:t>
       </w:r>
     </w:p>
     <w:p>
@@ -1764,14 +3644,72 @@
           <w:sz w:val="22"/>
         </w:rPr>
       </w:pPr>
-      <w:r>
-        <w:rPr>
-          <w:b/>
-          <w:bCs/>
-          <w:sz w:val="22"/>
-        </w:rPr>
-        <w:t>draw_render_list(commandList, camera, frame_index);</w:t>
-      </w:r>
+      <w:proofErr w:type="spellStart"/>
+      <w:r>
+        <w:rPr>
+          <w:b/>
+          <w:bCs/>
+          <w:sz w:val="22"/>
+        </w:rPr>
+        <w:t>draw_render_</w:t>
+      </w:r>
+      <w:proofErr w:type="gramStart"/>
+      <w:r>
+        <w:rPr>
+          <w:b/>
+          <w:bCs/>
+          <w:sz w:val="22"/>
+        </w:rPr>
+        <w:t>list</w:t>
+      </w:r>
+      <w:proofErr w:type="spellEnd"/>
+      <w:r>
+        <w:rPr>
+          <w:b/>
+          <w:bCs/>
+          <w:sz w:val="22"/>
+        </w:rPr>
+        <w:t>(</w:t>
+      </w:r>
+      <w:proofErr w:type="spellStart"/>
+      <w:proofErr w:type="gramEnd"/>
+      <w:r>
+        <w:rPr>
+          <w:b/>
+          <w:bCs/>
+          <w:sz w:val="22"/>
+        </w:rPr>
+        <w:t>commandList</w:t>
+      </w:r>
+      <w:proofErr w:type="spellEnd"/>
+      <w:r>
+        <w:rPr>
+          <w:b/>
+          <w:bCs/>
+          <w:sz w:val="22"/>
+        </w:rPr>
+        <w:t xml:space="preserve">, camera, </w:t>
+      </w:r>
+      <w:proofErr w:type="spellStart"/>
+      <w:r>
+        <w:rPr>
+          <w:b/>
+          <w:bCs/>
+          <w:sz w:val="22"/>
+        </w:rPr>
+        <w:t>frame_index</w:t>
+      </w:r>
+      <w:proofErr w:type="spellEnd"/>
+      <w:proofErr w:type="gramStart"/>
+      <w:r>
+        <w:rPr>
+          <w:b/>
+          <w:bCs/>
+          <w:sz w:val="22"/>
+        </w:rPr>
+        <w:t>);</w:t>
+      </w:r>
+      <w:proofErr w:type="gramEnd"/>
     </w:p>
     <w:p>
       <w:pPr>
@@ -1804,7 +3742,25 @@
           <w:bCs/>
           <w:sz w:val="22"/>
         </w:rPr>
-        <w:t>위 방식으로 동적 서술자 힙을 링 버퍼 방식으로 구현하여 깜빡임 현상을 해결!</w:t>
+        <w:t xml:space="preserve">위 방식으로 동적 서술자 </w:t>
+      </w:r>
+      <w:proofErr w:type="spellStart"/>
+      <w:r>
+        <w:rPr>
+          <w:b/>
+          <w:bCs/>
+          <w:sz w:val="22"/>
+        </w:rPr>
+        <w:t>힙을</w:t>
+      </w:r>
+      <w:proofErr w:type="spellEnd"/>
+      <w:r>
+        <w:rPr>
+          <w:b/>
+          <w:bCs/>
+          <w:sz w:val="22"/>
+        </w:rPr>
+        <w:t xml:space="preserve"> 링 버퍼 방식으로 구현하여 깜빡임 현상을 해결!</w:t>
       </w:r>
     </w:p>
     <w:p/>
@@ -1838,7 +3794,6 @@
           <w:b/>
           <w:sz w:val="22"/>
         </w:rPr>
-        <w:lastRenderedPageBreak/>
         <w:t>NPC 애니메이션 동기화</w:t>
       </w:r>
     </w:p>
@@ -1850,13 +3805,77 @@
           <w:sz w:val="22"/>
         </w:rPr>
       </w:pPr>
-      <w:r>
-        <w:rPr>
-          <w:rFonts w:hint="eastAsia"/>
-          <w:b/>
-          <w:sz w:val="22"/>
-        </w:rPr>
-        <w:t>무브 패킷에 이미 state 항목이 있어서 서버의 npc의 BTNode중 움직임을 담당하는 노드의 로직을 수정해서 state를 동기화해서 보내고 클라에서 받게끔 설정</w:t>
+      <w:proofErr w:type="spellStart"/>
+      <w:r>
+        <w:rPr>
+          <w:rFonts w:hint="eastAsia"/>
+          <w:b/>
+          <w:sz w:val="22"/>
+        </w:rPr>
+        <w:t>무브</w:t>
+      </w:r>
+      <w:proofErr w:type="spellEnd"/>
+      <w:r>
+        <w:rPr>
+          <w:rFonts w:hint="eastAsia"/>
+          <w:b/>
+          <w:sz w:val="22"/>
+        </w:rPr>
+        <w:t xml:space="preserve"> 패킷에 이미 state 항목이 있어서 서버의 </w:t>
+      </w:r>
+      <w:proofErr w:type="spellStart"/>
+      <w:r>
+        <w:rPr>
+          <w:rFonts w:hint="eastAsia"/>
+          <w:b/>
+          <w:sz w:val="22"/>
+        </w:rPr>
+        <w:t>npc</w:t>
+      </w:r>
+      <w:proofErr w:type="spellEnd"/>
+      <w:r>
+        <w:rPr>
+          <w:rFonts w:hint="eastAsia"/>
+          <w:b/>
+          <w:sz w:val="22"/>
+        </w:rPr>
+        <w:t xml:space="preserve">의 </w:t>
+      </w:r>
+      <w:proofErr w:type="spellStart"/>
+      <w:r>
+        <w:rPr>
+          <w:rFonts w:hint="eastAsia"/>
+          <w:b/>
+          <w:sz w:val="22"/>
+        </w:rPr>
+        <w:t>BTNode</w:t>
+      </w:r>
+      <w:proofErr w:type="spellEnd"/>
+      <w:r>
+        <w:rPr>
+          <w:rFonts w:hint="eastAsia"/>
+          <w:b/>
+          <w:sz w:val="22"/>
+        </w:rPr>
+        <w:t xml:space="preserve">중 움직임을 담당하는 노드의 로직을 수정해서 state를 동기화해서 보내고 </w:t>
+      </w:r>
+      <w:proofErr w:type="spellStart"/>
+      <w:r>
+        <w:rPr>
+          <w:rFonts w:hint="eastAsia"/>
+          <w:b/>
+          <w:sz w:val="22"/>
+        </w:rPr>
+        <w:t>클라에서</w:t>
+      </w:r>
+      <w:proofErr w:type="spellEnd"/>
+      <w:r>
+        <w:rPr>
+          <w:rFonts w:hint="eastAsia"/>
+          <w:b/>
+          <w:sz w:val="22"/>
+        </w:rPr>
+        <w:t xml:space="preserve"> 받게끔 설정</w:t>
       </w:r>
     </w:p>
     <w:p>
@@ -1873,13 +3892,77 @@
           <w:sz w:val="22"/>
         </w:rPr>
       </w:pPr>
-      <w:r>
-        <w:rPr>
-          <w:rFonts w:hint="eastAsia"/>
-          <w:b/>
-          <w:sz w:val="22"/>
-        </w:rPr>
-        <w:t>문제 : npc 애니메이션과 플레이어 애니메이션 모두 같은 메쉬를 공유하는데 오브젝트가 여러 개 되니깐 애니메이션 때문에 바뀐 행렬 때문에 다른 오브젝트에게도 영향이 가는 문제 발생</w:t>
+      <w:proofErr w:type="gramStart"/>
+      <w:r>
+        <w:rPr>
+          <w:rFonts w:hint="eastAsia"/>
+          <w:b/>
+          <w:sz w:val="22"/>
+        </w:rPr>
+        <w:t>문제 :</w:t>
+      </w:r>
+      <w:proofErr w:type="gramEnd"/>
+      <w:r>
+        <w:rPr>
+          <w:rFonts w:hint="eastAsia"/>
+          <w:b/>
+          <w:sz w:val="22"/>
+        </w:rPr>
+        <w:t xml:space="preserve"> </w:t>
+      </w:r>
+      <w:proofErr w:type="spellStart"/>
+      <w:r>
+        <w:rPr>
+          <w:rFonts w:hint="eastAsia"/>
+          <w:b/>
+          <w:sz w:val="22"/>
+        </w:rPr>
+        <w:t>npc</w:t>
+      </w:r>
+      <w:proofErr w:type="spellEnd"/>
+      <w:r>
+        <w:rPr>
+          <w:rFonts w:hint="eastAsia"/>
+          <w:b/>
+          <w:sz w:val="22"/>
+        </w:rPr>
+        <w:t xml:space="preserve"> 애니메이션과 플레이어 애니메이션 모두 같은 </w:t>
+      </w:r>
+      <w:proofErr w:type="spellStart"/>
+      <w:r>
+        <w:rPr>
+          <w:rFonts w:hint="eastAsia"/>
+          <w:b/>
+          <w:sz w:val="22"/>
+        </w:rPr>
+        <w:t>메쉬를</w:t>
+      </w:r>
+      <w:proofErr w:type="spellEnd"/>
+      <w:r>
+        <w:rPr>
+          <w:rFonts w:hint="eastAsia"/>
+          <w:b/>
+          <w:sz w:val="22"/>
+        </w:rPr>
+        <w:t xml:space="preserve"> 공유하는데 오브젝트가 여러 개 </w:t>
+      </w:r>
+      <w:proofErr w:type="spellStart"/>
+      <w:r>
+        <w:rPr>
+          <w:rFonts w:hint="eastAsia"/>
+          <w:b/>
+          <w:sz w:val="22"/>
+        </w:rPr>
+        <w:t>되니깐</w:t>
+      </w:r>
+      <w:proofErr w:type="spellEnd"/>
+      <w:r>
+        <w:rPr>
+          <w:rFonts w:hint="eastAsia"/>
+          <w:b/>
+          <w:sz w:val="22"/>
+        </w:rPr>
+        <w:t xml:space="preserve"> 애니메이션 때문에 바뀐 행렬 때문에 다른 오브젝트에게도 영향이 가는 문제 발생</w:t>
       </w:r>
     </w:p>
     <w:p>
@@ -1892,19 +3975,3789 @@
         <w:ind w:leftChars="0"/>
         <w:jc w:val="left"/>
         <w:rPr>
-          <w:rFonts w:hint="eastAsia"/>
-          <w:b/>
-          <w:sz w:val="22"/>
-        </w:rPr>
-      </w:pPr>
-      <w:r>
-        <w:rPr>
-          <w:rFonts w:hint="eastAsia"/>
-          <w:b/>
-          <w:sz w:val="22"/>
-        </w:rPr>
-        <w:t>애니메이션 컴포넌트가 본행렬을 따로 들고 있도록 수정해야할 듯</w:t>
-      </w:r>
+          <w:b/>
+          <w:sz w:val="22"/>
+        </w:rPr>
+      </w:pPr>
+      <w:r>
+        <w:rPr>
+          <w:rFonts w:hint="eastAsia"/>
+          <w:b/>
+          <w:sz w:val="22"/>
+        </w:rPr>
+        <w:t xml:space="preserve">애니메이션 컴포넌트가 본행렬을 따로 들고 있도록 </w:t>
+      </w:r>
+      <w:proofErr w:type="spellStart"/>
+      <w:r>
+        <w:rPr>
+          <w:rFonts w:hint="eastAsia"/>
+          <w:b/>
+          <w:sz w:val="22"/>
+        </w:rPr>
+        <w:t>수정해야할</w:t>
+      </w:r>
+      <w:proofErr w:type="spellEnd"/>
+      <w:r>
+        <w:rPr>
+          <w:rFonts w:hint="eastAsia"/>
+          <w:b/>
+          <w:sz w:val="22"/>
+        </w:rPr>
+        <w:t xml:space="preserve"> 듯</w:t>
+      </w:r>
+    </w:p>
+    <w:p>
+      <w:pPr>
+        <w:jc w:val="left"/>
+        <w:rPr>
+          <w:b/>
+          <w:sz w:val="22"/>
+        </w:rPr>
+      </w:pPr>
+    </w:p>
+    <w:p>
+      <w:pPr>
+        <w:pStyle w:val="a3"/>
+        <w:numPr>
+          <w:ilvl w:val="0"/>
+          <w:numId w:val="4"/>
+        </w:numPr>
+        <w:ind w:leftChars="0"/>
+        <w:jc w:val="left"/>
+        <w:rPr>
+          <w:rFonts w:hint="eastAsia"/>
+          <w:b/>
+          <w:sz w:val="22"/>
+        </w:rPr>
+      </w:pPr>
+      <w:r>
+        <w:rPr>
+          <w:rFonts w:hint="eastAsia"/>
+          <w:b/>
+          <w:sz w:val="22"/>
+        </w:rPr>
+        <w:t>저번부터 skybox관련 코드를 주석 해제했을 때 발생하던 문제 해결(상수 버퍼 생성 실패)</w:t>
+      </w:r>
+    </w:p>
+    <w:p>
+      <w:pPr>
+        <w:ind w:leftChars="400" w:left="800"/>
+        <w:jc w:val="left"/>
+        <w:rPr>
+          <w:b/>
+          <w:sz w:val="22"/>
+        </w:rPr>
+      </w:pPr>
+      <w:proofErr w:type="spellStart"/>
+      <w:r>
+        <w:rPr>
+          <w:b/>
+          <w:sz w:val="22"/>
+        </w:rPr>
+        <w:t>SkyboxRenderComponent</w:t>
+      </w:r>
+      <w:proofErr w:type="spellEnd"/>
+      <w:r>
+        <w:rPr>
+          <w:b/>
+          <w:sz w:val="22"/>
+        </w:rPr>
+        <w:t xml:space="preserve">가 </w:t>
+      </w:r>
+      <w:proofErr w:type="spellStart"/>
+      <w:r>
+        <w:rPr>
+          <w:b/>
+          <w:sz w:val="22"/>
+        </w:rPr>
+        <w:t>RenderComponent</w:t>
+      </w:r>
+      <w:proofErr w:type="spellEnd"/>
+      <w:r>
+        <w:rPr>
+          <w:b/>
+          <w:sz w:val="22"/>
+        </w:rPr>
+        <w:t>를 상속받</w:t>
+      </w:r>
+      <w:r>
+        <w:rPr>
+          <w:rFonts w:hint="eastAsia"/>
+          <w:b/>
+          <w:sz w:val="22"/>
+        </w:rPr>
+        <w:t>습니다.</w:t>
+      </w:r>
+    </w:p>
+    <w:p>
+      <w:pPr>
+        <w:ind w:leftChars="400" w:left="800"/>
+        <w:jc w:val="left"/>
+        <w:rPr>
+          <w:b/>
+          <w:sz w:val="22"/>
+        </w:rPr>
+      </w:pPr>
+      <w:r>
+        <w:rPr>
+          <w:rFonts w:hint="eastAsia"/>
+          <w:b/>
+          <w:sz w:val="22"/>
+        </w:rPr>
+        <w:t xml:space="preserve">이때 </w:t>
+      </w:r>
+      <w:proofErr w:type="spellStart"/>
+      <w:r>
+        <w:rPr>
+          <w:rFonts w:hint="eastAsia"/>
+          <w:b/>
+          <w:sz w:val="22"/>
+        </w:rPr>
+        <w:t>RenderComponent</w:t>
+      </w:r>
+      <w:proofErr w:type="spellEnd"/>
+      <w:r>
+        <w:rPr>
+          <w:rFonts w:hint="eastAsia"/>
+          <w:b/>
+          <w:sz w:val="22"/>
+        </w:rPr>
+        <w:t xml:space="preserve"> 생성자에서 월드 변환용 상수 버퍼를 생성하는데 </w:t>
+      </w:r>
+      <w:proofErr w:type="spellStart"/>
+      <w:r>
+        <w:rPr>
+          <w:rFonts w:hint="eastAsia"/>
+          <w:b/>
+          <w:sz w:val="22"/>
+        </w:rPr>
+        <w:t>스카이박스는</w:t>
+      </w:r>
+      <w:proofErr w:type="spellEnd"/>
+      <w:r>
+        <w:rPr>
+          <w:rFonts w:hint="eastAsia"/>
+          <w:b/>
+          <w:sz w:val="22"/>
+        </w:rPr>
+        <w:t xml:space="preserve"> 필요가 없어 메모리 할당에 실패합니다.</w:t>
+      </w:r>
+    </w:p>
+    <w:p>
+      <w:pPr>
+        <w:ind w:leftChars="400" w:left="800"/>
+        <w:jc w:val="left"/>
+        <w:rPr>
+          <w:b/>
+          <w:sz w:val="22"/>
+        </w:rPr>
+      </w:pPr>
+      <w:r>
+        <w:rPr>
+          <w:rFonts w:hint="eastAsia"/>
+          <w:b/>
+          <w:sz w:val="22"/>
+        </w:rPr>
+        <w:t xml:space="preserve">따라서, </w:t>
+      </w:r>
+      <w:proofErr w:type="spellStart"/>
+      <w:r>
+        <w:rPr>
+          <w:rFonts w:hint="eastAsia"/>
+          <w:b/>
+          <w:sz w:val="22"/>
+        </w:rPr>
+        <w:t>RenderComponent</w:t>
+      </w:r>
+      <w:proofErr w:type="spellEnd"/>
+      <w:r>
+        <w:rPr>
+          <w:rFonts w:hint="eastAsia"/>
+          <w:b/>
+          <w:sz w:val="22"/>
+        </w:rPr>
+        <w:t xml:space="preserve"> 대신 Behavior를 직접 상속받아 불필요한 상수 버퍼를 제거하고</w:t>
+      </w:r>
+    </w:p>
+    <w:p>
+      <w:pPr>
+        <w:ind w:leftChars="400" w:left="800"/>
+        <w:jc w:val="left"/>
+        <w:rPr>
+          <w:b/>
+          <w:sz w:val="22"/>
+        </w:rPr>
+      </w:pPr>
+      <w:proofErr w:type="spellStart"/>
+      <w:r>
+        <w:rPr>
+          <w:rFonts w:hint="eastAsia"/>
+          <w:b/>
+          <w:sz w:val="22"/>
+        </w:rPr>
+        <w:t>리로스가</w:t>
+      </w:r>
+      <w:proofErr w:type="spellEnd"/>
+      <w:r>
+        <w:rPr>
+          <w:rFonts w:hint="eastAsia"/>
+          <w:b/>
+          <w:sz w:val="22"/>
+        </w:rPr>
+        <w:t xml:space="preserve"> 꼬일 상황을 고려하여 렌더링의 순서를 보장해주었습니다.</w:t>
+      </w:r>
+    </w:p>
+    <w:p>
+      <w:pPr>
+        <w:ind w:leftChars="400" w:left="800" w:firstLineChars="100" w:firstLine="220"/>
+        <w:jc w:val="left"/>
+        <w:rPr>
+          <w:b/>
+          <w:sz w:val="22"/>
+        </w:rPr>
+      </w:pPr>
+      <w:r>
+        <w:rPr>
+          <w:rFonts w:hint="eastAsia"/>
+          <w:b/>
+          <w:sz w:val="22"/>
+        </w:rPr>
+        <w:t xml:space="preserve">- </w:t>
+      </w:r>
+      <w:r>
+        <w:rPr>
+          <w:rFonts w:hint="eastAsia"/>
+          <w:b/>
+          <w:sz w:val="22"/>
+        </w:rPr>
+        <w:t>일반</w:t>
+      </w:r>
+      <w:r>
+        <w:rPr>
+          <w:b/>
+          <w:sz w:val="22"/>
+        </w:rPr>
+        <w:t xml:space="preserve"> 오브젝트는 </w:t>
+      </w:r>
+      <w:proofErr w:type="gramStart"/>
+      <w:r>
+        <w:rPr>
+          <w:b/>
+          <w:sz w:val="22"/>
+        </w:rPr>
+        <w:t>Renderer::</w:t>
+      </w:r>
+      <w:proofErr w:type="gramEnd"/>
+      <w:r>
+        <w:rPr>
+          <w:b/>
+          <w:sz w:val="22"/>
+        </w:rPr>
+        <w:t>render()에서 처리</w:t>
+      </w:r>
+    </w:p>
+    <w:p>
+      <w:pPr>
+        <w:ind w:leftChars="400" w:left="800"/>
+        <w:jc w:val="left"/>
+        <w:rPr>
+          <w:b/>
+          <w:sz w:val="22"/>
+        </w:rPr>
+      </w:pPr>
+      <w:r>
+        <w:rPr>
+          <w:b/>
+          <w:sz w:val="22"/>
+        </w:rPr>
+        <w:t xml:space="preserve">  - </w:t>
+      </w:r>
+      <w:proofErr w:type="spellStart"/>
+      <w:r>
+        <w:rPr>
+          <w:b/>
+          <w:sz w:val="22"/>
+        </w:rPr>
+        <w:t>스카이박스는</w:t>
+      </w:r>
+      <w:proofErr w:type="spellEnd"/>
+      <w:r>
+        <w:rPr>
+          <w:b/>
+          <w:sz w:val="22"/>
+        </w:rPr>
+        <w:t xml:space="preserve"> </w:t>
+      </w:r>
+      <w:proofErr w:type="spellStart"/>
+      <w:r>
+        <w:rPr>
+          <w:b/>
+          <w:sz w:val="22"/>
+        </w:rPr>
+        <w:t>Chess_</w:t>
+      </w:r>
+      <w:proofErr w:type="gramStart"/>
+      <w:r>
+        <w:rPr>
+          <w:b/>
+          <w:sz w:val="22"/>
+        </w:rPr>
+        <w:t>Scene</w:t>
+      </w:r>
+      <w:proofErr w:type="spellEnd"/>
+      <w:r>
+        <w:rPr>
+          <w:b/>
+          <w:sz w:val="22"/>
+        </w:rPr>
+        <w:t>::</w:t>
+      </w:r>
+      <w:proofErr w:type="spellStart"/>
+      <w:proofErr w:type="gramEnd"/>
+      <w:r>
+        <w:rPr>
+          <w:b/>
+          <w:sz w:val="22"/>
+        </w:rPr>
+        <w:t>render_post_process</w:t>
+      </w:r>
+      <w:proofErr w:type="spellEnd"/>
+      <w:r>
+        <w:rPr>
+          <w:b/>
+          <w:sz w:val="22"/>
+        </w:rPr>
+        <w:t>()에서 마지막에 별도 렌더링</w:t>
+      </w:r>
+    </w:p>
+    <w:p>
+      <w:pPr>
+        <w:ind w:leftChars="400" w:left="800"/>
+        <w:jc w:val="left"/>
+        <w:rPr>
+          <w:rFonts w:hint="eastAsia"/>
+          <w:b/>
+          <w:sz w:val="22"/>
+        </w:rPr>
+      </w:pPr>
+      <w:r>
+        <w:rPr>
+          <w:b/>
+          <w:sz w:val="22"/>
+        </w:rPr>
+        <w:t xml:space="preserve">  - 각자의 PSO와 루트 </w:t>
+      </w:r>
+      <w:proofErr w:type="spellStart"/>
+      <w:r>
+        <w:rPr>
+          <w:b/>
+          <w:sz w:val="22"/>
+        </w:rPr>
+        <w:t>시그니처를</w:t>
+      </w:r>
+      <w:proofErr w:type="spellEnd"/>
+      <w:r>
+        <w:rPr>
+          <w:b/>
+          <w:sz w:val="22"/>
+        </w:rPr>
+        <w:t xml:space="preserve"> 독립적으로 설정</w:t>
+      </w:r>
+    </w:p>
+    <w:p>
+      <w:pPr>
+        <w:pStyle w:val="a3"/>
+        <w:numPr>
+          <w:ilvl w:val="0"/>
+          <w:numId w:val="3"/>
+        </w:numPr>
+        <w:ind w:leftChars="0"/>
+        <w:jc w:val="left"/>
+        <w:rPr>
+          <w:rFonts w:hint="eastAsia"/>
+          <w:b/>
+          <w:sz w:val="22"/>
+        </w:rPr>
+      </w:pPr>
+      <w:r>
+        <w:rPr>
+          <w:rFonts w:hint="eastAsia"/>
+          <w:b/>
+          <w:sz w:val="22"/>
+        </w:rPr>
+        <w:t xml:space="preserve">카메라로 </w:t>
+      </w:r>
+      <w:proofErr w:type="spellStart"/>
+      <w:r>
+        <w:rPr>
+          <w:rFonts w:hint="eastAsia"/>
+          <w:b/>
+          <w:sz w:val="22"/>
+        </w:rPr>
+        <w:t>스카이박스가</w:t>
+      </w:r>
+      <w:proofErr w:type="spellEnd"/>
+      <w:r>
+        <w:rPr>
+          <w:rFonts w:hint="eastAsia"/>
+          <w:b/>
+          <w:sz w:val="22"/>
+        </w:rPr>
+        <w:t xml:space="preserve"> 계속 따라오는 현상이 발생하였습니다.</w:t>
+      </w:r>
+    </w:p>
+    <w:p>
+      <w:pPr>
+        <w:pStyle w:val="a3"/>
+        <w:ind w:leftChars="0"/>
+        <w:jc w:val="left"/>
+        <w:rPr>
+          <w:b/>
+          <w:sz w:val="22"/>
+        </w:rPr>
+      </w:pPr>
+      <w:r>
+        <w:rPr>
+          <w:b/>
+          <w:sz w:val="22"/>
+        </w:rPr>
+        <w:t xml:space="preserve">- </w:t>
+      </w:r>
+      <w:proofErr w:type="spellStart"/>
+      <w:r>
+        <w:rPr>
+          <w:b/>
+          <w:sz w:val="22"/>
+        </w:rPr>
+        <w:t>ViewNoTranslate.r</w:t>
+      </w:r>
+      <w:proofErr w:type="spellEnd"/>
+      <w:r>
+        <w:rPr>
+          <w:b/>
+          <w:sz w:val="22"/>
+        </w:rPr>
+        <w:t>[3] = (0,0,0,1) → 이동 성분 제거</w:t>
+      </w:r>
+    </w:p>
+    <w:p>
+      <w:pPr>
+        <w:pStyle w:val="a3"/>
+        <w:ind w:leftChars="0"/>
+        <w:jc w:val="left"/>
+        <w:rPr>
+          <w:rFonts w:hint="eastAsia"/>
+          <w:b/>
+          <w:sz w:val="22"/>
+        </w:rPr>
+      </w:pPr>
+      <w:r>
+        <w:rPr>
+          <w:b/>
+          <w:sz w:val="22"/>
+        </w:rPr>
+        <w:t xml:space="preserve">- </w:t>
+      </w:r>
+      <w:r>
+        <w:rPr>
+          <w:rFonts w:hint="eastAsia"/>
+          <w:b/>
+          <w:sz w:val="22"/>
+        </w:rPr>
+        <w:t>이동 성분을 제거한 projection을 사용</w:t>
+      </w:r>
+    </w:p>
+    <w:p>
+      <w:pPr>
+        <w:pStyle w:val="a3"/>
+        <w:ind w:leftChars="0"/>
+        <w:jc w:val="left"/>
+        <w:rPr>
+          <w:b/>
+          <w:sz w:val="22"/>
+        </w:rPr>
+      </w:pPr>
+      <w:r>
+        <w:rPr>
+          <w:b/>
+          <w:sz w:val="22"/>
+        </w:rPr>
+        <w:t xml:space="preserve">결과: 카메라가 움직여도 </w:t>
+      </w:r>
+      <w:proofErr w:type="spellStart"/>
+      <w:r>
+        <w:rPr>
+          <w:b/>
+          <w:sz w:val="22"/>
+        </w:rPr>
+        <w:t>스카이박스는</w:t>
+      </w:r>
+      <w:proofErr w:type="spellEnd"/>
+      <w:r>
+        <w:rPr>
+          <w:b/>
+          <w:sz w:val="22"/>
+        </w:rPr>
+        <w:t xml:space="preserve"> 고정</w:t>
+      </w:r>
+      <w:r>
+        <w:rPr>
+          <w:rFonts w:hint="eastAsia"/>
+          <w:b/>
+          <w:sz w:val="22"/>
+        </w:rPr>
+        <w:t>되고</w:t>
+      </w:r>
+      <w:r>
+        <w:rPr>
+          <w:b/>
+          <w:sz w:val="22"/>
+        </w:rPr>
+        <w:t xml:space="preserve"> 회전만 반영</w:t>
+      </w:r>
+      <w:r>
+        <w:rPr>
+          <w:rFonts w:hint="eastAsia"/>
+          <w:b/>
+          <w:sz w:val="22"/>
+        </w:rPr>
+        <w:t>하게 되었습니다.</w:t>
+      </w:r>
+    </w:p>
+    <w:p>
+      <w:pPr>
+        <w:pStyle w:val="a3"/>
+        <w:numPr>
+          <w:ilvl w:val="0"/>
+          <w:numId w:val="3"/>
+        </w:numPr>
+        <w:ind w:leftChars="0"/>
+        <w:jc w:val="left"/>
+        <w:rPr>
+          <w:b/>
+          <w:sz w:val="22"/>
+        </w:rPr>
+      </w:pPr>
+      <w:proofErr w:type="spellStart"/>
+      <w:r>
+        <w:rPr>
+          <w:rFonts w:hint="eastAsia"/>
+          <w:b/>
+          <w:sz w:val="22"/>
+        </w:rPr>
+        <w:t>밉맵</w:t>
+      </w:r>
+      <w:proofErr w:type="spellEnd"/>
+      <w:r>
+        <w:rPr>
+          <w:rFonts w:hint="eastAsia"/>
+          <w:b/>
+          <w:sz w:val="22"/>
+        </w:rPr>
+        <w:t xml:space="preserve"> 품질 문제를 해</w:t>
+      </w:r>
+      <w:r>
+        <w:rPr>
+          <w:rFonts w:hint="eastAsia"/>
+          <w:b/>
+          <w:sz w:val="22"/>
+        </w:rPr>
+        <w:t>결</w:t>
+      </w:r>
+    </w:p>
+    <w:p>
+      <w:pPr>
+        <w:pStyle w:val="a3"/>
+        <w:ind w:leftChars="0"/>
+        <w:jc w:val="left"/>
+        <w:rPr>
+          <w:b/>
+          <w:sz w:val="22"/>
+        </w:rPr>
+      </w:pPr>
+      <w:r>
+        <w:rPr>
+          <w:b/>
+          <w:sz w:val="22"/>
+        </w:rPr>
+        <w:t>- Filter = D3D12_FILTER_ANISOTROPIC</w:t>
+      </w:r>
+    </w:p>
+    <w:p>
+      <w:pPr>
+        <w:pStyle w:val="a3"/>
+        <w:ind w:leftChars="0"/>
+        <w:jc w:val="left"/>
+        <w:rPr>
+          <w:b/>
+          <w:sz w:val="22"/>
+        </w:rPr>
+      </w:pPr>
+      <w:r>
+        <w:rPr>
+          <w:b/>
+          <w:sz w:val="22"/>
+        </w:rPr>
+        <w:t xml:space="preserve">- </w:t>
+      </w:r>
+      <w:proofErr w:type="spellStart"/>
+      <w:r>
+        <w:rPr>
+          <w:b/>
+          <w:sz w:val="22"/>
+        </w:rPr>
+        <w:t>MaxAnisotropy</w:t>
+      </w:r>
+      <w:proofErr w:type="spellEnd"/>
+      <w:r>
+        <w:rPr>
+          <w:b/>
+          <w:sz w:val="22"/>
+        </w:rPr>
+        <w:t xml:space="preserve"> = 16</w:t>
+      </w:r>
+    </w:p>
+    <w:p>
+      <w:pPr>
+        <w:jc w:val="left"/>
+        <w:rPr>
+          <w:b/>
+          <w:sz w:val="22"/>
+        </w:rPr>
+      </w:pPr>
+    </w:p>
+    <w:p>
+      <w:pPr>
+        <w:jc w:val="left"/>
+        <w:rPr>
+          <w:b/>
+          <w:sz w:val="22"/>
+        </w:rPr>
+      </w:pPr>
+    </w:p>
+    <w:p>
+      <w:pPr>
+        <w:jc w:val="left"/>
+        <w:rPr>
+          <w:b/>
+          <w:sz w:val="22"/>
+        </w:rPr>
+      </w:pPr>
+    </w:p>
+    <w:p>
+      <w:pPr>
+        <w:jc w:val="left"/>
+        <w:rPr>
+          <w:b/>
+          <w:sz w:val="22"/>
+        </w:rPr>
+      </w:pPr>
+    </w:p>
+    <w:p>
+      <w:pPr>
+        <w:jc w:val="left"/>
+        <w:rPr>
+          <w:b/>
+          <w:sz w:val="22"/>
+        </w:rPr>
+      </w:pPr>
+      <w:r>
+        <w:rPr>
+          <w:b/>
+          <w:sz w:val="22"/>
+        </w:rPr>
+        <w:lastRenderedPageBreak/>
+        <w:t>P</w:t>
+      </w:r>
+      <w:r>
+        <w:rPr>
+          <w:rFonts w:hint="eastAsia"/>
+          <w:b/>
+          <w:sz w:val="22"/>
+        </w:rPr>
+        <w:t xml:space="preserve">oly haven에서 </w:t>
+      </w:r>
+      <w:proofErr w:type="spellStart"/>
+      <w:r>
+        <w:rPr>
+          <w:rFonts w:hint="eastAsia"/>
+          <w:b/>
+          <w:sz w:val="22"/>
+        </w:rPr>
+        <w:t>hdr</w:t>
+      </w:r>
+      <w:proofErr w:type="spellEnd"/>
+      <w:r>
+        <w:rPr>
+          <w:rFonts w:hint="eastAsia"/>
+          <w:b/>
+          <w:sz w:val="22"/>
+        </w:rPr>
+        <w:t xml:space="preserve"> </w:t>
+      </w:r>
+      <w:proofErr w:type="spellStart"/>
+      <w:r>
+        <w:rPr>
+          <w:rFonts w:hint="eastAsia"/>
+          <w:b/>
+          <w:sz w:val="22"/>
+        </w:rPr>
+        <w:t>텍스쳐를</w:t>
+      </w:r>
+      <w:proofErr w:type="spellEnd"/>
+      <w:r>
+        <w:rPr>
+          <w:rFonts w:hint="eastAsia"/>
+          <w:b/>
+          <w:sz w:val="22"/>
+        </w:rPr>
+        <w:t xml:space="preserve"> 가져와 </w:t>
+      </w:r>
+      <w:proofErr w:type="spellStart"/>
+      <w:r>
+        <w:rPr>
+          <w:rFonts w:hint="eastAsia"/>
+          <w:b/>
+          <w:sz w:val="22"/>
+        </w:rPr>
+        <w:t>cmftstudio</w:t>
+      </w:r>
+      <w:proofErr w:type="spellEnd"/>
+      <w:r>
+        <w:rPr>
+          <w:rFonts w:hint="eastAsia"/>
+          <w:b/>
+          <w:sz w:val="22"/>
+        </w:rPr>
+        <w:t>에서 편집하였습니다.</w:t>
+      </w:r>
+    </w:p>
+    <w:p>
+      <w:pPr>
+        <w:jc w:val="left"/>
+        <w:rPr>
+          <w:b/>
+          <w:sz w:val="22"/>
+        </w:rPr>
+      </w:pPr>
+      <w:r>
+        <w:rPr>
+          <w:b/>
+          <w:sz w:val="22"/>
+        </w:rPr>
+        <w:drawing>
+          <wp:inline distT="0" distB="0" distL="0" distR="0" wp14:anchorId="150A1E5B" wp14:editId="57E3AED8">
+            <wp:extent cx="2667000" cy="3887611"/>
+            <wp:effectExtent l="0" t="0" r="0" b="0"/>
+            <wp:docPr id="1427266682" name="그림 2" descr="텍스트, 스크린샷, 멀티미디어 소프트웨어, 소프트웨어이(가) 표시된 사진&#10;&#10;AI 생성 콘텐츠는 정확하지 않을 수 있습니다."/>
+            <wp:cNvGraphicFramePr>
+              <a:graphicFrameLocks xmlns:a="http://schemas.openxmlformats.org/drawingml/2006/main" noChangeAspect="1"/>
+            </wp:cNvGraphicFramePr>
+            <a:graphic xmlns:a="http://schemas.openxmlformats.org/drawingml/2006/main">
+              <a:graphicData uri="http://schemas.openxmlformats.org/drawingml/2006/picture">
+                <pic:pic xmlns:pic="http://schemas.openxmlformats.org/drawingml/2006/picture">
+                  <pic:nvPicPr>
+                    <pic:cNvPr id="1427266682" name="그림 2" descr="텍스트, 스크린샷, 멀티미디어 소프트웨어, 소프트웨어이(가) 표시된 사진&#10;&#10;AI 생성 콘텐츠는 정확하지 않을 수 있습니다."/>
+                    <pic:cNvPicPr>
+                      <a:picLocks noChangeAspect="1" noChangeArrowheads="1"/>
+                    </pic:cNvPicPr>
+                  </pic:nvPicPr>
+                  <pic:blipFill>
+                    <a:blip r:embed="rId12" cstate="print">
+                      <a:extLst>
+                        <a:ext uri="{28A0092B-C50C-407E-A947-70E740481C1C}">
+                          <a14:useLocalDpi xmlns:a14="http://schemas.microsoft.com/office/drawing/2010/main" val="0"/>
+                        </a:ext>
+                      </a:extLst>
+                    </a:blip>
+                    <a:srcRect/>
+                    <a:stretch>
+                      <a:fillRect/>
+                    </a:stretch>
+                  </pic:blipFill>
+                  <pic:spPr bwMode="auto">
+                    <a:xfrm>
+                      <a:off x="0" y="0"/>
+                      <a:ext cx="2674662" cy="3898780"/>
+                    </a:xfrm>
+                    <a:prstGeom prst="rect">
+                      <a:avLst/>
+                    </a:prstGeom>
+                    <a:noFill/>
+                    <a:ln>
+                      <a:noFill/>
+                    </a:ln>
+                  </pic:spPr>
+                </pic:pic>
+              </a:graphicData>
+            </a:graphic>
+          </wp:inline>
+        </w:drawing>
+      </w:r>
+      <w:r>
+        <w:rPr>
+          <w:b/>
+          <w:sz w:val="22"/>
+        </w:rPr>
+        <w:drawing>
+          <wp:inline distT="0" distB="0" distL="0" distR="0" wp14:anchorId="6C32563D" wp14:editId="3F23B501">
+            <wp:extent cx="3618082" cy="2790825"/>
+            <wp:effectExtent l="0" t="0" r="1905" b="0"/>
+            <wp:docPr id="384673077" name="그림 4" descr="스크린샷, 하늘, 텍스트, 멀티미디어 소프트웨어이(가) 표시된 사진&#10;&#10;AI 생성 콘텐츠는 정확하지 않을 수 있습니다."/>
+            <wp:cNvGraphicFramePr>
+              <a:graphicFrameLocks xmlns:a="http://schemas.openxmlformats.org/drawingml/2006/main" noChangeAspect="1"/>
+            </wp:cNvGraphicFramePr>
+            <a:graphic xmlns:a="http://schemas.openxmlformats.org/drawingml/2006/main">
+              <a:graphicData uri="http://schemas.openxmlformats.org/drawingml/2006/picture">
+                <pic:pic xmlns:pic="http://schemas.openxmlformats.org/drawingml/2006/picture">
+                  <pic:nvPicPr>
+                    <pic:cNvPr id="384673077" name="그림 4" descr="스크린샷, 하늘, 텍스트, 멀티미디어 소프트웨어이(가) 표시된 사진&#10;&#10;AI 생성 콘텐츠는 정확하지 않을 수 있습니다."/>
+                    <pic:cNvPicPr>
+                      <a:picLocks noChangeAspect="1" noChangeArrowheads="1"/>
+                    </pic:cNvPicPr>
+                  </pic:nvPicPr>
+                  <pic:blipFill>
+                    <a:blip r:embed="rId13" cstate="print">
+                      <a:extLst>
+                        <a:ext uri="{28A0092B-C50C-407E-A947-70E740481C1C}">
+                          <a14:useLocalDpi xmlns:a14="http://schemas.microsoft.com/office/drawing/2010/main" val="0"/>
+                        </a:ext>
+                      </a:extLst>
+                    </a:blip>
+                    <a:srcRect/>
+                    <a:stretch>
+                      <a:fillRect/>
+                    </a:stretch>
+                  </pic:blipFill>
+                  <pic:spPr bwMode="auto">
+                    <a:xfrm>
+                      <a:off x="0" y="0"/>
+                      <a:ext cx="3624274" cy="2795601"/>
+                    </a:xfrm>
+                    <a:prstGeom prst="rect">
+                      <a:avLst/>
+                    </a:prstGeom>
+                    <a:noFill/>
+                    <a:ln>
+                      <a:noFill/>
+                    </a:ln>
+                  </pic:spPr>
+                </pic:pic>
+              </a:graphicData>
+            </a:graphic>
+          </wp:inline>
+        </w:drawing>
+      </w:r>
+    </w:p>
+    <w:p>
+      <w:pPr>
+        <w:jc w:val="left"/>
+        <w:rPr>
+          <w:b/>
+          <w:sz w:val="22"/>
+        </w:rPr>
+      </w:pPr>
+      <w:r>
+        <w:rPr>
+          <w:rFonts w:hint="eastAsia"/>
+          <w:b/>
+          <w:sz w:val="22"/>
+        </w:rPr>
+        <w:t>이 툴로 diffuse(</w:t>
+      </w:r>
+      <w:proofErr w:type="spellStart"/>
+      <w:r>
+        <w:rPr>
+          <w:b/>
+          <w:sz w:val="22"/>
+        </w:rPr>
+        <w:t>IrradianceMap</w:t>
+      </w:r>
+      <w:proofErr w:type="spellEnd"/>
+      <w:r>
+        <w:rPr>
+          <w:rFonts w:hint="eastAsia"/>
+          <w:b/>
+          <w:sz w:val="22"/>
+        </w:rPr>
+        <w:t>)와 specular(</w:t>
+      </w:r>
+      <w:proofErr w:type="spellStart"/>
+      <w:r>
+        <w:rPr>
+          <w:b/>
+          <w:sz w:val="22"/>
+        </w:rPr>
+        <w:t>PrefilteredMap</w:t>
+      </w:r>
+      <w:proofErr w:type="spellEnd"/>
+      <w:r>
+        <w:rPr>
+          <w:rFonts w:hint="eastAsia"/>
+          <w:b/>
+          <w:sz w:val="22"/>
+        </w:rPr>
+        <w:t>)</w:t>
+      </w:r>
+      <w:proofErr w:type="spellStart"/>
+      <w:r>
+        <w:rPr>
+          <w:rFonts w:hint="eastAsia"/>
+          <w:b/>
+          <w:sz w:val="22"/>
+        </w:rPr>
+        <w:t>를</w:t>
+      </w:r>
+      <w:proofErr w:type="spellEnd"/>
+      <w:r>
+        <w:rPr>
+          <w:rFonts w:hint="eastAsia"/>
+          <w:b/>
+          <w:sz w:val="22"/>
+        </w:rPr>
+        <w:t xml:space="preserve"> 제작하였습니다.</w:t>
+      </w:r>
+    </w:p>
+    <w:p>
+      <w:pPr>
+        <w:jc w:val="left"/>
+        <w:rPr>
+          <w:b/>
+          <w:sz w:val="22"/>
+        </w:rPr>
+      </w:pPr>
+      <w:r>
+        <w:rPr>
+          <w:rFonts w:hint="eastAsia"/>
+          <w:b/>
+          <w:sz w:val="22"/>
+        </w:rPr>
+        <w:t>BRDF LUT는 따로 google에서 다운 받았습니다.</w:t>
+      </w:r>
+    </w:p>
+    <w:p>
+      <w:pPr>
+        <w:jc w:val="left"/>
+        <w:rPr>
+          <w:b/>
+          <w:sz w:val="22"/>
+        </w:rPr>
+      </w:pPr>
+      <w:r>
+        <w:rPr>
+          <w:b/>
+          <w:sz w:val="22"/>
+        </w:rPr>
+        <w:drawing>
+          <wp:inline distT="0" distB="0" distL="0" distR="0" wp14:anchorId="5EDD2841" wp14:editId="0631F774">
+            <wp:extent cx="6645910" cy="3959972"/>
+            <wp:effectExtent l="0" t="0" r="2540" b="2540"/>
+            <wp:docPr id="969231059" name="그림 1" descr="스크린샷, 그래픽 소프트웨어, 편집, 멀티미디어 소프트웨어이(가) 표시된 사진&#10;&#10;AI 생성 콘텐츠는 정확하지 않을 수 있습니다."/>
+            <wp:cNvGraphicFramePr>
+              <a:graphicFrameLocks xmlns:a="http://schemas.openxmlformats.org/drawingml/2006/main" noChangeAspect="1"/>
+            </wp:cNvGraphicFramePr>
+            <a:graphic xmlns:a="http://schemas.openxmlformats.org/drawingml/2006/main">
+              <a:graphicData uri="http://schemas.openxmlformats.org/drawingml/2006/picture">
+                <pic:pic xmlns:pic="http://schemas.openxmlformats.org/drawingml/2006/picture">
+                  <pic:nvPicPr>
+                    <pic:cNvPr id="969231059" name="그림 1" descr="스크린샷, 그래픽 소프트웨어, 편집, 멀티미디어 소프트웨어이(가) 표시된 사진&#10;&#10;AI 생성 콘텐츠는 정확하지 않을 수 있습니다."/>
+                    <pic:cNvPicPr/>
+                  </pic:nvPicPr>
+                  <pic:blipFill>
+                    <a:blip r:embed="rId14"/>
+                    <a:stretch>
+                      <a:fillRect/>
+                    </a:stretch>
+                  </pic:blipFill>
+                  <pic:spPr>
+                    <a:xfrm>
+                      <a:off x="0" y="0"/>
+                      <a:ext cx="6645910" cy="3959972"/>
+                    </a:xfrm>
+                    <a:prstGeom prst="rect">
+                      <a:avLst/>
+                    </a:prstGeom>
+                  </pic:spPr>
+                </pic:pic>
+              </a:graphicData>
+            </a:graphic>
+          </wp:inline>
+        </w:drawing>
+      </w:r>
+    </w:p>
+    <w:p>
+      <w:pPr>
+        <w:jc w:val="left"/>
+        <w:rPr>
+          <w:b/>
+          <w:sz w:val="22"/>
+        </w:rPr>
+      </w:pPr>
+      <w:r>
+        <w:rPr>
+          <w:b/>
+          <w:sz w:val="22"/>
+        </w:rPr>
+        <w:lastRenderedPageBreak/>
+        <w:drawing>
+          <wp:inline distT="0" distB="0" distL="0" distR="0" wp14:anchorId="03A1F084" wp14:editId="74C4BD0E">
+            <wp:extent cx="6645910" cy="3921125"/>
+            <wp:effectExtent l="0" t="0" r="2540" b="3175"/>
+            <wp:docPr id="2087872562" name="그림 1" descr="스크린샷, 멀티미디어 소프트웨어, 그래픽 소프트웨어, 편집이(가) 표시된 사진&#10;&#10;AI 생성 콘텐츠는 정확하지 않을 수 있습니다."/>
+            <wp:cNvGraphicFramePr>
+              <a:graphicFrameLocks xmlns:a="http://schemas.openxmlformats.org/drawingml/2006/main" noChangeAspect="1"/>
+            </wp:cNvGraphicFramePr>
+            <a:graphic xmlns:a="http://schemas.openxmlformats.org/drawingml/2006/main">
+              <a:graphicData uri="http://schemas.openxmlformats.org/drawingml/2006/picture">
+                <pic:pic xmlns:pic="http://schemas.openxmlformats.org/drawingml/2006/picture">
+                  <pic:nvPicPr>
+                    <pic:cNvPr id="2087872562" name="그림 1" descr="스크린샷, 멀티미디어 소프트웨어, 그래픽 소프트웨어, 편집이(가) 표시된 사진&#10;&#10;AI 생성 콘텐츠는 정확하지 않을 수 있습니다."/>
+                    <pic:cNvPicPr/>
+                  </pic:nvPicPr>
+                  <pic:blipFill>
+                    <a:blip r:embed="rId15"/>
+                    <a:stretch>
+                      <a:fillRect/>
+                    </a:stretch>
+                  </pic:blipFill>
+                  <pic:spPr>
+                    <a:xfrm>
+                      <a:off x="0" y="0"/>
+                      <a:ext cx="6645910" cy="3921125"/>
+                    </a:xfrm>
+                    <a:prstGeom prst="rect">
+                      <a:avLst/>
+                    </a:prstGeom>
+                  </pic:spPr>
+                </pic:pic>
+              </a:graphicData>
+            </a:graphic>
+          </wp:inline>
+        </w:drawing>
+      </w:r>
+    </w:p>
+    <w:p>
+      <w:pPr>
+        <w:jc w:val="left"/>
+        <w:rPr>
+          <w:rFonts w:hint="eastAsia"/>
+          <w:b/>
+          <w:sz w:val="22"/>
+        </w:rPr>
+      </w:pPr>
+      <w:r>
+        <w:rPr>
+          <w:b/>
+          <w:sz w:val="22"/>
+        </w:rPr>
+        <w:drawing>
+          <wp:inline distT="0" distB="0" distL="0" distR="0" wp14:anchorId="73C337DE" wp14:editId="54B5023D">
+            <wp:extent cx="3924300" cy="3935175"/>
+            <wp:effectExtent l="0" t="0" r="0" b="8255"/>
+            <wp:docPr id="1568034788" name="그림 1" descr="스크린샷, 다채로움, 레드, 블러이(가) 표시된 사진&#10;&#10;AI 생성 콘텐츠는 정확하지 않을 수 있습니다."/>
+            <wp:cNvGraphicFramePr>
+              <a:graphicFrameLocks xmlns:a="http://schemas.openxmlformats.org/drawingml/2006/main" noChangeAspect="1"/>
+            </wp:cNvGraphicFramePr>
+            <a:graphic xmlns:a="http://schemas.openxmlformats.org/drawingml/2006/main">
+              <a:graphicData uri="http://schemas.openxmlformats.org/drawingml/2006/picture">
+                <pic:pic xmlns:pic="http://schemas.openxmlformats.org/drawingml/2006/picture">
+                  <pic:nvPicPr>
+                    <pic:cNvPr id="1568034788" name="그림 1" descr="스크린샷, 다채로움, 레드, 블러이(가) 표시된 사진&#10;&#10;AI 생성 콘텐츠는 정확하지 않을 수 있습니다."/>
+                    <pic:cNvPicPr/>
+                  </pic:nvPicPr>
+                  <pic:blipFill>
+                    <a:blip r:embed="rId16"/>
+                    <a:stretch>
+                      <a:fillRect/>
+                    </a:stretch>
+                  </pic:blipFill>
+                  <pic:spPr>
+                    <a:xfrm flipH="1">
+                      <a:off x="0" y="0"/>
+                      <a:ext cx="3928311" cy="3939197"/>
+                    </a:xfrm>
+                    <a:prstGeom prst="rect">
+                      <a:avLst/>
+                    </a:prstGeom>
+                  </pic:spPr>
+                </pic:pic>
+              </a:graphicData>
+            </a:graphic>
+          </wp:inline>
+        </w:drawing>
+      </w:r>
+    </w:p>
+    <w:p>
+      <w:pPr>
+        <w:jc w:val="left"/>
+        <w:rPr>
+          <w:b/>
+          <w:sz w:val="22"/>
+        </w:rPr>
+      </w:pPr>
+    </w:p>
+    <w:p>
+      <w:pPr>
+        <w:jc w:val="left"/>
+        <w:rPr>
+          <w:b/>
+          <w:sz w:val="22"/>
+        </w:rPr>
+      </w:pPr>
+    </w:p>
+    <w:p>
+      <w:pPr>
+        <w:jc w:val="left"/>
+        <w:rPr>
+          <w:b/>
+          <w:sz w:val="22"/>
+        </w:rPr>
+      </w:pPr>
+    </w:p>
+    <w:p>
+      <w:pPr>
+        <w:jc w:val="left"/>
+        <w:rPr>
+          <w:b/>
+          <w:sz w:val="22"/>
+        </w:rPr>
+      </w:pPr>
+    </w:p>
+    <w:p>
+      <w:pPr>
+        <w:jc w:val="left"/>
+        <w:rPr>
+          <w:b/>
+          <w:sz w:val="22"/>
+        </w:rPr>
+      </w:pPr>
+      <w:proofErr w:type="gramStart"/>
+      <w:r>
+        <w:rPr>
+          <w:b/>
+          <w:sz w:val="22"/>
+        </w:rPr>
+        <w:lastRenderedPageBreak/>
+        <w:t>// t</w:t>
+      </w:r>
+      <w:proofErr w:type="gramEnd"/>
+      <w:r>
+        <w:rPr>
+          <w:b/>
+          <w:sz w:val="22"/>
+        </w:rPr>
+        <w:t xml:space="preserve">8: Irradiance Map - Diffuse IBL용 (사전 계산된 환경 </w:t>
+      </w:r>
+      <w:proofErr w:type="spellStart"/>
+      <w:r>
+        <w:rPr>
+          <w:b/>
+          <w:sz w:val="22"/>
+        </w:rPr>
+        <w:t>확산광</w:t>
+      </w:r>
+      <w:proofErr w:type="spellEnd"/>
+      <w:r>
+        <w:rPr>
+          <w:b/>
+          <w:sz w:val="22"/>
+        </w:rPr>
+        <w:t>)</w:t>
+      </w:r>
+    </w:p>
+    <w:p>
+      <w:pPr>
+        <w:jc w:val="left"/>
+        <w:rPr>
+          <w:b/>
+          <w:sz w:val="22"/>
+        </w:rPr>
+      </w:pPr>
+      <w:proofErr w:type="spellStart"/>
+      <w:r>
+        <w:rPr>
+          <w:b/>
+          <w:sz w:val="22"/>
+        </w:rPr>
+        <w:t>TextureCube</w:t>
+      </w:r>
+      <w:proofErr w:type="spellEnd"/>
+      <w:r>
+        <w:rPr>
+          <w:b/>
+          <w:sz w:val="22"/>
+        </w:rPr>
+        <w:t xml:space="preserve"> </w:t>
+      </w:r>
+      <w:proofErr w:type="spellStart"/>
+      <w:r>
+        <w:rPr>
+          <w:b/>
+          <w:sz w:val="22"/>
+        </w:rPr>
+        <w:t>g_</w:t>
+      </w:r>
+      <w:proofErr w:type="gramStart"/>
+      <w:r>
+        <w:rPr>
+          <w:b/>
+          <w:sz w:val="22"/>
+        </w:rPr>
+        <w:t>IrradianceMap</w:t>
+      </w:r>
+      <w:proofErr w:type="spellEnd"/>
+      <w:r>
+        <w:rPr>
+          <w:b/>
+          <w:sz w:val="22"/>
+        </w:rPr>
+        <w:t xml:space="preserve"> :</w:t>
+      </w:r>
+      <w:proofErr w:type="gramEnd"/>
+      <w:r>
+        <w:rPr>
+          <w:b/>
+          <w:sz w:val="22"/>
+        </w:rPr>
+        <w:t xml:space="preserve"> register(t8</w:t>
+      </w:r>
+      <w:proofErr w:type="gramStart"/>
+      <w:r>
+        <w:rPr>
+          <w:b/>
+          <w:sz w:val="22"/>
+        </w:rPr>
+        <w:t>);</w:t>
+      </w:r>
+      <w:proofErr w:type="gramEnd"/>
+    </w:p>
+    <w:p>
+      <w:pPr>
+        <w:jc w:val="left"/>
+        <w:rPr>
+          <w:b/>
+          <w:sz w:val="22"/>
+        </w:rPr>
+      </w:pPr>
+    </w:p>
+    <w:p>
+      <w:pPr>
+        <w:jc w:val="left"/>
+        <w:rPr>
+          <w:b/>
+          <w:sz w:val="22"/>
+        </w:rPr>
+      </w:pPr>
+      <w:proofErr w:type="gramStart"/>
+      <w:r>
+        <w:rPr>
+          <w:b/>
+          <w:sz w:val="22"/>
+        </w:rPr>
+        <w:t>// t</w:t>
+      </w:r>
+      <w:proofErr w:type="gramEnd"/>
+      <w:r>
+        <w:rPr>
+          <w:b/>
+          <w:sz w:val="22"/>
+        </w:rPr>
+        <w:t>9: Prefiltered Environment Map - Specular IBL용 (Mipmap으로 Roughness 표현)</w:t>
+      </w:r>
+    </w:p>
+    <w:p>
+      <w:pPr>
+        <w:jc w:val="left"/>
+        <w:rPr>
+          <w:b/>
+          <w:sz w:val="22"/>
+        </w:rPr>
+      </w:pPr>
+      <w:proofErr w:type="spellStart"/>
+      <w:r>
+        <w:rPr>
+          <w:b/>
+          <w:sz w:val="22"/>
+        </w:rPr>
+        <w:t>TextureCube</w:t>
+      </w:r>
+      <w:proofErr w:type="spellEnd"/>
+      <w:r>
+        <w:rPr>
+          <w:b/>
+          <w:sz w:val="22"/>
+        </w:rPr>
+        <w:t xml:space="preserve"> </w:t>
+      </w:r>
+      <w:proofErr w:type="spellStart"/>
+      <w:r>
+        <w:rPr>
+          <w:b/>
+          <w:sz w:val="22"/>
+        </w:rPr>
+        <w:t>g_</w:t>
+      </w:r>
+      <w:proofErr w:type="gramStart"/>
+      <w:r>
+        <w:rPr>
+          <w:b/>
+          <w:sz w:val="22"/>
+        </w:rPr>
+        <w:t>PrefilteredMap</w:t>
+      </w:r>
+      <w:proofErr w:type="spellEnd"/>
+      <w:r>
+        <w:rPr>
+          <w:b/>
+          <w:sz w:val="22"/>
+        </w:rPr>
+        <w:t xml:space="preserve"> :</w:t>
+      </w:r>
+      <w:proofErr w:type="gramEnd"/>
+      <w:r>
+        <w:rPr>
+          <w:b/>
+          <w:sz w:val="22"/>
+        </w:rPr>
+        <w:t xml:space="preserve"> register(t9</w:t>
+      </w:r>
+      <w:proofErr w:type="gramStart"/>
+      <w:r>
+        <w:rPr>
+          <w:b/>
+          <w:sz w:val="22"/>
+        </w:rPr>
+        <w:t>);</w:t>
+      </w:r>
+      <w:proofErr w:type="gramEnd"/>
+    </w:p>
+    <w:p>
+      <w:pPr>
+        <w:jc w:val="left"/>
+        <w:rPr>
+          <w:b/>
+          <w:sz w:val="22"/>
+        </w:rPr>
+      </w:pPr>
+    </w:p>
+    <w:p>
+      <w:pPr>
+        <w:jc w:val="left"/>
+        <w:rPr>
+          <w:b/>
+          <w:sz w:val="22"/>
+        </w:rPr>
+      </w:pPr>
+      <w:proofErr w:type="gramStart"/>
+      <w:r>
+        <w:rPr>
+          <w:b/>
+          <w:sz w:val="22"/>
+        </w:rPr>
+        <w:t>// t</w:t>
+      </w:r>
+      <w:proofErr w:type="gramEnd"/>
+      <w:r>
+        <w:rPr>
+          <w:b/>
+          <w:sz w:val="22"/>
+        </w:rPr>
+        <w:t>10: BRDF LUT - Split-Sum Approximation용 (</w:t>
+      </w:r>
+      <w:proofErr w:type="spellStart"/>
+      <w:r>
+        <w:rPr>
+          <w:b/>
+          <w:sz w:val="22"/>
+        </w:rPr>
+        <w:t>NdotV</w:t>
+      </w:r>
+      <w:proofErr w:type="spellEnd"/>
+      <w:r>
+        <w:rPr>
+          <w:b/>
+          <w:sz w:val="22"/>
+        </w:rPr>
+        <w:t>, Roughness -&gt; scale, bias)</w:t>
+      </w:r>
+    </w:p>
+    <w:p>
+      <w:pPr>
+        <w:jc w:val="left"/>
+        <w:rPr>
+          <w:b/>
+          <w:sz w:val="22"/>
+        </w:rPr>
+      </w:pPr>
+      <w:r>
+        <w:rPr>
+          <w:b/>
+          <w:sz w:val="22"/>
+        </w:rPr>
+        <w:t xml:space="preserve">Texture2D </w:t>
+      </w:r>
+      <w:proofErr w:type="spellStart"/>
+      <w:r>
+        <w:rPr>
+          <w:b/>
+          <w:sz w:val="22"/>
+        </w:rPr>
+        <w:t>g_</w:t>
+      </w:r>
+      <w:proofErr w:type="gramStart"/>
+      <w:r>
+        <w:rPr>
+          <w:b/>
+          <w:sz w:val="22"/>
+        </w:rPr>
+        <w:t>BrdfLut</w:t>
+      </w:r>
+      <w:proofErr w:type="spellEnd"/>
+      <w:r>
+        <w:rPr>
+          <w:b/>
+          <w:sz w:val="22"/>
+        </w:rPr>
+        <w:t xml:space="preserve"> :</w:t>
+      </w:r>
+      <w:proofErr w:type="gramEnd"/>
+      <w:r>
+        <w:rPr>
+          <w:b/>
+          <w:sz w:val="22"/>
+        </w:rPr>
+        <w:t xml:space="preserve"> register(t10</w:t>
+      </w:r>
+      <w:proofErr w:type="gramStart"/>
+      <w:r>
+        <w:rPr>
+          <w:b/>
+          <w:sz w:val="22"/>
+        </w:rPr>
+        <w:t>);</w:t>
+      </w:r>
+      <w:proofErr w:type="gramEnd"/>
+    </w:p>
+    <w:p>
+      <w:pPr>
+        <w:jc w:val="left"/>
+        <w:rPr>
+          <w:b/>
+          <w:sz w:val="22"/>
+        </w:rPr>
+      </w:pPr>
+    </w:p>
+    <w:p>
+      <w:pPr>
+        <w:jc w:val="left"/>
+        <w:rPr>
+          <w:rFonts w:hint="eastAsia"/>
+          <w:b/>
+          <w:sz w:val="22"/>
+        </w:rPr>
+      </w:pPr>
+      <w:proofErr w:type="gramStart"/>
+      <w:r>
+        <w:rPr>
+          <w:b/>
+          <w:sz w:val="22"/>
+        </w:rPr>
+        <w:t xml:space="preserve">// </w:t>
+      </w:r>
+      <w:proofErr w:type="spellStart"/>
+      <w:r>
+        <w:rPr>
+          <w:b/>
+          <w:sz w:val="22"/>
+        </w:rPr>
+        <w:t>IBL.hlsl</w:t>
+      </w:r>
+      <w:proofErr w:type="spellEnd"/>
+      <w:r>
+        <w:rPr>
+          <w:b/>
+          <w:sz w:val="22"/>
+        </w:rPr>
+        <w:t>은</w:t>
+      </w:r>
+      <w:proofErr w:type="gramEnd"/>
+      <w:r>
+        <w:rPr>
+          <w:b/>
+          <w:sz w:val="22"/>
+        </w:rPr>
+        <w:t xml:space="preserve"> </w:t>
+      </w:r>
+      <w:proofErr w:type="spellStart"/>
+      <w:r>
+        <w:rPr>
+          <w:b/>
+          <w:sz w:val="22"/>
+        </w:rPr>
+        <w:t>Gltf_Shader.hlsl</w:t>
+      </w:r>
+      <w:proofErr w:type="spellEnd"/>
+      <w:r>
+        <w:rPr>
+          <w:b/>
+          <w:sz w:val="22"/>
+        </w:rPr>
+        <w:t>에 include되므로 자동으로 사용 가능</w:t>
+      </w:r>
+    </w:p>
+    <w:p>
+      <w:pPr>
+        <w:jc w:val="left"/>
+        <w:rPr>
+          <w:b/>
+          <w:sz w:val="22"/>
+        </w:rPr>
+      </w:pPr>
+      <w:r>
+        <w:rPr>
+          <w:b/>
+          <w:sz w:val="22"/>
+        </w:rPr>
+        <w:t xml:space="preserve">float3 </w:t>
+      </w:r>
+      <w:proofErr w:type="spellStart"/>
+      <w:proofErr w:type="gramStart"/>
+      <w:r>
+        <w:rPr>
+          <w:b/>
+          <w:sz w:val="22"/>
+        </w:rPr>
+        <w:t>CalculateDiffuseIBL</w:t>
+      </w:r>
+      <w:proofErr w:type="spellEnd"/>
+      <w:r>
+        <w:rPr>
+          <w:b/>
+          <w:sz w:val="22"/>
+        </w:rPr>
+        <w:t>(</w:t>
+      </w:r>
+      <w:proofErr w:type="gramEnd"/>
+      <w:r>
+        <w:rPr>
+          <w:b/>
+          <w:sz w:val="22"/>
+        </w:rPr>
+        <w:t>float3 N, float3 albedo, float metallic)</w:t>
+      </w:r>
+    </w:p>
+    <w:p>
+      <w:pPr>
+        <w:jc w:val="left"/>
+        <w:rPr>
+          <w:b/>
+          <w:sz w:val="22"/>
+        </w:rPr>
+      </w:pPr>
+      <w:r>
+        <w:rPr>
+          <w:b/>
+          <w:sz w:val="22"/>
+        </w:rPr>
+        <w:t>{</w:t>
+      </w:r>
+    </w:p>
+    <w:p>
+      <w:pPr>
+        <w:jc w:val="left"/>
+        <w:rPr>
+          <w:b/>
+          <w:sz w:val="22"/>
+        </w:rPr>
+      </w:pPr>
+      <w:r>
+        <w:rPr>
+          <w:b/>
+          <w:sz w:val="22"/>
+        </w:rPr>
+        <w:t xml:space="preserve">        </w:t>
+      </w:r>
+      <w:proofErr w:type="gramStart"/>
+      <w:r>
+        <w:rPr>
+          <w:b/>
+          <w:sz w:val="22"/>
+        </w:rPr>
+        <w:t>// 1</w:t>
+      </w:r>
+      <w:proofErr w:type="gramEnd"/>
+      <w:r>
+        <w:rPr>
+          <w:b/>
+          <w:sz w:val="22"/>
+        </w:rPr>
+        <w:t>. F0 계산 (표면 반사율)</w:t>
+      </w:r>
+    </w:p>
+    <w:p>
+      <w:pPr>
+        <w:jc w:val="left"/>
+        <w:rPr>
+          <w:b/>
+          <w:sz w:val="22"/>
+        </w:rPr>
+      </w:pPr>
+      <w:r>
+        <w:rPr>
+          <w:b/>
+          <w:sz w:val="22"/>
+        </w:rPr>
+        <w:t xml:space="preserve">    float3 F0 = </w:t>
+      </w:r>
+      <w:proofErr w:type="gramStart"/>
+      <w:r>
+        <w:rPr>
+          <w:b/>
+          <w:sz w:val="22"/>
+        </w:rPr>
+        <w:t>lerp(</w:t>
+      </w:r>
+      <w:proofErr w:type="gramEnd"/>
+      <w:r>
+        <w:rPr>
+          <w:b/>
+          <w:sz w:val="22"/>
+        </w:rPr>
+        <w:t>float3(0.04, 0.04, 0.04), albedo, metallic</w:t>
+      </w:r>
+      <w:proofErr w:type="gramStart"/>
+      <w:r>
+        <w:rPr>
+          <w:b/>
+          <w:sz w:val="22"/>
+        </w:rPr>
+        <w:t>);</w:t>
+      </w:r>
+      <w:proofErr w:type="gramEnd"/>
+    </w:p>
+    <w:p>
+      <w:pPr>
+        <w:jc w:val="left"/>
+        <w:rPr>
+          <w:b/>
+          <w:sz w:val="22"/>
+        </w:rPr>
+      </w:pPr>
+    </w:p>
+    <w:p>
+      <w:pPr>
+        <w:jc w:val="left"/>
+        <w:rPr>
+          <w:b/>
+          <w:sz w:val="22"/>
+        </w:rPr>
+      </w:pPr>
+      <w:r>
+        <w:rPr>
+          <w:b/>
+          <w:sz w:val="22"/>
+        </w:rPr>
+        <w:t xml:space="preserve">        </w:t>
+      </w:r>
+      <w:proofErr w:type="gramStart"/>
+      <w:r>
+        <w:rPr>
+          <w:b/>
+          <w:sz w:val="22"/>
+        </w:rPr>
+        <w:t>// 2</w:t>
+      </w:r>
+      <w:proofErr w:type="gramEnd"/>
+      <w:r>
+        <w:rPr>
+          <w:b/>
+          <w:sz w:val="22"/>
+        </w:rPr>
+        <w:t xml:space="preserve">. </w:t>
+      </w:r>
+      <w:proofErr w:type="spellStart"/>
+      <w:r>
+        <w:rPr>
+          <w:b/>
+          <w:sz w:val="22"/>
+        </w:rPr>
+        <w:t>kD</w:t>
+      </w:r>
+      <w:proofErr w:type="spellEnd"/>
+      <w:r>
+        <w:rPr>
+          <w:b/>
+          <w:sz w:val="22"/>
+        </w:rPr>
+        <w:t xml:space="preserve"> 계산 (Diffuse 강도)</w:t>
+      </w:r>
+    </w:p>
+    <w:p>
+      <w:pPr>
+        <w:jc w:val="left"/>
+        <w:rPr>
+          <w:b/>
+          <w:sz w:val="22"/>
+        </w:rPr>
+      </w:pPr>
+      <w:r>
+        <w:rPr>
+          <w:b/>
+          <w:sz w:val="22"/>
+        </w:rPr>
+        <w:t xml:space="preserve">    float3 </w:t>
+      </w:r>
+      <w:proofErr w:type="spellStart"/>
+      <w:r>
+        <w:rPr>
+          <w:b/>
+          <w:sz w:val="22"/>
+        </w:rPr>
+        <w:t>kD</w:t>
+      </w:r>
+      <w:proofErr w:type="spellEnd"/>
+      <w:r>
+        <w:rPr>
+          <w:b/>
+          <w:sz w:val="22"/>
+        </w:rPr>
+        <w:t xml:space="preserve"> = (1.0 - F0) * (1.0 - metallic</w:t>
+      </w:r>
+      <w:proofErr w:type="gramStart"/>
+      <w:r>
+        <w:rPr>
+          <w:b/>
+          <w:sz w:val="22"/>
+        </w:rPr>
+        <w:t>);</w:t>
+      </w:r>
+      <w:proofErr w:type="gramEnd"/>
+    </w:p>
+    <w:p>
+      <w:pPr>
+        <w:jc w:val="left"/>
+        <w:rPr>
+          <w:b/>
+          <w:sz w:val="22"/>
+        </w:rPr>
+      </w:pPr>
+    </w:p>
+    <w:p>
+      <w:pPr>
+        <w:jc w:val="left"/>
+        <w:rPr>
+          <w:b/>
+          <w:sz w:val="22"/>
+        </w:rPr>
+      </w:pPr>
+      <w:r>
+        <w:rPr>
+          <w:b/>
+          <w:sz w:val="22"/>
+        </w:rPr>
+        <w:t xml:space="preserve">        </w:t>
+      </w:r>
+      <w:proofErr w:type="gramStart"/>
+      <w:r>
+        <w:rPr>
+          <w:b/>
+          <w:sz w:val="22"/>
+        </w:rPr>
+        <w:t>// 3</w:t>
+      </w:r>
+      <w:proofErr w:type="gramEnd"/>
+      <w:r>
+        <w:rPr>
+          <w:b/>
+          <w:sz w:val="22"/>
+        </w:rPr>
+        <w:t>. Irradiance Map 샘플링</w:t>
+      </w:r>
+    </w:p>
+    <w:p>
+      <w:pPr>
+        <w:jc w:val="left"/>
+        <w:rPr>
+          <w:b/>
+          <w:sz w:val="22"/>
+        </w:rPr>
+      </w:pPr>
+      <w:r>
+        <w:rPr>
+          <w:b/>
+          <w:sz w:val="22"/>
+        </w:rPr>
+        <w:t xml:space="preserve">    float3 irradiance = </w:t>
+      </w:r>
+      <w:proofErr w:type="spellStart"/>
+      <w:r>
+        <w:rPr>
+          <w:b/>
+          <w:sz w:val="22"/>
+        </w:rPr>
+        <w:t>g_IrradianceMap.Sample</w:t>
+      </w:r>
+      <w:proofErr w:type="spellEnd"/>
+      <w:r>
+        <w:rPr>
+          <w:b/>
+          <w:sz w:val="22"/>
+        </w:rPr>
+        <w:t>(</w:t>
+      </w:r>
+      <w:proofErr w:type="spellStart"/>
+      <w:r>
+        <w:rPr>
+          <w:b/>
+          <w:sz w:val="22"/>
+        </w:rPr>
+        <w:t>g_samLinear</w:t>
+      </w:r>
+      <w:proofErr w:type="spellEnd"/>
+      <w:r>
+        <w:rPr>
+          <w:b/>
+          <w:sz w:val="22"/>
+        </w:rPr>
+        <w:t>, N</w:t>
+      </w:r>
+      <w:proofErr w:type="gramStart"/>
+      <w:r>
+        <w:rPr>
+          <w:b/>
+          <w:sz w:val="22"/>
+        </w:rPr>
+        <w:t>).</w:t>
+      </w:r>
+      <w:proofErr w:type="spellStart"/>
+      <w:r>
+        <w:rPr>
+          <w:b/>
+          <w:sz w:val="22"/>
+        </w:rPr>
+        <w:t>rgb</w:t>
+      </w:r>
+      <w:proofErr w:type="spellEnd"/>
+      <w:proofErr w:type="gramEnd"/>
+      <w:r>
+        <w:rPr>
+          <w:b/>
+          <w:sz w:val="22"/>
+        </w:rPr>
+        <w:t>;</w:t>
+      </w:r>
+    </w:p>
+    <w:p>
+      <w:pPr>
+        <w:jc w:val="left"/>
+        <w:rPr>
+          <w:b/>
+          <w:sz w:val="22"/>
+        </w:rPr>
+      </w:pPr>
+    </w:p>
+    <w:p>
+      <w:pPr>
+        <w:jc w:val="left"/>
+        <w:rPr>
+          <w:rFonts w:hint="eastAsia"/>
+          <w:b/>
+          <w:sz w:val="22"/>
+        </w:rPr>
+      </w:pPr>
+      <w:r>
+        <w:rPr>
+          <w:b/>
+          <w:sz w:val="22"/>
+        </w:rPr>
+        <w:t xml:space="preserve">        </w:t>
+      </w:r>
+      <w:proofErr w:type="gramStart"/>
+      <w:r>
+        <w:rPr>
+          <w:b/>
+          <w:sz w:val="22"/>
+        </w:rPr>
+        <w:t>// HDR</w:t>
+      </w:r>
+      <w:proofErr w:type="gramEnd"/>
+      <w:r>
+        <w:rPr>
+          <w:b/>
+          <w:sz w:val="22"/>
+        </w:rPr>
+        <w:t xml:space="preserve"> 텍스처 </w:t>
+      </w:r>
+      <w:r>
+        <w:rPr>
+          <w:rFonts w:hint="eastAsia"/>
+          <w:b/>
+          <w:sz w:val="22"/>
+        </w:rPr>
+        <w:t>스케일링 &lt;- 그대로 쓰니 너무 밝게 적용됨</w:t>
+      </w:r>
+    </w:p>
+    <w:p>
+      <w:pPr>
+        <w:jc w:val="left"/>
+        <w:rPr>
+          <w:b/>
+          <w:sz w:val="22"/>
+        </w:rPr>
+      </w:pPr>
+      <w:r>
+        <w:rPr>
+          <w:b/>
+          <w:sz w:val="22"/>
+        </w:rPr>
+        <w:t xml:space="preserve">    irradiance *= </w:t>
+      </w:r>
+      <w:proofErr w:type="gramStart"/>
+      <w:r>
+        <w:rPr>
+          <w:b/>
+          <w:sz w:val="22"/>
+        </w:rPr>
+        <w:t>0.001;</w:t>
+      </w:r>
+      <w:proofErr w:type="gramEnd"/>
+      <w:r>
+        <w:rPr>
+          <w:b/>
+          <w:sz w:val="22"/>
+        </w:rPr>
+        <w:t xml:space="preserve"> </w:t>
+      </w:r>
+    </w:p>
+    <w:p>
+      <w:pPr>
+        <w:jc w:val="left"/>
+        <w:rPr>
+          <w:b/>
+          <w:sz w:val="22"/>
+        </w:rPr>
+      </w:pPr>
+      <w:r>
+        <w:rPr>
+          <w:b/>
+          <w:sz w:val="22"/>
+        </w:rPr>
+        <w:t xml:space="preserve">     </w:t>
+      </w:r>
+      <w:proofErr w:type="gramStart"/>
+      <w:r>
+        <w:rPr>
+          <w:b/>
+          <w:sz w:val="22"/>
+        </w:rPr>
+        <w:t>// 최소</w:t>
+      </w:r>
+      <w:proofErr w:type="gramEnd"/>
+      <w:r>
+        <w:rPr>
+          <w:b/>
+          <w:sz w:val="22"/>
+        </w:rPr>
+        <w:t xml:space="preserve"> </w:t>
+      </w:r>
+      <w:proofErr w:type="spellStart"/>
+      <w:r>
+        <w:rPr>
+          <w:b/>
+          <w:sz w:val="22"/>
+        </w:rPr>
+        <w:t>환경광</w:t>
+      </w:r>
+      <w:proofErr w:type="spellEnd"/>
+      <w:r>
+        <w:rPr>
+          <w:b/>
+          <w:sz w:val="22"/>
+        </w:rPr>
+        <w:t xml:space="preserve"> 추가 </w:t>
+      </w:r>
+      <w:r>
+        <w:rPr>
+          <w:rFonts w:hint="eastAsia"/>
+          <w:b/>
+          <w:sz w:val="22"/>
+        </w:rPr>
+        <w:t xml:space="preserve">&lt;- </w:t>
+      </w:r>
+      <w:r>
+        <w:rPr>
+          <w:rFonts w:hint="eastAsia"/>
+          <w:b/>
+          <w:sz w:val="22"/>
+        </w:rPr>
+        <w:t xml:space="preserve">빛이 </w:t>
+      </w:r>
+      <w:proofErr w:type="spellStart"/>
+      <w:r>
+        <w:rPr>
+          <w:rFonts w:hint="eastAsia"/>
+          <w:b/>
+          <w:sz w:val="22"/>
+        </w:rPr>
+        <w:t>안받는</w:t>
+      </w:r>
+      <w:proofErr w:type="spellEnd"/>
+      <w:r>
+        <w:rPr>
+          <w:rFonts w:hint="eastAsia"/>
+          <w:b/>
+          <w:sz w:val="22"/>
+        </w:rPr>
+        <w:t xml:space="preserve"> 면은 아예 검은색으로 나오는 경우가 있기에</w:t>
+      </w:r>
+    </w:p>
+    <w:p>
+      <w:pPr>
+        <w:jc w:val="left"/>
+        <w:rPr>
+          <w:b/>
+          <w:sz w:val="22"/>
+        </w:rPr>
+      </w:pPr>
+      <w:r>
+        <w:rPr>
+          <w:b/>
+          <w:sz w:val="22"/>
+        </w:rPr>
+        <w:t xml:space="preserve">    float3 </w:t>
+      </w:r>
+      <w:proofErr w:type="spellStart"/>
+      <w:r>
+        <w:rPr>
+          <w:b/>
+          <w:sz w:val="22"/>
+        </w:rPr>
+        <w:t>minAmbient</w:t>
+      </w:r>
+      <w:proofErr w:type="spellEnd"/>
+      <w:r>
+        <w:rPr>
+          <w:b/>
+          <w:sz w:val="22"/>
+        </w:rPr>
+        <w:t xml:space="preserve"> = float3(0.02, 0.02, 0.02</w:t>
+      </w:r>
+      <w:proofErr w:type="gramStart"/>
+      <w:r>
+        <w:rPr>
+          <w:b/>
+          <w:sz w:val="22"/>
+        </w:rPr>
+        <w:t>);</w:t>
+      </w:r>
+      <w:proofErr w:type="gramEnd"/>
+    </w:p>
+    <w:p>
+      <w:pPr>
+        <w:jc w:val="left"/>
+        <w:rPr>
+          <w:b/>
+          <w:sz w:val="22"/>
+        </w:rPr>
+      </w:pPr>
+      <w:r>
+        <w:rPr>
+          <w:b/>
+          <w:sz w:val="22"/>
+        </w:rPr>
+        <w:t xml:space="preserve">    irradiance = </w:t>
+      </w:r>
+      <w:proofErr w:type="gramStart"/>
+      <w:r>
+        <w:rPr>
+          <w:b/>
+          <w:sz w:val="22"/>
+        </w:rPr>
+        <w:t>max(</w:t>
+      </w:r>
+      <w:proofErr w:type="gramEnd"/>
+      <w:r>
+        <w:rPr>
+          <w:b/>
+          <w:sz w:val="22"/>
+        </w:rPr>
+        <w:t xml:space="preserve">irradiance, </w:t>
+      </w:r>
+      <w:proofErr w:type="spellStart"/>
+      <w:r>
+        <w:rPr>
+          <w:b/>
+          <w:sz w:val="22"/>
+        </w:rPr>
+        <w:t>minAmbient</w:t>
+      </w:r>
+      <w:proofErr w:type="spellEnd"/>
+      <w:proofErr w:type="gramStart"/>
+      <w:r>
+        <w:rPr>
+          <w:b/>
+          <w:sz w:val="22"/>
+        </w:rPr>
+        <w:t>);</w:t>
+      </w:r>
+      <w:proofErr w:type="gramEnd"/>
+    </w:p>
+    <w:p>
+      <w:pPr>
+        <w:jc w:val="left"/>
+        <w:rPr>
+          <w:b/>
+          <w:sz w:val="22"/>
+        </w:rPr>
+      </w:pPr>
+      <w:r>
+        <w:rPr>
+          <w:b/>
+          <w:sz w:val="22"/>
+        </w:rPr>
+        <w:t xml:space="preserve">        </w:t>
+      </w:r>
+      <w:proofErr w:type="gramStart"/>
+      <w:r>
+        <w:rPr>
+          <w:b/>
+          <w:sz w:val="22"/>
+        </w:rPr>
+        <w:t>// 4</w:t>
+      </w:r>
+      <w:proofErr w:type="gramEnd"/>
+      <w:r>
+        <w:rPr>
+          <w:b/>
+          <w:sz w:val="22"/>
+        </w:rPr>
+        <w:t>. Lambertian Diffuse BRDF 계산</w:t>
+      </w:r>
+    </w:p>
+    <w:p>
+      <w:pPr>
+        <w:jc w:val="left"/>
+        <w:rPr>
+          <w:b/>
+          <w:sz w:val="22"/>
+        </w:rPr>
+      </w:pPr>
+      <w:r>
+        <w:rPr>
+          <w:b/>
+          <w:sz w:val="22"/>
+        </w:rPr>
+        <w:lastRenderedPageBreak/>
+        <w:t xml:space="preserve">    return </w:t>
+      </w:r>
+      <w:proofErr w:type="spellStart"/>
+      <w:r>
+        <w:rPr>
+          <w:b/>
+          <w:sz w:val="22"/>
+        </w:rPr>
+        <w:t>kD</w:t>
+      </w:r>
+      <w:proofErr w:type="spellEnd"/>
+      <w:r>
+        <w:rPr>
+          <w:b/>
+          <w:sz w:val="22"/>
+        </w:rPr>
+        <w:t xml:space="preserve"> * albedo * </w:t>
+      </w:r>
+      <w:proofErr w:type="gramStart"/>
+      <w:r>
+        <w:rPr>
+          <w:b/>
+          <w:sz w:val="22"/>
+        </w:rPr>
+        <w:t>irradiance;</w:t>
+      </w:r>
+      <w:proofErr w:type="gramEnd"/>
+    </w:p>
+    <w:p>
+      <w:pPr>
+        <w:jc w:val="left"/>
+        <w:rPr>
+          <w:b/>
+          <w:sz w:val="22"/>
+        </w:rPr>
+      </w:pPr>
+      <w:r>
+        <w:rPr>
+          <w:b/>
+          <w:sz w:val="22"/>
+        </w:rPr>
+        <w:t>}</w:t>
+      </w:r>
+    </w:p>
+    <w:p>
+      <w:pPr>
+        <w:jc w:val="left"/>
+        <w:rPr>
+          <w:b/>
+          <w:sz w:val="22"/>
+        </w:rPr>
+      </w:pPr>
+    </w:p>
+    <w:p>
+      <w:pPr>
+        <w:jc w:val="left"/>
+        <w:rPr>
+          <w:b/>
+          <w:sz w:val="22"/>
+        </w:rPr>
+      </w:pPr>
+      <w:r>
+        <w:rPr>
+          <w:b/>
+          <w:sz w:val="22"/>
+        </w:rPr>
+        <w:t xml:space="preserve">float3 </w:t>
+      </w:r>
+      <w:proofErr w:type="spellStart"/>
+      <w:proofErr w:type="gramStart"/>
+      <w:r>
+        <w:rPr>
+          <w:b/>
+          <w:sz w:val="22"/>
+        </w:rPr>
+        <w:t>CalculateSpecularIBL</w:t>
+      </w:r>
+      <w:proofErr w:type="spellEnd"/>
+      <w:r>
+        <w:rPr>
+          <w:b/>
+          <w:sz w:val="22"/>
+        </w:rPr>
+        <w:t>(</w:t>
+      </w:r>
+      <w:proofErr w:type="gramEnd"/>
+      <w:r>
+        <w:rPr>
+          <w:b/>
+          <w:sz w:val="22"/>
+        </w:rPr>
+        <w:t>float3 N, float3 V, float3 albedo, float metallic, float roughness)</w:t>
+      </w:r>
+    </w:p>
+    <w:p>
+      <w:pPr>
+        <w:jc w:val="left"/>
+        <w:rPr>
+          <w:b/>
+          <w:sz w:val="22"/>
+        </w:rPr>
+      </w:pPr>
+      <w:r>
+        <w:rPr>
+          <w:b/>
+          <w:sz w:val="22"/>
+        </w:rPr>
+        <w:t>{</w:t>
+      </w:r>
+    </w:p>
+    <w:p>
+      <w:pPr>
+        <w:jc w:val="left"/>
+        <w:rPr>
+          <w:b/>
+          <w:sz w:val="22"/>
+        </w:rPr>
+      </w:pPr>
+      <w:r>
+        <w:rPr>
+          <w:b/>
+          <w:sz w:val="22"/>
+        </w:rPr>
+        <w:t xml:space="preserve">        </w:t>
+      </w:r>
+      <w:proofErr w:type="gramStart"/>
+      <w:r>
+        <w:rPr>
+          <w:b/>
+          <w:sz w:val="22"/>
+        </w:rPr>
+        <w:t>// 1</w:t>
+      </w:r>
+      <w:proofErr w:type="gramEnd"/>
+      <w:r>
+        <w:rPr>
+          <w:b/>
+          <w:sz w:val="22"/>
+        </w:rPr>
+        <w:t>. 반사 벡터 계산</w:t>
+      </w:r>
+    </w:p>
+    <w:p>
+      <w:pPr>
+        <w:jc w:val="left"/>
+        <w:rPr>
+          <w:b/>
+          <w:sz w:val="22"/>
+        </w:rPr>
+      </w:pPr>
+      <w:r>
+        <w:rPr>
+          <w:b/>
+          <w:sz w:val="22"/>
+        </w:rPr>
+        <w:t xml:space="preserve">    float3 R = </w:t>
+      </w:r>
+      <w:proofErr w:type="gramStart"/>
+      <w:r>
+        <w:rPr>
+          <w:b/>
+          <w:sz w:val="22"/>
+        </w:rPr>
+        <w:t>reflect(</w:t>
+      </w:r>
+      <w:proofErr w:type="gramEnd"/>
+      <w:r>
+        <w:rPr>
+          <w:b/>
+          <w:sz w:val="22"/>
+        </w:rPr>
+        <w:t>-V, N</w:t>
+      </w:r>
+      <w:proofErr w:type="gramStart"/>
+      <w:r>
+        <w:rPr>
+          <w:b/>
+          <w:sz w:val="22"/>
+        </w:rPr>
+        <w:t>);</w:t>
+      </w:r>
+      <w:proofErr w:type="gramEnd"/>
+    </w:p>
+    <w:p>
+      <w:pPr>
+        <w:jc w:val="left"/>
+        <w:rPr>
+          <w:b/>
+          <w:sz w:val="22"/>
+        </w:rPr>
+      </w:pPr>
+    </w:p>
+    <w:p>
+      <w:pPr>
+        <w:jc w:val="left"/>
+        <w:rPr>
+          <w:b/>
+          <w:sz w:val="22"/>
+        </w:rPr>
+      </w:pPr>
+      <w:r>
+        <w:rPr>
+          <w:b/>
+          <w:sz w:val="22"/>
+        </w:rPr>
+        <w:t xml:space="preserve">        </w:t>
+      </w:r>
+      <w:proofErr w:type="gramStart"/>
+      <w:r>
+        <w:rPr>
+          <w:b/>
+          <w:sz w:val="22"/>
+        </w:rPr>
+        <w:t>// 2</w:t>
+      </w:r>
+      <w:proofErr w:type="gramEnd"/>
+      <w:r>
+        <w:rPr>
+          <w:b/>
+          <w:sz w:val="22"/>
+        </w:rPr>
+        <w:t xml:space="preserve">. </w:t>
+      </w:r>
+      <w:proofErr w:type="spellStart"/>
+      <w:r>
+        <w:rPr>
+          <w:b/>
+          <w:sz w:val="22"/>
+        </w:rPr>
+        <w:t>NdotV</w:t>
+      </w:r>
+      <w:proofErr w:type="spellEnd"/>
+      <w:r>
+        <w:rPr>
+          <w:b/>
+          <w:sz w:val="22"/>
+        </w:rPr>
+        <w:t xml:space="preserve"> 계산</w:t>
+      </w:r>
+    </w:p>
+    <w:p>
+      <w:pPr>
+        <w:jc w:val="left"/>
+        <w:rPr>
+          <w:b/>
+          <w:sz w:val="22"/>
+        </w:rPr>
+      </w:pPr>
+      <w:r>
+        <w:rPr>
+          <w:b/>
+          <w:sz w:val="22"/>
+        </w:rPr>
+        <w:t xml:space="preserve">    float </w:t>
+      </w:r>
+      <w:proofErr w:type="spellStart"/>
+      <w:r>
+        <w:rPr>
+          <w:b/>
+          <w:sz w:val="22"/>
+        </w:rPr>
+        <w:t>NdotV</w:t>
+      </w:r>
+      <w:proofErr w:type="spellEnd"/>
+      <w:r>
+        <w:rPr>
+          <w:b/>
+          <w:sz w:val="22"/>
+        </w:rPr>
+        <w:t xml:space="preserve"> = </w:t>
+      </w:r>
+      <w:proofErr w:type="gramStart"/>
+      <w:r>
+        <w:rPr>
+          <w:b/>
+          <w:sz w:val="22"/>
+        </w:rPr>
+        <w:t>saturate(dot(</w:t>
+      </w:r>
+      <w:proofErr w:type="gramEnd"/>
+      <w:r>
+        <w:rPr>
+          <w:b/>
+          <w:sz w:val="22"/>
+        </w:rPr>
+        <w:t>N, V)</w:t>
+      </w:r>
+      <w:proofErr w:type="gramStart"/>
+      <w:r>
+        <w:rPr>
+          <w:b/>
+          <w:sz w:val="22"/>
+        </w:rPr>
+        <w:t>);</w:t>
+      </w:r>
+      <w:proofErr w:type="gramEnd"/>
+    </w:p>
+    <w:p>
+      <w:pPr>
+        <w:jc w:val="left"/>
+        <w:rPr>
+          <w:b/>
+          <w:sz w:val="22"/>
+        </w:rPr>
+      </w:pPr>
+    </w:p>
+    <w:p>
+      <w:pPr>
+        <w:jc w:val="left"/>
+        <w:rPr>
+          <w:b/>
+          <w:sz w:val="22"/>
+        </w:rPr>
+      </w:pPr>
+      <w:r>
+        <w:rPr>
+          <w:b/>
+          <w:sz w:val="22"/>
+        </w:rPr>
+        <w:t xml:space="preserve">        </w:t>
+      </w:r>
+      <w:proofErr w:type="gramStart"/>
+      <w:r>
+        <w:rPr>
+          <w:b/>
+          <w:sz w:val="22"/>
+        </w:rPr>
+        <w:t>// 3</w:t>
+      </w:r>
+      <w:proofErr w:type="gramEnd"/>
+      <w:r>
+        <w:rPr>
+          <w:b/>
+          <w:sz w:val="22"/>
+        </w:rPr>
+        <w:t>. Prefiltered Environment Map LOD 선택</w:t>
+      </w:r>
+    </w:p>
+    <w:p>
+      <w:pPr>
+        <w:jc w:val="left"/>
+        <w:rPr>
+          <w:b/>
+          <w:sz w:val="22"/>
+        </w:rPr>
+      </w:pPr>
+      <w:r>
+        <w:rPr>
+          <w:b/>
+          <w:sz w:val="22"/>
+        </w:rPr>
+        <w:t xml:space="preserve">    float </w:t>
+      </w:r>
+      <w:proofErr w:type="spellStart"/>
+      <w:r>
+        <w:rPr>
+          <w:b/>
+          <w:sz w:val="22"/>
+        </w:rPr>
+        <w:t>maxMipLevel</w:t>
+      </w:r>
+      <w:proofErr w:type="spellEnd"/>
+      <w:r>
+        <w:rPr>
+          <w:b/>
+          <w:sz w:val="22"/>
+        </w:rPr>
+        <w:t xml:space="preserve"> = </w:t>
+      </w:r>
+      <w:proofErr w:type="gramStart"/>
+      <w:r>
+        <w:rPr>
+          <w:b/>
+          <w:sz w:val="22"/>
+        </w:rPr>
+        <w:t>5.0;</w:t>
+      </w:r>
+      <w:proofErr w:type="gramEnd"/>
+    </w:p>
+    <w:p>
+      <w:pPr>
+        <w:jc w:val="left"/>
+        <w:rPr>
+          <w:b/>
+          <w:sz w:val="22"/>
+        </w:rPr>
+      </w:pPr>
+      <w:r>
+        <w:rPr>
+          <w:b/>
+          <w:sz w:val="22"/>
+        </w:rPr>
+        <w:t xml:space="preserve">    float </w:t>
+      </w:r>
+      <w:proofErr w:type="spellStart"/>
+      <w:r>
+        <w:rPr>
+          <w:b/>
+          <w:sz w:val="22"/>
+        </w:rPr>
+        <w:t>lod</w:t>
+      </w:r>
+      <w:proofErr w:type="spellEnd"/>
+      <w:r>
+        <w:rPr>
+          <w:b/>
+          <w:sz w:val="22"/>
+        </w:rPr>
+        <w:t xml:space="preserve"> = roughness * </w:t>
+      </w:r>
+      <w:proofErr w:type="spellStart"/>
+      <w:proofErr w:type="gramStart"/>
+      <w:r>
+        <w:rPr>
+          <w:b/>
+          <w:sz w:val="22"/>
+        </w:rPr>
+        <w:t>maxMipLevel</w:t>
+      </w:r>
+      <w:proofErr w:type="spellEnd"/>
+      <w:r>
+        <w:rPr>
+          <w:b/>
+          <w:sz w:val="22"/>
+        </w:rPr>
+        <w:t>;</w:t>
+      </w:r>
+      <w:proofErr w:type="gramEnd"/>
+    </w:p>
+    <w:p>
+      <w:pPr>
+        <w:jc w:val="left"/>
+        <w:rPr>
+          <w:b/>
+          <w:sz w:val="22"/>
+        </w:rPr>
+      </w:pPr>
+    </w:p>
+    <w:p>
+      <w:pPr>
+        <w:jc w:val="left"/>
+        <w:rPr>
+          <w:b/>
+          <w:sz w:val="22"/>
+        </w:rPr>
+      </w:pPr>
+      <w:r>
+        <w:rPr>
+          <w:b/>
+          <w:sz w:val="22"/>
+        </w:rPr>
+        <w:t xml:space="preserve">        </w:t>
+      </w:r>
+      <w:proofErr w:type="gramStart"/>
+      <w:r>
+        <w:rPr>
+          <w:b/>
+          <w:sz w:val="22"/>
+        </w:rPr>
+        <w:t>// 4</w:t>
+      </w:r>
+      <w:proofErr w:type="gramEnd"/>
+      <w:r>
+        <w:rPr>
+          <w:b/>
+          <w:sz w:val="22"/>
+        </w:rPr>
+        <w:t>. Prefiltered Map 샘플링</w:t>
+      </w:r>
+    </w:p>
+    <w:p>
+      <w:pPr>
+        <w:jc w:val="left"/>
+        <w:rPr>
+          <w:b/>
+          <w:sz w:val="22"/>
+        </w:rPr>
+      </w:pPr>
+      <w:r>
+        <w:rPr>
+          <w:b/>
+          <w:sz w:val="22"/>
+        </w:rPr>
+        <w:t xml:space="preserve">    float3 </w:t>
+      </w:r>
+      <w:proofErr w:type="spellStart"/>
+      <w:r>
+        <w:rPr>
+          <w:b/>
+          <w:sz w:val="22"/>
+        </w:rPr>
+        <w:t>prefilteredColor</w:t>
+      </w:r>
+      <w:proofErr w:type="spellEnd"/>
+      <w:r>
+        <w:rPr>
+          <w:b/>
+          <w:sz w:val="22"/>
+        </w:rPr>
+        <w:t xml:space="preserve"> = </w:t>
+      </w:r>
+      <w:proofErr w:type="spellStart"/>
+      <w:r>
+        <w:rPr>
+          <w:b/>
+          <w:sz w:val="22"/>
+        </w:rPr>
+        <w:t>g_PrefilteredMap.SampleLevel</w:t>
+      </w:r>
+      <w:proofErr w:type="spellEnd"/>
+      <w:r>
+        <w:rPr>
+          <w:b/>
+          <w:sz w:val="22"/>
+        </w:rPr>
+        <w:t>(</w:t>
+      </w:r>
+      <w:proofErr w:type="spellStart"/>
+      <w:r>
+        <w:rPr>
+          <w:b/>
+          <w:sz w:val="22"/>
+        </w:rPr>
+        <w:t>g_samLinear</w:t>
+      </w:r>
+      <w:proofErr w:type="spellEnd"/>
+      <w:r>
+        <w:rPr>
+          <w:b/>
+          <w:sz w:val="22"/>
+        </w:rPr>
+        <w:t xml:space="preserve">, R, </w:t>
+      </w:r>
+      <w:proofErr w:type="spellStart"/>
+      <w:r>
+        <w:rPr>
+          <w:b/>
+          <w:sz w:val="22"/>
+        </w:rPr>
+        <w:t>lod</w:t>
+      </w:r>
+      <w:proofErr w:type="spellEnd"/>
+      <w:proofErr w:type="gramStart"/>
+      <w:r>
+        <w:rPr>
+          <w:b/>
+          <w:sz w:val="22"/>
+        </w:rPr>
+        <w:t>).</w:t>
+      </w:r>
+      <w:proofErr w:type="spellStart"/>
+      <w:r>
+        <w:rPr>
+          <w:b/>
+          <w:sz w:val="22"/>
+        </w:rPr>
+        <w:t>rgb</w:t>
+      </w:r>
+      <w:proofErr w:type="spellEnd"/>
+      <w:proofErr w:type="gramEnd"/>
+      <w:r>
+        <w:rPr>
+          <w:b/>
+          <w:sz w:val="22"/>
+        </w:rPr>
+        <w:t>;</w:t>
+      </w:r>
+    </w:p>
+    <w:p>
+      <w:pPr>
+        <w:jc w:val="left"/>
+        <w:rPr>
+          <w:b/>
+          <w:sz w:val="22"/>
+        </w:rPr>
+      </w:pPr>
+    </w:p>
+    <w:p>
+      <w:pPr>
+        <w:jc w:val="left"/>
+        <w:rPr>
+          <w:b/>
+          <w:sz w:val="22"/>
+        </w:rPr>
+      </w:pPr>
+      <w:r>
+        <w:rPr>
+          <w:b/>
+          <w:sz w:val="22"/>
+        </w:rPr>
+        <w:t xml:space="preserve">        </w:t>
+      </w:r>
+      <w:proofErr w:type="gramStart"/>
+      <w:r>
+        <w:rPr>
+          <w:b/>
+          <w:sz w:val="22"/>
+        </w:rPr>
+        <w:t>// HDR</w:t>
+      </w:r>
+      <w:proofErr w:type="gramEnd"/>
+      <w:r>
+        <w:rPr>
+          <w:b/>
+          <w:sz w:val="22"/>
+        </w:rPr>
+        <w:t xml:space="preserve"> 텍스처 스케일링 (값이 너무 큰 경우)</w:t>
+      </w:r>
+    </w:p>
+    <w:p>
+      <w:pPr>
+        <w:jc w:val="left"/>
+        <w:rPr>
+          <w:b/>
+          <w:sz w:val="22"/>
+        </w:rPr>
+      </w:pPr>
+      <w:r>
+        <w:rPr>
+          <w:b/>
+          <w:sz w:val="22"/>
+        </w:rPr>
+        <w:t xml:space="preserve">    </w:t>
+      </w:r>
+      <w:proofErr w:type="spellStart"/>
+      <w:r>
+        <w:rPr>
+          <w:b/>
+          <w:sz w:val="22"/>
+        </w:rPr>
+        <w:t>prefilteredColor</w:t>
+      </w:r>
+      <w:proofErr w:type="spellEnd"/>
+      <w:r>
+        <w:rPr>
+          <w:b/>
+          <w:sz w:val="22"/>
+        </w:rPr>
+        <w:t xml:space="preserve"> *= 0.1</w:t>
+      </w:r>
+      <w:proofErr w:type="gramStart"/>
+      <w:r>
+        <w:rPr>
+          <w:b/>
+          <w:sz w:val="22"/>
+        </w:rPr>
+        <w:t>; /</w:t>
+      </w:r>
+      <w:proofErr w:type="gramEnd"/>
+      <w:r>
+        <w:rPr>
+          <w:b/>
+          <w:sz w:val="22"/>
+        </w:rPr>
+        <w:t>/ ← 이 줄 추가!</w:t>
+      </w:r>
+    </w:p>
+    <w:p>
+      <w:pPr>
+        <w:jc w:val="left"/>
+        <w:rPr>
+          <w:b/>
+          <w:sz w:val="22"/>
+        </w:rPr>
+      </w:pPr>
+    </w:p>
+    <w:p>
+      <w:pPr>
+        <w:jc w:val="left"/>
+        <w:rPr>
+          <w:b/>
+          <w:sz w:val="22"/>
+        </w:rPr>
+      </w:pPr>
+      <w:r>
+        <w:rPr>
+          <w:b/>
+          <w:sz w:val="22"/>
+        </w:rPr>
+        <w:t xml:space="preserve">        </w:t>
+      </w:r>
+      <w:proofErr w:type="gramStart"/>
+      <w:r>
+        <w:rPr>
+          <w:b/>
+          <w:sz w:val="22"/>
+        </w:rPr>
+        <w:t>// 5</w:t>
+      </w:r>
+      <w:proofErr w:type="gramEnd"/>
+      <w:r>
+        <w:rPr>
+          <w:b/>
+          <w:sz w:val="22"/>
+        </w:rPr>
+        <w:t>. BRDF LUT 샘플링</w:t>
+      </w:r>
+    </w:p>
+    <w:p>
+      <w:pPr>
+        <w:jc w:val="left"/>
+        <w:rPr>
+          <w:b/>
+          <w:sz w:val="22"/>
+        </w:rPr>
+      </w:pPr>
+      <w:r>
+        <w:rPr>
+          <w:b/>
+          <w:sz w:val="22"/>
+        </w:rPr>
+        <w:t xml:space="preserve">    float2 </w:t>
+      </w:r>
+      <w:proofErr w:type="spellStart"/>
+      <w:r>
+        <w:rPr>
+          <w:b/>
+          <w:sz w:val="22"/>
+        </w:rPr>
+        <w:t>brdf</w:t>
+      </w:r>
+      <w:proofErr w:type="spellEnd"/>
+      <w:r>
+        <w:rPr>
+          <w:b/>
+          <w:sz w:val="22"/>
+        </w:rPr>
+        <w:t xml:space="preserve"> = </w:t>
+      </w:r>
+      <w:proofErr w:type="spellStart"/>
+      <w:r>
+        <w:rPr>
+          <w:b/>
+          <w:sz w:val="22"/>
+        </w:rPr>
+        <w:t>g_BrdfLut.Sample</w:t>
+      </w:r>
+      <w:proofErr w:type="spellEnd"/>
+      <w:r>
+        <w:rPr>
+          <w:b/>
+          <w:sz w:val="22"/>
+        </w:rPr>
+        <w:t>(</w:t>
+      </w:r>
+      <w:proofErr w:type="spellStart"/>
+      <w:r>
+        <w:rPr>
+          <w:b/>
+          <w:sz w:val="22"/>
+        </w:rPr>
+        <w:t>g_samLinear</w:t>
+      </w:r>
+      <w:proofErr w:type="spellEnd"/>
+      <w:r>
+        <w:rPr>
+          <w:b/>
+          <w:sz w:val="22"/>
+        </w:rPr>
+        <w:t>, float2(</w:t>
+      </w:r>
+      <w:proofErr w:type="spellStart"/>
+      <w:r>
+        <w:rPr>
+          <w:b/>
+          <w:sz w:val="22"/>
+        </w:rPr>
+        <w:t>NdotV</w:t>
+      </w:r>
+      <w:proofErr w:type="spellEnd"/>
+      <w:r>
+        <w:rPr>
+          <w:b/>
+          <w:sz w:val="22"/>
+        </w:rPr>
+        <w:t>, roughness)</w:t>
+      </w:r>
+      <w:proofErr w:type="gramStart"/>
+      <w:r>
+        <w:rPr>
+          <w:b/>
+          <w:sz w:val="22"/>
+        </w:rPr>
+        <w:t>).</w:t>
+      </w:r>
+      <w:proofErr w:type="spellStart"/>
+      <w:r>
+        <w:rPr>
+          <w:b/>
+          <w:sz w:val="22"/>
+        </w:rPr>
+        <w:t>rg</w:t>
+      </w:r>
+      <w:proofErr w:type="spellEnd"/>
+      <w:proofErr w:type="gramEnd"/>
+      <w:r>
+        <w:rPr>
+          <w:b/>
+          <w:sz w:val="22"/>
+        </w:rPr>
+        <w:t>;</w:t>
+      </w:r>
+    </w:p>
+    <w:p>
+      <w:pPr>
+        <w:jc w:val="left"/>
+        <w:rPr>
+          <w:b/>
+          <w:sz w:val="22"/>
+        </w:rPr>
+      </w:pPr>
+    </w:p>
+    <w:p>
+      <w:pPr>
+        <w:jc w:val="left"/>
+        <w:rPr>
+          <w:b/>
+          <w:sz w:val="22"/>
+        </w:rPr>
+      </w:pPr>
+      <w:r>
+        <w:rPr>
+          <w:b/>
+          <w:sz w:val="22"/>
+        </w:rPr>
+        <w:t xml:space="preserve">        </w:t>
+      </w:r>
+      <w:proofErr w:type="gramStart"/>
+      <w:r>
+        <w:rPr>
+          <w:b/>
+          <w:sz w:val="22"/>
+        </w:rPr>
+        <w:t>// 6</w:t>
+      </w:r>
+      <w:proofErr w:type="gramEnd"/>
+      <w:r>
+        <w:rPr>
+          <w:b/>
+          <w:sz w:val="22"/>
+        </w:rPr>
+        <w:t>. F0 계산</w:t>
+      </w:r>
+    </w:p>
+    <w:p>
+      <w:pPr>
+        <w:jc w:val="left"/>
+        <w:rPr>
+          <w:b/>
+          <w:sz w:val="22"/>
+        </w:rPr>
+      </w:pPr>
+      <w:r>
+        <w:rPr>
+          <w:b/>
+          <w:sz w:val="22"/>
+        </w:rPr>
+        <w:t xml:space="preserve">    float3 F0 = </w:t>
+      </w:r>
+      <w:proofErr w:type="gramStart"/>
+      <w:r>
+        <w:rPr>
+          <w:b/>
+          <w:sz w:val="22"/>
+        </w:rPr>
+        <w:t>lerp(</w:t>
+      </w:r>
+      <w:proofErr w:type="gramEnd"/>
+      <w:r>
+        <w:rPr>
+          <w:b/>
+          <w:sz w:val="22"/>
+        </w:rPr>
+        <w:t>float3(0.04, 0.04, 0.04), albedo, metallic</w:t>
+      </w:r>
+      <w:proofErr w:type="gramStart"/>
+      <w:r>
+        <w:rPr>
+          <w:b/>
+          <w:sz w:val="22"/>
+        </w:rPr>
+        <w:t>);</w:t>
+      </w:r>
+      <w:proofErr w:type="gramEnd"/>
+    </w:p>
+    <w:p>
+      <w:pPr>
+        <w:jc w:val="left"/>
+        <w:rPr>
+          <w:b/>
+          <w:sz w:val="22"/>
+        </w:rPr>
+      </w:pPr>
+    </w:p>
+    <w:p>
+      <w:pPr>
+        <w:jc w:val="left"/>
+        <w:rPr>
+          <w:b/>
+          <w:sz w:val="22"/>
+        </w:rPr>
+      </w:pPr>
+      <w:r>
+        <w:rPr>
+          <w:b/>
+          <w:sz w:val="22"/>
+        </w:rPr>
+        <w:lastRenderedPageBreak/>
+        <w:t xml:space="preserve">        </w:t>
+      </w:r>
+      <w:proofErr w:type="gramStart"/>
+      <w:r>
+        <w:rPr>
+          <w:b/>
+          <w:sz w:val="22"/>
+        </w:rPr>
+        <w:t>// 7</w:t>
+      </w:r>
+      <w:proofErr w:type="gramEnd"/>
+      <w:r>
+        <w:rPr>
+          <w:b/>
+          <w:sz w:val="22"/>
+        </w:rPr>
+        <w:t>. Split-Sum Approximation 최종 계산</w:t>
+      </w:r>
+    </w:p>
+    <w:p>
+      <w:pPr>
+        <w:jc w:val="left"/>
+        <w:rPr>
+          <w:b/>
+          <w:sz w:val="22"/>
+        </w:rPr>
+      </w:pPr>
+      <w:r>
+        <w:rPr>
+          <w:b/>
+          <w:sz w:val="22"/>
+        </w:rPr>
+        <w:t xml:space="preserve">    return </w:t>
+      </w:r>
+      <w:proofErr w:type="spellStart"/>
+      <w:r>
+        <w:rPr>
+          <w:b/>
+          <w:sz w:val="22"/>
+        </w:rPr>
+        <w:t>prefilteredColor</w:t>
+      </w:r>
+      <w:proofErr w:type="spellEnd"/>
+      <w:r>
+        <w:rPr>
+          <w:b/>
+          <w:sz w:val="22"/>
+        </w:rPr>
+        <w:t xml:space="preserve"> * (F0 * </w:t>
+      </w:r>
+      <w:proofErr w:type="spellStart"/>
+      <w:r>
+        <w:rPr>
+          <w:b/>
+          <w:sz w:val="22"/>
+        </w:rPr>
+        <w:t>brdf.x</w:t>
+      </w:r>
+      <w:proofErr w:type="spellEnd"/>
+      <w:r>
+        <w:rPr>
+          <w:b/>
+          <w:sz w:val="22"/>
+        </w:rPr>
+        <w:t xml:space="preserve"> + </w:t>
+      </w:r>
+      <w:proofErr w:type="spellStart"/>
+      <w:proofErr w:type="gramStart"/>
+      <w:r>
+        <w:rPr>
+          <w:b/>
+          <w:sz w:val="22"/>
+        </w:rPr>
+        <w:t>brdf.y</w:t>
+      </w:r>
+      <w:proofErr w:type="spellEnd"/>
+      <w:r>
+        <w:rPr>
+          <w:b/>
+          <w:sz w:val="22"/>
+        </w:rPr>
+        <w:t>);</w:t>
+      </w:r>
+      <w:proofErr w:type="gramEnd"/>
+    </w:p>
+    <w:p>
+      <w:pPr>
+        <w:jc w:val="left"/>
+        <w:rPr>
+          <w:b/>
+          <w:sz w:val="22"/>
+        </w:rPr>
+      </w:pPr>
+      <w:r>
+        <w:rPr>
+          <w:b/>
+          <w:sz w:val="22"/>
+        </w:rPr>
+        <w:t>}</w:t>
+      </w:r>
+    </w:p>
+    <w:p>
+      <w:pPr>
+        <w:jc w:val="left"/>
+        <w:rPr>
+          <w:b/>
+          <w:sz w:val="22"/>
+        </w:rPr>
+      </w:pPr>
+    </w:p>
+    <w:p>
+      <w:pPr>
+        <w:jc w:val="left"/>
+        <w:rPr>
+          <w:b/>
+          <w:sz w:val="22"/>
+        </w:rPr>
+      </w:pPr>
+      <w:r>
+        <w:rPr>
+          <w:b/>
+          <w:sz w:val="22"/>
+        </w:rPr>
+        <w:t xml:space="preserve">    </w:t>
+      </w:r>
+      <w:proofErr w:type="gramStart"/>
+      <w:r>
+        <w:rPr>
+          <w:b/>
+          <w:sz w:val="22"/>
+        </w:rPr>
+        <w:t>// IBL</w:t>
+      </w:r>
+      <w:proofErr w:type="gramEnd"/>
+      <w:r>
+        <w:rPr>
+          <w:b/>
+          <w:sz w:val="22"/>
+        </w:rPr>
+        <w:t xml:space="preserve"> 통합 함수</w:t>
+      </w:r>
+    </w:p>
+    <w:p>
+      <w:pPr>
+        <w:jc w:val="left"/>
+        <w:rPr>
+          <w:b/>
+          <w:sz w:val="22"/>
+        </w:rPr>
+      </w:pPr>
+      <w:r>
+        <w:rPr>
+          <w:b/>
+          <w:sz w:val="22"/>
+        </w:rPr>
+        <w:t xml:space="preserve">float3 </w:t>
+      </w:r>
+      <w:proofErr w:type="spellStart"/>
+      <w:proofErr w:type="gramStart"/>
+      <w:r>
+        <w:rPr>
+          <w:b/>
+          <w:sz w:val="22"/>
+        </w:rPr>
+        <w:t>CalculateIBL</w:t>
+      </w:r>
+      <w:proofErr w:type="spellEnd"/>
+      <w:r>
+        <w:rPr>
+          <w:b/>
+          <w:sz w:val="22"/>
+        </w:rPr>
+        <w:t>(</w:t>
+      </w:r>
+      <w:proofErr w:type="gramEnd"/>
+      <w:r>
+        <w:rPr>
+          <w:b/>
+          <w:sz w:val="22"/>
+        </w:rPr>
+        <w:t xml:space="preserve">float3 N, float3 V, float3 albedo, float metallic, float roughness, float </w:t>
+      </w:r>
+      <w:proofErr w:type="spellStart"/>
+      <w:r>
+        <w:rPr>
+          <w:b/>
+          <w:sz w:val="22"/>
+        </w:rPr>
+        <w:t>ao</w:t>
+      </w:r>
+      <w:proofErr w:type="spellEnd"/>
+      <w:r>
+        <w:rPr>
+          <w:b/>
+          <w:sz w:val="22"/>
+        </w:rPr>
+        <w:t>)</w:t>
+      </w:r>
+    </w:p>
+    <w:p>
+      <w:pPr>
+        <w:jc w:val="left"/>
+        <w:rPr>
+          <w:b/>
+          <w:sz w:val="22"/>
+        </w:rPr>
+      </w:pPr>
+      <w:r>
+        <w:rPr>
+          <w:b/>
+          <w:sz w:val="22"/>
+        </w:rPr>
+        <w:t>{</w:t>
+      </w:r>
+    </w:p>
+    <w:p>
+      <w:pPr>
+        <w:jc w:val="left"/>
+        <w:rPr>
+          <w:b/>
+          <w:sz w:val="22"/>
+        </w:rPr>
+      </w:pPr>
+      <w:r>
+        <w:rPr>
+          <w:b/>
+          <w:sz w:val="22"/>
+        </w:rPr>
+        <w:t xml:space="preserve">        </w:t>
+      </w:r>
+      <w:proofErr w:type="gramStart"/>
+      <w:r>
+        <w:rPr>
+          <w:b/>
+          <w:sz w:val="22"/>
+        </w:rPr>
+        <w:t>// 1</w:t>
+      </w:r>
+      <w:proofErr w:type="gramEnd"/>
+      <w:r>
+        <w:rPr>
+          <w:b/>
+          <w:sz w:val="22"/>
+        </w:rPr>
+        <w:t>. Diffuse IBL 계산</w:t>
+      </w:r>
+    </w:p>
+    <w:p>
+      <w:pPr>
+        <w:jc w:val="left"/>
+        <w:rPr>
+          <w:b/>
+          <w:sz w:val="22"/>
+        </w:rPr>
+      </w:pPr>
+      <w:r>
+        <w:rPr>
+          <w:b/>
+          <w:sz w:val="22"/>
+        </w:rPr>
+        <w:t xml:space="preserve">    float3 diffuse = </w:t>
+      </w:r>
+      <w:proofErr w:type="spellStart"/>
+      <w:proofErr w:type="gramStart"/>
+      <w:r>
+        <w:rPr>
+          <w:b/>
+          <w:sz w:val="22"/>
+        </w:rPr>
+        <w:t>CalculateDiffuseIBL</w:t>
+      </w:r>
+      <w:proofErr w:type="spellEnd"/>
+      <w:r>
+        <w:rPr>
+          <w:b/>
+          <w:sz w:val="22"/>
+        </w:rPr>
+        <w:t>(</w:t>
+      </w:r>
+      <w:proofErr w:type="gramEnd"/>
+      <w:r>
+        <w:rPr>
+          <w:b/>
+          <w:sz w:val="22"/>
+        </w:rPr>
+        <w:t>N, albedo, metallic</w:t>
+      </w:r>
+      <w:proofErr w:type="gramStart"/>
+      <w:r>
+        <w:rPr>
+          <w:b/>
+          <w:sz w:val="22"/>
+        </w:rPr>
+        <w:t>);</w:t>
+      </w:r>
+      <w:proofErr w:type="gramEnd"/>
+    </w:p>
+    <w:p>
+      <w:pPr>
+        <w:jc w:val="left"/>
+        <w:rPr>
+          <w:b/>
+          <w:sz w:val="22"/>
+        </w:rPr>
+      </w:pPr>
+    </w:p>
+    <w:p>
+      <w:pPr>
+        <w:jc w:val="left"/>
+        <w:rPr>
+          <w:b/>
+          <w:sz w:val="22"/>
+        </w:rPr>
+      </w:pPr>
+      <w:r>
+        <w:rPr>
+          <w:b/>
+          <w:sz w:val="22"/>
+        </w:rPr>
+        <w:t xml:space="preserve">        </w:t>
+      </w:r>
+      <w:proofErr w:type="gramStart"/>
+      <w:r>
+        <w:rPr>
+          <w:b/>
+          <w:sz w:val="22"/>
+        </w:rPr>
+        <w:t>// 2</w:t>
+      </w:r>
+      <w:proofErr w:type="gramEnd"/>
+      <w:r>
+        <w:rPr>
+          <w:b/>
+          <w:sz w:val="22"/>
+        </w:rPr>
+        <w:t>. Specular IBL 계산</w:t>
+      </w:r>
+    </w:p>
+    <w:p>
+      <w:pPr>
+        <w:jc w:val="left"/>
+        <w:rPr>
+          <w:b/>
+          <w:sz w:val="22"/>
+        </w:rPr>
+      </w:pPr>
+      <w:r>
+        <w:rPr>
+          <w:b/>
+          <w:sz w:val="22"/>
+        </w:rPr>
+        <w:t xml:space="preserve">    float3 specular = </w:t>
+      </w:r>
+      <w:proofErr w:type="spellStart"/>
+      <w:proofErr w:type="gramStart"/>
+      <w:r>
+        <w:rPr>
+          <w:b/>
+          <w:sz w:val="22"/>
+        </w:rPr>
+        <w:t>CalculateSpecularIBL</w:t>
+      </w:r>
+      <w:proofErr w:type="spellEnd"/>
+      <w:r>
+        <w:rPr>
+          <w:b/>
+          <w:sz w:val="22"/>
+        </w:rPr>
+        <w:t>(</w:t>
+      </w:r>
+      <w:proofErr w:type="gramEnd"/>
+      <w:r>
+        <w:rPr>
+          <w:b/>
+          <w:sz w:val="22"/>
+        </w:rPr>
+        <w:t>N, V, albedo, metallic, roughness</w:t>
+      </w:r>
+      <w:proofErr w:type="gramStart"/>
+      <w:r>
+        <w:rPr>
+          <w:b/>
+          <w:sz w:val="22"/>
+        </w:rPr>
+        <w:t>);</w:t>
+      </w:r>
+      <w:proofErr w:type="gramEnd"/>
+    </w:p>
+    <w:p>
+      <w:pPr>
+        <w:jc w:val="left"/>
+        <w:rPr>
+          <w:b/>
+          <w:sz w:val="22"/>
+        </w:rPr>
+      </w:pPr>
+    </w:p>
+    <w:p>
+      <w:pPr>
+        <w:jc w:val="left"/>
+        <w:rPr>
+          <w:b/>
+          <w:sz w:val="22"/>
+        </w:rPr>
+      </w:pPr>
+      <w:r>
+        <w:rPr>
+          <w:b/>
+          <w:sz w:val="22"/>
+        </w:rPr>
+        <w:t xml:space="preserve">        </w:t>
+      </w:r>
+      <w:proofErr w:type="gramStart"/>
+      <w:r>
+        <w:rPr>
+          <w:b/>
+          <w:sz w:val="22"/>
+        </w:rPr>
+        <w:t>// 3</w:t>
+      </w:r>
+      <w:proofErr w:type="gramEnd"/>
+      <w:r>
+        <w:rPr>
+          <w:b/>
+          <w:sz w:val="22"/>
+        </w:rPr>
+        <w:t>. Diffuse + Specular 합산 후 AO 적용</w:t>
+      </w:r>
+    </w:p>
+    <w:p>
+      <w:pPr>
+        <w:jc w:val="left"/>
+        <w:rPr>
+          <w:b/>
+          <w:sz w:val="22"/>
+        </w:rPr>
+      </w:pPr>
+      <w:r>
+        <w:rPr>
+          <w:b/>
+          <w:sz w:val="22"/>
+        </w:rPr>
+        <w:t xml:space="preserve">    return (diffuse + specular) * </w:t>
+      </w:r>
+      <w:proofErr w:type="spellStart"/>
+      <w:proofErr w:type="gramStart"/>
+      <w:r>
+        <w:rPr>
+          <w:b/>
+          <w:sz w:val="22"/>
+        </w:rPr>
+        <w:t>ao</w:t>
+      </w:r>
+      <w:proofErr w:type="spellEnd"/>
+      <w:r>
+        <w:rPr>
+          <w:b/>
+          <w:sz w:val="22"/>
+        </w:rPr>
+        <w:t>;</w:t>
+      </w:r>
+      <w:proofErr w:type="gramEnd"/>
+      <w:r>
+        <w:rPr>
+          <w:b/>
+          <w:sz w:val="22"/>
+        </w:rPr>
+        <w:t xml:space="preserve"> </w:t>
+      </w:r>
+    </w:p>
+    <w:p>
+      <w:pPr>
+        <w:jc w:val="left"/>
+        <w:rPr>
+          <w:b/>
+          <w:sz w:val="22"/>
+        </w:rPr>
+      </w:pPr>
+      <w:r>
+        <w:rPr>
+          <w:b/>
+          <w:sz w:val="22"/>
+        </w:rPr>
+        <w:t>}</w:t>
+      </w:r>
+    </w:p>
+    <w:p>
+      <w:pPr>
+        <w:jc w:val="left"/>
+        <w:rPr>
+          <w:b/>
+          <w:sz w:val="22"/>
+        </w:rPr>
+      </w:pPr>
+    </w:p>
+    <w:p>
+      <w:pPr>
+        <w:jc w:val="left"/>
+        <w:rPr>
+          <w:b/>
+          <w:sz w:val="22"/>
+        </w:rPr>
+      </w:pPr>
+      <w:r>
+        <w:rPr>
+          <w:rFonts w:hint="eastAsia"/>
+          <w:b/>
+          <w:sz w:val="22"/>
+        </w:rPr>
+        <w:t xml:space="preserve">해당 </w:t>
+      </w:r>
+      <w:proofErr w:type="spellStart"/>
+      <w:r>
+        <w:rPr>
+          <w:rFonts w:hint="eastAsia"/>
+          <w:b/>
+          <w:sz w:val="22"/>
+        </w:rPr>
+        <w:t>hlsl</w:t>
+      </w:r>
+      <w:proofErr w:type="spellEnd"/>
+      <w:r>
+        <w:rPr>
+          <w:rFonts w:hint="eastAsia"/>
+          <w:b/>
+          <w:sz w:val="22"/>
+        </w:rPr>
+        <w:t xml:space="preserve"> 파일을 lighting에서 사용하여 IBL을 적용하였습니다.</w:t>
+      </w:r>
+    </w:p>
+    <w:p>
+      <w:pPr>
+        <w:jc w:val="left"/>
+        <w:rPr>
+          <w:rFonts w:hint="eastAsia"/>
+          <w:b/>
+          <w:sz w:val="22"/>
+        </w:rPr>
+      </w:pPr>
+      <w:r>
+        <w:rPr>
+          <w:rFonts w:hint="eastAsia"/>
+          <w:b/>
+          <w:sz w:val="22"/>
+        </w:rPr>
+        <w:t xml:space="preserve">다만, 지금 금속 형태의 </w:t>
+      </w:r>
+      <w:proofErr w:type="spellStart"/>
+      <w:r>
+        <w:rPr>
+          <w:rFonts w:hint="eastAsia"/>
+          <w:b/>
+          <w:sz w:val="22"/>
+        </w:rPr>
+        <w:t>메쉬가</w:t>
+      </w:r>
+      <w:proofErr w:type="spellEnd"/>
+      <w:r>
+        <w:rPr>
+          <w:rFonts w:hint="eastAsia"/>
+          <w:b/>
+          <w:sz w:val="22"/>
+        </w:rPr>
+        <w:t xml:space="preserve"> 들어왔을 때</w:t>
+      </w:r>
+    </w:p>
+    <w:p>
+      <w:pPr>
+        <w:jc w:val="left"/>
+        <w:rPr>
+          <w:b/>
+          <w:sz w:val="22"/>
+        </w:rPr>
+      </w:pPr>
+      <w:r>
+        <w:rPr>
+          <w:b/>
+          <w:sz w:val="22"/>
+        </w:rPr>
+        <w:t>metallic = 1.0</w:t>
+      </w:r>
+      <w:proofErr w:type="gramStart"/>
+      <w:r>
+        <w:rPr>
+          <w:b/>
+          <w:sz w:val="22"/>
+        </w:rPr>
+        <w:t>; /</w:t>
+      </w:r>
+      <w:proofErr w:type="gramEnd"/>
+      <w:r>
+        <w:rPr>
+          <w:b/>
+          <w:sz w:val="22"/>
+        </w:rPr>
+        <w:t>/ 완전 금속</w:t>
+      </w:r>
+    </w:p>
+    <w:p>
+      <w:pPr>
+        <w:jc w:val="left"/>
+        <w:rPr>
+          <w:b/>
+          <w:sz w:val="22"/>
+        </w:rPr>
+      </w:pPr>
+      <w:r>
+        <w:rPr>
+          <w:b/>
+          <w:sz w:val="22"/>
+        </w:rPr>
+        <w:t>roughness = 0.0</w:t>
+      </w:r>
+      <w:proofErr w:type="gramStart"/>
+      <w:r>
+        <w:rPr>
+          <w:b/>
+          <w:sz w:val="22"/>
+        </w:rPr>
+        <w:t>; /</w:t>
+      </w:r>
+      <w:proofErr w:type="gramEnd"/>
+      <w:r>
+        <w:rPr>
+          <w:b/>
+          <w:sz w:val="22"/>
+        </w:rPr>
+        <w:t xml:space="preserve">/ 완전 매끄러움 </w:t>
+      </w:r>
+    </w:p>
+    <w:p>
+      <w:pPr>
+        <w:jc w:val="left"/>
+        <w:rPr>
+          <w:b/>
+          <w:sz w:val="22"/>
+        </w:rPr>
+      </w:pPr>
+    </w:p>
+    <w:p>
+      <w:pPr>
+        <w:jc w:val="left"/>
+        <w:rPr>
+          <w:rFonts w:hint="eastAsia"/>
+          <w:b/>
+          <w:sz w:val="22"/>
+        </w:rPr>
+      </w:pPr>
+      <w:r>
+        <w:rPr>
+          <w:rFonts w:hint="eastAsia"/>
+          <w:b/>
+          <w:sz w:val="22"/>
+        </w:rPr>
+        <w:t xml:space="preserve">환경광을 자세하게 </w:t>
+      </w:r>
+      <w:proofErr w:type="spellStart"/>
+      <w:r>
+        <w:rPr>
+          <w:rFonts w:hint="eastAsia"/>
+          <w:b/>
+          <w:sz w:val="22"/>
+        </w:rPr>
+        <w:t>반사해야하는데</w:t>
+      </w:r>
+      <w:proofErr w:type="spellEnd"/>
+      <w:r>
+        <w:rPr>
+          <w:rFonts w:hint="eastAsia"/>
+          <w:b/>
+          <w:sz w:val="22"/>
+        </w:rPr>
+        <w:t xml:space="preserve"> 아예 흰색 느낌으로 </w:t>
+      </w:r>
+      <w:proofErr w:type="spellStart"/>
+      <w:r>
+        <w:rPr>
+          <w:rFonts w:hint="eastAsia"/>
+          <w:b/>
+          <w:sz w:val="22"/>
+        </w:rPr>
+        <w:t>반사중입니다</w:t>
+      </w:r>
+      <w:proofErr w:type="spellEnd"/>
+      <w:r>
+        <w:rPr>
+          <w:rFonts w:hint="eastAsia"/>
+          <w:b/>
+          <w:sz w:val="22"/>
+        </w:rPr>
+        <w:t>. &lt;- 확인 필요</w:t>
+      </w:r>
+    </w:p>
+    <w:p>
+      <w:pPr>
+        <w:jc w:val="left"/>
+        <w:rPr>
+          <w:rFonts w:hint="eastAsia"/>
+          <w:b/>
+          <w:sz w:val="22"/>
+        </w:rPr>
+      </w:pPr>
     </w:p>
     <w:tbl>
       <w:tblPr>
@@ -1941,6 +7794,7 @@
                 <w:b/>
                 <w:sz w:val="22"/>
               </w:rPr>
+              <w:lastRenderedPageBreak/>
               <w:t>문제점 정리</w:t>
             </w:r>
           </w:p>
@@ -1960,6 +7814,7 @@
                 <w:szCs w:val="28"/>
               </w:rPr>
             </w:pPr>
+            <w:proofErr w:type="spellStart"/>
             <w:r>
               <w:rPr>
                 <w:rFonts w:hint="eastAsia"/>
@@ -1968,7 +7823,18 @@
                 <w:sz w:val="24"/>
                 <w:szCs w:val="28"/>
               </w:rPr>
-              <w:t>메쉬 애니메이션 공유 문제</w:t>
+              <w:t>메쉬</w:t>
+            </w:r>
+            <w:proofErr w:type="spellEnd"/>
+            <w:r>
+              <w:rPr>
+                <w:rFonts w:hint="eastAsia"/>
+                <w:b/>
+                <w:bCs/>
+                <w:sz w:val="24"/>
+                <w:szCs w:val="28"/>
+              </w:rPr>
+              <w:t xml:space="preserve"> 애니메이션 공유 문제</w:t>
             </w:r>
           </w:p>
         </w:tc>
@@ -2345,8 +8211,353 @@
       </w:rPr>
     </w:lvl>
   </w:abstractNum>
+  <w:abstractNum w:abstractNumId="1" w15:restartNumberingAfterBreak="0">
+    <w:nsid w:val="1775193A"/>
+    <w:multiLevelType w:val="hybridMultilevel"/>
+    <w:tmpl w:val="5322A474"/>
+    <w:lvl w:ilvl="0" w:tplc="F1B422C6">
+      <w:numFmt w:val="bullet"/>
+      <w:lvlText w:val=""/>
+      <w:lvlJc w:val="left"/>
+      <w:pPr>
+        <w:ind w:left="800" w:hanging="360"/>
+      </w:pPr>
+      <w:rPr>
+        <w:rFonts w:ascii="Wingdings" w:eastAsiaTheme="minorEastAsia" w:hAnsi="Wingdings" w:cstheme="minorEastAsia" w:hint="default"/>
+      </w:rPr>
+    </w:lvl>
+    <w:lvl w:ilvl="1" w:tplc="04090003" w:tentative="1">
+      <w:start w:val="1"/>
+      <w:numFmt w:val="bullet"/>
+      <w:lvlText w:val=""/>
+      <w:lvlJc w:val="left"/>
+      <w:pPr>
+        <w:ind w:left="1320" w:hanging="440"/>
+      </w:pPr>
+      <w:rPr>
+        <w:rFonts w:ascii="Wingdings" w:hAnsi="Wingdings" w:hint="default"/>
+      </w:rPr>
+    </w:lvl>
+    <w:lvl w:ilvl="2" w:tplc="04090005" w:tentative="1">
+      <w:start w:val="1"/>
+      <w:numFmt w:val="bullet"/>
+      <w:lvlText w:val=""/>
+      <w:lvlJc w:val="left"/>
+      <w:pPr>
+        <w:ind w:left="1760" w:hanging="440"/>
+      </w:pPr>
+      <w:rPr>
+        <w:rFonts w:ascii="Wingdings" w:hAnsi="Wingdings" w:hint="default"/>
+      </w:rPr>
+    </w:lvl>
+    <w:lvl w:ilvl="3" w:tplc="04090001" w:tentative="1">
+      <w:start w:val="1"/>
+      <w:numFmt w:val="bullet"/>
+      <w:lvlText w:val=""/>
+      <w:lvlJc w:val="left"/>
+      <w:pPr>
+        <w:ind w:left="2200" w:hanging="440"/>
+      </w:pPr>
+      <w:rPr>
+        <w:rFonts w:ascii="Wingdings" w:hAnsi="Wingdings" w:hint="default"/>
+      </w:rPr>
+    </w:lvl>
+    <w:lvl w:ilvl="4" w:tplc="04090003" w:tentative="1">
+      <w:start w:val="1"/>
+      <w:numFmt w:val="bullet"/>
+      <w:lvlText w:val=""/>
+      <w:lvlJc w:val="left"/>
+      <w:pPr>
+        <w:ind w:left="2640" w:hanging="440"/>
+      </w:pPr>
+      <w:rPr>
+        <w:rFonts w:ascii="Wingdings" w:hAnsi="Wingdings" w:hint="default"/>
+      </w:rPr>
+    </w:lvl>
+    <w:lvl w:ilvl="5" w:tplc="04090005" w:tentative="1">
+      <w:start w:val="1"/>
+      <w:numFmt w:val="bullet"/>
+      <w:lvlText w:val=""/>
+      <w:lvlJc w:val="left"/>
+      <w:pPr>
+        <w:ind w:left="3080" w:hanging="440"/>
+      </w:pPr>
+      <w:rPr>
+        <w:rFonts w:ascii="Wingdings" w:hAnsi="Wingdings" w:hint="default"/>
+      </w:rPr>
+    </w:lvl>
+    <w:lvl w:ilvl="6" w:tplc="04090001" w:tentative="1">
+      <w:start w:val="1"/>
+      <w:numFmt w:val="bullet"/>
+      <w:lvlText w:val=""/>
+      <w:lvlJc w:val="left"/>
+      <w:pPr>
+        <w:ind w:left="3520" w:hanging="440"/>
+      </w:pPr>
+      <w:rPr>
+        <w:rFonts w:ascii="Wingdings" w:hAnsi="Wingdings" w:hint="default"/>
+      </w:rPr>
+    </w:lvl>
+    <w:lvl w:ilvl="7" w:tplc="04090003" w:tentative="1">
+      <w:start w:val="1"/>
+      <w:numFmt w:val="bullet"/>
+      <w:lvlText w:val=""/>
+      <w:lvlJc w:val="left"/>
+      <w:pPr>
+        <w:ind w:left="3960" w:hanging="440"/>
+      </w:pPr>
+      <w:rPr>
+        <w:rFonts w:ascii="Wingdings" w:hAnsi="Wingdings" w:hint="default"/>
+      </w:rPr>
+    </w:lvl>
+    <w:lvl w:ilvl="8" w:tplc="04090005" w:tentative="1">
+      <w:start w:val="1"/>
+      <w:numFmt w:val="bullet"/>
+      <w:lvlText w:val=""/>
+      <w:lvlJc w:val="left"/>
+      <w:pPr>
+        <w:ind w:left="4400" w:hanging="440"/>
+      </w:pPr>
+      <w:rPr>
+        <w:rFonts w:ascii="Wingdings" w:hAnsi="Wingdings" w:hint="default"/>
+      </w:rPr>
+    </w:lvl>
+  </w:abstractNum>
+  <w:abstractNum w:abstractNumId="2" w15:restartNumberingAfterBreak="0">
+    <w:nsid w:val="77C87E54"/>
+    <w:multiLevelType w:val="hybridMultilevel"/>
+    <w:tmpl w:val="AEEADCD4"/>
+    <w:lvl w:ilvl="0" w:tplc="FCD62A50">
+      <w:numFmt w:val="bullet"/>
+      <w:lvlText w:val=""/>
+      <w:lvlJc w:val="left"/>
+      <w:pPr>
+        <w:ind w:left="800" w:hanging="360"/>
+      </w:pPr>
+      <w:rPr>
+        <w:rFonts w:ascii="Wingdings" w:eastAsiaTheme="minorEastAsia" w:hAnsi="Wingdings" w:cstheme="minorEastAsia" w:hint="default"/>
+      </w:rPr>
+    </w:lvl>
+    <w:lvl w:ilvl="1" w:tplc="04090003" w:tentative="1">
+      <w:start w:val="1"/>
+      <w:numFmt w:val="bullet"/>
+      <w:lvlText w:val=""/>
+      <w:lvlJc w:val="left"/>
+      <w:pPr>
+        <w:ind w:left="1320" w:hanging="440"/>
+      </w:pPr>
+      <w:rPr>
+        <w:rFonts w:ascii="Wingdings" w:hAnsi="Wingdings" w:hint="default"/>
+      </w:rPr>
+    </w:lvl>
+    <w:lvl w:ilvl="2" w:tplc="04090005" w:tentative="1">
+      <w:start w:val="1"/>
+      <w:numFmt w:val="bullet"/>
+      <w:lvlText w:val=""/>
+      <w:lvlJc w:val="left"/>
+      <w:pPr>
+        <w:ind w:left="1760" w:hanging="440"/>
+      </w:pPr>
+      <w:rPr>
+        <w:rFonts w:ascii="Wingdings" w:hAnsi="Wingdings" w:hint="default"/>
+      </w:rPr>
+    </w:lvl>
+    <w:lvl w:ilvl="3" w:tplc="04090001" w:tentative="1">
+      <w:start w:val="1"/>
+      <w:numFmt w:val="bullet"/>
+      <w:lvlText w:val=""/>
+      <w:lvlJc w:val="left"/>
+      <w:pPr>
+        <w:ind w:left="2200" w:hanging="440"/>
+      </w:pPr>
+      <w:rPr>
+        <w:rFonts w:ascii="Wingdings" w:hAnsi="Wingdings" w:hint="default"/>
+      </w:rPr>
+    </w:lvl>
+    <w:lvl w:ilvl="4" w:tplc="04090003" w:tentative="1">
+      <w:start w:val="1"/>
+      <w:numFmt w:val="bullet"/>
+      <w:lvlText w:val=""/>
+      <w:lvlJc w:val="left"/>
+      <w:pPr>
+        <w:ind w:left="2640" w:hanging="440"/>
+      </w:pPr>
+      <w:rPr>
+        <w:rFonts w:ascii="Wingdings" w:hAnsi="Wingdings" w:hint="default"/>
+      </w:rPr>
+    </w:lvl>
+    <w:lvl w:ilvl="5" w:tplc="04090005" w:tentative="1">
+      <w:start w:val="1"/>
+      <w:numFmt w:val="bullet"/>
+      <w:lvlText w:val=""/>
+      <w:lvlJc w:val="left"/>
+      <w:pPr>
+        <w:ind w:left="3080" w:hanging="440"/>
+      </w:pPr>
+      <w:rPr>
+        <w:rFonts w:ascii="Wingdings" w:hAnsi="Wingdings" w:hint="default"/>
+      </w:rPr>
+    </w:lvl>
+    <w:lvl w:ilvl="6" w:tplc="04090001" w:tentative="1">
+      <w:start w:val="1"/>
+      <w:numFmt w:val="bullet"/>
+      <w:lvlText w:val=""/>
+      <w:lvlJc w:val="left"/>
+      <w:pPr>
+        <w:ind w:left="3520" w:hanging="440"/>
+      </w:pPr>
+      <w:rPr>
+        <w:rFonts w:ascii="Wingdings" w:hAnsi="Wingdings" w:hint="default"/>
+      </w:rPr>
+    </w:lvl>
+    <w:lvl w:ilvl="7" w:tplc="04090003" w:tentative="1">
+      <w:start w:val="1"/>
+      <w:numFmt w:val="bullet"/>
+      <w:lvlText w:val=""/>
+      <w:lvlJc w:val="left"/>
+      <w:pPr>
+        <w:ind w:left="3960" w:hanging="440"/>
+      </w:pPr>
+      <w:rPr>
+        <w:rFonts w:ascii="Wingdings" w:hAnsi="Wingdings" w:hint="default"/>
+      </w:rPr>
+    </w:lvl>
+    <w:lvl w:ilvl="8" w:tplc="04090005" w:tentative="1">
+      <w:start w:val="1"/>
+      <w:numFmt w:val="bullet"/>
+      <w:lvlText w:val=""/>
+      <w:lvlJc w:val="left"/>
+      <w:pPr>
+        <w:ind w:left="4400" w:hanging="440"/>
+      </w:pPr>
+      <w:rPr>
+        <w:rFonts w:ascii="Wingdings" w:hAnsi="Wingdings" w:hint="default"/>
+      </w:rPr>
+    </w:lvl>
+  </w:abstractNum>
+  <w:abstractNum w:abstractNumId="3" w15:restartNumberingAfterBreak="0">
+    <w:nsid w:val="7C6A468C"/>
+    <w:multiLevelType w:val="hybridMultilevel"/>
+    <w:tmpl w:val="61E2A4E4"/>
+    <w:lvl w:ilvl="0" w:tplc="28106B42">
+      <w:numFmt w:val="bullet"/>
+      <w:lvlText w:val=""/>
+      <w:lvlJc w:val="left"/>
+      <w:pPr>
+        <w:ind w:left="800" w:hanging="360"/>
+      </w:pPr>
+      <w:rPr>
+        <w:rFonts w:ascii="Wingdings" w:eastAsiaTheme="minorEastAsia" w:hAnsi="Wingdings" w:cstheme="minorEastAsia" w:hint="default"/>
+      </w:rPr>
+    </w:lvl>
+    <w:lvl w:ilvl="1" w:tplc="04090003" w:tentative="1">
+      <w:start w:val="1"/>
+      <w:numFmt w:val="bullet"/>
+      <w:lvlText w:val=""/>
+      <w:lvlJc w:val="left"/>
+      <w:pPr>
+        <w:ind w:left="1320" w:hanging="440"/>
+      </w:pPr>
+      <w:rPr>
+        <w:rFonts w:ascii="Wingdings" w:hAnsi="Wingdings" w:hint="default"/>
+      </w:rPr>
+    </w:lvl>
+    <w:lvl w:ilvl="2" w:tplc="04090005" w:tentative="1">
+      <w:start w:val="1"/>
+      <w:numFmt w:val="bullet"/>
+      <w:lvlText w:val=""/>
+      <w:lvlJc w:val="left"/>
+      <w:pPr>
+        <w:ind w:left="1760" w:hanging="440"/>
+      </w:pPr>
+      <w:rPr>
+        <w:rFonts w:ascii="Wingdings" w:hAnsi="Wingdings" w:hint="default"/>
+      </w:rPr>
+    </w:lvl>
+    <w:lvl w:ilvl="3" w:tplc="04090001" w:tentative="1">
+      <w:start w:val="1"/>
+      <w:numFmt w:val="bullet"/>
+      <w:lvlText w:val=""/>
+      <w:lvlJc w:val="left"/>
+      <w:pPr>
+        <w:ind w:left="2200" w:hanging="440"/>
+      </w:pPr>
+      <w:rPr>
+        <w:rFonts w:ascii="Wingdings" w:hAnsi="Wingdings" w:hint="default"/>
+      </w:rPr>
+    </w:lvl>
+    <w:lvl w:ilvl="4" w:tplc="04090003" w:tentative="1">
+      <w:start w:val="1"/>
+      <w:numFmt w:val="bullet"/>
+      <w:lvlText w:val=""/>
+      <w:lvlJc w:val="left"/>
+      <w:pPr>
+        <w:ind w:left="2640" w:hanging="440"/>
+      </w:pPr>
+      <w:rPr>
+        <w:rFonts w:ascii="Wingdings" w:hAnsi="Wingdings" w:hint="default"/>
+      </w:rPr>
+    </w:lvl>
+    <w:lvl w:ilvl="5" w:tplc="04090005" w:tentative="1">
+      <w:start w:val="1"/>
+      <w:numFmt w:val="bullet"/>
+      <w:lvlText w:val=""/>
+      <w:lvlJc w:val="left"/>
+      <w:pPr>
+        <w:ind w:left="3080" w:hanging="440"/>
+      </w:pPr>
+      <w:rPr>
+        <w:rFonts w:ascii="Wingdings" w:hAnsi="Wingdings" w:hint="default"/>
+      </w:rPr>
+    </w:lvl>
+    <w:lvl w:ilvl="6" w:tplc="04090001" w:tentative="1">
+      <w:start w:val="1"/>
+      <w:numFmt w:val="bullet"/>
+      <w:lvlText w:val=""/>
+      <w:lvlJc w:val="left"/>
+      <w:pPr>
+        <w:ind w:left="3520" w:hanging="440"/>
+      </w:pPr>
+      <w:rPr>
+        <w:rFonts w:ascii="Wingdings" w:hAnsi="Wingdings" w:hint="default"/>
+      </w:rPr>
+    </w:lvl>
+    <w:lvl w:ilvl="7" w:tplc="04090003" w:tentative="1">
+      <w:start w:val="1"/>
+      <w:numFmt w:val="bullet"/>
+      <w:lvlText w:val=""/>
+      <w:lvlJc w:val="left"/>
+      <w:pPr>
+        <w:ind w:left="3960" w:hanging="440"/>
+      </w:pPr>
+      <w:rPr>
+        <w:rFonts w:ascii="Wingdings" w:hAnsi="Wingdings" w:hint="default"/>
+      </w:rPr>
+    </w:lvl>
+    <w:lvl w:ilvl="8" w:tplc="04090005" w:tentative="1">
+      <w:start w:val="1"/>
+      <w:numFmt w:val="bullet"/>
+      <w:lvlText w:val=""/>
+      <w:lvlJc w:val="left"/>
+      <w:pPr>
+        <w:ind w:left="4400" w:hanging="440"/>
+      </w:pPr>
+      <w:rPr>
+        <w:rFonts w:ascii="Wingdings" w:hAnsi="Wingdings" w:hint="default"/>
+      </w:rPr>
+    </w:lvl>
+  </w:abstractNum>
   <w:num w:numId="1" w16cid:durableId="34624845">
     <w:abstractNumId w:val="0"/>
+  </w:num>
+  <w:num w:numId="2" w16cid:durableId="225458082">
+    <w:abstractNumId w:val="2"/>
+  </w:num>
+  <w:num w:numId="3" w16cid:durableId="1405106466">
+    <w:abstractNumId w:val="3"/>
+  </w:num>
+  <w:num w:numId="4" w16cid:durableId="867182880">
+    <w:abstractNumId w:val="1"/>
   </w:num>
 </w:numbering>
 </file>
@@ -2655,7 +8866,6 @@
   <w:style w:type="character" w:default="1" w:styleId="a0">
     <w:name w:val="Default Paragraph Font"/>
     <w:uiPriority w:val="1"/>
-    <w:semiHidden/>
     <w:unhideWhenUsed/>
   </w:style>
   <w:style w:type="table" w:default="1" w:styleId="a1">
